--- a/public/template.docx
+++ b/public/template.docx
@@ -161,19 +161,9 @@
             <w:vAlign w:val="center"/>
           </w:tcPr>
           <w:p>
-            <w:pPr>
-              <w:overflowPunct/>
-              <w:autoSpaceDE/>
-              <w:autoSpaceDN/>
-              <w:adjustRightInd/>
-              <w:jc w:val="center"/>
-              <w:textAlignment w:val="auto"/>
-              <w:rPr>
-                <w:rFonts w:asciiTheme="minorHAnsi" w:hAnsiTheme="minorHAnsi" w:cs="Arial"/>
-                <w:b/>
-                <w:bCs/>
-              </w:rPr>
-            </w:pPr>
+            <w:r>
+              <w:t>{siteName}</w:t>
+            </w:r>
           </w:p>
         </w:tc>
         <w:tc>
@@ -220,19 +210,9 @@
             <w:vAlign w:val="center"/>
           </w:tcPr>
           <w:p>
-            <w:pPr>
-              <w:overflowPunct/>
-              <w:autoSpaceDE/>
-              <w:autoSpaceDN/>
-              <w:adjustRightInd/>
-              <w:jc w:val="center"/>
-              <w:textAlignment w:val="auto"/>
-              <w:rPr>
-                <w:rFonts w:asciiTheme="minorHAnsi" w:hAnsiTheme="minorHAnsi" w:cs="Arial"/>
-                <w:b/>
-                <w:bCs/>
-              </w:rPr>
-            </w:pPr>
+            <w:r>
+              <w:t>{systemSize}</w:t>
+            </w:r>
           </w:p>
         </w:tc>
       </w:tr>
@@ -296,19 +276,9 @@
             <w:vAlign w:val="center"/>
           </w:tcPr>
           <w:p>
-            <w:pPr>
-              <w:overflowPunct/>
-              <w:autoSpaceDE/>
-              <w:autoSpaceDN/>
-              <w:adjustRightInd/>
-              <w:jc w:val="center"/>
-              <w:textAlignment w:val="auto"/>
-              <w:rPr>
-                <w:rFonts w:asciiTheme="minorHAnsi" w:hAnsiTheme="minorHAnsi" w:cs="Arial"/>
-                <w:b/>
-                <w:bCs/>
-              </w:rPr>
-            </w:pPr>
+            <w:r>
+              <w:t>{startDate}</w:t>
+            </w:r>
           </w:p>
         </w:tc>
         <w:tc>
@@ -347,19 +317,9 @@
             <w:vAlign w:val="center"/>
           </w:tcPr>
           <w:p>
-            <w:pPr>
-              <w:overflowPunct/>
-              <w:autoSpaceDE/>
-              <w:autoSpaceDN/>
-              <w:adjustRightInd/>
-              <w:jc w:val="center"/>
-              <w:textAlignment w:val="auto"/>
-              <w:rPr>
-                <w:rFonts w:asciiTheme="minorHAnsi" w:hAnsiTheme="minorHAnsi" w:cs="Arial"/>
-                <w:b/>
-                <w:bCs/>
-              </w:rPr>
-            </w:pPr>
+            <w:r>
+              <w:t>{endDate}</w:t>
+            </w:r>
           </w:p>
         </w:tc>
       </w:tr>
@@ -491,19 +451,9 @@
             <w:vAlign w:val="center"/>
           </w:tcPr>
           <w:p>
-            <w:pPr>
-              <w:overflowPunct/>
-              <w:autoSpaceDE/>
-              <w:autoSpaceDN/>
-              <w:adjustRightInd/>
-              <w:jc w:val="center"/>
-              <w:textAlignment w:val="auto"/>
-              <w:rPr>
-                <w:rFonts w:ascii="Calibri" w:hAnsi="Calibri" w:cs="Calibri"/>
-                <w:b/>
-                <w:bCs/>
-              </w:rPr>
-            </w:pPr>
+            <w:r>
+              <w:t>{picName}</w:t>
+            </w:r>
           </w:p>
         </w:tc>
       </w:tr>
@@ -569,15 +519,9 @@
             <w:vAlign w:val="center"/>
           </w:tcPr>
           <w:p>
-            <w:pPr>
-              <w:pStyle w:val="TableParagraph"/>
-              <w:spacing w:line="229" w:lineRule="exact"/>
-              <w:ind w:left="107"/>
-              <w:rPr>
-                <w:sz w:val="20"/>
-                <w:lang w:val="en-MY"/>
-              </w:rPr>
-            </w:pPr>
+            <w:r>
+              <w:t>{address}</w:t>
+            </w:r>
           </w:p>
         </w:tc>
       </w:tr>

--- a/public/template.docx
+++ b/public/template.docx
@@ -20111,296 +20111,184 @@
               </w:rPr>
             </w:pPr>
             <w:r>
-              <w:t>Hospital:</w:t>
-            </w:r>
-            <w:r>
-              <w:rPr>
-                <w:spacing w:val="-7"/>
-              </w:rPr>
-              <w:t xml:space="preserve"> </w:t>
-            </w:r>
-            <w:r>
+              <w:t>Hospital: {hospitalName} (Ph: {hospitalPhone})</w:t>
+            </w:r>
+          </w:p>
+        </w:tc>
+        <w:tc>
+          <w:tcPr>
+            <w:tcW w:w="1965" w:type="dxa"/>
+          </w:tcPr>
+          <w:p>
+            <w:r>
+              <w:rPr>
+                <w:spacing w:val="-2"/>
+              </w:rPr>
+              <w:t>0377181000</w:t>
+            </w:r>
+          </w:p>
+        </w:tc>
+        <w:tc>
+          <w:tcPr>
+            <w:tcW w:w="2236" w:type="dxa"/>
+          </w:tcPr>
+          <w:p>
+            <w:pPr>
+              <w:rPr>
+                <w:rFonts w:asciiTheme="minorHAnsi" w:hAnsiTheme="minorHAnsi"/>
+              </w:rPr>
+            </w:pPr>
+          </w:p>
+        </w:tc>
+      </w:tr>
+      <w:tr>
+        <w:tc>
+          <w:tcPr>
+            <w:tcW w:w="498" w:type="dxa"/>
+          </w:tcPr>
+          <w:p>
+            <w:pPr>
+              <w:rPr>
+                <w:rFonts w:asciiTheme="minorHAnsi" w:hAnsiTheme="minorHAnsi"/>
+              </w:rPr>
+            </w:pPr>
+            <w:r>
+              <w:rPr>
+                <w:rFonts w:asciiTheme="minorHAnsi" w:hAnsiTheme="minorHAnsi"/>
+              </w:rPr>
+              <w:t>2</w:t>
+            </w:r>
+          </w:p>
+        </w:tc>
+        <w:tc>
+          <w:tcPr>
+            <w:tcW w:w="4317" w:type="dxa"/>
+          </w:tcPr>
+          <w:p>
+            <w:pPr>
+              <w:rPr>
+                <w:spacing w:val="-4"/>
+                <w:lang w:val="en-MY"/>
+              </w:rPr>
+            </w:pPr>
+            <w:r>
+              <w:t>Nearest Clinic: {clinicName} (Ph: {clinicPhone})</w:t>
+            </w:r>
+          </w:p>
+        </w:tc>
+        <w:tc>
+          <w:tcPr>
+            <w:tcW w:w="1965" w:type="dxa"/>
+          </w:tcPr>
+          <w:p>
+            <w:r>
+              <w:t>01156568863</w:t>
+            </w:r>
+          </w:p>
+        </w:tc>
+        <w:tc>
+          <w:tcPr>
+            <w:tcW w:w="2236" w:type="dxa"/>
+          </w:tcPr>
+          <w:p>
+            <w:pPr>
+              <w:rPr>
+                <w:rFonts w:asciiTheme="minorHAnsi" w:hAnsiTheme="minorHAnsi"/>
+              </w:rPr>
+            </w:pPr>
+          </w:p>
+        </w:tc>
+      </w:tr>
+      <w:tr>
+        <w:tc>
+          <w:tcPr>
+            <w:tcW w:w="498" w:type="dxa"/>
+          </w:tcPr>
+          <w:p>
+            <w:pPr>
+              <w:rPr>
+                <w:rFonts w:asciiTheme="minorHAnsi" w:hAnsiTheme="minorHAnsi"/>
+              </w:rPr>
+            </w:pPr>
+            <w:r>
+              <w:rPr>
+                <w:rFonts w:asciiTheme="minorHAnsi" w:hAnsiTheme="minorHAnsi"/>
+              </w:rPr>
+              <w:t>3</w:t>
+            </w:r>
+          </w:p>
+        </w:tc>
+        <w:tc>
+          <w:tcPr>
+            <w:tcW w:w="4317" w:type="dxa"/>
+          </w:tcPr>
+          <w:p>
+            <w:pPr>
+              <w:rPr>
+                <w:spacing w:val="-8"/>
+                <w:lang w:val="en-MY"/>
+              </w:rPr>
+            </w:pPr>
+            <w:r>
+              <w:t>Nearest BOMBA: {fireName} (Ph: {firePhone})</w:t>
+            </w:r>
+          </w:p>
+        </w:tc>
+        <w:tc>
+          <w:tcPr>
+            <w:tcW w:w="1965" w:type="dxa"/>
+          </w:tcPr>
+          <w:p>
+            <w:r>
+              <w:t>0377294444</w:t>
+            </w:r>
+          </w:p>
+        </w:tc>
+        <w:tc>
+          <w:tcPr>
+            <w:tcW w:w="2236" w:type="dxa"/>
+          </w:tcPr>
+          <w:p>
+            <w:pPr>
+              <w:rPr>
+                <w:rFonts w:asciiTheme="minorHAnsi" w:hAnsiTheme="minorHAnsi"/>
+              </w:rPr>
+            </w:pPr>
+          </w:p>
+        </w:tc>
+      </w:tr>
+      <w:tr>
+        <w:tc>
+          <w:tcPr>
+            <w:tcW w:w="498" w:type="dxa"/>
+          </w:tcPr>
+          <w:p>
+            <w:pPr>
+              <w:rPr>
+                <w:rFonts w:asciiTheme="minorHAnsi" w:hAnsiTheme="minorHAnsi"/>
+              </w:rPr>
+            </w:pPr>
+            <w:r>
+              <w:rPr>
+                <w:rFonts w:asciiTheme="minorHAnsi" w:hAnsiTheme="minorHAnsi"/>
+              </w:rPr>
+              <w:t>4</w:t>
+            </w:r>
+          </w:p>
+        </w:tc>
+        <w:tc>
+          <w:tcPr>
+            <w:tcW w:w="4317" w:type="dxa"/>
+          </w:tcPr>
+          <w:p>
+            <w:pPr>
               <w:rPr>
                 <w:spacing w:val="-7"/>
                 <w:lang w:val="en-MY"/>
               </w:rPr>
-              <w:t>Damansara Specialist Hospital</w:t>
-            </w:r>
-          </w:p>
-        </w:tc>
-        <w:tc>
-          <w:tcPr>
-            <w:tcW w:w="1965" w:type="dxa"/>
-          </w:tcPr>
-          <w:p>
-            <w:r>
-              <w:rPr>
-                <w:spacing w:val="-2"/>
-              </w:rPr>
-              <w:t>0377181000</w:t>
-            </w:r>
-          </w:p>
-        </w:tc>
-        <w:tc>
-          <w:tcPr>
-            <w:tcW w:w="2236" w:type="dxa"/>
-          </w:tcPr>
-          <w:p>
-            <w:pPr>
-              <w:rPr>
-                <w:rFonts w:asciiTheme="minorHAnsi" w:hAnsiTheme="minorHAnsi"/>
-              </w:rPr>
-            </w:pPr>
-          </w:p>
-        </w:tc>
-      </w:tr>
-      <w:tr>
-        <w:tc>
-          <w:tcPr>
-            <w:tcW w:w="498" w:type="dxa"/>
-          </w:tcPr>
-          <w:p>
-            <w:pPr>
-              <w:rPr>
-                <w:rFonts w:asciiTheme="minorHAnsi" w:hAnsiTheme="minorHAnsi"/>
-              </w:rPr>
-            </w:pPr>
-            <w:r>
-              <w:rPr>
-                <w:rFonts w:asciiTheme="minorHAnsi" w:hAnsiTheme="minorHAnsi"/>
-              </w:rPr>
-              <w:t>2</w:t>
-            </w:r>
-          </w:p>
-        </w:tc>
-        <w:tc>
-          <w:tcPr>
-            <w:tcW w:w="4317" w:type="dxa"/>
-          </w:tcPr>
-          <w:p>
-            <w:pPr>
-              <w:rPr>
-                <w:spacing w:val="-4"/>
-                <w:lang w:val="en-MY"/>
-              </w:rPr>
-            </w:pPr>
-            <w:r>
-              <w:rPr>
-                <w:lang w:val="en-MY"/>
-              </w:rPr>
-              <w:t>Nearest</w:t>
-            </w:r>
-            <w:r>
-              <w:rPr>
-                <w:spacing w:val="-5"/>
-                <w:lang w:val="en-MY"/>
-              </w:rPr>
-              <w:t xml:space="preserve"> </w:t>
-            </w:r>
-            <w:r>
-              <w:rPr>
-                <w:lang w:val="en-MY"/>
-              </w:rPr>
-              <w:t>Clinic:</w:t>
-            </w:r>
-            <w:r>
-              <w:rPr>
-                <w:spacing w:val="-4"/>
-                <w:lang w:val="en-MY"/>
-              </w:rPr>
-              <w:t xml:space="preserve"> </w:t>
-            </w:r>
-            <w:r>
-              <w:rPr>
-                <w:spacing w:val="-4"/>
-                <w:lang w:val="en-MY"/>
-              </w:rPr>
-              <w:t xml:space="preserve">Klinik </w:t>
-            </w:r>
-            <w:proofErr w:type="spellStart"/>
-            <w:r>
-              <w:rPr>
-                <w:spacing w:val="-4"/>
-                <w:lang w:val="en-MY"/>
-              </w:rPr>
-              <w:t>Medilove</w:t>
-            </w:r>
-            <w:proofErr w:type="spellEnd"/>
-            <w:r>
-              <w:rPr>
-                <w:spacing w:val="-4"/>
-                <w:lang w:val="en-MY"/>
-              </w:rPr>
-              <w:t xml:space="preserve"> Damansara Uptown</w:t>
-            </w:r>
-          </w:p>
-        </w:tc>
-        <w:tc>
-          <w:tcPr>
-            <w:tcW w:w="1965" w:type="dxa"/>
-          </w:tcPr>
-          <w:p>
-            <w:r>
-              <w:t>01156568863</w:t>
-            </w:r>
-          </w:p>
-        </w:tc>
-        <w:tc>
-          <w:tcPr>
-            <w:tcW w:w="2236" w:type="dxa"/>
-          </w:tcPr>
-          <w:p>
-            <w:pPr>
-              <w:rPr>
-                <w:rFonts w:asciiTheme="minorHAnsi" w:hAnsiTheme="minorHAnsi"/>
-              </w:rPr>
-            </w:pPr>
-          </w:p>
-        </w:tc>
-      </w:tr>
-      <w:tr>
-        <w:tc>
-          <w:tcPr>
-            <w:tcW w:w="498" w:type="dxa"/>
-          </w:tcPr>
-          <w:p>
-            <w:pPr>
-              <w:rPr>
-                <w:rFonts w:asciiTheme="minorHAnsi" w:hAnsiTheme="minorHAnsi"/>
-              </w:rPr>
-            </w:pPr>
-            <w:r>
-              <w:rPr>
-                <w:rFonts w:asciiTheme="minorHAnsi" w:hAnsiTheme="minorHAnsi"/>
-              </w:rPr>
-              <w:t>3</w:t>
-            </w:r>
-          </w:p>
-        </w:tc>
-        <w:tc>
-          <w:tcPr>
-            <w:tcW w:w="4317" w:type="dxa"/>
-          </w:tcPr>
-          <w:p>
-            <w:pPr>
-              <w:rPr>
-                <w:spacing w:val="-8"/>
-                <w:lang w:val="en-MY"/>
-              </w:rPr>
-            </w:pPr>
-            <w:r>
-              <w:t>Nearest</w:t>
-            </w:r>
-            <w:r>
-              <w:rPr>
-                <w:spacing w:val="-9"/>
-              </w:rPr>
-              <w:t xml:space="preserve"> </w:t>
-            </w:r>
-            <w:r>
-              <w:t>BOMBA:</w:t>
-            </w:r>
-            <w:r>
-              <w:rPr>
-                <w:spacing w:val="-8"/>
-              </w:rPr>
-              <w:t xml:space="preserve"> </w:t>
-            </w:r>
-            <w:r>
-              <w:rPr>
-                <w:spacing w:val="-8"/>
-                <w:lang w:val="en-MY"/>
-              </w:rPr>
-              <w:t>Damansara Fire and Rescue Station</w:t>
-            </w:r>
-          </w:p>
-        </w:tc>
-        <w:tc>
-          <w:tcPr>
-            <w:tcW w:w="1965" w:type="dxa"/>
-          </w:tcPr>
-          <w:p>
-            <w:r>
-              <w:t>0377294444</w:t>
-            </w:r>
-          </w:p>
-        </w:tc>
-        <w:tc>
-          <w:tcPr>
-            <w:tcW w:w="2236" w:type="dxa"/>
-          </w:tcPr>
-          <w:p>
-            <w:pPr>
-              <w:rPr>
-                <w:rFonts w:asciiTheme="minorHAnsi" w:hAnsiTheme="minorHAnsi"/>
-              </w:rPr>
-            </w:pPr>
-          </w:p>
-        </w:tc>
-      </w:tr>
-      <w:tr>
-        <w:tc>
-          <w:tcPr>
-            <w:tcW w:w="498" w:type="dxa"/>
-          </w:tcPr>
-          <w:p>
-            <w:pPr>
-              <w:rPr>
-                <w:rFonts w:asciiTheme="minorHAnsi" w:hAnsiTheme="minorHAnsi"/>
-              </w:rPr>
-            </w:pPr>
-            <w:r>
-              <w:rPr>
-                <w:rFonts w:asciiTheme="minorHAnsi" w:hAnsiTheme="minorHAnsi"/>
-              </w:rPr>
-              <w:t>4</w:t>
-            </w:r>
-          </w:p>
-        </w:tc>
-        <w:tc>
-          <w:tcPr>
-            <w:tcW w:w="4317" w:type="dxa"/>
-          </w:tcPr>
-          <w:p>
-            <w:pPr>
-              <w:rPr>
-                <w:spacing w:val="-7"/>
-                <w:lang w:val="en-MY"/>
-              </w:rPr>
-            </w:pPr>
-            <w:r>
-              <w:t>Nearest</w:t>
-            </w:r>
-            <w:r>
-              <w:rPr>
-                <w:spacing w:val="-8"/>
-              </w:rPr>
-              <w:t xml:space="preserve"> </w:t>
-            </w:r>
-            <w:r>
-              <w:t>Polis</w:t>
-            </w:r>
-            <w:r>
-              <w:rPr>
-                <w:spacing w:val="-8"/>
-              </w:rPr>
-              <w:t xml:space="preserve"> </w:t>
-            </w:r>
-            <w:r>
-              <w:t>station:</w:t>
-            </w:r>
-            <w:r>
-              <w:rPr>
-                <w:spacing w:val="-7"/>
-              </w:rPr>
-              <w:t xml:space="preserve"> </w:t>
-            </w:r>
-            <w:r>
-              <w:rPr>
-                <w:spacing w:val="-7"/>
-                <w:lang w:val="en-MY"/>
-              </w:rPr>
-              <w:t>Damansara Police Station</w:t>
+            </w:pPr>
+            <w:r>
+              <w:t>Nearest Polis station: {policeName} (Ph: {policePhone})</w:t>
             </w:r>
           </w:p>
         </w:tc>

--- a/public/template.docx
+++ b/public/template.docx
@@ -816,43 +816,12 @@
             <w:hideMark/>
           </w:tcPr>
           <w:p>
-            <w:pPr>
-              <w:overflowPunct/>
-              <w:autoSpaceDE/>
-              <w:autoSpaceDN/>
-              <w:adjustRightInd/>
-              <w:textAlignment w:val="auto"/>
-              <w:rPr>
-                <w:rFonts w:ascii="Arial" w:hAnsi="Arial" w:cs="Arial"/>
-                <w:lang w:val="en-MY"/>
-              </w:rPr>
-            </w:pPr>
-            <w:r>
-              <w:rPr>
-                <w:rFonts w:ascii="Arial" w:hAnsi="Arial" w:cs="Arial"/>
-                <w:lang w:val="en-MY"/>
-              </w:rPr>
+            <w:r>
               <w:t>Trina Solar TSM NEG19.20 620W</w:t>
-            </w:r>
-          </w:p>
-          <w:p>
-            <w:pPr>
-              <w:pStyle w:val="ListParagraph"/>
-              <w:numPr>
-                <w:ilvl w:val="0"/>
-                <w:numId w:val="24"/>
-              </w:numPr>
-              <w:overflowPunct/>
-              <w:autoSpaceDE/>
-              <w:autoSpaceDN/>
-              <w:adjustRightInd/>
-              <w:textAlignment w:val="auto"/>
-              <w:rPr>
-                <w:rFonts w:ascii="Arial" w:hAnsi="Arial" w:cs="Arial"/>
-                <w:sz w:val="18"/>
-                <w:szCs w:val="18"/>
-              </w:rPr>
-            </w:pPr>
+              <w:br/>
+              <w:br/>
+              <w:t>Serials: {serialNumbers}</w:t>
+            </w:r>
           </w:p>
         </w:tc>
         <w:tc>

--- a/public/template.docx
+++ b/public/template.docx
@@ -161,8 +161,44 @@
             <w:vAlign w:val="center"/>
           </w:tcPr>
           <w:p>
-            <w:r>
-              <w:t>{siteName}</w:t>
+            <w:pPr>
+              <w:overflowPunct/>
+              <w:autoSpaceDE/>
+              <w:autoSpaceDN/>
+              <w:adjustRightInd/>
+              <w:jc w:val="center"/>
+              <w:textAlignment w:val="auto"/>
+              <w:rPr>
+                <w:rFonts w:asciiTheme="minorHAnsi" w:hAnsiTheme="minorHAnsi" w:cs="Arial"/>
+                <w:b/>
+                <w:bCs/>
+              </w:rPr>
+            </w:pPr>
+            <w:r>
+              <w:rPr>
+                <w:rFonts w:asciiTheme="minorHAnsi" w:hAnsiTheme="minorHAnsi" w:cs="Arial"/>
+                <w:b/>
+                <w:bCs/>
+              </w:rPr>
+              <w:t>{</w:t>
+            </w:r>
+            <w:proofErr w:type="spellStart"/>
+            <w:r>
+              <w:rPr>
+                <w:rFonts w:asciiTheme="minorHAnsi" w:hAnsiTheme="minorHAnsi" w:cs="Arial"/>
+                <w:b/>
+                <w:bCs/>
+              </w:rPr>
+              <w:t>siteName</w:t>
+            </w:r>
+            <w:proofErr w:type="spellEnd"/>
+            <w:r>
+              <w:rPr>
+                <w:rFonts w:asciiTheme="minorHAnsi" w:hAnsiTheme="minorHAnsi" w:cs="Arial"/>
+                <w:b/>
+                <w:bCs/>
+              </w:rPr>
+              <w:t>}</w:t>
             </w:r>
           </w:p>
         </w:tc>
@@ -210,9 +246,64 @@
             <w:vAlign w:val="center"/>
           </w:tcPr>
           <w:p>
-            <w:r>
-              <w:t>{systemSize}</w:t>
-            </w:r>
+            <w:pPr>
+              <w:overflowPunct/>
+              <w:autoSpaceDE/>
+              <w:autoSpaceDN/>
+              <w:adjustRightInd/>
+              <w:ind w:left="720"/>
+              <w:textAlignment w:val="auto"/>
+              <w:rPr>
+                <w:rFonts w:asciiTheme="minorHAnsi" w:hAnsiTheme="minorHAnsi" w:cs="Arial"/>
+                <w:b/>
+                <w:bCs/>
+                <w:lang w:val="en-MY"/>
+              </w:rPr>
+            </w:pPr>
+            <w:r>
+              <w:rPr>
+                <w:rFonts w:asciiTheme="minorHAnsi" w:hAnsiTheme="minorHAnsi" w:cs="Arial"/>
+                <w:b/>
+                <w:bCs/>
+                <w:lang w:val="en-MY"/>
+              </w:rPr>
+              <w:t>{</w:t>
+            </w:r>
+            <w:proofErr w:type="spellStart"/>
+            <w:r>
+              <w:rPr>
+                <w:rFonts w:asciiTheme="minorHAnsi" w:hAnsiTheme="minorHAnsi" w:cs="Arial"/>
+                <w:b/>
+                <w:bCs/>
+                <w:lang w:val="en-MY"/>
+              </w:rPr>
+              <w:t>systemSize</w:t>
+            </w:r>
+            <w:proofErr w:type="spellEnd"/>
+            <w:r>
+              <w:rPr>
+                <w:rFonts w:asciiTheme="minorHAnsi" w:hAnsiTheme="minorHAnsi" w:cs="Arial"/>
+                <w:b/>
+                <w:bCs/>
+                <w:lang w:val="en-MY"/>
+              </w:rPr>
+              <w:t>}</w:t>
+            </w:r>
+          </w:p>
+          <w:p>
+            <w:pPr>
+              <w:overflowPunct/>
+              <w:autoSpaceDE/>
+              <w:autoSpaceDN/>
+              <w:adjustRightInd/>
+              <w:jc w:val="center"/>
+              <w:textAlignment w:val="auto"/>
+              <w:rPr>
+                <w:rFonts w:asciiTheme="minorHAnsi" w:hAnsiTheme="minorHAnsi" w:cs="Arial"/>
+                <w:b/>
+                <w:bCs/>
+              </w:rPr>
+            </w:pPr>
           </w:p>
         </w:tc>
       </w:tr>
@@ -276,9 +367,64 @@
             <w:vAlign w:val="center"/>
           </w:tcPr>
           <w:p>
-            <w:r>
-              <w:t>{startDate}</w:t>
-            </w:r>
+            <w:pPr>
+              <w:overflowPunct/>
+              <w:autoSpaceDE/>
+              <w:autoSpaceDN/>
+              <w:adjustRightInd/>
+              <w:ind w:left="720"/>
+              <w:textAlignment w:val="auto"/>
+              <w:rPr>
+                <w:rFonts w:asciiTheme="minorHAnsi" w:hAnsiTheme="minorHAnsi" w:cs="Arial"/>
+                <w:b/>
+                <w:bCs/>
+                <w:lang w:val="en-MY"/>
+              </w:rPr>
+            </w:pPr>
+            <w:r>
+              <w:rPr>
+                <w:rFonts w:asciiTheme="minorHAnsi" w:hAnsiTheme="minorHAnsi" w:cs="Arial"/>
+                <w:b/>
+                <w:bCs/>
+                <w:lang w:val="en-MY"/>
+              </w:rPr>
+              <w:t>{</w:t>
+            </w:r>
+            <w:proofErr w:type="spellStart"/>
+            <w:r>
+              <w:rPr>
+                <w:rFonts w:asciiTheme="minorHAnsi" w:hAnsiTheme="minorHAnsi" w:cs="Arial"/>
+                <w:b/>
+                <w:bCs/>
+                <w:lang w:val="en-MY"/>
+              </w:rPr>
+              <w:t>startDate</w:t>
+            </w:r>
+            <w:proofErr w:type="spellEnd"/>
+            <w:r>
+              <w:rPr>
+                <w:rFonts w:asciiTheme="minorHAnsi" w:hAnsiTheme="minorHAnsi" w:cs="Arial"/>
+                <w:b/>
+                <w:bCs/>
+                <w:lang w:val="en-MY"/>
+              </w:rPr>
+              <w:t>}</w:t>
+            </w:r>
+          </w:p>
+          <w:p>
+            <w:pPr>
+              <w:overflowPunct/>
+              <w:autoSpaceDE/>
+              <w:autoSpaceDN/>
+              <w:adjustRightInd/>
+              <w:jc w:val="center"/>
+              <w:textAlignment w:val="auto"/>
+              <w:rPr>
+                <w:rFonts w:asciiTheme="minorHAnsi" w:hAnsiTheme="minorHAnsi" w:cs="Arial"/>
+                <w:b/>
+                <w:bCs/>
+              </w:rPr>
+            </w:pPr>
           </w:p>
         </w:tc>
         <w:tc>
@@ -317,9 +463,64 @@
             <w:vAlign w:val="center"/>
           </w:tcPr>
           <w:p>
-            <w:r>
-              <w:t>{endDate}</w:t>
-            </w:r>
+            <w:pPr>
+              <w:overflowPunct/>
+              <w:autoSpaceDE/>
+              <w:autoSpaceDN/>
+              <w:adjustRightInd/>
+              <w:ind w:left="720"/>
+              <w:textAlignment w:val="auto"/>
+              <w:rPr>
+                <w:rFonts w:asciiTheme="minorHAnsi" w:hAnsiTheme="minorHAnsi" w:cs="Arial"/>
+                <w:b/>
+                <w:bCs/>
+                <w:lang w:val="en-MY"/>
+              </w:rPr>
+            </w:pPr>
+            <w:r>
+              <w:rPr>
+                <w:rFonts w:asciiTheme="minorHAnsi" w:hAnsiTheme="minorHAnsi" w:cs="Arial"/>
+                <w:b/>
+                <w:bCs/>
+                <w:lang w:val="en-MY"/>
+              </w:rPr>
+              <w:t>{</w:t>
+            </w:r>
+            <w:proofErr w:type="spellStart"/>
+            <w:r>
+              <w:rPr>
+                <w:rFonts w:asciiTheme="minorHAnsi" w:hAnsiTheme="minorHAnsi" w:cs="Arial"/>
+                <w:b/>
+                <w:bCs/>
+                <w:lang w:val="en-MY"/>
+              </w:rPr>
+              <w:t>endDate</w:t>
+            </w:r>
+            <w:proofErr w:type="spellEnd"/>
+            <w:r>
+              <w:rPr>
+                <w:rFonts w:asciiTheme="minorHAnsi" w:hAnsiTheme="minorHAnsi" w:cs="Arial"/>
+                <w:b/>
+                <w:bCs/>
+                <w:lang w:val="en-MY"/>
+              </w:rPr>
+              <w:t>}</w:t>
+            </w:r>
+          </w:p>
+          <w:p>
+            <w:pPr>
+              <w:overflowPunct/>
+              <w:autoSpaceDE/>
+              <w:autoSpaceDN/>
+              <w:adjustRightInd/>
+              <w:jc w:val="center"/>
+              <w:textAlignment w:val="auto"/>
+              <w:rPr>
+                <w:rFonts w:asciiTheme="minorHAnsi" w:hAnsiTheme="minorHAnsi" w:cs="Arial"/>
+                <w:b/>
+                <w:bCs/>
+              </w:rPr>
+            </w:pPr>
           </w:p>
         </w:tc>
       </w:tr>
@@ -451,8 +652,48 @@
             <w:vAlign w:val="center"/>
           </w:tcPr>
           <w:p>
-            <w:r>
-              <w:t>{picName}</w:t>
+            <w:pPr>
+              <w:overflowPunct/>
+              <w:autoSpaceDE/>
+              <w:autoSpaceDN/>
+              <w:adjustRightInd/>
+              <w:ind w:left="720"/>
+              <w:textAlignment w:val="auto"/>
+              <w:rPr>
+                <w:rFonts w:ascii="Calibri" w:hAnsi="Calibri" w:cs="Calibri"/>
+                <w:b/>
+                <w:bCs/>
+                <w:lang w:val="en-MY"/>
+              </w:rPr>
+            </w:pPr>
+            <w:r>
+              <w:rPr>
+                <w:rFonts w:ascii="Calibri" w:hAnsi="Calibri" w:cs="Calibri"/>
+                <w:b/>
+                <w:bCs/>
+                <w:lang w:val="en-MY"/>
+              </w:rPr>
+              <w:t>{</w:t>
+            </w:r>
+            <w:proofErr w:type="spellStart"/>
+            <w:r>
+              <w:rPr>
+                <w:rFonts w:ascii="Calibri" w:hAnsi="Calibri" w:cs="Calibri"/>
+                <w:b/>
+                <w:bCs/>
+                <w:lang w:val="en-MY"/>
+              </w:rPr>
+              <w:t>picName</w:t>
+            </w:r>
+            <w:proofErr w:type="spellEnd"/>
+            <w:r>
+              <w:rPr>
+                <w:rFonts w:ascii="Calibri" w:hAnsi="Calibri" w:cs="Calibri"/>
+                <w:b/>
+                <w:bCs/>
+                <w:lang w:val="en-MY"/>
+              </w:rPr>
+              <w:t>}</w:t>
             </w:r>
           </w:p>
         </w:tc>
@@ -519,9 +760,31 @@
             <w:vAlign w:val="center"/>
           </w:tcPr>
           <w:p>
-            <w:r>
+            <w:pPr>
+              <w:pStyle w:val="TableParagraph"/>
+              <w:spacing w:line="229" w:lineRule="exact"/>
+              <w:ind w:left="720"/>
+              <w:rPr>
+                <w:lang w:val="en-MY"/>
+              </w:rPr>
+            </w:pPr>
+            <w:r>
+              <w:rPr>
+                <w:lang w:val="en-MY"/>
+              </w:rPr>
               <w:t>{address}</w:t>
             </w:r>
+          </w:p>
+          <w:p>
+            <w:pPr>
+              <w:pStyle w:val="TableParagraph"/>
+              <w:spacing w:line="229" w:lineRule="exact"/>
+              <w:ind w:left="107"/>
+              <w:rPr>
+                <w:sz w:val="20"/>
+                <w:lang w:val="en-MY"/>
+              </w:rPr>
+            </w:pPr>
           </w:p>
         </w:tc>
       </w:tr>
@@ -816,11 +1079,68 @@
             <w:hideMark/>
           </w:tcPr>
           <w:p>
-            <w:r>
+            <w:pPr>
+              <w:overflowPunct/>
+              <w:autoSpaceDE/>
+              <w:autoSpaceDN/>
+              <w:adjustRightInd/>
+              <w:textAlignment w:val="auto"/>
+              <w:rPr>
+                <w:rFonts w:ascii="Arial" w:hAnsi="Arial" w:cs="Arial"/>
+                <w:lang w:val="en-MY"/>
+              </w:rPr>
+            </w:pPr>
+            <w:r>
+              <w:rPr>
+                <w:rFonts w:ascii="Arial" w:hAnsi="Arial" w:cs="Arial"/>
+                <w:lang w:val="en-MY"/>
+              </w:rPr>
               <w:t>Trina Solar TSM NEG19.20 620W</w:t>
-              <w:br/>
-              <w:br/>
-              <w:t>Serials: {serialNumbers}</w:t>
+            </w:r>
+          </w:p>
+          <w:p>
+            <w:pPr>
+              <w:pStyle w:val="ListParagraph"/>
+              <w:numPr>
+                <w:ilvl w:val="0"/>
+                <w:numId w:val="24"/>
+              </w:numPr>
+              <w:overflowPunct/>
+              <w:autoSpaceDE/>
+              <w:autoSpaceDN/>
+              <w:adjustRightInd/>
+              <w:textAlignment w:val="auto"/>
+              <w:rPr>
+                <w:rFonts w:ascii="Arial" w:hAnsi="Arial" w:cs="Arial"/>
+                <w:sz w:val="18"/>
+                <w:szCs w:val="18"/>
+              </w:rPr>
+            </w:pPr>
+            <w:r>
+              <w:rPr>
+                <w:rFonts w:ascii="Arial" w:hAnsi="Arial" w:cs="Arial"/>
+                <w:sz w:val="18"/>
+                <w:szCs w:val="18"/>
+              </w:rPr>
+              <w:t>{</w:t>
+            </w:r>
+            <w:proofErr w:type="spellStart"/>
+            <w:r>
+              <w:rPr>
+                <w:rFonts w:ascii="Arial" w:hAnsi="Arial" w:cs="Arial"/>
+                <w:sz w:val="18"/>
+                <w:szCs w:val="18"/>
+              </w:rPr>
+              <w:t>serialNumbers</w:t>
+            </w:r>
+            <w:proofErr w:type="spellEnd"/>
+            <w:r>
+              <w:rPr>
+                <w:rFonts w:ascii="Arial" w:hAnsi="Arial" w:cs="Arial"/>
+                <w:sz w:val="18"/>
+                <w:szCs w:val="18"/>
+              </w:rPr>
+              <w:t>}</w:t>
             </w:r>
           </w:p>
         </w:tc>
@@ -839,12 +1159,47 @@
               <w:rPr>
                 <w:rFonts w:ascii="Arial" w:hAnsi="Arial" w:cs="Arial"/>
                 <w:color w:val="000000" w:themeColor="text1"/>
+                <w:lang w:val="en-MY"/>
               </w:rPr>
             </w:pPr>
             <w:r>
               <w:rPr>
                 <w:rFonts w:ascii="Arial" w:hAnsi="Arial" w:cs="Arial"/>
                 <w:color w:val="000000" w:themeColor="text1"/>
+              </w:rPr>
+              <w:t xml:space="preserve"> </w:t>
+            </w:r>
+            <w:r>
+              <w:rPr>
+                <w:rFonts w:ascii="Arial" w:hAnsi="Arial" w:cs="Arial"/>
+                <w:color w:val="000000" w:themeColor="text1"/>
+                <w:lang w:val="en-MY"/>
+              </w:rPr>
+              <w:t>{</w:t>
+            </w:r>
+            <w:proofErr w:type="spellStart"/>
+            <w:r>
+              <w:rPr>
+                <w:rFonts w:ascii="Arial" w:hAnsi="Arial" w:cs="Arial"/>
+                <w:color w:val="000000" w:themeColor="text1"/>
+                <w:lang w:val="en-MY"/>
+              </w:rPr>
+              <w:t>panelQty</w:t>
+            </w:r>
+            <w:proofErr w:type="spellEnd"/>
+            <w:r>
+              <w:rPr>
+                <w:rFonts w:ascii="Arial" w:hAnsi="Arial" w:cs="Arial"/>
+                <w:color w:val="000000" w:themeColor="text1"/>
+                <w:lang w:val="en-MY"/>
+              </w:rPr>
+              <w:t>}</w:t>
+            </w:r>
+            <w:r>
+              <w:rPr>
+                <w:rFonts w:ascii="Arial" w:hAnsi="Arial" w:cs="Arial"/>
+                <w:color w:val="000000" w:themeColor="text1"/>
+                <w:lang w:val="en-MY"/>
               </w:rPr>
               <w:t xml:space="preserve"> </w:t>
             </w:r>
@@ -917,7 +1272,7 @@
                 <w:rFonts w:ascii="Arial" w:hAnsi="Arial" w:cs="Arial"/>
                 <w:lang w:val="fi-FI"/>
               </w:rPr>
-              <w:t>10</w:t>
+              <w:t>{inverter_rating}</w:t>
             </w:r>
             <w:r>
               <w:rPr>
@@ -954,6 +1309,50 @@
               <w:autoSpaceDE/>
               <w:autoSpaceDN/>
               <w:adjustRightInd/>
+              <w:ind w:left="720"/>
+              <w:textAlignment w:val="auto"/>
+              <w:rPr>
+                <w:rFonts w:ascii="Arial" w:hAnsi="Arial" w:cs="Arial"/>
+                <w:lang w:val="en-MY"/>
+              </w:rPr>
+            </w:pPr>
+            <w:r>
+              <w:rPr>
+                <w:rFonts w:ascii="Arial" w:hAnsi="Arial" w:cs="Arial"/>
+                <w:lang w:val="fi-FI"/>
+              </w:rPr>
+              <w:t>1. </w:t>
+            </w:r>
+            <w:r>
+              <w:rPr>
+                <w:rFonts w:ascii="Arial" w:hAnsi="Arial" w:cs="Arial"/>
+                <w:lang w:val="en-MY"/>
+              </w:rPr>
+              <w:t>{</w:t>
+            </w:r>
+            <w:proofErr w:type="spellStart"/>
+            <w:r>
+              <w:rPr>
+                <w:rFonts w:ascii="Arial" w:hAnsi="Arial" w:cs="Arial"/>
+                <w:lang w:val="en-MY"/>
+              </w:rPr>
+              <w:t>inverterSn</w:t>
+            </w:r>
+            <w:proofErr w:type="spellEnd"/>
+            <w:r>
+              <w:rPr>
+                <w:rFonts w:ascii="Arial" w:hAnsi="Arial" w:cs="Arial"/>
+                <w:lang w:val="en-MY"/>
+              </w:rPr>
+              <w:t>}</w:t>
+            </w:r>
+          </w:p>
+          <w:p>
+            <w:pPr>
+              <w:overflowPunct/>
+              <w:autoSpaceDE/>
+              <w:autoSpaceDN/>
+              <w:adjustRightInd/>
               <w:textAlignment w:val="auto"/>
               <w:rPr>
                 <w:rFonts w:asciiTheme="minorHAnsi" w:hAnsiTheme="minorHAnsi"/>
@@ -961,13 +1360,6 @@
                 <w:lang w:val="fi-FI"/>
               </w:rPr>
             </w:pPr>
-            <w:r>
-              <w:rPr>
-                <w:rFonts w:ascii="Arial" w:hAnsi="Arial" w:cs="Arial"/>
-                <w:lang w:val="fi-FI"/>
-              </w:rPr>
-              <w:t>1. </w:t>
-            </w:r>
           </w:p>
         </w:tc>
         <w:tc>
@@ -1638,6 +2030,26 @@
                 <w:rFonts w:ascii="Arial MT"/>
               </w:rPr>
               <w:t xml:space="preserve"> </w:t>
+            </w:r>
+            <w:r>
+              <w:rPr>
+                <w:rFonts w:ascii="Arial MT"/>
+              </w:rPr>
+              <w:t>{</w:t>
+            </w:r>
+            <w:proofErr w:type="spellStart"/>
+            <w:r>
+              <w:rPr>
+                <w:rFonts w:ascii="Arial MT"/>
+              </w:rPr>
+              <w:t>dongleSn</w:t>
+            </w:r>
+            <w:proofErr w:type="spellEnd"/>
+            <w:r>
+              <w:rPr>
+                <w:rFonts w:ascii="Arial MT"/>
+              </w:rPr>
+              <w:t>}</w:t>
             </w:r>
           </w:p>
         </w:tc>
@@ -2147,6 +2559,40 @@
     </w:p>
     <w:p>
       <w:pPr>
+        <w:pStyle w:val="ListParagraph"/>
+        <w:overflowPunct/>
+        <w:autoSpaceDE/>
+        <w:autoSpaceDN/>
+        <w:adjustRightInd/>
+        <w:contextualSpacing w:val="0"/>
+        <w:textAlignment w:val="auto"/>
+        <w:rPr>
+          <w:rFonts w:asciiTheme="minorHAnsi" w:hAnsiTheme="minorHAnsi" w:cs="Arial"/>
+        </w:rPr>
+      </w:pPr>
+      <w:r>
+        <w:rPr>
+          <w:rFonts w:asciiTheme="minorHAnsi" w:hAnsiTheme="minorHAnsi" w:cs="Arial"/>
+        </w:rPr>
+        <w:t>{%</w:t>
+      </w:r>
+      <w:proofErr w:type="spellStart"/>
+      <w:r>
+        <w:rPr>
+          <w:rFonts w:asciiTheme="minorHAnsi" w:hAnsiTheme="minorHAnsi" w:cs="Arial"/>
+        </w:rPr>
+        <w:t>img_sld</w:t>
+      </w:r>
+      <w:proofErr w:type="spellEnd"/>
+      <w:r>
+        <w:rPr>
+          <w:rFonts w:asciiTheme="minorHAnsi" w:hAnsiTheme="minorHAnsi" w:cs="Arial"/>
+        </w:rPr>
+        <w:t>}</w:t>
+      </w:r>
+    </w:p>
+    <w:p>
+      <w:pPr>
         <w:overflowPunct/>
         <w:autoSpaceDE/>
         <w:autoSpaceDN/>
@@ -2213,6 +2659,40 @@
     </w:p>
     <w:p>
       <w:pPr>
+        <w:pStyle w:val="ListParagraph"/>
+        <w:overflowPunct/>
+        <w:autoSpaceDE/>
+        <w:autoSpaceDN/>
+        <w:adjustRightInd/>
+        <w:contextualSpacing w:val="0"/>
+        <w:textAlignment w:val="auto"/>
+        <w:rPr>
+          <w:rFonts w:asciiTheme="minorHAnsi" w:hAnsiTheme="minorHAnsi" w:cs="Arial"/>
+        </w:rPr>
+      </w:pPr>
+      <w:r>
+        <w:rPr>
+          <w:rFonts w:asciiTheme="minorHAnsi" w:hAnsiTheme="minorHAnsi" w:cs="Arial"/>
+        </w:rPr>
+        <w:t>{%</w:t>
+      </w:r>
+      <w:proofErr w:type="spellStart"/>
+      <w:r>
+        <w:rPr>
+          <w:rFonts w:asciiTheme="minorHAnsi" w:hAnsiTheme="minorHAnsi" w:cs="Arial"/>
+        </w:rPr>
+        <w:t>img_pvlayout</w:t>
+      </w:r>
+      <w:proofErr w:type="spellEnd"/>
+      <w:r>
+        <w:rPr>
+          <w:rFonts w:asciiTheme="minorHAnsi" w:hAnsiTheme="minorHAnsi" w:cs="Arial"/>
+        </w:rPr>
+        <w:t>}</w:t>
+      </w:r>
+    </w:p>
+    <w:p>
+      <w:pPr>
         <w:overflowPunct/>
         <w:autoSpaceDE/>
         <w:autoSpaceDN/>
@@ -2880,7 +3360,6 @@
           <w:b/>
           <w:bCs/>
         </w:rPr>
-        <w:lastRenderedPageBreak/>
         <w:t>4</w:t>
       </w:r>
       <w:r>
@@ -3150,6 +3629,26 @@
                 <w:lang w:val="en-MY"/>
               </w:rPr>
             </w:pPr>
+            <w:r>
+              <w:rPr>
+                <w:rFonts w:asciiTheme="minorHAnsi" w:hAnsiTheme="minorHAnsi"/>
+              </w:rPr>
+              <w:t>{%</w:t>
+            </w:r>
+            <w:proofErr w:type="spellStart"/>
+            <w:r>
+              <w:rPr>
+                <w:rFonts w:asciiTheme="minorHAnsi" w:hAnsiTheme="minorHAnsi"/>
+              </w:rPr>
+              <w:t>img_array</w:t>
+            </w:r>
+            <w:proofErr w:type="spellEnd"/>
+            <w:r>
+              <w:rPr>
+                <w:rFonts w:asciiTheme="minorHAnsi" w:hAnsiTheme="minorHAnsi"/>
+              </w:rPr>
+              <w:t>}</w:t>
+            </w:r>
           </w:p>
         </w:tc>
       </w:tr>
@@ -3422,7 +3921,6 @@
                 <w:sz w:val="20"/>
                 <w:lang w:val="en-MY"/>
               </w:rPr>
-              <w:lastRenderedPageBreak/>
               <w:t>AC and DC Cable Route</w:t>
             </w:r>
           </w:p>
@@ -3485,6 +3983,38 @@
                 <w:rFonts w:ascii="Maxis" w:hAnsi="Maxis"/>
               </w:rPr>
             </w:pPr>
+            <w:r>
+              <w:rPr>
+                <w:rFonts w:ascii="Maxis" w:hAnsi="Maxis"/>
+              </w:rPr>
+              <w:t>{%</w:t>
+            </w:r>
+            <w:proofErr w:type="spellStart"/>
+            <w:r>
+              <w:rPr>
+                <w:rFonts w:ascii="Maxis" w:hAnsi="Maxis"/>
+              </w:rPr>
+              <w:t>img_</w:t>
+            </w:r>
+            <w:r>
+              <w:rPr>
+                <w:rFonts w:ascii="Maxis" w:hAnsi="Maxis"/>
+              </w:rPr>
+              <w:t>dc_</w:t>
+            </w:r>
+            <w:r>
+              <w:rPr>
+                <w:rFonts w:ascii="Maxis" w:hAnsi="Maxis"/>
+              </w:rPr>
+              <w:t>route</w:t>
+            </w:r>
+            <w:proofErr w:type="spellEnd"/>
+            <w:r>
+              <w:rPr>
+                <w:rFonts w:ascii="Maxis" w:hAnsi="Maxis"/>
+              </w:rPr>
+              <w:t>}</w:t>
+            </w:r>
           </w:p>
           <w:p>
             <w:pPr>
@@ -3540,6 +4070,29 @@
                 <w:lang w:val="en-MY"/>
               </w:rPr>
             </w:pPr>
+            <w:r>
+              <w:rPr>
+                <w:rFonts w:ascii="Maxis" w:hAnsi="Maxis"/>
+                <w:szCs w:val="24"/>
+              </w:rPr>
+              <w:t>{%</w:t>
+            </w:r>
+            <w:proofErr w:type="spellStart"/>
+            <w:r>
+              <w:rPr>
+                <w:rFonts w:ascii="Maxis" w:hAnsi="Maxis"/>
+                <w:szCs w:val="24"/>
+              </w:rPr>
+              <w:t>img_ac_route</w:t>
+            </w:r>
+            <w:proofErr w:type="spellEnd"/>
+            <w:r>
+              <w:rPr>
+                <w:rFonts w:ascii="Maxis" w:hAnsi="Maxis"/>
+                <w:szCs w:val="24"/>
+              </w:rPr>
+              <w:t>}</w:t>
+            </w:r>
           </w:p>
           <w:p>
             <w:pPr>
@@ -3740,6 +4293,26 @@
               </w:rPr>
               <w:t xml:space="preserve">  </w:t>
             </w:r>
+            <w:r>
+              <w:rPr>
+                <w:rFonts w:asciiTheme="minorHAnsi" w:hAnsiTheme="minorHAnsi"/>
+              </w:rPr>
+              <w:t>{%</w:t>
+            </w:r>
+            <w:proofErr w:type="spellStart"/>
+            <w:r>
+              <w:rPr>
+                <w:rFonts w:asciiTheme="minorHAnsi" w:hAnsiTheme="minorHAnsi"/>
+              </w:rPr>
+              <w:t>img_inverter</w:t>
+            </w:r>
+            <w:proofErr w:type="spellEnd"/>
+            <w:r>
+              <w:rPr>
+                <w:rFonts w:asciiTheme="minorHAnsi" w:hAnsiTheme="minorHAnsi"/>
+              </w:rPr>
+              <w:t>}</w:t>
+            </w:r>
           </w:p>
           <w:p>
             <w:pPr>
@@ -3862,6 +4435,26 @@
               </w:rPr>
               <w:t xml:space="preserve"> </w:t>
             </w:r>
+            <w:r>
+              <w:rPr>
+                <w:rFonts w:asciiTheme="minorHAnsi" w:hAnsiTheme="minorHAnsi"/>
+              </w:rPr>
+              <w:t>{%</w:t>
+            </w:r>
+            <w:proofErr w:type="spellStart"/>
+            <w:r>
+              <w:rPr>
+                <w:rFonts w:asciiTheme="minorHAnsi" w:hAnsiTheme="minorHAnsi"/>
+              </w:rPr>
+              <w:t>img_combiner</w:t>
+            </w:r>
+            <w:proofErr w:type="spellEnd"/>
+            <w:r>
+              <w:rPr>
+                <w:rFonts w:asciiTheme="minorHAnsi" w:hAnsiTheme="minorHAnsi"/>
+              </w:rPr>
+              <w:t>}</w:t>
+            </w:r>
           </w:p>
           <w:p>
             <w:pPr>
@@ -4011,6 +4604,26 @@
               </w:rPr>
               <w:t xml:space="preserve"> </w:t>
             </w:r>
+            <w:r>
+              <w:rPr>
+                <w:rFonts w:asciiTheme="minorHAnsi" w:hAnsiTheme="minorHAnsi"/>
+              </w:rPr>
+              <w:t>{%</w:t>
+            </w:r>
+            <w:proofErr w:type="spellStart"/>
+            <w:r>
+              <w:rPr>
+                <w:rFonts w:asciiTheme="minorHAnsi" w:hAnsiTheme="minorHAnsi"/>
+              </w:rPr>
+              <w:t>img_interconnection</w:t>
+            </w:r>
+            <w:proofErr w:type="spellEnd"/>
+            <w:r>
+              <w:rPr>
+                <w:rFonts w:asciiTheme="minorHAnsi" w:hAnsiTheme="minorHAnsi"/>
+              </w:rPr>
+              <w:t>}</w:t>
+            </w:r>
           </w:p>
         </w:tc>
       </w:tr>
@@ -4111,6 +4724,26 @@
               </w:rPr>
               <w:t xml:space="preserve">                     </w:t>
             </w:r>
+            <w:r>
+              <w:rPr>
+                <w:rFonts w:asciiTheme="minorHAnsi" w:hAnsiTheme="minorHAnsi"/>
+              </w:rPr>
+              <w:t>{%</w:t>
+            </w:r>
+            <w:proofErr w:type="spellStart"/>
+            <w:r>
+              <w:rPr>
+                <w:rFonts w:asciiTheme="minorHAnsi" w:hAnsiTheme="minorHAnsi"/>
+              </w:rPr>
+              <w:t>img_housekeeping</w:t>
+            </w:r>
+            <w:proofErr w:type="spellEnd"/>
+            <w:r>
+              <w:rPr>
+                <w:rFonts w:asciiTheme="minorHAnsi" w:hAnsiTheme="minorHAnsi"/>
+              </w:rPr>
+              <w:t>}</w:t>
+            </w:r>
           </w:p>
           <w:p>
             <w:pPr>
@@ -4139,34 +4772,6 @@
           <w:rFonts w:asciiTheme="minorHAnsi" w:hAnsiTheme="minorHAnsi"/>
           <w:sz w:val="20"/>
           <w:lang w:val="en-MY"/>
-        </w:rPr>
-      </w:pPr>
-    </w:p>
-    <w:p>
-      <w:pPr>
-        <w:overflowPunct/>
-        <w:autoSpaceDE/>
-        <w:autoSpaceDN/>
-        <w:adjustRightInd/>
-        <w:textAlignment w:val="auto"/>
-        <w:rPr>
-          <w:rFonts w:asciiTheme="minorHAnsi" w:hAnsiTheme="minorHAnsi" w:cs="Arial"/>
-          <w:b/>
-          <w:bCs/>
-        </w:rPr>
-      </w:pPr>
-    </w:p>
-    <w:p>
-      <w:pPr>
-        <w:overflowPunct/>
-        <w:autoSpaceDE/>
-        <w:autoSpaceDN/>
-        <w:adjustRightInd/>
-        <w:textAlignment w:val="auto"/>
-        <w:rPr>
-          <w:rFonts w:asciiTheme="minorHAnsi" w:hAnsiTheme="minorHAnsi" w:cs="Arial"/>
-          <w:b/>
-          <w:bCs/>
         </w:rPr>
       </w:pPr>
     </w:p>
@@ -8326,16 +8931,16 @@
         <w:tblLook w:val="04A0" w:firstRow="1" w:lastRow="0" w:firstColumn="1" w:lastColumn="0" w:noHBand="0" w:noVBand="1"/>
       </w:tblPr>
       <w:tblGrid>
-        <w:gridCol w:w="1168"/>
+        <w:gridCol w:w="753"/>
         <w:gridCol w:w="648"/>
-        <w:gridCol w:w="521"/>
-        <w:gridCol w:w="1169"/>
-        <w:gridCol w:w="1169"/>
-        <w:gridCol w:w="1169"/>
-        <w:gridCol w:w="1169"/>
+        <w:gridCol w:w="473"/>
+        <w:gridCol w:w="1138"/>
+        <w:gridCol w:w="1326"/>
+        <w:gridCol w:w="1733"/>
+        <w:gridCol w:w="1463"/>
         <w:gridCol w:w="584"/>
-        <w:gridCol w:w="585"/>
-        <w:gridCol w:w="1169"/>
+        <w:gridCol w:w="576"/>
+        <w:gridCol w:w="860"/>
       </w:tblGrid>
       <w:tr>
         <w:tc>
@@ -9317,8 +9922,9 @@
                 <w:color w:val="000000"/>
                 <w:sz w:val="22"/>
                 <w:szCs w:val="22"/>
-              </w:rPr>
-              <w:t>446.4</w:t>
+                <w:lang w:val="en-MY"/>
+              </w:rPr>
+              <w:t>{voc_str1}</w:t>
             </w:r>
           </w:p>
         </w:tc>
@@ -9348,8 +9954,9 @@
                 <w:color w:val="000000"/>
                 <w:sz w:val="22"/>
                 <w:szCs w:val="22"/>
-              </w:rPr>
-              <w:t>433</w:t>
+                <w:lang w:val="en-MY"/>
+              </w:rPr>
+              <w:t>{dc_str1}</w:t>
             </w:r>
           </w:p>
         </w:tc>
@@ -9379,8 +9986,9 @@
                 <w:color w:val="000000"/>
                 <w:sz w:val="22"/>
                 <w:szCs w:val="22"/>
-              </w:rPr>
-              <w:t>409</w:t>
+                <w:lang w:val="en-MY"/>
+              </w:rPr>
+              <w:t>{vocex_str1}</w:t>
             </w:r>
           </w:p>
         </w:tc>
@@ -9410,8 +10018,9 @@
                 <w:color w:val="000000"/>
                 <w:sz w:val="22"/>
                 <w:szCs w:val="22"/>
-              </w:rPr>
-              <w:t>60</w:t>
+                <w:lang w:val="en-MY"/>
+              </w:rPr>
+              <w:t>{module_temp1}</w:t>
             </w:r>
           </w:p>
         </w:tc>
@@ -9441,8 +10050,9 @@
                 <w:color w:val="000000"/>
                 <w:sz w:val="22"/>
                 <w:szCs w:val="22"/>
-              </w:rPr>
-              <w:t>725</w:t>
+                <w:lang w:val="en-MY"/>
+              </w:rPr>
+              <w:t>{module_irr1}</w:t>
             </w:r>
           </w:p>
         </w:tc>
@@ -9464,81 +10074,6 @@
               </w:rPr>
             </w:pPr>
             <w:r>
-              <w:rPr>
-                <w:rFonts w:ascii="Calibri" w:hAnsi="Calibri" w:cs="Calibri"/>
-                <w:color w:val="000000"/>
-                <w:sz w:val="22"/>
-                <w:szCs w:val="22"/>
-              </w:rPr>
-              <w:t>-</w:t>
-            </w:r>
-            <w:r>
-              <w:rPr>
-                <w:color w:val="000000"/>
-              </w:rPr>
-              <w:t>4</w:t>
-            </w:r>
-          </w:p>
-        </w:tc>
-        <w:tc>
-          <w:tcPr>
-            <w:tcW w:w="1169" w:type="dxa"/>
-          </w:tcPr>
-          <w:p>
-            <w:pPr>
-              <w:overflowPunct/>
-              <w:autoSpaceDE/>
-              <w:autoSpaceDN/>
-              <w:adjustRightInd/>
-              <w:textAlignment w:val="auto"/>
-              <w:rPr>
-                <w:rFonts w:asciiTheme="minorHAnsi" w:hAnsiTheme="minorHAnsi" w:cs="Arial"/>
-              </w:rPr>
-            </w:pPr>
-            <w:r>
-              <w:t>A</w:t>
-            </w:r>
-          </w:p>
-        </w:tc>
-      </w:tr>
-      <w:tr>
-        <w:tc>
-          <w:tcPr>
-            <w:tcW w:w="1168" w:type="dxa"/>
-          </w:tcPr>
-          <w:p>
-            <w:pPr>
-              <w:overflowPunct/>
-              <w:autoSpaceDE/>
-              <w:autoSpaceDN/>
-              <w:adjustRightInd/>
-              <w:jc w:val="center"/>
-              <w:textAlignment w:val="auto"/>
-              <w:rPr>
-                <w:rFonts w:asciiTheme="minorHAnsi" w:hAnsiTheme="minorHAnsi" w:cs="Arial"/>
-              </w:rPr>
-            </w:pPr>
-            <w:r>
-              <w:rPr>
-                <w:rFonts w:asciiTheme="minorHAnsi" w:hAnsiTheme="minorHAnsi" w:cs="Arial"/>
-              </w:rPr>
-              <w:t>2</w:t>
-            </w:r>
-          </w:p>
-        </w:tc>
-        <w:tc>
-          <w:tcPr>
-            <w:tcW w:w="1169" w:type="dxa"/>
-            <w:gridSpan w:val="2"/>
-            <w:vAlign w:val="bottom"/>
-          </w:tcPr>
-          <w:p>
-            <w:pPr>
-              <w:overflowPunct/>
-              <w:autoSpaceDE/>
-              <w:autoSpaceDN/>
-              <w:adjustRightInd/>
-              <w:textAlignment w:val="auto"/>
               <w:rPr>
                 <w:rFonts w:ascii="Calibri" w:hAnsi="Calibri" w:cs="Calibri"/>
                 <w:color w:val="000000"/>
@@ -9546,21 +10081,60 @@
                 <w:szCs w:val="22"/>
                 <w:lang w:val="en-MY"/>
               </w:rPr>
-            </w:pPr>
-            <w:r>
-              <w:rPr>
-                <w:rFonts w:ascii="Calibri" w:hAnsi="Calibri" w:cs="Calibri"/>
-                <w:color w:val="000000"/>
-                <w:sz w:val="22"/>
-                <w:szCs w:val="22"/>
-              </w:rPr>
-              <w:t>347.2</w:t>
+              <w:t>{percent1}</w:t>
             </w:r>
           </w:p>
         </w:tc>
         <w:tc>
           <w:tcPr>
             <w:tcW w:w="1169" w:type="dxa"/>
+          </w:tcPr>
+          <w:p>
+            <w:pPr>
+              <w:overflowPunct/>
+              <w:autoSpaceDE/>
+              <w:autoSpaceDN/>
+              <w:adjustRightInd/>
+              <w:textAlignment w:val="auto"/>
+              <w:rPr>
+                <w:rFonts w:asciiTheme="minorHAnsi" w:hAnsiTheme="minorHAnsi" w:cs="Arial"/>
+              </w:rPr>
+            </w:pPr>
+            <w:r>
+              <w:t>A</w:t>
+            </w:r>
+          </w:p>
+        </w:tc>
+      </w:tr>
+      <w:tr>
+        <w:tc>
+          <w:tcPr>
+            <w:tcW w:w="1168" w:type="dxa"/>
+          </w:tcPr>
+          <w:p>
+            <w:pPr>
+              <w:overflowPunct/>
+              <w:autoSpaceDE/>
+              <w:autoSpaceDN/>
+              <w:adjustRightInd/>
+              <w:jc w:val="center"/>
+              <w:textAlignment w:val="auto"/>
+              <w:rPr>
+                <w:rFonts w:asciiTheme="minorHAnsi" w:hAnsiTheme="minorHAnsi" w:cs="Arial"/>
+              </w:rPr>
+            </w:pPr>
+            <w:r>
+              <w:rPr>
+                <w:rFonts w:asciiTheme="minorHAnsi" w:hAnsiTheme="minorHAnsi" w:cs="Arial"/>
+              </w:rPr>
+              <w:t>2</w:t>
+            </w:r>
+          </w:p>
+        </w:tc>
+        <w:tc>
+          <w:tcPr>
+            <w:tcW w:w="1169" w:type="dxa"/>
+            <w:gridSpan w:val="2"/>
             <w:vAlign w:val="bottom"/>
           </w:tcPr>
           <w:p>
@@ -9584,8 +10158,9 @@
                 <w:color w:val="000000"/>
                 <w:sz w:val="22"/>
                 <w:szCs w:val="22"/>
-              </w:rPr>
-              <w:t>430</w:t>
+                <w:lang w:val="en-MY"/>
+              </w:rPr>
+              <w:t>{voc_str2}</w:t>
             </w:r>
           </w:p>
         </w:tc>
@@ -9615,8 +10190,9 @@
                 <w:color w:val="000000"/>
                 <w:sz w:val="22"/>
                 <w:szCs w:val="22"/>
-              </w:rPr>
-              <w:t>318</w:t>
+                <w:lang w:val="en-MY"/>
+              </w:rPr>
+              <w:t>{dc_str2}</w:t>
             </w:r>
           </w:p>
         </w:tc>
@@ -9646,8 +10222,9 @@
                 <w:color w:val="000000"/>
                 <w:sz w:val="22"/>
                 <w:szCs w:val="22"/>
-              </w:rPr>
-              <w:t>60</w:t>
+                <w:lang w:val="en-MY"/>
+              </w:rPr>
+              <w:t>{vocex_str2}</w:t>
             </w:r>
           </w:p>
         </w:tc>
@@ -9677,15 +10254,15 @@
                 <w:color w:val="000000"/>
                 <w:sz w:val="22"/>
                 <w:szCs w:val="22"/>
-              </w:rPr>
-              <w:t>725</w:t>
+                <w:lang w:val="en-MY"/>
+              </w:rPr>
+              <w:t>{module_temp2}</w:t>
             </w:r>
           </w:p>
         </w:tc>
         <w:tc>
           <w:tcPr>
             <w:tcW w:w="1169" w:type="dxa"/>
-            <w:gridSpan w:val="2"/>
             <w:vAlign w:val="bottom"/>
           </w:tcPr>
           <w:p>
@@ -9700,6 +10277,7 @@
                 <w:color w:val="000000"/>
                 <w:sz w:val="22"/>
                 <w:szCs w:val="22"/>
+                <w:lang w:val="en-MY"/>
               </w:rPr>
             </w:pPr>
             <w:r>
@@ -9708,17 +10286,41 @@
                 <w:color w:val="000000"/>
                 <w:sz w:val="22"/>
                 <w:szCs w:val="22"/>
-              </w:rPr>
-              <w:t>-</w:t>
-            </w:r>
-            <w:r>
+                <w:lang w:val="en-MY"/>
+              </w:rPr>
+              <w:t>{module_irr2}</w:t>
+            </w:r>
+          </w:p>
+        </w:tc>
+        <w:tc>
+          <w:tcPr>
+            <w:tcW w:w="1169" w:type="dxa"/>
+            <w:gridSpan w:val="2"/>
+            <w:vAlign w:val="bottom"/>
+          </w:tcPr>
+          <w:p>
+            <w:pPr>
+              <w:overflowPunct/>
+              <w:autoSpaceDE/>
+              <w:autoSpaceDN/>
+              <w:adjustRightInd/>
+              <w:textAlignment w:val="auto"/>
               <w:rPr>
                 <w:rFonts w:ascii="Calibri" w:hAnsi="Calibri" w:cs="Calibri"/>
                 <w:color w:val="000000"/>
                 <w:sz w:val="22"/>
                 <w:szCs w:val="22"/>
               </w:rPr>
-              <w:t>4</w:t>
+            </w:pPr>
+            <w:r>
+              <w:rPr>
+                <w:rFonts w:ascii="Calibri" w:hAnsi="Calibri" w:cs="Calibri"/>
+                <w:color w:val="000000"/>
+                <w:sz w:val="22"/>
+                <w:szCs w:val="22"/>
+                <w:lang w:val="en-MY"/>
+              </w:rPr>
+              <w:t>{percent2}</w:t>
             </w:r>
           </w:p>
         </w:tc>
@@ -10264,7 +10866,7 @@
                 <w:bCs/>
                 <w:lang w:val="en-MY"/>
               </w:rPr>
-              <w:t xml:space="preserve">           </w:t>
+              <w:t xml:space="preserve"> {%image_dc_str1}          </w:t>
             </w:r>
             <w:r>
               <w:rPr>
@@ -10272,7 +10874,16 @@
                 <w:b/>
                 <w:bCs/>
               </w:rPr>
-              <w:t xml:space="preserve">String 1: </w:t>
+              <w:t xml:space="preserve">String 2: </w:t>
+            </w:r>
+            <w:r>
+              <w:rPr>
+                <w:rFonts w:ascii="Arial" w:hAnsi="Arial" w:cs="Arial"/>
+                <w:b/>
+                <w:bCs/>
+                <w:lang w:val="en-MY"/>
+              </w:rPr>
+              <w:t xml:space="preserve">{%image_dc_str2}          </w:t>
             </w:r>
           </w:p>
           <w:p>
@@ -10616,7 +11227,6 @@
           <w:b/>
           <w:bCs/>
         </w:rPr>
-        <w:lastRenderedPageBreak/>
         <w:t xml:space="preserve">DC </w:t>
       </w:r>
       <w:r>
@@ -11617,7 +12227,7 @@
         <w:tc>
           <w:tcPr>
             <w:tcW w:w="1134" w:type="dxa"/>
-            <w:vAlign w:val="center"/>
+            <w:vAlign w:val="bottom"/>
           </w:tcPr>
           <w:p>
             <w:pPr>
@@ -11629,10 +12239,32 @@
             </w:pPr>
             <w:r>
               <w:rPr>
-                <w:sz w:val="20"/>
-                <w:szCs w:val="20"/>
-              </w:rPr>
-              <w:t>725</w:t>
+                <w:sz w:val="22"/>
+                <w:szCs w:val="22"/>
+              </w:rPr>
+              <w:t>{module_irr1}</w:t>
+            </w:r>
+          </w:p>
+        </w:tc>
+        <w:tc>
+          <w:tcPr>
+            <w:tcW w:w="1134" w:type="dxa"/>
+            <w:vAlign w:val="bottom"/>
+          </w:tcPr>
+          <w:p>
+            <w:pPr>
+              <w:pStyle w:val="Default"/>
+              <w:rPr>
+                <w:sz w:val="22"/>
+                <w:szCs w:val="22"/>
+              </w:rPr>
+            </w:pPr>
+            <w:r>
+              <w:rPr>
+                <w:sz w:val="22"/>
+                <w:szCs w:val="22"/>
+              </w:rPr>
+              <w:t>{module_temp1}</w:t>
             </w:r>
           </w:p>
         </w:tc>
@@ -11651,30 +12283,10 @@
             </w:pPr>
             <w:r>
               <w:rPr>
-                <w:sz w:val="20"/>
-              </w:rPr>
-              <w:t>60</w:t>
-            </w:r>
-          </w:p>
-        </w:tc>
-        <w:tc>
-          <w:tcPr>
-            <w:tcW w:w="1134" w:type="dxa"/>
-            <w:vAlign w:val="center"/>
-          </w:tcPr>
-          <w:p>
-            <w:pPr>
-              <w:pStyle w:val="Default"/>
-              <w:rPr>
                 <w:sz w:val="22"/>
                 <w:szCs w:val="22"/>
               </w:rPr>
-            </w:pPr>
-            <w:r>
-              <w:rPr>
-                <w:sz w:val="20"/>
-              </w:rPr>
-              <w:t>11.5</w:t>
+              <w:t>{current1}</w:t>
             </w:r>
           </w:p>
         </w:tc>
@@ -11693,9 +12305,9 @@
             </w:pPr>
             <w:r>
               <w:rPr>
-                <w:sz w:val="20"/>
-              </w:rPr>
-              <w:t>11.7</w:t>
+                <w:rFonts w:asciiTheme="minorHAnsi" w:hAnsiTheme="minorHAnsi" w:cs="Arial"/>
+              </w:rPr>
+              <w:t>{exp_current1}</w:t>
             </w:r>
           </w:p>
         </w:tc>
@@ -11716,10 +12328,10 @@
               </w:rPr>
             </w:pPr>
             <w:r>
-              <w:t>-</w:t>
-            </w:r>
-            <w:r>
-              <w:t>2</w:t>
+              <w:rPr>
+                <w:rFonts w:asciiTheme="minorHAnsi" w:hAnsiTheme="minorHAnsi" w:cs="Arial"/>
+              </w:rPr>
+              <w:t>{perdif1}</w:t>
             </w:r>
           </w:p>
         </w:tc>
@@ -11774,7 +12386,7 @@
         <w:tc>
           <w:tcPr>
             <w:tcW w:w="1134" w:type="dxa"/>
-            <w:vAlign w:val="center"/>
+            <w:vAlign w:val="bottom"/>
           </w:tcPr>
           <w:p>
             <w:pPr>
@@ -11786,10 +12398,31 @@
             </w:pPr>
             <w:r>
               <w:rPr>
+                <w:sz w:val="22"/>
+                <w:szCs w:val="22"/>
+              </w:rPr>
+              <w:t>{module_irr2}</w:t>
+            </w:r>
+          </w:p>
+        </w:tc>
+        <w:tc>
+          <w:tcPr>
+            <w:tcW w:w="1134" w:type="dxa"/>
+            <w:vAlign w:val="bottom"/>
+          </w:tcPr>
+          <w:p>
+            <w:pPr>
+              <w:pStyle w:val="Default"/>
+              <w:rPr>
                 <w:sz w:val="20"/>
-                <w:szCs w:val="20"/>
-              </w:rPr>
-              <w:t>725</w:t>
+              </w:rPr>
+            </w:pPr>
+            <w:r>
+              <w:rPr>
+                <w:sz w:val="22"/>
+                <w:szCs w:val="22"/>
+              </w:rPr>
+              <w:t>{module_temp2}</w:t>
             </w:r>
           </w:p>
         </w:tc>
@@ -11809,27 +12442,7 @@
               <w:rPr>
                 <w:sz w:val="20"/>
               </w:rPr>
-              <w:t>60</w:t>
-            </w:r>
-          </w:p>
-        </w:tc>
-        <w:tc>
-          <w:tcPr>
-            <w:tcW w:w="1134" w:type="dxa"/>
-            <w:vAlign w:val="center"/>
-          </w:tcPr>
-          <w:p>
-            <w:pPr>
-              <w:pStyle w:val="Default"/>
-              <w:rPr>
-                <w:sz w:val="20"/>
-              </w:rPr>
-            </w:pPr>
-            <w:r>
-              <w:rPr>
-                <w:sz w:val="20"/>
-              </w:rPr>
-              <w:t>11.5</w:t>
+              <w:t>{current2}</w:t>
             </w:r>
           </w:p>
         </w:tc>
@@ -11850,7 +12463,7 @@
               <w:rPr>
                 <w:sz w:val="20"/>
               </w:rPr>
-              <w:t>11.7</w:t>
+              <w:t>{exp_current2}</w:t>
             </w:r>
           </w:p>
         </w:tc>
@@ -11868,10 +12481,7 @@
               <w:textAlignment w:val="auto"/>
             </w:pPr>
             <w:r>
-              <w:t>-</w:t>
-            </w:r>
-            <w:r>
-              <w:t>2</w:t>
+              <w:t>{perdif2}</w:t>
             </w:r>
           </w:p>
         </w:tc>
@@ -13375,6 +13985,7 @@
           <w:b/>
           <w:bCs/>
         </w:rPr>
+        <w:lastRenderedPageBreak/>
         <w:tab/>
       </w:r>
       <w:r>
@@ -13727,7 +14338,6 @@
           <w:b/>
           <w:bCs/>
         </w:rPr>
-        <w:lastRenderedPageBreak/>
         <w:tab/>
       </w:r>
       <w:r>
@@ -15205,7 +15815,6 @@
           <w:b/>
           <w:bCs/>
         </w:rPr>
-        <w:lastRenderedPageBreak/>
         <w:t>Inverter Functional Test</w:t>
       </w:r>
       <w:r>
@@ -15236,15 +15845,15 @@
         <w:tblLook w:val="04A0" w:firstRow="1" w:lastRow="0" w:firstColumn="1" w:lastColumn="0" w:noHBand="0" w:noVBand="1"/>
       </w:tblPr>
       <w:tblGrid>
-        <w:gridCol w:w="526"/>
-        <w:gridCol w:w="2368"/>
-        <w:gridCol w:w="463"/>
+        <w:gridCol w:w="527"/>
+        <w:gridCol w:w="2316"/>
+        <w:gridCol w:w="458"/>
         <w:gridCol w:w="14"/>
-        <w:gridCol w:w="1815"/>
-        <w:gridCol w:w="963"/>
-        <w:gridCol w:w="963"/>
-        <w:gridCol w:w="963"/>
-        <w:gridCol w:w="1276"/>
+        <w:gridCol w:w="1773"/>
+        <w:gridCol w:w="1089"/>
+        <w:gridCol w:w="957"/>
+        <w:gridCol w:w="955"/>
+        <w:gridCol w:w="1262"/>
       </w:tblGrid>
       <w:tr>
         <w:tc>
@@ -15281,7 +15890,7 @@
       <w:tr>
         <w:tc>
           <w:tcPr>
-            <w:tcW w:w="3371" w:type="dxa"/>
+            <w:tcW w:w="3315" w:type="dxa"/>
             <w:gridSpan w:val="4"/>
           </w:tcPr>
           <w:p>
@@ -15309,7 +15918,7 @@
         </w:tc>
         <w:tc>
           <w:tcPr>
-            <w:tcW w:w="5980" w:type="dxa"/>
+            <w:tcW w:w="6036" w:type="dxa"/>
             <w:gridSpan w:val="5"/>
           </w:tcPr>
           <w:p>
@@ -15366,7 +15975,7 @@
       <w:tr>
         <w:tc>
           <w:tcPr>
-            <w:tcW w:w="3357" w:type="dxa"/>
+            <w:tcW w:w="3301" w:type="dxa"/>
             <w:gridSpan w:val="3"/>
           </w:tcPr>
           <w:p>
@@ -15516,7 +16125,7 @@
         </w:tc>
         <w:tc>
           <w:tcPr>
-            <w:tcW w:w="5994" w:type="dxa"/>
+            <w:tcW w:w="6050" w:type="dxa"/>
             <w:gridSpan w:val="6"/>
           </w:tcPr>
           <w:p>
@@ -15534,21 +16143,7 @@
               <w:rPr>
                 <w:rFonts w:asciiTheme="minorHAnsi" w:hAnsiTheme="minorHAnsi" w:cs="Arial"/>
               </w:rPr>
-              <w:t xml:space="preserve">Please </w:t>
-            </w:r>
-            <w:proofErr w:type="gramStart"/>
-            <w:r>
-              <w:rPr>
-                <w:rFonts w:asciiTheme="minorHAnsi" w:hAnsiTheme="minorHAnsi" w:cs="Arial"/>
-              </w:rPr>
-              <w:t>tick  in</w:t>
-            </w:r>
-            <w:proofErr w:type="gramEnd"/>
-            <w:r>
-              <w:rPr>
-                <w:rFonts w:asciiTheme="minorHAnsi" w:hAnsiTheme="minorHAnsi" w:cs="Arial"/>
-              </w:rPr>
-              <w:t xml:space="preserve"> the appropriate box</w:t>
+              <w:t>Please tick  in the appropriate box</w:t>
             </w:r>
           </w:p>
           <w:p>
@@ -15638,21 +16233,7 @@
               <w:rPr>
                 <w:rFonts w:asciiTheme="minorHAnsi" w:hAnsiTheme="minorHAnsi" w:cs="Arial"/>
               </w:rPr>
-              <w:t xml:space="preserve">CAUTION: Before switching on the inverter, make sure Voc measured at the </w:t>
-            </w:r>
-            <w:proofErr w:type="gramStart"/>
-            <w:r>
-              <w:rPr>
-                <w:rFonts w:asciiTheme="minorHAnsi" w:hAnsiTheme="minorHAnsi" w:cs="Arial"/>
-              </w:rPr>
-              <w:t>inverter input</w:t>
-            </w:r>
-            <w:proofErr w:type="gramEnd"/>
-            <w:r>
-              <w:rPr>
-                <w:rFonts w:asciiTheme="minorHAnsi" w:hAnsiTheme="minorHAnsi" w:cs="Arial"/>
-              </w:rPr>
-              <w:t xml:space="preserve"> terminal must be LESS THAN the maximum allowable </w:t>
+              <w:t xml:space="preserve">CAUTION: Before switching on the inverter, make sure Voc measured at the inverter input terminal must be LESS THAN the maximum allowable </w:t>
             </w:r>
             <w:r>
               <w:rPr>
@@ -15678,7 +16259,7 @@
       <w:tr>
         <w:tc>
           <w:tcPr>
-            <w:tcW w:w="526" w:type="dxa"/>
+            <w:tcW w:w="527" w:type="dxa"/>
           </w:tcPr>
           <w:p>
             <w:pPr>
@@ -15702,7 +16283,7 @@
         </w:tc>
         <w:tc>
           <w:tcPr>
-            <w:tcW w:w="4660" w:type="dxa"/>
+            <w:tcW w:w="4561" w:type="dxa"/>
             <w:gridSpan w:val="4"/>
           </w:tcPr>
           <w:p>
@@ -15727,7 +16308,7 @@
         </w:tc>
         <w:tc>
           <w:tcPr>
-            <w:tcW w:w="963" w:type="dxa"/>
+            <w:tcW w:w="1089" w:type="dxa"/>
           </w:tcPr>
           <w:p>
             <w:pPr>
@@ -15751,7 +16332,7 @@
         </w:tc>
         <w:tc>
           <w:tcPr>
-            <w:tcW w:w="963" w:type="dxa"/>
+            <w:tcW w:w="957" w:type="dxa"/>
           </w:tcPr>
           <w:p>
             <w:pPr>
@@ -15775,7 +16356,7 @@
         </w:tc>
         <w:tc>
           <w:tcPr>
-            <w:tcW w:w="963" w:type="dxa"/>
+            <w:tcW w:w="955" w:type="dxa"/>
           </w:tcPr>
           <w:p>
             <w:pPr>
@@ -15799,7 +16380,7 @@
         </w:tc>
         <w:tc>
           <w:tcPr>
-            <w:tcW w:w="1276" w:type="dxa"/>
+            <w:tcW w:w="1262" w:type="dxa"/>
           </w:tcPr>
           <w:p>
             <w:pPr>
@@ -15825,7 +16406,7 @@
       <w:tr>
         <w:tc>
           <w:tcPr>
-            <w:tcW w:w="526" w:type="dxa"/>
+            <w:tcW w:w="527" w:type="dxa"/>
           </w:tcPr>
           <w:p>
             <w:pPr>
@@ -15849,7 +16430,7 @@
         </w:tc>
         <w:tc>
           <w:tcPr>
-            <w:tcW w:w="4660" w:type="dxa"/>
+            <w:tcW w:w="4561" w:type="dxa"/>
             <w:gridSpan w:val="4"/>
           </w:tcPr>
           <w:p>
@@ -15894,7 +16475,7 @@
         </w:tc>
         <w:tc>
           <w:tcPr>
-            <w:tcW w:w="963" w:type="dxa"/>
+            <w:tcW w:w="1089" w:type="dxa"/>
           </w:tcPr>
           <w:p>
             <w:pPr>
@@ -15908,7 +16489,7 @@
         </w:tc>
         <w:tc>
           <w:tcPr>
-            <w:tcW w:w="963" w:type="dxa"/>
+            <w:tcW w:w="957" w:type="dxa"/>
           </w:tcPr>
           <w:p>
             <w:pPr>
@@ -15921,24 +16502,24 @@
         </w:tc>
         <w:tc>
           <w:tcPr>
-            <w:tcW w:w="963" w:type="dxa"/>
-          </w:tcPr>
-          <w:p>
-            <w:pPr>
-              <w:overflowPunct/>
-              <w:autoSpaceDE/>
-              <w:autoSpaceDN/>
-              <w:adjustRightInd/>
-              <w:textAlignment w:val="auto"/>
-              <w:rPr>
-                <w:rFonts w:asciiTheme="minorHAnsi" w:hAnsiTheme="minorHAnsi" w:cs="Arial"/>
-              </w:rPr>
-            </w:pPr>
-          </w:p>
-        </w:tc>
-        <w:tc>
-          <w:tcPr>
-            <w:tcW w:w="1276" w:type="dxa"/>
+            <w:tcW w:w="955" w:type="dxa"/>
+          </w:tcPr>
+          <w:p>
+            <w:pPr>
+              <w:overflowPunct/>
+              <w:autoSpaceDE/>
+              <w:autoSpaceDN/>
+              <w:adjustRightInd/>
+              <w:textAlignment w:val="auto"/>
+              <w:rPr>
+                <w:rFonts w:asciiTheme="minorHAnsi" w:hAnsiTheme="minorHAnsi" w:cs="Arial"/>
+              </w:rPr>
+            </w:pPr>
+          </w:p>
+        </w:tc>
+        <w:tc>
+          <w:tcPr>
+            <w:tcW w:w="1262" w:type="dxa"/>
           </w:tcPr>
           <w:p>
             <w:pPr>
@@ -15957,7 +16538,7 @@
       <w:tr>
         <w:tc>
           <w:tcPr>
-            <w:tcW w:w="526" w:type="dxa"/>
+            <w:tcW w:w="527" w:type="dxa"/>
           </w:tcPr>
           <w:p>
             <w:pPr>
@@ -15981,7 +16562,7 @@
         </w:tc>
         <w:tc>
           <w:tcPr>
-            <w:tcW w:w="4660" w:type="dxa"/>
+            <w:tcW w:w="4561" w:type="dxa"/>
             <w:gridSpan w:val="4"/>
           </w:tcPr>
           <w:p>
@@ -16063,23 +16644,13 @@
               </w:rPr>
               <w:t xml:space="preserve"> </w:t>
             </w:r>
-            <w:proofErr w:type="gramStart"/>
             <w:r>
               <w:rPr>
                 <w:sz w:val="22"/>
                 <w:szCs w:val="22"/>
                 <w:lang w:val="en-US"/>
               </w:rPr>
-              <w:t>are</w:t>
-            </w:r>
-            <w:proofErr w:type="gramEnd"/>
-            <w:r>
-              <w:rPr>
-                <w:sz w:val="22"/>
-                <w:szCs w:val="22"/>
-                <w:lang w:val="en-US"/>
-              </w:rPr>
-              <w:t xml:space="preserve"> </w:t>
+              <w:t xml:space="preserve">are </w:t>
             </w:r>
             <w:r>
               <w:rPr>
@@ -16204,7 +16775,7 @@
         </w:tc>
         <w:tc>
           <w:tcPr>
-            <w:tcW w:w="963" w:type="dxa"/>
+            <w:tcW w:w="1089" w:type="dxa"/>
           </w:tcPr>
           <w:p>
             <w:pPr>
@@ -16218,7 +16789,7 @@
         </w:tc>
         <w:tc>
           <w:tcPr>
-            <w:tcW w:w="963" w:type="dxa"/>
+            <w:tcW w:w="957" w:type="dxa"/>
           </w:tcPr>
           <w:p>
             <w:pPr>
@@ -16231,24 +16802,24 @@
         </w:tc>
         <w:tc>
           <w:tcPr>
-            <w:tcW w:w="963" w:type="dxa"/>
-          </w:tcPr>
-          <w:p>
-            <w:pPr>
-              <w:overflowPunct/>
-              <w:autoSpaceDE/>
-              <w:autoSpaceDN/>
-              <w:adjustRightInd/>
-              <w:textAlignment w:val="auto"/>
-              <w:rPr>
-                <w:rFonts w:asciiTheme="minorHAnsi" w:hAnsiTheme="minorHAnsi" w:cs="Arial"/>
-              </w:rPr>
-            </w:pPr>
-          </w:p>
-        </w:tc>
-        <w:tc>
-          <w:tcPr>
-            <w:tcW w:w="1276" w:type="dxa"/>
+            <w:tcW w:w="955" w:type="dxa"/>
+          </w:tcPr>
+          <w:p>
+            <w:pPr>
+              <w:overflowPunct/>
+              <w:autoSpaceDE/>
+              <w:autoSpaceDN/>
+              <w:adjustRightInd/>
+              <w:textAlignment w:val="auto"/>
+              <w:rPr>
+                <w:rFonts w:asciiTheme="minorHAnsi" w:hAnsiTheme="minorHAnsi" w:cs="Arial"/>
+              </w:rPr>
+            </w:pPr>
+          </w:p>
+        </w:tc>
+        <w:tc>
+          <w:tcPr>
+            <w:tcW w:w="1262" w:type="dxa"/>
           </w:tcPr>
           <w:p>
             <w:pPr>
@@ -16267,7 +16838,7 @@
       <w:tr>
         <w:tc>
           <w:tcPr>
-            <w:tcW w:w="526" w:type="dxa"/>
+            <w:tcW w:w="527" w:type="dxa"/>
           </w:tcPr>
           <w:p>
             <w:pPr>
@@ -16285,7 +16856,7 @@
         </w:tc>
         <w:tc>
           <w:tcPr>
-            <w:tcW w:w="4660" w:type="dxa"/>
+            <w:tcW w:w="4561" w:type="dxa"/>
             <w:gridSpan w:val="4"/>
           </w:tcPr>
           <w:p>
@@ -16307,7 +16878,7 @@
         </w:tc>
         <w:tc>
           <w:tcPr>
-            <w:tcW w:w="963" w:type="dxa"/>
+            <w:tcW w:w="1089" w:type="dxa"/>
           </w:tcPr>
           <w:p>
             <w:pPr>
@@ -16317,11 +16888,18 @@
                 <w:szCs w:val="22"/>
               </w:rPr>
             </w:pPr>
-          </w:p>
-        </w:tc>
-        <w:tc>
-          <w:tcPr>
-            <w:tcW w:w="963" w:type="dxa"/>
+            <w:r>
+              <w:rPr>
+                <w:sz w:val="22"/>
+                <w:szCs w:val="22"/>
+              </w:rPr>
+              <w:t>{3p_l1tn}</w:t>
+            </w:r>
+          </w:p>
+        </w:tc>
+        <w:tc>
+          <w:tcPr>
+            <w:tcW w:w="957" w:type="dxa"/>
           </w:tcPr>
           <w:p>
             <w:pPr>
@@ -16340,24 +16918,24 @@
         </w:tc>
         <w:tc>
           <w:tcPr>
-            <w:tcW w:w="963" w:type="dxa"/>
-          </w:tcPr>
-          <w:p>
-            <w:pPr>
-              <w:overflowPunct/>
-              <w:autoSpaceDE/>
-              <w:autoSpaceDN/>
-              <w:adjustRightInd/>
-              <w:textAlignment w:val="auto"/>
-              <w:rPr>
-                <w:rFonts w:asciiTheme="minorHAnsi" w:hAnsiTheme="minorHAnsi" w:cs="Arial"/>
-              </w:rPr>
-            </w:pPr>
-          </w:p>
-        </w:tc>
-        <w:tc>
-          <w:tcPr>
-            <w:tcW w:w="1276" w:type="dxa"/>
+            <w:tcW w:w="955" w:type="dxa"/>
+          </w:tcPr>
+          <w:p>
+            <w:pPr>
+              <w:overflowPunct/>
+              <w:autoSpaceDE/>
+              <w:autoSpaceDN/>
+              <w:adjustRightInd/>
+              <w:textAlignment w:val="auto"/>
+              <w:rPr>
+                <w:rFonts w:asciiTheme="minorHAnsi" w:hAnsiTheme="minorHAnsi" w:cs="Arial"/>
+              </w:rPr>
+            </w:pPr>
+          </w:p>
+        </w:tc>
+        <w:tc>
+          <w:tcPr>
+            <w:tcW w:w="1262" w:type="dxa"/>
           </w:tcPr>
           <w:p>
             <w:pPr>
@@ -16376,7 +16954,7 @@
       <w:tr>
         <w:tc>
           <w:tcPr>
-            <w:tcW w:w="526" w:type="dxa"/>
+            <w:tcW w:w="527" w:type="dxa"/>
           </w:tcPr>
           <w:p>
             <w:pPr>
@@ -16394,7 +16972,7 @@
         </w:tc>
         <w:tc>
           <w:tcPr>
-            <w:tcW w:w="4660" w:type="dxa"/>
+            <w:tcW w:w="4561" w:type="dxa"/>
             <w:gridSpan w:val="4"/>
           </w:tcPr>
           <w:p>
@@ -16416,7 +16994,7 @@
         </w:tc>
         <w:tc>
           <w:tcPr>
-            <w:tcW w:w="963" w:type="dxa"/>
+            <w:tcW w:w="1089" w:type="dxa"/>
           </w:tcPr>
           <w:p>
             <w:pPr>
@@ -16426,11 +17004,18 @@
                 <w:szCs w:val="22"/>
               </w:rPr>
             </w:pPr>
-          </w:p>
-        </w:tc>
-        <w:tc>
-          <w:tcPr>
-            <w:tcW w:w="963" w:type="dxa"/>
+            <w:r>
+              <w:rPr>
+                <w:sz w:val="22"/>
+                <w:szCs w:val="22"/>
+              </w:rPr>
+              <w:t>{3p_l2tn}</w:t>
+            </w:r>
+          </w:p>
+        </w:tc>
+        <w:tc>
+          <w:tcPr>
+            <w:tcW w:w="957" w:type="dxa"/>
           </w:tcPr>
           <w:p>
             <w:pPr>
@@ -16449,24 +17034,24 @@
         </w:tc>
         <w:tc>
           <w:tcPr>
-            <w:tcW w:w="963" w:type="dxa"/>
-          </w:tcPr>
-          <w:p>
-            <w:pPr>
-              <w:overflowPunct/>
-              <w:autoSpaceDE/>
-              <w:autoSpaceDN/>
-              <w:adjustRightInd/>
-              <w:textAlignment w:val="auto"/>
-              <w:rPr>
-                <w:rFonts w:asciiTheme="minorHAnsi" w:hAnsiTheme="minorHAnsi" w:cs="Arial"/>
-              </w:rPr>
-            </w:pPr>
-          </w:p>
-        </w:tc>
-        <w:tc>
-          <w:tcPr>
-            <w:tcW w:w="1276" w:type="dxa"/>
+            <w:tcW w:w="955" w:type="dxa"/>
+          </w:tcPr>
+          <w:p>
+            <w:pPr>
+              <w:overflowPunct/>
+              <w:autoSpaceDE/>
+              <w:autoSpaceDN/>
+              <w:adjustRightInd/>
+              <w:textAlignment w:val="auto"/>
+              <w:rPr>
+                <w:rFonts w:asciiTheme="minorHAnsi" w:hAnsiTheme="minorHAnsi" w:cs="Arial"/>
+              </w:rPr>
+            </w:pPr>
+          </w:p>
+        </w:tc>
+        <w:tc>
+          <w:tcPr>
+            <w:tcW w:w="1262" w:type="dxa"/>
           </w:tcPr>
           <w:p>
             <w:pPr>
@@ -16485,7 +17070,7 @@
       <w:tr>
         <w:tc>
           <w:tcPr>
-            <w:tcW w:w="526" w:type="dxa"/>
+            <w:tcW w:w="527" w:type="dxa"/>
           </w:tcPr>
           <w:p>
             <w:pPr>
@@ -16503,7 +17088,7 @@
         </w:tc>
         <w:tc>
           <w:tcPr>
-            <w:tcW w:w="4660" w:type="dxa"/>
+            <w:tcW w:w="4561" w:type="dxa"/>
             <w:gridSpan w:val="4"/>
           </w:tcPr>
           <w:p>
@@ -16525,7 +17110,7 @@
         </w:tc>
         <w:tc>
           <w:tcPr>
-            <w:tcW w:w="963" w:type="dxa"/>
+            <w:tcW w:w="1089" w:type="dxa"/>
           </w:tcPr>
           <w:p>
             <w:pPr>
@@ -16535,11 +17120,18 @@
                 <w:szCs w:val="22"/>
               </w:rPr>
             </w:pPr>
-          </w:p>
-        </w:tc>
-        <w:tc>
-          <w:tcPr>
-            <w:tcW w:w="963" w:type="dxa"/>
+            <w:r>
+              <w:rPr>
+                <w:sz w:val="22"/>
+                <w:szCs w:val="22"/>
+              </w:rPr>
+              <w:t>{3p_l3tn}</w:t>
+            </w:r>
+          </w:p>
+        </w:tc>
+        <w:tc>
+          <w:tcPr>
+            <w:tcW w:w="957" w:type="dxa"/>
           </w:tcPr>
           <w:p>
             <w:pPr>
@@ -16558,24 +17150,24 @@
         </w:tc>
         <w:tc>
           <w:tcPr>
-            <w:tcW w:w="963" w:type="dxa"/>
-          </w:tcPr>
-          <w:p>
-            <w:pPr>
-              <w:overflowPunct/>
-              <w:autoSpaceDE/>
-              <w:autoSpaceDN/>
-              <w:adjustRightInd/>
-              <w:textAlignment w:val="auto"/>
-              <w:rPr>
-                <w:rFonts w:asciiTheme="minorHAnsi" w:hAnsiTheme="minorHAnsi" w:cs="Arial"/>
-              </w:rPr>
-            </w:pPr>
-          </w:p>
-        </w:tc>
-        <w:tc>
-          <w:tcPr>
-            <w:tcW w:w="1276" w:type="dxa"/>
+            <w:tcW w:w="955" w:type="dxa"/>
+          </w:tcPr>
+          <w:p>
+            <w:pPr>
+              <w:overflowPunct/>
+              <w:autoSpaceDE/>
+              <w:autoSpaceDN/>
+              <w:adjustRightInd/>
+              <w:textAlignment w:val="auto"/>
+              <w:rPr>
+                <w:rFonts w:asciiTheme="minorHAnsi" w:hAnsiTheme="minorHAnsi" w:cs="Arial"/>
+              </w:rPr>
+            </w:pPr>
+          </w:p>
+        </w:tc>
+        <w:tc>
+          <w:tcPr>
+            <w:tcW w:w="1262" w:type="dxa"/>
           </w:tcPr>
           <w:p>
             <w:pPr>
@@ -16594,7 +17186,7 @@
       <w:tr>
         <w:tc>
           <w:tcPr>
-            <w:tcW w:w="526" w:type="dxa"/>
+            <w:tcW w:w="527" w:type="dxa"/>
           </w:tcPr>
           <w:p>
             <w:pPr>
@@ -16618,7 +17210,7 @@
         </w:tc>
         <w:tc>
           <w:tcPr>
-            <w:tcW w:w="4660" w:type="dxa"/>
+            <w:tcW w:w="4561" w:type="dxa"/>
             <w:gridSpan w:val="4"/>
           </w:tcPr>
           <w:p>
@@ -16645,104 +17237,15 @@
                 <w:szCs w:val="22"/>
                 <w:lang w:val="en-US"/>
               </w:rPr>
-              <w:t xml:space="preserve"> </w:t>
-            </w:r>
-            <w:r>
-              <w:rPr>
-                <w:b/>
+              <w:t xml:space="preserve"> Grid Line Voltage </w:t>
+            </w:r>
+            <w:r>
+              <w:rPr>
                 <w:sz w:val="22"/>
                 <w:szCs w:val="22"/>
                 <w:lang w:val="en-US"/>
               </w:rPr>
-              <w:t>G</w:t>
-            </w:r>
-            <w:r>
-              <w:rPr>
-                <w:b/>
-                <w:sz w:val="22"/>
-                <w:szCs w:val="22"/>
-                <w:lang w:val="en-US"/>
-              </w:rPr>
-              <w:t>rid</w:t>
-            </w:r>
-            <w:r>
-              <w:rPr>
-                <w:b/>
-                <w:sz w:val="22"/>
-                <w:szCs w:val="22"/>
-                <w:lang w:val="en-US"/>
-              </w:rPr>
-              <w:t xml:space="preserve"> </w:t>
-            </w:r>
-            <w:r>
-              <w:rPr>
-                <w:b/>
-                <w:sz w:val="22"/>
-                <w:szCs w:val="22"/>
-                <w:lang w:val="en-US"/>
-              </w:rPr>
-              <w:t>Line</w:t>
-            </w:r>
-            <w:r>
-              <w:rPr>
-                <w:b/>
-                <w:sz w:val="22"/>
-                <w:szCs w:val="22"/>
-                <w:lang w:val="en-US"/>
-              </w:rPr>
-              <w:t xml:space="preserve"> </w:t>
-            </w:r>
-            <w:r>
-              <w:rPr>
-                <w:b/>
-                <w:sz w:val="22"/>
-                <w:szCs w:val="22"/>
-                <w:lang w:val="en-US"/>
-              </w:rPr>
-              <w:t>V</w:t>
-            </w:r>
-            <w:r>
-              <w:rPr>
-                <w:b/>
-                <w:sz w:val="22"/>
-                <w:szCs w:val="22"/>
-                <w:lang w:val="en-US"/>
-              </w:rPr>
-              <w:t xml:space="preserve">oltage </w:t>
-            </w:r>
-            <w:proofErr w:type="gramStart"/>
-            <w:r>
-              <w:rPr>
-                <w:sz w:val="22"/>
-                <w:szCs w:val="22"/>
-                <w:lang w:val="en-US"/>
-              </w:rPr>
-              <w:t>are</w:t>
-            </w:r>
-            <w:proofErr w:type="gramEnd"/>
-            <w:r>
-              <w:rPr>
-                <w:sz w:val="22"/>
-                <w:szCs w:val="22"/>
-                <w:lang w:val="en-US"/>
-              </w:rPr>
-              <w:t xml:space="preserve"> </w:t>
-            </w:r>
-            <w:r>
-              <w:rPr>
-                <w:sz w:val="22"/>
-                <w:szCs w:val="22"/>
-                <w:lang w:val="en-US"/>
-              </w:rPr>
-              <w:t xml:space="preserve">within the acceptable </w:t>
-            </w:r>
-            <w:r>
-              <w:rPr>
-                <w:sz w:val="22"/>
-                <w:szCs w:val="22"/>
-                <w:lang w:val="en-US"/>
-              </w:rPr>
-              <w:t>limit.</w:t>
+              <w:t>are within the acceptable limit.</w:t>
             </w:r>
           </w:p>
           <w:p>
@@ -16804,7 +17307,7 @@
         </w:tc>
         <w:tc>
           <w:tcPr>
-            <w:tcW w:w="963" w:type="dxa"/>
+            <w:tcW w:w="1089" w:type="dxa"/>
           </w:tcPr>
           <w:p>
             <w:pPr>
@@ -16818,7 +17321,7 @@
         </w:tc>
         <w:tc>
           <w:tcPr>
-            <w:tcW w:w="963" w:type="dxa"/>
+            <w:tcW w:w="957" w:type="dxa"/>
           </w:tcPr>
           <w:p>
             <w:pPr>
@@ -16831,24 +17334,24 @@
         </w:tc>
         <w:tc>
           <w:tcPr>
-            <w:tcW w:w="963" w:type="dxa"/>
-          </w:tcPr>
-          <w:p>
-            <w:pPr>
-              <w:overflowPunct/>
-              <w:autoSpaceDE/>
-              <w:autoSpaceDN/>
-              <w:adjustRightInd/>
-              <w:textAlignment w:val="auto"/>
-              <w:rPr>
-                <w:rFonts w:asciiTheme="minorHAnsi" w:hAnsiTheme="minorHAnsi" w:cs="Arial"/>
-              </w:rPr>
-            </w:pPr>
-          </w:p>
-        </w:tc>
-        <w:tc>
-          <w:tcPr>
-            <w:tcW w:w="1276" w:type="dxa"/>
+            <w:tcW w:w="955" w:type="dxa"/>
+          </w:tcPr>
+          <w:p>
+            <w:pPr>
+              <w:overflowPunct/>
+              <w:autoSpaceDE/>
+              <w:autoSpaceDN/>
+              <w:adjustRightInd/>
+              <w:textAlignment w:val="auto"/>
+              <w:rPr>
+                <w:rFonts w:asciiTheme="minorHAnsi" w:hAnsiTheme="minorHAnsi" w:cs="Arial"/>
+              </w:rPr>
+            </w:pPr>
+          </w:p>
+        </w:tc>
+        <w:tc>
+          <w:tcPr>
+            <w:tcW w:w="1262" w:type="dxa"/>
           </w:tcPr>
           <w:p>
             <w:pPr>
@@ -16867,7 +17370,7 @@
       <w:tr>
         <w:tc>
           <w:tcPr>
-            <w:tcW w:w="526" w:type="dxa"/>
+            <w:tcW w:w="527" w:type="dxa"/>
           </w:tcPr>
           <w:p>
             <w:pPr>
@@ -16885,7 +17388,7 @@
         </w:tc>
         <w:tc>
           <w:tcPr>
-            <w:tcW w:w="4660" w:type="dxa"/>
+            <w:tcW w:w="4561" w:type="dxa"/>
             <w:gridSpan w:val="4"/>
           </w:tcPr>
           <w:p>
@@ -16901,27 +17404,108 @@
                 <w:sz w:val="22"/>
                 <w:szCs w:val="22"/>
               </w:rPr>
-              <w:t xml:space="preserve">L1 to </w:t>
-            </w:r>
-            <w:r>
+              <w:t>L1 to L2</w:t>
+            </w:r>
+          </w:p>
+        </w:tc>
+        <w:tc>
+          <w:tcPr>
+            <w:tcW w:w="1089" w:type="dxa"/>
+          </w:tcPr>
+          <w:p>
+            <w:pPr>
+              <w:pStyle w:val="Default"/>
               <w:rPr>
                 <w:sz w:val="22"/>
                 <w:szCs w:val="22"/>
               </w:rPr>
-              <w:t>L</w:t>
-            </w:r>
+            </w:pPr>
             <w:r>
               <w:rPr>
                 <w:sz w:val="22"/>
                 <w:szCs w:val="22"/>
               </w:rPr>
-              <w:t>2</w:t>
-            </w:r>
-          </w:p>
-        </w:tc>
-        <w:tc>
-          <w:tcPr>
-            <w:tcW w:w="963" w:type="dxa"/>
+              <w:t>{3p_l1tl2}</w:t>
+            </w:r>
+          </w:p>
+        </w:tc>
+        <w:tc>
+          <w:tcPr>
+            <w:tcW w:w="957" w:type="dxa"/>
+          </w:tcPr>
+          <w:p>
+            <w:pPr>
+              <w:pStyle w:val="Default"/>
+              <w:rPr>
+                <w:rFonts w:asciiTheme="minorHAnsi" w:hAnsiTheme="minorHAnsi" w:cs="Arial"/>
+              </w:rPr>
+            </w:pPr>
+            <w:r>
+              <w:rPr>
+                <w:rFonts w:ascii="Wingdings" w:hAnsi="Wingdings"/>
+              </w:rPr>
+              <w:t></w:t>
+            </w:r>
+          </w:p>
+        </w:tc>
+        <w:tc>
+          <w:tcPr>
+            <w:tcW w:w="955" w:type="dxa"/>
+          </w:tcPr>
+          <w:p>
+            <w:pPr>
+              <w:overflowPunct/>
+              <w:autoSpaceDE/>
+              <w:autoSpaceDN/>
+              <w:adjustRightInd/>
+              <w:textAlignment w:val="auto"/>
+              <w:rPr>
+                <w:rFonts w:asciiTheme="minorHAnsi" w:hAnsiTheme="minorHAnsi" w:cs="Arial"/>
+              </w:rPr>
+            </w:pPr>
+          </w:p>
+        </w:tc>
+        <w:tc>
+          <w:tcPr>
+            <w:tcW w:w="1262" w:type="dxa"/>
+          </w:tcPr>
+          <w:p>
+            <w:pPr>
+              <w:overflowPunct/>
+              <w:autoSpaceDE/>
+              <w:autoSpaceDN/>
+              <w:adjustRightInd/>
+              <w:textAlignment w:val="auto"/>
+              <w:rPr>
+                <w:rFonts w:asciiTheme="minorHAnsi" w:hAnsiTheme="minorHAnsi" w:cs="Arial"/>
+              </w:rPr>
+            </w:pPr>
+          </w:p>
+        </w:tc>
+      </w:tr>
+      <w:tr>
+        <w:tc>
+          <w:tcPr>
+            <w:tcW w:w="527" w:type="dxa"/>
+          </w:tcPr>
+          <w:p>
+            <w:pPr>
+              <w:overflowPunct/>
+              <w:autoSpaceDE/>
+              <w:autoSpaceDN/>
+              <w:adjustRightInd/>
+              <w:jc w:val="center"/>
+              <w:textAlignment w:val="auto"/>
+              <w:rPr>
+                <w:rFonts w:asciiTheme="minorHAnsi" w:hAnsiTheme="minorHAnsi" w:cs="Arial"/>
+              </w:rPr>
+            </w:pPr>
+          </w:p>
+        </w:tc>
+        <w:tc>
+          <w:tcPr>
+            <w:tcW w:w="4561" w:type="dxa"/>
+            <w:gridSpan w:val="4"/>
           </w:tcPr>
           <w:p>
             <w:pPr>
@@ -16931,16 +17515,44 @@
                 <w:szCs w:val="22"/>
               </w:rPr>
             </w:pPr>
-          </w:p>
-        </w:tc>
-        <w:tc>
-          <w:tcPr>
-            <w:tcW w:w="963" w:type="dxa"/>
+            <w:r>
+              <w:rPr>
+                <w:sz w:val="22"/>
+                <w:szCs w:val="22"/>
+              </w:rPr>
+              <w:t>L2 to L3</w:t>
+            </w:r>
+          </w:p>
+        </w:tc>
+        <w:tc>
+          <w:tcPr>
+            <w:tcW w:w="1089" w:type="dxa"/>
           </w:tcPr>
           <w:p>
             <w:pPr>
               <w:pStyle w:val="Default"/>
               <w:rPr>
+                <w:sz w:val="22"/>
+                <w:szCs w:val="22"/>
+              </w:rPr>
+            </w:pPr>
+            <w:r>
+              <w:rPr>
+                <w:sz w:val="22"/>
+                <w:szCs w:val="22"/>
+              </w:rPr>
+              <w:t>{3p_l2tl3}</w:t>
+            </w:r>
+          </w:p>
+        </w:tc>
+        <w:tc>
+          <w:tcPr>
+            <w:tcW w:w="957" w:type="dxa"/>
+          </w:tcPr>
+          <w:p>
+            <w:pPr>
+              <w:pStyle w:val="Default"/>
+              <w:rPr>
                 <w:rFonts w:asciiTheme="minorHAnsi" w:hAnsiTheme="minorHAnsi" w:cs="Arial"/>
               </w:rPr>
             </w:pPr>
@@ -16954,24 +17566,24 @@
         </w:tc>
         <w:tc>
           <w:tcPr>
-            <w:tcW w:w="963" w:type="dxa"/>
-          </w:tcPr>
-          <w:p>
-            <w:pPr>
-              <w:overflowPunct/>
-              <w:autoSpaceDE/>
-              <w:autoSpaceDN/>
-              <w:adjustRightInd/>
-              <w:textAlignment w:val="auto"/>
-              <w:rPr>
-                <w:rFonts w:asciiTheme="minorHAnsi" w:hAnsiTheme="minorHAnsi" w:cs="Arial"/>
-              </w:rPr>
-            </w:pPr>
-          </w:p>
-        </w:tc>
-        <w:tc>
-          <w:tcPr>
-            <w:tcW w:w="1276" w:type="dxa"/>
+            <w:tcW w:w="955" w:type="dxa"/>
+          </w:tcPr>
+          <w:p>
+            <w:pPr>
+              <w:overflowPunct/>
+              <w:autoSpaceDE/>
+              <w:autoSpaceDN/>
+              <w:adjustRightInd/>
+              <w:textAlignment w:val="auto"/>
+              <w:rPr>
+                <w:rFonts w:asciiTheme="minorHAnsi" w:hAnsiTheme="minorHAnsi" w:cs="Arial"/>
+              </w:rPr>
+            </w:pPr>
+          </w:p>
+        </w:tc>
+        <w:tc>
+          <w:tcPr>
+            <w:tcW w:w="1262" w:type="dxa"/>
           </w:tcPr>
           <w:p>
             <w:pPr>
@@ -16990,7 +17602,7 @@
       <w:tr>
         <w:tc>
           <w:tcPr>
-            <w:tcW w:w="526" w:type="dxa"/>
+            <w:tcW w:w="527" w:type="dxa"/>
           </w:tcPr>
           <w:p>
             <w:pPr>
@@ -17008,7 +17620,7 @@
         </w:tc>
         <w:tc>
           <w:tcPr>
-            <w:tcW w:w="4660" w:type="dxa"/>
+            <w:tcW w:w="4561" w:type="dxa"/>
             <w:gridSpan w:val="4"/>
           </w:tcPr>
           <w:p>
@@ -17024,13 +17636,13 @@
                 <w:sz w:val="22"/>
                 <w:szCs w:val="22"/>
               </w:rPr>
-              <w:t>L2 to L3</w:t>
-            </w:r>
-          </w:p>
-        </w:tc>
-        <w:tc>
-          <w:tcPr>
-            <w:tcW w:w="963" w:type="dxa"/>
+              <w:t>L1 to L3</w:t>
+            </w:r>
+          </w:p>
+        </w:tc>
+        <w:tc>
+          <w:tcPr>
+            <w:tcW w:w="1089" w:type="dxa"/>
           </w:tcPr>
           <w:p>
             <w:pPr>
@@ -17040,11 +17652,18 @@
                 <w:szCs w:val="22"/>
               </w:rPr>
             </w:pPr>
-          </w:p>
-        </w:tc>
-        <w:tc>
-          <w:tcPr>
-            <w:tcW w:w="963" w:type="dxa"/>
+            <w:r>
+              <w:rPr>
+                <w:sz w:val="22"/>
+                <w:szCs w:val="22"/>
+              </w:rPr>
+              <w:t>{3p_l1tl3}</w:t>
+            </w:r>
+          </w:p>
+        </w:tc>
+        <w:tc>
+          <w:tcPr>
+            <w:tcW w:w="957" w:type="dxa"/>
           </w:tcPr>
           <w:p>
             <w:pPr>
@@ -17063,24 +17682,24 @@
         </w:tc>
         <w:tc>
           <w:tcPr>
-            <w:tcW w:w="963" w:type="dxa"/>
-          </w:tcPr>
-          <w:p>
-            <w:pPr>
-              <w:overflowPunct/>
-              <w:autoSpaceDE/>
-              <w:autoSpaceDN/>
-              <w:adjustRightInd/>
-              <w:textAlignment w:val="auto"/>
-              <w:rPr>
-                <w:rFonts w:asciiTheme="minorHAnsi" w:hAnsiTheme="minorHAnsi" w:cs="Arial"/>
-              </w:rPr>
-            </w:pPr>
-          </w:p>
-        </w:tc>
-        <w:tc>
-          <w:tcPr>
-            <w:tcW w:w="1276" w:type="dxa"/>
+            <w:tcW w:w="955" w:type="dxa"/>
+          </w:tcPr>
+          <w:p>
+            <w:pPr>
+              <w:overflowPunct/>
+              <w:autoSpaceDE/>
+              <w:autoSpaceDN/>
+              <w:adjustRightInd/>
+              <w:textAlignment w:val="auto"/>
+              <w:rPr>
+                <w:rFonts w:asciiTheme="minorHAnsi" w:hAnsiTheme="minorHAnsi" w:cs="Arial"/>
+              </w:rPr>
+            </w:pPr>
+          </w:p>
+        </w:tc>
+        <w:tc>
+          <w:tcPr>
+            <w:tcW w:w="1262" w:type="dxa"/>
           </w:tcPr>
           <w:p>
             <w:pPr>
@@ -17099,7 +17718,7 @@
       <w:tr>
         <w:tc>
           <w:tcPr>
-            <w:tcW w:w="526" w:type="dxa"/>
+            <w:tcW w:w="527" w:type="dxa"/>
           </w:tcPr>
           <w:p>
             <w:pPr>
@@ -17113,115 +17732,6 @@
                 <w:rFonts w:asciiTheme="minorHAnsi" w:hAnsiTheme="minorHAnsi" w:cs="Arial"/>
               </w:rPr>
             </w:pPr>
-          </w:p>
-        </w:tc>
-        <w:tc>
-          <w:tcPr>
-            <w:tcW w:w="4660" w:type="dxa"/>
-            <w:gridSpan w:val="4"/>
-          </w:tcPr>
-          <w:p>
-            <w:pPr>
-              <w:pStyle w:val="Default"/>
-              <w:rPr>
-                <w:sz w:val="22"/>
-                <w:szCs w:val="22"/>
-              </w:rPr>
-            </w:pPr>
-            <w:r>
-              <w:rPr>
-                <w:sz w:val="22"/>
-                <w:szCs w:val="22"/>
-              </w:rPr>
-              <w:t>L1 to L3</w:t>
-            </w:r>
-          </w:p>
-        </w:tc>
-        <w:tc>
-          <w:tcPr>
-            <w:tcW w:w="963" w:type="dxa"/>
-          </w:tcPr>
-          <w:p>
-            <w:pPr>
-              <w:pStyle w:val="Default"/>
-              <w:rPr>
-                <w:sz w:val="22"/>
-                <w:szCs w:val="22"/>
-              </w:rPr>
-            </w:pPr>
-          </w:p>
-        </w:tc>
-        <w:tc>
-          <w:tcPr>
-            <w:tcW w:w="963" w:type="dxa"/>
-          </w:tcPr>
-          <w:p>
-            <w:pPr>
-              <w:pStyle w:val="Default"/>
-              <w:rPr>
-                <w:rFonts w:asciiTheme="minorHAnsi" w:hAnsiTheme="minorHAnsi" w:cs="Arial"/>
-              </w:rPr>
-            </w:pPr>
-            <w:r>
-              <w:rPr>
-                <w:rFonts w:ascii="Wingdings" w:hAnsi="Wingdings"/>
-              </w:rPr>
-              <w:t></w:t>
-            </w:r>
-          </w:p>
-        </w:tc>
-        <w:tc>
-          <w:tcPr>
-            <w:tcW w:w="963" w:type="dxa"/>
-          </w:tcPr>
-          <w:p>
-            <w:pPr>
-              <w:overflowPunct/>
-              <w:autoSpaceDE/>
-              <w:autoSpaceDN/>
-              <w:adjustRightInd/>
-              <w:textAlignment w:val="auto"/>
-              <w:rPr>
-                <w:rFonts w:asciiTheme="minorHAnsi" w:hAnsiTheme="minorHAnsi" w:cs="Arial"/>
-              </w:rPr>
-            </w:pPr>
-          </w:p>
-        </w:tc>
-        <w:tc>
-          <w:tcPr>
-            <w:tcW w:w="1276" w:type="dxa"/>
-          </w:tcPr>
-          <w:p>
-            <w:pPr>
-              <w:overflowPunct/>
-              <w:autoSpaceDE/>
-              <w:autoSpaceDN/>
-              <w:adjustRightInd/>
-              <w:textAlignment w:val="auto"/>
-              <w:rPr>
-                <w:rFonts w:asciiTheme="minorHAnsi" w:hAnsiTheme="minorHAnsi" w:cs="Arial"/>
-              </w:rPr>
-            </w:pPr>
-          </w:p>
-        </w:tc>
-      </w:tr>
-      <w:tr>
-        <w:tc>
-          <w:tcPr>
-            <w:tcW w:w="526" w:type="dxa"/>
-          </w:tcPr>
-          <w:p>
-            <w:pPr>
-              <w:overflowPunct/>
-              <w:autoSpaceDE/>
-              <w:autoSpaceDN/>
-              <w:adjustRightInd/>
-              <w:jc w:val="center"/>
-              <w:textAlignment w:val="auto"/>
-              <w:rPr>
-                <w:rFonts w:asciiTheme="minorHAnsi" w:hAnsiTheme="minorHAnsi" w:cs="Arial"/>
-              </w:rPr>
-            </w:pPr>
             <w:r>
               <w:rPr>
                 <w:rFonts w:asciiTheme="minorHAnsi" w:hAnsiTheme="minorHAnsi" w:cs="Arial"/>
@@ -17232,7 +17742,7 @@
         </w:tc>
         <w:tc>
           <w:tcPr>
-            <w:tcW w:w="4660" w:type="dxa"/>
+            <w:tcW w:w="4561" w:type="dxa"/>
             <w:gridSpan w:val="4"/>
           </w:tcPr>
           <w:p>
@@ -17250,23 +17760,7 @@
                 <w:szCs w:val="22"/>
                 <w:lang w:val="en-US"/>
               </w:rPr>
-              <w:t xml:space="preserve">Check whether </w:t>
-            </w:r>
-            <w:r>
-              <w:rPr>
-                <w:sz w:val="22"/>
-                <w:szCs w:val="22"/>
-                <w:lang w:val="en-US"/>
-              </w:rPr>
-              <w:t xml:space="preserve">the </w:t>
-            </w:r>
-            <w:r>
-              <w:rPr>
-                <w:sz w:val="22"/>
-                <w:szCs w:val="22"/>
-                <w:lang w:val="en-US"/>
-              </w:rPr>
-              <w:t xml:space="preserve">voltage of </w:t>
+              <w:t xml:space="preserve">Check whether the voltage of </w:t>
             </w:r>
             <w:r>
               <w:rPr>
@@ -17276,7 +17770,528 @@
                 <w:szCs w:val="22"/>
                 <w:lang w:val="en-US"/>
               </w:rPr>
-              <w:t xml:space="preserve">Phase to </w:t>
+              <w:t>Phase to Earth</w:t>
+            </w:r>
+            <w:r>
+              <w:rPr>
+                <w:sz w:val="22"/>
+                <w:szCs w:val="22"/>
+                <w:lang w:val="en-US"/>
+              </w:rPr>
+              <w:t xml:space="preserve"> are within the acceptable limit.</w:t>
+            </w:r>
+          </w:p>
+          <w:p>
+            <w:pPr>
+              <w:pStyle w:val="Default"/>
+              <w:rPr>
+                <w:i/>
+                <w:iCs/>
+                <w:sz w:val="22"/>
+                <w:szCs w:val="22"/>
+                <w:lang w:val="en-US"/>
+              </w:rPr>
+            </w:pPr>
+            <w:r>
+              <w:rPr>
+                <w:i/>
+                <w:iCs/>
+                <w:sz w:val="22"/>
+                <w:szCs w:val="22"/>
+              </w:rPr>
+              <w:t xml:space="preserve">(Single Phase - </w:t>
+            </w:r>
+            <w:r>
+              <w:rPr>
+                <w:i/>
+                <w:iCs/>
+                <w:sz w:val="22"/>
+                <w:szCs w:val="22"/>
+                <w:lang w:val="en-US"/>
+              </w:rPr>
+              <w:t>216V to 253V)</w:t>
+            </w:r>
+          </w:p>
+          <w:p>
+            <w:pPr>
+              <w:pStyle w:val="Default"/>
+              <w:rPr>
+                <w:sz w:val="22"/>
+                <w:szCs w:val="22"/>
+              </w:rPr>
+            </w:pPr>
+            <w:r>
+              <w:rPr>
+                <w:i/>
+                <w:iCs/>
+                <w:sz w:val="22"/>
+                <w:szCs w:val="22"/>
+                <w:lang w:val="en-US"/>
+              </w:rPr>
+              <w:t>(Three Phase – 216V to 253V per phase)</w:t>
+            </w:r>
+          </w:p>
+        </w:tc>
+        <w:tc>
+          <w:tcPr>
+            <w:tcW w:w="1089" w:type="dxa"/>
+          </w:tcPr>
+          <w:p>
+            <w:pPr>
+              <w:pStyle w:val="Default"/>
+              <w:rPr>
+                <w:sz w:val="22"/>
+                <w:szCs w:val="22"/>
+              </w:rPr>
+            </w:pPr>
+          </w:p>
+        </w:tc>
+        <w:tc>
+          <w:tcPr>
+            <w:tcW w:w="957" w:type="dxa"/>
+          </w:tcPr>
+          <w:p>
+            <w:pPr>
+              <w:pStyle w:val="Default"/>
+              <w:rPr>
+                <w:rFonts w:asciiTheme="minorHAnsi" w:hAnsiTheme="minorHAnsi" w:cs="Arial"/>
+              </w:rPr>
+            </w:pPr>
+          </w:p>
+        </w:tc>
+        <w:tc>
+          <w:tcPr>
+            <w:tcW w:w="955" w:type="dxa"/>
+          </w:tcPr>
+          <w:p>
+            <w:pPr>
+              <w:overflowPunct/>
+              <w:autoSpaceDE/>
+              <w:autoSpaceDN/>
+              <w:adjustRightInd/>
+              <w:textAlignment w:val="auto"/>
+              <w:rPr>
+                <w:rFonts w:asciiTheme="minorHAnsi" w:hAnsiTheme="minorHAnsi" w:cs="Arial"/>
+              </w:rPr>
+            </w:pPr>
+          </w:p>
+        </w:tc>
+        <w:tc>
+          <w:tcPr>
+            <w:tcW w:w="1262" w:type="dxa"/>
+          </w:tcPr>
+          <w:p>
+            <w:pPr>
+              <w:overflowPunct/>
+              <w:autoSpaceDE/>
+              <w:autoSpaceDN/>
+              <w:adjustRightInd/>
+              <w:textAlignment w:val="auto"/>
+              <w:rPr>
+                <w:rFonts w:asciiTheme="minorHAnsi" w:hAnsiTheme="minorHAnsi" w:cs="Arial"/>
+              </w:rPr>
+            </w:pPr>
+          </w:p>
+        </w:tc>
+      </w:tr>
+      <w:tr>
+        <w:tc>
+          <w:tcPr>
+            <w:tcW w:w="527" w:type="dxa"/>
+          </w:tcPr>
+          <w:p>
+            <w:pPr>
+              <w:overflowPunct/>
+              <w:autoSpaceDE/>
+              <w:autoSpaceDN/>
+              <w:adjustRightInd/>
+              <w:jc w:val="center"/>
+              <w:textAlignment w:val="auto"/>
+              <w:rPr>
+                <w:rFonts w:asciiTheme="minorHAnsi" w:hAnsiTheme="minorHAnsi" w:cs="Arial"/>
+              </w:rPr>
+            </w:pPr>
+          </w:p>
+        </w:tc>
+        <w:tc>
+          <w:tcPr>
+            <w:tcW w:w="4561" w:type="dxa"/>
+            <w:gridSpan w:val="4"/>
+          </w:tcPr>
+          <w:p>
+            <w:pPr>
+              <w:pStyle w:val="Default"/>
+              <w:rPr>
+                <w:sz w:val="22"/>
+                <w:szCs w:val="22"/>
+              </w:rPr>
+            </w:pPr>
+            <w:r>
+              <w:rPr>
+                <w:sz w:val="22"/>
+                <w:szCs w:val="22"/>
+              </w:rPr>
+              <w:t>L1 to E</w:t>
+            </w:r>
+          </w:p>
+        </w:tc>
+        <w:tc>
+          <w:tcPr>
+            <w:tcW w:w="1089" w:type="dxa"/>
+          </w:tcPr>
+          <w:p>
+            <w:pPr>
+              <w:pStyle w:val="Default"/>
+              <w:rPr>
+                <w:sz w:val="22"/>
+                <w:szCs w:val="22"/>
+              </w:rPr>
+            </w:pPr>
+            <w:r>
+              <w:rPr>
+                <w:sz w:val="22"/>
+                <w:szCs w:val="22"/>
+              </w:rPr>
+              <w:t>{3p_l1te}</w:t>
+            </w:r>
+          </w:p>
+        </w:tc>
+        <w:tc>
+          <w:tcPr>
+            <w:tcW w:w="957" w:type="dxa"/>
+          </w:tcPr>
+          <w:p>
+            <w:pPr>
+              <w:pStyle w:val="Default"/>
+              <w:rPr>
+                <w:rFonts w:asciiTheme="minorHAnsi" w:hAnsiTheme="minorHAnsi" w:cs="Arial"/>
+              </w:rPr>
+            </w:pPr>
+            <w:r>
+              <w:rPr>
+                <w:rFonts w:ascii="Wingdings" w:hAnsi="Wingdings"/>
+              </w:rPr>
+              <w:t></w:t>
+            </w:r>
+          </w:p>
+        </w:tc>
+        <w:tc>
+          <w:tcPr>
+            <w:tcW w:w="955" w:type="dxa"/>
+          </w:tcPr>
+          <w:p>
+            <w:pPr>
+              <w:overflowPunct/>
+              <w:autoSpaceDE/>
+              <w:autoSpaceDN/>
+              <w:adjustRightInd/>
+              <w:textAlignment w:val="auto"/>
+              <w:rPr>
+                <w:rFonts w:asciiTheme="minorHAnsi" w:hAnsiTheme="minorHAnsi" w:cs="Arial"/>
+              </w:rPr>
+            </w:pPr>
+          </w:p>
+        </w:tc>
+        <w:tc>
+          <w:tcPr>
+            <w:tcW w:w="1262" w:type="dxa"/>
+          </w:tcPr>
+          <w:p>
+            <w:pPr>
+              <w:overflowPunct/>
+              <w:autoSpaceDE/>
+              <w:autoSpaceDN/>
+              <w:adjustRightInd/>
+              <w:textAlignment w:val="auto"/>
+              <w:rPr>
+                <w:rFonts w:asciiTheme="minorHAnsi" w:hAnsiTheme="minorHAnsi" w:cs="Arial"/>
+              </w:rPr>
+            </w:pPr>
+          </w:p>
+        </w:tc>
+      </w:tr>
+      <w:tr>
+        <w:tc>
+          <w:tcPr>
+            <w:tcW w:w="527" w:type="dxa"/>
+          </w:tcPr>
+          <w:p>
+            <w:pPr>
+              <w:overflowPunct/>
+              <w:autoSpaceDE/>
+              <w:autoSpaceDN/>
+              <w:adjustRightInd/>
+              <w:jc w:val="center"/>
+              <w:textAlignment w:val="auto"/>
+              <w:rPr>
+                <w:rFonts w:asciiTheme="minorHAnsi" w:hAnsiTheme="minorHAnsi" w:cs="Arial"/>
+              </w:rPr>
+            </w:pPr>
+          </w:p>
+        </w:tc>
+        <w:tc>
+          <w:tcPr>
+            <w:tcW w:w="4561" w:type="dxa"/>
+            <w:gridSpan w:val="4"/>
+          </w:tcPr>
+          <w:p>
+            <w:pPr>
+              <w:pStyle w:val="Default"/>
+              <w:rPr>
+                <w:sz w:val="22"/>
+                <w:szCs w:val="22"/>
+              </w:rPr>
+            </w:pPr>
+            <w:r>
+              <w:rPr>
+                <w:sz w:val="22"/>
+                <w:szCs w:val="22"/>
+              </w:rPr>
+              <w:t>L2 to E</w:t>
+            </w:r>
+          </w:p>
+        </w:tc>
+        <w:tc>
+          <w:tcPr>
+            <w:tcW w:w="1089" w:type="dxa"/>
+          </w:tcPr>
+          <w:p>
+            <w:pPr>
+              <w:pStyle w:val="Default"/>
+              <w:rPr>
+                <w:sz w:val="22"/>
+                <w:szCs w:val="22"/>
+              </w:rPr>
+            </w:pPr>
+            <w:r>
+              <w:rPr>
+                <w:sz w:val="22"/>
+                <w:szCs w:val="22"/>
+              </w:rPr>
+              <w:t>{3p_l1te}</w:t>
+            </w:r>
+          </w:p>
+        </w:tc>
+        <w:tc>
+          <w:tcPr>
+            <w:tcW w:w="957" w:type="dxa"/>
+          </w:tcPr>
+          <w:p>
+            <w:pPr>
+              <w:pStyle w:val="Default"/>
+              <w:rPr>
+                <w:rFonts w:asciiTheme="minorHAnsi" w:hAnsiTheme="minorHAnsi" w:cs="Arial"/>
+              </w:rPr>
+            </w:pPr>
+            <w:r>
+              <w:rPr>
+                <w:rFonts w:ascii="Wingdings" w:hAnsi="Wingdings"/>
+              </w:rPr>
+              <w:t></w:t>
+            </w:r>
+          </w:p>
+        </w:tc>
+        <w:tc>
+          <w:tcPr>
+            <w:tcW w:w="955" w:type="dxa"/>
+          </w:tcPr>
+          <w:p>
+            <w:pPr>
+              <w:overflowPunct/>
+              <w:autoSpaceDE/>
+              <w:autoSpaceDN/>
+              <w:adjustRightInd/>
+              <w:textAlignment w:val="auto"/>
+              <w:rPr>
+                <w:rFonts w:asciiTheme="minorHAnsi" w:hAnsiTheme="minorHAnsi" w:cs="Arial"/>
+              </w:rPr>
+            </w:pPr>
+          </w:p>
+        </w:tc>
+        <w:tc>
+          <w:tcPr>
+            <w:tcW w:w="1262" w:type="dxa"/>
+          </w:tcPr>
+          <w:p>
+            <w:pPr>
+              <w:overflowPunct/>
+              <w:autoSpaceDE/>
+              <w:autoSpaceDN/>
+              <w:adjustRightInd/>
+              <w:textAlignment w:val="auto"/>
+              <w:rPr>
+                <w:rFonts w:asciiTheme="minorHAnsi" w:hAnsiTheme="minorHAnsi" w:cs="Arial"/>
+              </w:rPr>
+            </w:pPr>
+          </w:p>
+        </w:tc>
+      </w:tr>
+      <w:tr>
+        <w:tc>
+          <w:tcPr>
+            <w:tcW w:w="527" w:type="dxa"/>
+          </w:tcPr>
+          <w:p>
+            <w:pPr>
+              <w:overflowPunct/>
+              <w:autoSpaceDE/>
+              <w:autoSpaceDN/>
+              <w:adjustRightInd/>
+              <w:jc w:val="center"/>
+              <w:textAlignment w:val="auto"/>
+              <w:rPr>
+                <w:rFonts w:asciiTheme="minorHAnsi" w:hAnsiTheme="minorHAnsi" w:cs="Arial"/>
+              </w:rPr>
+            </w:pPr>
+          </w:p>
+        </w:tc>
+        <w:tc>
+          <w:tcPr>
+            <w:tcW w:w="4561" w:type="dxa"/>
+            <w:gridSpan w:val="4"/>
+          </w:tcPr>
+          <w:p>
+            <w:pPr>
+              <w:pStyle w:val="Default"/>
+              <w:rPr>
+                <w:sz w:val="22"/>
+                <w:szCs w:val="22"/>
+              </w:rPr>
+            </w:pPr>
+            <w:r>
+              <w:rPr>
+                <w:sz w:val="22"/>
+                <w:szCs w:val="22"/>
+              </w:rPr>
+              <w:t>L3 to E</w:t>
+            </w:r>
+          </w:p>
+        </w:tc>
+        <w:tc>
+          <w:tcPr>
+            <w:tcW w:w="1089" w:type="dxa"/>
+          </w:tcPr>
+          <w:p>
+            <w:pPr>
+              <w:pStyle w:val="Default"/>
+              <w:rPr>
+                <w:sz w:val="22"/>
+                <w:szCs w:val="22"/>
+              </w:rPr>
+            </w:pPr>
+            <w:r>
+              <w:rPr>
+                <w:sz w:val="22"/>
+                <w:szCs w:val="22"/>
+              </w:rPr>
+              <w:t>{3p_l1te}</w:t>
+            </w:r>
+          </w:p>
+        </w:tc>
+        <w:tc>
+          <w:tcPr>
+            <w:tcW w:w="957" w:type="dxa"/>
+          </w:tcPr>
+          <w:p>
+            <w:pPr>
+              <w:pStyle w:val="Default"/>
+              <w:rPr>
+                <w:rFonts w:asciiTheme="minorHAnsi" w:hAnsiTheme="minorHAnsi" w:cs="Arial"/>
+              </w:rPr>
+            </w:pPr>
+            <w:r>
+              <w:rPr>
+                <w:rFonts w:ascii="Wingdings" w:hAnsi="Wingdings"/>
+              </w:rPr>
+              <w:t></w:t>
+            </w:r>
+          </w:p>
+        </w:tc>
+        <w:tc>
+          <w:tcPr>
+            <w:tcW w:w="955" w:type="dxa"/>
+          </w:tcPr>
+          <w:p>
+            <w:pPr>
+              <w:overflowPunct/>
+              <w:autoSpaceDE/>
+              <w:autoSpaceDN/>
+              <w:adjustRightInd/>
+              <w:textAlignment w:val="auto"/>
+              <w:rPr>
+                <w:rFonts w:asciiTheme="minorHAnsi" w:hAnsiTheme="minorHAnsi" w:cs="Arial"/>
+              </w:rPr>
+            </w:pPr>
+          </w:p>
+        </w:tc>
+        <w:tc>
+          <w:tcPr>
+            <w:tcW w:w="1262" w:type="dxa"/>
+          </w:tcPr>
+          <w:p>
+            <w:pPr>
+              <w:overflowPunct/>
+              <w:autoSpaceDE/>
+              <w:autoSpaceDN/>
+              <w:adjustRightInd/>
+              <w:textAlignment w:val="auto"/>
+              <w:rPr>
+                <w:rFonts w:asciiTheme="minorHAnsi" w:hAnsiTheme="minorHAnsi" w:cs="Arial"/>
+              </w:rPr>
+            </w:pPr>
+          </w:p>
+        </w:tc>
+      </w:tr>
+      <w:tr>
+        <w:trPr>
+          <w:trHeight w:val="663"/>
+        </w:trPr>
+        <w:tc>
+          <w:tcPr>
+            <w:tcW w:w="527" w:type="dxa"/>
+            <w:vMerge w:val="restart"/>
+          </w:tcPr>
+          <w:p>
+            <w:pPr>
+              <w:overflowPunct/>
+              <w:autoSpaceDE/>
+              <w:autoSpaceDN/>
+              <w:adjustRightInd/>
+              <w:jc w:val="center"/>
+              <w:textAlignment w:val="auto"/>
+              <w:rPr>
+                <w:rFonts w:asciiTheme="minorHAnsi" w:hAnsiTheme="minorHAnsi" w:cs="Arial"/>
+              </w:rPr>
+            </w:pPr>
+            <w:r>
+              <w:rPr>
+                <w:rFonts w:asciiTheme="minorHAnsi" w:hAnsiTheme="minorHAnsi" w:cs="Arial"/>
+              </w:rPr>
+              <w:t>5</w:t>
+            </w:r>
+          </w:p>
+        </w:tc>
+        <w:tc>
+          <w:tcPr>
+            <w:tcW w:w="4561" w:type="dxa"/>
+            <w:gridSpan w:val="4"/>
+          </w:tcPr>
+          <w:p>
+            <w:pPr>
+              <w:pStyle w:val="Default"/>
+              <w:rPr>
+                <w:sz w:val="22"/>
+                <w:szCs w:val="22"/>
+                <w:lang w:val="en-US"/>
+              </w:rPr>
+            </w:pPr>
+            <w:r>
+              <w:rPr>
+                <w:sz w:val="22"/>
+                <w:szCs w:val="22"/>
+                <w:lang w:val="en-US"/>
+              </w:rPr>
+              <w:t xml:space="preserve">Check whether the voltage of </w:t>
             </w:r>
             <w:r>
               <w:rPr>
@@ -17286,7 +18301,7 @@
                 <w:szCs w:val="22"/>
                 <w:lang w:val="en-US"/>
               </w:rPr>
-              <w:t>Earth</w:t>
+              <w:t>Neutral to Earth</w:t>
             </w:r>
             <w:r>
               <w:rPr>
@@ -17294,267 +18309,50 @@
                 <w:szCs w:val="22"/>
                 <w:lang w:val="en-US"/>
               </w:rPr>
-              <w:t xml:space="preserve"> </w:t>
-            </w:r>
-            <w:proofErr w:type="gramStart"/>
-            <w:r>
+              <w:t xml:space="preserve"> are within the acceptable limit.</w:t>
+            </w:r>
+          </w:p>
+          <w:p>
+            <w:pPr>
+              <w:pStyle w:val="Default"/>
               <w:rPr>
                 <w:sz w:val="22"/>
                 <w:szCs w:val="22"/>
-                <w:lang w:val="en-US"/>
-              </w:rPr>
-              <w:t>are</w:t>
-            </w:r>
-            <w:proofErr w:type="gramEnd"/>
-            <w:r>
+              </w:rPr>
+            </w:pPr>
+          </w:p>
+        </w:tc>
+        <w:tc>
+          <w:tcPr>
+            <w:tcW w:w="1089" w:type="dxa"/>
+            <w:vMerge w:val="restart"/>
+          </w:tcPr>
+          <w:p>
+            <w:pPr>
+              <w:pStyle w:val="Default"/>
               <w:rPr>
                 <w:sz w:val="22"/>
                 <w:szCs w:val="22"/>
-                <w:lang w:val="en-US"/>
-              </w:rPr>
-              <w:t xml:space="preserve"> </w:t>
-            </w:r>
+              </w:rPr>
+            </w:pPr>
             <w:r>
               <w:rPr>
                 <w:sz w:val="22"/>
                 <w:szCs w:val="22"/>
-                <w:lang w:val="en-US"/>
-              </w:rPr>
-              <w:t>within</w:t>
-            </w:r>
-            <w:r>
-              <w:rPr>
-                <w:sz w:val="22"/>
-                <w:szCs w:val="22"/>
-                <w:lang w:val="en-US"/>
-              </w:rPr>
-              <w:t xml:space="preserve"> the acceptable </w:t>
-            </w:r>
-            <w:r>
-              <w:rPr>
-                <w:sz w:val="22"/>
-                <w:szCs w:val="22"/>
-                <w:lang w:val="en-US"/>
-              </w:rPr>
-              <w:t>limit.</w:t>
-            </w:r>
-          </w:p>
+              </w:rPr>
+              <w:t>{3p_nte}</w:t>
+            </w:r>
+          </w:p>
+        </w:tc>
+        <w:tc>
+          <w:tcPr>
+            <w:tcW w:w="957" w:type="dxa"/>
+            <w:vMerge w:val="restart"/>
+          </w:tcPr>
           <w:p>
             <w:pPr>
               <w:pStyle w:val="Default"/>
               <w:rPr>
-                <w:i/>
-                <w:iCs/>
-                <w:sz w:val="22"/>
-                <w:szCs w:val="22"/>
-                <w:lang w:val="en-US"/>
-              </w:rPr>
-            </w:pPr>
-            <w:r>
-              <w:rPr>
-                <w:i/>
-                <w:iCs/>
-                <w:sz w:val="22"/>
-                <w:szCs w:val="22"/>
-              </w:rPr>
-              <w:t xml:space="preserve">(Single Phase - </w:t>
-            </w:r>
-            <w:r>
-              <w:rPr>
-                <w:i/>
-                <w:iCs/>
-                <w:sz w:val="22"/>
-                <w:szCs w:val="22"/>
-                <w:lang w:val="en-US"/>
-              </w:rPr>
-              <w:t>216V to 253V)</w:t>
-            </w:r>
-          </w:p>
-          <w:p>
-            <w:pPr>
-              <w:pStyle w:val="Default"/>
-              <w:rPr>
-                <w:sz w:val="22"/>
-                <w:szCs w:val="22"/>
-              </w:rPr>
-            </w:pPr>
-            <w:r>
-              <w:rPr>
-                <w:i/>
-                <w:iCs/>
-                <w:sz w:val="22"/>
-                <w:szCs w:val="22"/>
-                <w:lang w:val="en-US"/>
-              </w:rPr>
-              <w:t>(</w:t>
-            </w:r>
-            <w:r>
-              <w:rPr>
-                <w:i/>
-                <w:iCs/>
-                <w:sz w:val="22"/>
-                <w:szCs w:val="22"/>
-                <w:lang w:val="en-US"/>
-              </w:rPr>
-              <w:t xml:space="preserve">Three Phase </w:t>
-            </w:r>
-            <w:r>
-              <w:rPr>
-                <w:i/>
-                <w:iCs/>
-                <w:sz w:val="22"/>
-                <w:szCs w:val="22"/>
-                <w:lang w:val="en-US"/>
-              </w:rPr>
-              <w:t>–</w:t>
-            </w:r>
-            <w:r>
-              <w:rPr>
-                <w:i/>
-                <w:iCs/>
-                <w:sz w:val="22"/>
-                <w:szCs w:val="22"/>
-                <w:lang w:val="en-US"/>
-              </w:rPr>
-              <w:t xml:space="preserve"> </w:t>
-            </w:r>
-            <w:r>
-              <w:rPr>
-                <w:i/>
-                <w:iCs/>
-                <w:sz w:val="22"/>
-                <w:szCs w:val="22"/>
-                <w:lang w:val="en-US"/>
-              </w:rPr>
-              <w:t>216V to 253V per phase)</w:t>
-            </w:r>
-          </w:p>
-        </w:tc>
-        <w:tc>
-          <w:tcPr>
-            <w:tcW w:w="963" w:type="dxa"/>
-          </w:tcPr>
-          <w:p>
-            <w:pPr>
-              <w:pStyle w:val="Default"/>
-              <w:rPr>
-                <w:sz w:val="22"/>
-                <w:szCs w:val="22"/>
-              </w:rPr>
-            </w:pPr>
-          </w:p>
-        </w:tc>
-        <w:tc>
-          <w:tcPr>
-            <w:tcW w:w="963" w:type="dxa"/>
-          </w:tcPr>
-          <w:p>
-            <w:pPr>
-              <w:pStyle w:val="Default"/>
-              <w:rPr>
-                <w:rFonts w:asciiTheme="minorHAnsi" w:hAnsiTheme="minorHAnsi" w:cs="Arial"/>
-              </w:rPr>
-            </w:pPr>
-          </w:p>
-        </w:tc>
-        <w:tc>
-          <w:tcPr>
-            <w:tcW w:w="963" w:type="dxa"/>
-          </w:tcPr>
-          <w:p>
-            <w:pPr>
-              <w:overflowPunct/>
-              <w:autoSpaceDE/>
-              <w:autoSpaceDN/>
-              <w:adjustRightInd/>
-              <w:textAlignment w:val="auto"/>
-              <w:rPr>
-                <w:rFonts w:asciiTheme="minorHAnsi" w:hAnsiTheme="minorHAnsi" w:cs="Arial"/>
-              </w:rPr>
-            </w:pPr>
-          </w:p>
-        </w:tc>
-        <w:tc>
-          <w:tcPr>
-            <w:tcW w:w="1276" w:type="dxa"/>
-          </w:tcPr>
-          <w:p>
-            <w:pPr>
-              <w:overflowPunct/>
-              <w:autoSpaceDE/>
-              <w:autoSpaceDN/>
-              <w:adjustRightInd/>
-              <w:textAlignment w:val="auto"/>
-              <w:rPr>
-                <w:rFonts w:asciiTheme="minorHAnsi" w:hAnsiTheme="minorHAnsi" w:cs="Arial"/>
-              </w:rPr>
-            </w:pPr>
-          </w:p>
-        </w:tc>
-      </w:tr>
-      <w:tr>
-        <w:tc>
-          <w:tcPr>
-            <w:tcW w:w="526" w:type="dxa"/>
-          </w:tcPr>
-          <w:p>
-            <w:pPr>
-              <w:overflowPunct/>
-              <w:autoSpaceDE/>
-              <w:autoSpaceDN/>
-              <w:adjustRightInd/>
-              <w:jc w:val="center"/>
-              <w:textAlignment w:val="auto"/>
-              <w:rPr>
-                <w:rFonts w:asciiTheme="minorHAnsi" w:hAnsiTheme="minorHAnsi" w:cs="Arial"/>
-              </w:rPr>
-            </w:pPr>
-          </w:p>
-        </w:tc>
-        <w:tc>
-          <w:tcPr>
-            <w:tcW w:w="4660" w:type="dxa"/>
-            <w:gridSpan w:val="4"/>
-          </w:tcPr>
-          <w:p>
-            <w:pPr>
-              <w:pStyle w:val="Default"/>
-              <w:rPr>
-                <w:sz w:val="22"/>
-                <w:szCs w:val="22"/>
-              </w:rPr>
-            </w:pPr>
-            <w:r>
-              <w:rPr>
-                <w:sz w:val="22"/>
-                <w:szCs w:val="22"/>
-              </w:rPr>
-              <w:t>L1 to E</w:t>
-            </w:r>
-          </w:p>
-        </w:tc>
-        <w:tc>
-          <w:tcPr>
-            <w:tcW w:w="963" w:type="dxa"/>
-          </w:tcPr>
-          <w:p>
-            <w:pPr>
-              <w:pStyle w:val="Default"/>
-              <w:rPr>
-                <w:sz w:val="22"/>
-                <w:szCs w:val="22"/>
-              </w:rPr>
-            </w:pPr>
-          </w:p>
-        </w:tc>
-        <w:tc>
-          <w:tcPr>
-            <w:tcW w:w="963" w:type="dxa"/>
-          </w:tcPr>
-          <w:p>
-            <w:pPr>
-              <w:pStyle w:val="Default"/>
-              <w:rPr>
                 <w:rFonts w:asciiTheme="minorHAnsi" w:hAnsiTheme="minorHAnsi" w:cs="Arial"/>
               </w:rPr>
             </w:pPr>
@@ -17568,264 +18366,7 @@
         </w:tc>
         <w:tc>
           <w:tcPr>
-            <w:tcW w:w="963" w:type="dxa"/>
-          </w:tcPr>
-          <w:p>
-            <w:pPr>
-              <w:overflowPunct/>
-              <w:autoSpaceDE/>
-              <w:autoSpaceDN/>
-              <w:adjustRightInd/>
-              <w:textAlignment w:val="auto"/>
-              <w:rPr>
-                <w:rFonts w:asciiTheme="minorHAnsi" w:hAnsiTheme="minorHAnsi" w:cs="Arial"/>
-              </w:rPr>
-            </w:pPr>
-          </w:p>
-        </w:tc>
-        <w:tc>
-          <w:tcPr>
-            <w:tcW w:w="1276" w:type="dxa"/>
-          </w:tcPr>
-          <w:p>
-            <w:pPr>
-              <w:overflowPunct/>
-              <w:autoSpaceDE/>
-              <w:autoSpaceDN/>
-              <w:adjustRightInd/>
-              <w:textAlignment w:val="auto"/>
-              <w:rPr>
-                <w:rFonts w:asciiTheme="minorHAnsi" w:hAnsiTheme="minorHAnsi" w:cs="Arial"/>
-              </w:rPr>
-            </w:pPr>
-          </w:p>
-        </w:tc>
-      </w:tr>
-      <w:tr>
-        <w:tc>
-          <w:tcPr>
-            <w:tcW w:w="526" w:type="dxa"/>
-          </w:tcPr>
-          <w:p>
-            <w:pPr>
-              <w:overflowPunct/>
-              <w:autoSpaceDE/>
-              <w:autoSpaceDN/>
-              <w:adjustRightInd/>
-              <w:jc w:val="center"/>
-              <w:textAlignment w:val="auto"/>
-              <w:rPr>
-                <w:rFonts w:asciiTheme="minorHAnsi" w:hAnsiTheme="minorHAnsi" w:cs="Arial"/>
-              </w:rPr>
-            </w:pPr>
-          </w:p>
-        </w:tc>
-        <w:tc>
-          <w:tcPr>
-            <w:tcW w:w="4660" w:type="dxa"/>
-            <w:gridSpan w:val="4"/>
-          </w:tcPr>
-          <w:p>
-            <w:pPr>
-              <w:pStyle w:val="Default"/>
-              <w:rPr>
-                <w:sz w:val="22"/>
-                <w:szCs w:val="22"/>
-              </w:rPr>
-            </w:pPr>
-            <w:r>
-              <w:rPr>
-                <w:sz w:val="22"/>
-                <w:szCs w:val="22"/>
-              </w:rPr>
-              <w:t>L2 to E</w:t>
-            </w:r>
-          </w:p>
-        </w:tc>
-        <w:tc>
-          <w:tcPr>
-            <w:tcW w:w="963" w:type="dxa"/>
-          </w:tcPr>
-          <w:p>
-            <w:pPr>
-              <w:pStyle w:val="Default"/>
-              <w:rPr>
-                <w:sz w:val="22"/>
-                <w:szCs w:val="22"/>
-              </w:rPr>
-            </w:pPr>
-          </w:p>
-        </w:tc>
-        <w:tc>
-          <w:tcPr>
-            <w:tcW w:w="963" w:type="dxa"/>
-          </w:tcPr>
-          <w:p>
-            <w:pPr>
-              <w:pStyle w:val="Default"/>
-              <w:rPr>
-                <w:rFonts w:asciiTheme="minorHAnsi" w:hAnsiTheme="minorHAnsi" w:cs="Arial"/>
-              </w:rPr>
-            </w:pPr>
-            <w:r>
-              <w:rPr>
-                <w:rFonts w:ascii="Wingdings" w:hAnsi="Wingdings"/>
-              </w:rPr>
-              <w:t></w:t>
-            </w:r>
-          </w:p>
-        </w:tc>
-        <w:tc>
-          <w:tcPr>
-            <w:tcW w:w="963" w:type="dxa"/>
-          </w:tcPr>
-          <w:p>
-            <w:pPr>
-              <w:overflowPunct/>
-              <w:autoSpaceDE/>
-              <w:autoSpaceDN/>
-              <w:adjustRightInd/>
-              <w:textAlignment w:val="auto"/>
-              <w:rPr>
-                <w:rFonts w:asciiTheme="minorHAnsi" w:hAnsiTheme="minorHAnsi" w:cs="Arial"/>
-              </w:rPr>
-            </w:pPr>
-          </w:p>
-        </w:tc>
-        <w:tc>
-          <w:tcPr>
-            <w:tcW w:w="1276" w:type="dxa"/>
-          </w:tcPr>
-          <w:p>
-            <w:pPr>
-              <w:overflowPunct/>
-              <w:autoSpaceDE/>
-              <w:autoSpaceDN/>
-              <w:adjustRightInd/>
-              <w:textAlignment w:val="auto"/>
-              <w:rPr>
-                <w:rFonts w:asciiTheme="minorHAnsi" w:hAnsiTheme="minorHAnsi" w:cs="Arial"/>
-              </w:rPr>
-            </w:pPr>
-          </w:p>
-        </w:tc>
-      </w:tr>
-      <w:tr>
-        <w:tc>
-          <w:tcPr>
-            <w:tcW w:w="526" w:type="dxa"/>
-          </w:tcPr>
-          <w:p>
-            <w:pPr>
-              <w:overflowPunct/>
-              <w:autoSpaceDE/>
-              <w:autoSpaceDN/>
-              <w:adjustRightInd/>
-              <w:jc w:val="center"/>
-              <w:textAlignment w:val="auto"/>
-              <w:rPr>
-                <w:rFonts w:asciiTheme="minorHAnsi" w:hAnsiTheme="minorHAnsi" w:cs="Arial"/>
-              </w:rPr>
-            </w:pPr>
-          </w:p>
-        </w:tc>
-        <w:tc>
-          <w:tcPr>
-            <w:tcW w:w="4660" w:type="dxa"/>
-            <w:gridSpan w:val="4"/>
-          </w:tcPr>
-          <w:p>
-            <w:pPr>
-              <w:pStyle w:val="Default"/>
-              <w:rPr>
-                <w:sz w:val="22"/>
-                <w:szCs w:val="22"/>
-              </w:rPr>
-            </w:pPr>
-            <w:r>
-              <w:rPr>
-                <w:sz w:val="22"/>
-                <w:szCs w:val="22"/>
-              </w:rPr>
-              <w:t>L3 to E</w:t>
-            </w:r>
-          </w:p>
-        </w:tc>
-        <w:tc>
-          <w:tcPr>
-            <w:tcW w:w="963" w:type="dxa"/>
-          </w:tcPr>
-          <w:p>
-            <w:pPr>
-              <w:pStyle w:val="Default"/>
-              <w:rPr>
-                <w:sz w:val="22"/>
-                <w:szCs w:val="22"/>
-              </w:rPr>
-            </w:pPr>
-          </w:p>
-        </w:tc>
-        <w:tc>
-          <w:tcPr>
-            <w:tcW w:w="963" w:type="dxa"/>
-          </w:tcPr>
-          <w:p>
-            <w:pPr>
-              <w:pStyle w:val="Default"/>
-              <w:rPr>
-                <w:rFonts w:asciiTheme="minorHAnsi" w:hAnsiTheme="minorHAnsi" w:cs="Arial"/>
-              </w:rPr>
-            </w:pPr>
-            <w:r>
-              <w:rPr>
-                <w:rFonts w:ascii="Wingdings" w:hAnsi="Wingdings"/>
-              </w:rPr>
-              <w:t></w:t>
-            </w:r>
-          </w:p>
-        </w:tc>
-        <w:tc>
-          <w:tcPr>
-            <w:tcW w:w="963" w:type="dxa"/>
-          </w:tcPr>
-          <w:p>
-            <w:pPr>
-              <w:overflowPunct/>
-              <w:autoSpaceDE/>
-              <w:autoSpaceDN/>
-              <w:adjustRightInd/>
-              <w:textAlignment w:val="auto"/>
-              <w:rPr>
-                <w:rFonts w:asciiTheme="minorHAnsi" w:hAnsiTheme="minorHAnsi" w:cs="Arial"/>
-              </w:rPr>
-            </w:pPr>
-          </w:p>
-        </w:tc>
-        <w:tc>
-          <w:tcPr>
-            <w:tcW w:w="1276" w:type="dxa"/>
-          </w:tcPr>
-          <w:p>
-            <w:pPr>
-              <w:overflowPunct/>
-              <w:autoSpaceDE/>
-              <w:autoSpaceDN/>
-              <w:adjustRightInd/>
-              <w:textAlignment w:val="auto"/>
-              <w:rPr>
-                <w:rFonts w:asciiTheme="minorHAnsi" w:hAnsiTheme="minorHAnsi" w:cs="Arial"/>
-              </w:rPr>
-            </w:pPr>
-          </w:p>
-        </w:tc>
-      </w:tr>
-      <w:tr>
-        <w:trPr>
-          <w:trHeight w:val="663"/>
-        </w:trPr>
-        <w:tc>
-          <w:tcPr>
-            <w:tcW w:w="526" w:type="dxa"/>
+            <w:tcW w:w="955" w:type="dxa"/>
             <w:vMerge w:val="restart"/>
           </w:tcPr>
           <w:p>
@@ -17834,145 +18375,16 @@
               <w:autoSpaceDE/>
               <w:autoSpaceDN/>
               <w:adjustRightInd/>
-              <w:jc w:val="center"/>
-              <w:textAlignment w:val="auto"/>
-              <w:rPr>
-                <w:rFonts w:asciiTheme="minorHAnsi" w:hAnsiTheme="minorHAnsi" w:cs="Arial"/>
-              </w:rPr>
-            </w:pPr>
-            <w:r>
-              <w:rPr>
-                <w:rFonts w:asciiTheme="minorHAnsi" w:hAnsiTheme="minorHAnsi" w:cs="Arial"/>
-              </w:rPr>
-              <w:t>5</w:t>
-            </w:r>
-          </w:p>
-        </w:tc>
-        <w:tc>
-          <w:tcPr>
-            <w:tcW w:w="4660" w:type="dxa"/>
-            <w:gridSpan w:val="4"/>
-          </w:tcPr>
-          <w:p>
-            <w:pPr>
-              <w:pStyle w:val="Default"/>
-              <w:rPr>
-                <w:sz w:val="22"/>
-                <w:szCs w:val="22"/>
-                <w:lang w:val="en-US"/>
-              </w:rPr>
-            </w:pPr>
-            <w:r>
-              <w:rPr>
-                <w:sz w:val="22"/>
-                <w:szCs w:val="22"/>
-                <w:lang w:val="en-US"/>
-              </w:rPr>
-              <w:t xml:space="preserve">Check whether the voltage of </w:t>
-            </w:r>
-            <w:r>
-              <w:rPr>
-                <w:b/>
-                <w:i/>
-                <w:sz w:val="22"/>
-                <w:szCs w:val="22"/>
-                <w:lang w:val="en-US"/>
-              </w:rPr>
-              <w:t>Neutral to Earth</w:t>
-            </w:r>
-            <w:r>
-              <w:rPr>
-                <w:sz w:val="22"/>
-                <w:szCs w:val="22"/>
-                <w:lang w:val="en-US"/>
-              </w:rPr>
-              <w:t xml:space="preserve"> </w:t>
-            </w:r>
-            <w:proofErr w:type="gramStart"/>
-            <w:r>
-              <w:rPr>
-                <w:sz w:val="22"/>
-                <w:szCs w:val="22"/>
-                <w:lang w:val="en-US"/>
-              </w:rPr>
-              <w:t>are</w:t>
-            </w:r>
-            <w:proofErr w:type="gramEnd"/>
-            <w:r>
-              <w:rPr>
-                <w:sz w:val="22"/>
-                <w:szCs w:val="22"/>
-                <w:lang w:val="en-US"/>
-              </w:rPr>
-              <w:t xml:space="preserve"> within the acceptable limit.</w:t>
-            </w:r>
-          </w:p>
-          <w:p>
-            <w:pPr>
-              <w:pStyle w:val="Default"/>
-              <w:rPr>
-                <w:sz w:val="22"/>
-                <w:szCs w:val="22"/>
-              </w:rPr>
-            </w:pPr>
-          </w:p>
-        </w:tc>
-        <w:tc>
-          <w:tcPr>
-            <w:tcW w:w="963" w:type="dxa"/>
-            <w:vMerge w:val="restart"/>
-          </w:tcPr>
-          <w:p>
-            <w:pPr>
-              <w:pStyle w:val="Default"/>
-              <w:rPr>
-                <w:sz w:val="22"/>
-                <w:szCs w:val="22"/>
-              </w:rPr>
-            </w:pPr>
-          </w:p>
-        </w:tc>
-        <w:tc>
-          <w:tcPr>
-            <w:tcW w:w="963" w:type="dxa"/>
-            <w:vMerge w:val="restart"/>
-          </w:tcPr>
-          <w:p>
-            <w:pPr>
-              <w:pStyle w:val="Default"/>
-              <w:rPr>
-                <w:rFonts w:asciiTheme="minorHAnsi" w:hAnsiTheme="minorHAnsi" w:cs="Arial"/>
-              </w:rPr>
-            </w:pPr>
-            <w:r>
-              <w:rPr>
-                <w:rFonts w:ascii="Wingdings" w:hAnsi="Wingdings"/>
-              </w:rPr>
-              <w:t></w:t>
-            </w:r>
-          </w:p>
-        </w:tc>
-        <w:tc>
-          <w:tcPr>
-            <w:tcW w:w="963" w:type="dxa"/>
-            <w:vMerge w:val="restart"/>
-          </w:tcPr>
-          <w:p>
-            <w:pPr>
-              <w:overflowPunct/>
-              <w:autoSpaceDE/>
-              <w:autoSpaceDN/>
-              <w:adjustRightInd/>
-              <w:textAlignment w:val="auto"/>
-              <w:rPr>
-                <w:rFonts w:asciiTheme="minorHAnsi" w:hAnsiTheme="minorHAnsi" w:cs="Arial"/>
-              </w:rPr>
-            </w:pPr>
-          </w:p>
-        </w:tc>
-        <w:tc>
-          <w:tcPr>
-            <w:tcW w:w="1276" w:type="dxa"/>
+              <w:textAlignment w:val="auto"/>
+              <w:rPr>
+                <w:rFonts w:asciiTheme="minorHAnsi" w:hAnsiTheme="minorHAnsi" w:cs="Arial"/>
+              </w:rPr>
+            </w:pPr>
+          </w:p>
+        </w:tc>
+        <w:tc>
+          <w:tcPr>
+            <w:tcW w:w="1262" w:type="dxa"/>
             <w:vMerge w:val="restart"/>
           </w:tcPr>
           <w:p>
@@ -17995,7 +18407,7 @@
         </w:trPr>
         <w:tc>
           <w:tcPr>
-            <w:tcW w:w="526" w:type="dxa"/>
+            <w:tcW w:w="527" w:type="dxa"/>
             <w:vMerge/>
           </w:tcPr>
           <w:p>
@@ -18014,7 +18426,7 @@
         </w:tc>
         <w:tc>
           <w:tcPr>
-            <w:tcW w:w="2368" w:type="dxa"/>
+            <w:tcW w:w="2316" w:type="dxa"/>
           </w:tcPr>
           <w:p>
             <w:pPr>
@@ -18036,7 +18448,7 @@
         </w:tc>
         <w:tc>
           <w:tcPr>
-            <w:tcW w:w="2292" w:type="dxa"/>
+            <w:tcW w:w="2245" w:type="dxa"/>
             <w:gridSpan w:val="3"/>
           </w:tcPr>
           <w:p>
@@ -18059,7 +18471,7 @@
         </w:tc>
         <w:tc>
           <w:tcPr>
-            <w:tcW w:w="963" w:type="dxa"/>
+            <w:tcW w:w="1089" w:type="dxa"/>
             <w:vMerge/>
           </w:tcPr>
           <w:p>
@@ -18074,7 +18486,7 @@
         </w:tc>
         <w:tc>
           <w:tcPr>
-            <w:tcW w:w="963" w:type="dxa"/>
+            <w:tcW w:w="957" w:type="dxa"/>
             <w:vMerge/>
           </w:tcPr>
           <w:p>
@@ -18088,7 +18500,7 @@
         </w:tc>
         <w:tc>
           <w:tcPr>
-            <w:tcW w:w="963" w:type="dxa"/>
+            <w:tcW w:w="955" w:type="dxa"/>
             <w:vMerge/>
           </w:tcPr>
           <w:p>
@@ -18106,7 +18518,7 @@
         </w:tc>
         <w:tc>
           <w:tcPr>
-            <w:tcW w:w="1276" w:type="dxa"/>
+            <w:tcW w:w="1262" w:type="dxa"/>
             <w:vMerge/>
           </w:tcPr>
           <w:p>
@@ -18129,7 +18541,7 @@
         </w:trPr>
         <w:tc>
           <w:tcPr>
-            <w:tcW w:w="526" w:type="dxa"/>
+            <w:tcW w:w="527" w:type="dxa"/>
             <w:vMerge/>
           </w:tcPr>
           <w:p>
@@ -18148,7 +18560,7 @@
         </w:tc>
         <w:tc>
           <w:tcPr>
-            <w:tcW w:w="2368" w:type="dxa"/>
+            <w:tcW w:w="2316" w:type="dxa"/>
           </w:tcPr>
           <w:p>
             <w:pPr>
@@ -18169,7 +18581,7 @@
         </w:tc>
         <w:tc>
           <w:tcPr>
-            <w:tcW w:w="2292" w:type="dxa"/>
+            <w:tcW w:w="2245" w:type="dxa"/>
             <w:gridSpan w:val="3"/>
           </w:tcPr>
           <w:p>
@@ -18192,7 +18604,7 @@
         </w:tc>
         <w:tc>
           <w:tcPr>
-            <w:tcW w:w="963" w:type="dxa"/>
+            <w:tcW w:w="1089" w:type="dxa"/>
             <w:vMerge/>
           </w:tcPr>
           <w:p>
@@ -18207,7 +18619,7 @@
         </w:tc>
         <w:tc>
           <w:tcPr>
-            <w:tcW w:w="963" w:type="dxa"/>
+            <w:tcW w:w="957" w:type="dxa"/>
             <w:vMerge/>
           </w:tcPr>
           <w:p>
@@ -18221,7 +18633,7 @@
         </w:tc>
         <w:tc>
           <w:tcPr>
-            <w:tcW w:w="963" w:type="dxa"/>
+            <w:tcW w:w="955" w:type="dxa"/>
             <w:vMerge/>
           </w:tcPr>
           <w:p>
@@ -18239,7 +18651,7 @@
         </w:tc>
         <w:tc>
           <w:tcPr>
-            <w:tcW w:w="1276" w:type="dxa"/>
+            <w:tcW w:w="1262" w:type="dxa"/>
             <w:vMerge/>
           </w:tcPr>
           <w:p>
@@ -18262,7 +18674,7 @@
         </w:trPr>
         <w:tc>
           <w:tcPr>
-            <w:tcW w:w="526" w:type="dxa"/>
+            <w:tcW w:w="527" w:type="dxa"/>
             <w:vMerge/>
           </w:tcPr>
           <w:p>
@@ -18281,7 +18693,7 @@
         </w:tc>
         <w:tc>
           <w:tcPr>
-            <w:tcW w:w="2368" w:type="dxa"/>
+            <w:tcW w:w="2316" w:type="dxa"/>
           </w:tcPr>
           <w:p>
             <w:pPr>
@@ -18302,7 +18714,7 @@
         </w:tc>
         <w:tc>
           <w:tcPr>
-            <w:tcW w:w="2292" w:type="dxa"/>
+            <w:tcW w:w="2245" w:type="dxa"/>
             <w:gridSpan w:val="3"/>
           </w:tcPr>
           <w:p>
@@ -18319,67 +18731,60 @@
                 <w:sz w:val="22"/>
                 <w:szCs w:val="22"/>
               </w:rPr>
-              <w:t>0.5</w:t>
-            </w:r>
-            <w:r>
+              <w:t>0.5V to 2V</w:t>
+            </w:r>
+          </w:p>
+        </w:tc>
+        <w:tc>
+          <w:tcPr>
+            <w:tcW w:w="1089" w:type="dxa"/>
+            <w:vMerge/>
+          </w:tcPr>
+          <w:p>
+            <w:pPr>
+              <w:pStyle w:val="Default"/>
               <w:rPr>
                 <w:sz w:val="22"/>
                 <w:szCs w:val="22"/>
               </w:rPr>
-              <w:t>V to 2V</w:t>
-            </w:r>
-          </w:p>
-        </w:tc>
-        <w:tc>
-          <w:tcPr>
-            <w:tcW w:w="963" w:type="dxa"/>
+            </w:pPr>
+          </w:p>
+        </w:tc>
+        <w:tc>
+          <w:tcPr>
+            <w:tcW w:w="957" w:type="dxa"/>
             <w:vMerge/>
           </w:tcPr>
           <w:p>
             <w:pPr>
               <w:pStyle w:val="Default"/>
               <w:rPr>
-                <w:sz w:val="22"/>
-                <w:szCs w:val="22"/>
-              </w:rPr>
-            </w:pPr>
-          </w:p>
-        </w:tc>
-        <w:tc>
-          <w:tcPr>
-            <w:tcW w:w="963" w:type="dxa"/>
+                <w:rFonts w:asciiTheme="minorHAnsi" w:hAnsiTheme="minorHAnsi" w:cs="Arial"/>
+              </w:rPr>
+            </w:pPr>
+          </w:p>
+        </w:tc>
+        <w:tc>
+          <w:tcPr>
+            <w:tcW w:w="955" w:type="dxa"/>
             <w:vMerge/>
           </w:tcPr>
           <w:p>
             <w:pPr>
-              <w:pStyle w:val="Default"/>
-              <w:rPr>
-                <w:rFonts w:asciiTheme="minorHAnsi" w:hAnsiTheme="minorHAnsi" w:cs="Arial"/>
-              </w:rPr>
-            </w:pPr>
-          </w:p>
-        </w:tc>
-        <w:tc>
-          <w:tcPr>
-            <w:tcW w:w="963" w:type="dxa"/>
-            <w:vMerge/>
-          </w:tcPr>
-          <w:p>
-            <w:pPr>
-              <w:overflowPunct/>
-              <w:autoSpaceDE/>
-              <w:autoSpaceDN/>
-              <w:adjustRightInd/>
-              <w:textAlignment w:val="auto"/>
-              <w:rPr>
-                <w:rFonts w:asciiTheme="minorHAnsi" w:hAnsiTheme="minorHAnsi" w:cs="Arial"/>
-              </w:rPr>
-            </w:pPr>
-          </w:p>
-        </w:tc>
-        <w:tc>
-          <w:tcPr>
-            <w:tcW w:w="1276" w:type="dxa"/>
+              <w:overflowPunct/>
+              <w:autoSpaceDE/>
+              <w:autoSpaceDN/>
+              <w:adjustRightInd/>
+              <w:textAlignment w:val="auto"/>
+              <w:rPr>
+                <w:rFonts w:asciiTheme="minorHAnsi" w:hAnsiTheme="minorHAnsi" w:cs="Arial"/>
+              </w:rPr>
+            </w:pPr>
+          </w:p>
+        </w:tc>
+        <w:tc>
+          <w:tcPr>
+            <w:tcW w:w="1262" w:type="dxa"/>
             <w:vMerge/>
           </w:tcPr>
           <w:p>
@@ -18402,7 +18807,7 @@
         </w:trPr>
         <w:tc>
           <w:tcPr>
-            <w:tcW w:w="526" w:type="dxa"/>
+            <w:tcW w:w="527" w:type="dxa"/>
             <w:vMerge/>
           </w:tcPr>
           <w:p>
@@ -18421,7 +18826,7 @@
         </w:tc>
         <w:tc>
           <w:tcPr>
-            <w:tcW w:w="2368" w:type="dxa"/>
+            <w:tcW w:w="2316" w:type="dxa"/>
           </w:tcPr>
           <w:p>
             <w:pPr>
@@ -18442,7 +18847,7 @@
         </w:tc>
         <w:tc>
           <w:tcPr>
-            <w:tcW w:w="2292" w:type="dxa"/>
+            <w:tcW w:w="2245" w:type="dxa"/>
             <w:gridSpan w:val="3"/>
           </w:tcPr>
           <w:p>
@@ -18459,67 +18864,60 @@
                 <w:sz w:val="22"/>
                 <w:szCs w:val="22"/>
               </w:rPr>
-              <w:t xml:space="preserve">&gt; 3V - </w:t>
-            </w:r>
-            <w:r>
+              <w:t>&gt; 3V - investigate</w:t>
+            </w:r>
+          </w:p>
+        </w:tc>
+        <w:tc>
+          <w:tcPr>
+            <w:tcW w:w="1089" w:type="dxa"/>
+            <w:vMerge/>
+          </w:tcPr>
+          <w:p>
+            <w:pPr>
+              <w:pStyle w:val="Default"/>
               <w:rPr>
                 <w:sz w:val="22"/>
                 <w:szCs w:val="22"/>
               </w:rPr>
-              <w:t>investigate</w:t>
-            </w:r>
-          </w:p>
-        </w:tc>
-        <w:tc>
-          <w:tcPr>
-            <w:tcW w:w="963" w:type="dxa"/>
+            </w:pPr>
+          </w:p>
+        </w:tc>
+        <w:tc>
+          <w:tcPr>
+            <w:tcW w:w="957" w:type="dxa"/>
             <w:vMerge/>
           </w:tcPr>
           <w:p>
             <w:pPr>
               <w:pStyle w:val="Default"/>
               <w:rPr>
-                <w:sz w:val="22"/>
-                <w:szCs w:val="22"/>
-              </w:rPr>
-            </w:pPr>
-          </w:p>
-        </w:tc>
-        <w:tc>
-          <w:tcPr>
-            <w:tcW w:w="963" w:type="dxa"/>
+                <w:rFonts w:asciiTheme="minorHAnsi" w:hAnsiTheme="minorHAnsi" w:cs="Arial"/>
+              </w:rPr>
+            </w:pPr>
+          </w:p>
+        </w:tc>
+        <w:tc>
+          <w:tcPr>
+            <w:tcW w:w="955" w:type="dxa"/>
             <w:vMerge/>
           </w:tcPr>
           <w:p>
             <w:pPr>
-              <w:pStyle w:val="Default"/>
-              <w:rPr>
-                <w:rFonts w:asciiTheme="minorHAnsi" w:hAnsiTheme="minorHAnsi" w:cs="Arial"/>
-              </w:rPr>
-            </w:pPr>
-          </w:p>
-        </w:tc>
-        <w:tc>
-          <w:tcPr>
-            <w:tcW w:w="963" w:type="dxa"/>
-            <w:vMerge/>
-          </w:tcPr>
-          <w:p>
-            <w:pPr>
-              <w:overflowPunct/>
-              <w:autoSpaceDE/>
-              <w:autoSpaceDN/>
-              <w:adjustRightInd/>
-              <w:textAlignment w:val="auto"/>
-              <w:rPr>
-                <w:rFonts w:asciiTheme="minorHAnsi" w:hAnsiTheme="minorHAnsi" w:cs="Arial"/>
-              </w:rPr>
-            </w:pPr>
-          </w:p>
-        </w:tc>
-        <w:tc>
-          <w:tcPr>
-            <w:tcW w:w="1276" w:type="dxa"/>
+              <w:overflowPunct/>
+              <w:autoSpaceDE/>
+              <w:autoSpaceDN/>
+              <w:adjustRightInd/>
+              <w:textAlignment w:val="auto"/>
+              <w:rPr>
+                <w:rFonts w:asciiTheme="minorHAnsi" w:hAnsiTheme="minorHAnsi" w:cs="Arial"/>
+              </w:rPr>
+            </w:pPr>
+          </w:p>
+        </w:tc>
+        <w:tc>
+          <w:tcPr>
+            <w:tcW w:w="1262" w:type="dxa"/>
             <w:vMerge/>
           </w:tcPr>
           <w:p>
@@ -18542,7 +18940,7 @@
         </w:trPr>
         <w:tc>
           <w:tcPr>
-            <w:tcW w:w="526" w:type="dxa"/>
+            <w:tcW w:w="527" w:type="dxa"/>
             <w:vMerge/>
           </w:tcPr>
           <w:p>
@@ -18561,7 +18959,7 @@
         </w:tc>
         <w:tc>
           <w:tcPr>
-            <w:tcW w:w="2368" w:type="dxa"/>
+            <w:tcW w:w="2316" w:type="dxa"/>
           </w:tcPr>
           <w:p>
             <w:pPr>
@@ -18582,7 +18980,7 @@
         </w:tc>
         <w:tc>
           <w:tcPr>
-            <w:tcW w:w="2292" w:type="dxa"/>
+            <w:tcW w:w="2245" w:type="dxa"/>
             <w:gridSpan w:val="3"/>
           </w:tcPr>
           <w:p>
@@ -18599,81 +18997,60 @@
                 <w:sz w:val="22"/>
                 <w:szCs w:val="22"/>
               </w:rPr>
-              <w:t xml:space="preserve">&gt; 5V </w:t>
-            </w:r>
-            <w:r>
+              <w:t>&gt; 5V – unsafe, must be rectified</w:t>
+            </w:r>
+          </w:p>
+        </w:tc>
+        <w:tc>
+          <w:tcPr>
+            <w:tcW w:w="1089" w:type="dxa"/>
+            <w:vMerge/>
+          </w:tcPr>
+          <w:p>
+            <w:pPr>
+              <w:pStyle w:val="Default"/>
               <w:rPr>
                 <w:sz w:val="22"/>
                 <w:szCs w:val="22"/>
               </w:rPr>
-              <w:t>–</w:t>
-            </w:r>
-            <w:r>
-              <w:rPr>
-                <w:sz w:val="22"/>
-                <w:szCs w:val="22"/>
-              </w:rPr>
-              <w:t xml:space="preserve"> </w:t>
-            </w:r>
-            <w:r>
-              <w:rPr>
-                <w:sz w:val="22"/>
-                <w:szCs w:val="22"/>
-              </w:rPr>
-              <w:t>unsafe, must be rectified</w:t>
-            </w:r>
-          </w:p>
-        </w:tc>
-        <w:tc>
-          <w:tcPr>
-            <w:tcW w:w="963" w:type="dxa"/>
+            </w:pPr>
+          </w:p>
+        </w:tc>
+        <w:tc>
+          <w:tcPr>
+            <w:tcW w:w="957" w:type="dxa"/>
             <w:vMerge/>
           </w:tcPr>
           <w:p>
             <w:pPr>
               <w:pStyle w:val="Default"/>
               <w:rPr>
-                <w:sz w:val="22"/>
-                <w:szCs w:val="22"/>
-              </w:rPr>
-            </w:pPr>
-          </w:p>
-        </w:tc>
-        <w:tc>
-          <w:tcPr>
-            <w:tcW w:w="963" w:type="dxa"/>
+                <w:rFonts w:asciiTheme="minorHAnsi" w:hAnsiTheme="minorHAnsi" w:cs="Arial"/>
+              </w:rPr>
+            </w:pPr>
+          </w:p>
+        </w:tc>
+        <w:tc>
+          <w:tcPr>
+            <w:tcW w:w="955" w:type="dxa"/>
             <w:vMerge/>
           </w:tcPr>
           <w:p>
             <w:pPr>
-              <w:pStyle w:val="Default"/>
-              <w:rPr>
-                <w:rFonts w:asciiTheme="minorHAnsi" w:hAnsiTheme="minorHAnsi" w:cs="Arial"/>
-              </w:rPr>
-            </w:pPr>
-          </w:p>
-        </w:tc>
-        <w:tc>
-          <w:tcPr>
-            <w:tcW w:w="963" w:type="dxa"/>
-            <w:vMerge/>
-          </w:tcPr>
-          <w:p>
-            <w:pPr>
-              <w:overflowPunct/>
-              <w:autoSpaceDE/>
-              <w:autoSpaceDN/>
-              <w:adjustRightInd/>
-              <w:textAlignment w:val="auto"/>
-              <w:rPr>
-                <w:rFonts w:asciiTheme="minorHAnsi" w:hAnsiTheme="minorHAnsi" w:cs="Arial"/>
-              </w:rPr>
-            </w:pPr>
-          </w:p>
-        </w:tc>
-        <w:tc>
-          <w:tcPr>
-            <w:tcW w:w="1276" w:type="dxa"/>
+              <w:overflowPunct/>
+              <w:autoSpaceDE/>
+              <w:autoSpaceDN/>
+              <w:adjustRightInd/>
+              <w:textAlignment w:val="auto"/>
+              <w:rPr>
+                <w:rFonts w:asciiTheme="minorHAnsi" w:hAnsiTheme="minorHAnsi" w:cs="Arial"/>
+              </w:rPr>
+            </w:pPr>
+          </w:p>
+        </w:tc>
+        <w:tc>
+          <w:tcPr>
+            <w:tcW w:w="1262" w:type="dxa"/>
             <w:vMerge/>
           </w:tcPr>
           <w:p>
@@ -18754,6 +19131,27 @@
                 <w:lang w:val="en-MY"/>
               </w:rPr>
             </w:pPr>
+            <w:r>
+              <w:rPr>
+                <w:sz w:val="22"/>
+                <w:szCs w:val="22"/>
+              </w:rPr>
+              <w:t>{</w:t>
+            </w:r>
+            <w:r>
+              <w:rPr>
+                <w:sz w:val="22"/>
+                <w:szCs w:val="22"/>
+              </w:rPr>
+              <w:t>%image_</w:t>
+            </w:r>
+            <w:r>
+              <w:rPr>
+                <w:sz w:val="22"/>
+                <w:szCs w:val="22"/>
+              </w:rPr>
+              <w:t>3p_l1tn}</w:t>
+            </w:r>
           </w:p>
           <w:p>
             <w:pPr>
@@ -18791,6 +19189,27 @@
                 <w:lang w:val="en-MY"/>
               </w:rPr>
             </w:pPr>
+            <w:r>
+              <w:rPr>
+                <w:sz w:val="22"/>
+                <w:szCs w:val="22"/>
+              </w:rPr>
+              <w:t>{</w:t>
+            </w:r>
+            <w:r>
+              <w:rPr>
+                <w:sz w:val="22"/>
+                <w:szCs w:val="22"/>
+              </w:rPr>
+              <w:t>%image_</w:t>
+            </w:r>
+            <w:r>
+              <w:rPr>
+                <w:sz w:val="22"/>
+                <w:szCs w:val="22"/>
+              </w:rPr>
+              <w:t>3p_l2tn}</w:t>
+            </w:r>
           </w:p>
           <w:p>
             <w:pPr>
@@ -18827,6 +19246,27 @@
                 <w:bCs/>
               </w:rPr>
             </w:pPr>
+            <w:r>
+              <w:rPr>
+                <w:sz w:val="22"/>
+                <w:szCs w:val="22"/>
+              </w:rPr>
+              <w:t>{</w:t>
+            </w:r>
+            <w:r>
+              <w:rPr>
+                <w:sz w:val="22"/>
+                <w:szCs w:val="22"/>
+              </w:rPr>
+              <w:t>%image_</w:t>
+            </w:r>
+            <w:r>
+              <w:rPr>
+                <w:sz w:val="22"/>
+                <w:szCs w:val="22"/>
+              </w:rPr>
+              <w:t>3p_l3tn}</w:t>
+            </w:r>
           </w:p>
           <w:p>
             <w:pPr>
@@ -18906,6 +19346,27 @@
                 <w:lang w:val="en-MY"/>
               </w:rPr>
             </w:pPr>
+            <w:r>
+              <w:rPr>
+                <w:sz w:val="22"/>
+                <w:szCs w:val="22"/>
+              </w:rPr>
+              <w:t>{</w:t>
+            </w:r>
+            <w:r>
+              <w:rPr>
+                <w:sz w:val="22"/>
+                <w:szCs w:val="22"/>
+              </w:rPr>
+              <w:t>%image_</w:t>
+            </w:r>
+            <w:r>
+              <w:rPr>
+                <w:sz w:val="22"/>
+                <w:szCs w:val="22"/>
+              </w:rPr>
+              <w:t>3p_l1tl2}</w:t>
+            </w:r>
           </w:p>
           <w:p>
             <w:pPr>
@@ -18943,6 +19404,27 @@
                 <w:lang w:val="en-MY"/>
               </w:rPr>
             </w:pPr>
+            <w:r>
+              <w:rPr>
+                <w:sz w:val="22"/>
+                <w:szCs w:val="22"/>
+              </w:rPr>
+              <w:t>{</w:t>
+            </w:r>
+            <w:r>
+              <w:rPr>
+                <w:sz w:val="22"/>
+                <w:szCs w:val="22"/>
+              </w:rPr>
+              <w:t>%image_</w:t>
+            </w:r>
+            <w:r>
+              <w:rPr>
+                <w:sz w:val="22"/>
+                <w:szCs w:val="22"/>
+              </w:rPr>
+              <w:t>3p_l1tl3}</w:t>
+            </w:r>
           </w:p>
           <w:p>
             <w:pPr>
@@ -19006,6 +19488,27 @@
                 <w:lang w:val="en-MY"/>
               </w:rPr>
             </w:pPr>
+            <w:r>
+              <w:rPr>
+                <w:sz w:val="22"/>
+                <w:szCs w:val="22"/>
+              </w:rPr>
+              <w:t>{</w:t>
+            </w:r>
+            <w:r>
+              <w:rPr>
+                <w:sz w:val="22"/>
+                <w:szCs w:val="22"/>
+              </w:rPr>
+              <w:t>%image_</w:t>
+            </w:r>
+            <w:r>
+              <w:rPr>
+                <w:sz w:val="22"/>
+                <w:szCs w:val="22"/>
+              </w:rPr>
+              <w:t>3p_l2tl3}</w:t>
+            </w:r>
           </w:p>
           <w:p>
             <w:pPr>
@@ -19053,6 +19556,27 @@
                 <w:lang w:val="en-MY"/>
               </w:rPr>
             </w:pPr>
+            <w:r>
+              <w:rPr>
+                <w:sz w:val="22"/>
+                <w:szCs w:val="22"/>
+              </w:rPr>
+              <w:t>{</w:t>
+            </w:r>
+            <w:r>
+              <w:rPr>
+                <w:sz w:val="22"/>
+                <w:szCs w:val="22"/>
+              </w:rPr>
+              <w:t>%image_</w:t>
+            </w:r>
+            <w:r>
+              <w:rPr>
+                <w:sz w:val="22"/>
+                <w:szCs w:val="22"/>
+              </w:rPr>
+              <w:t>3p_l1te}</w:t>
+            </w:r>
           </w:p>
           <w:p>
             <w:pPr>
@@ -19102,6 +19626,27 @@
                 <w:lang w:val="en-MY"/>
               </w:rPr>
             </w:pPr>
+            <w:r>
+              <w:rPr>
+                <w:sz w:val="22"/>
+                <w:szCs w:val="22"/>
+              </w:rPr>
+              <w:t>{</w:t>
+            </w:r>
+            <w:r>
+              <w:rPr>
+                <w:sz w:val="22"/>
+                <w:szCs w:val="22"/>
+              </w:rPr>
+              <w:t>%image_</w:t>
+            </w:r>
+            <w:r>
+              <w:rPr>
+                <w:sz w:val="22"/>
+                <w:szCs w:val="22"/>
+              </w:rPr>
+              <w:t>3p_l2te}</w:t>
+            </w:r>
           </w:p>
           <w:p>
             <w:pPr>
@@ -19137,6 +19682,27 @@
                 <w:lang w:val="en-MY"/>
               </w:rPr>
             </w:pPr>
+            <w:r>
+              <w:rPr>
+                <w:sz w:val="22"/>
+                <w:szCs w:val="22"/>
+              </w:rPr>
+              <w:t>{</w:t>
+            </w:r>
+            <w:r>
+              <w:rPr>
+                <w:sz w:val="22"/>
+                <w:szCs w:val="22"/>
+              </w:rPr>
+              <w:t>%image_</w:t>
+            </w:r>
+            <w:r>
+              <w:rPr>
+                <w:sz w:val="22"/>
+                <w:szCs w:val="22"/>
+              </w:rPr>
+              <w:t>3p_l3te}</w:t>
+            </w:r>
           </w:p>
           <w:p>
             <w:pPr>
@@ -19193,6 +19759,27 @@
                 <w:rFonts w:asciiTheme="minorHAnsi" w:hAnsiTheme="minorHAnsi" w:cs="Arial"/>
               </w:rPr>
             </w:pPr>
+            <w:r>
+              <w:rPr>
+                <w:sz w:val="22"/>
+                <w:szCs w:val="22"/>
+              </w:rPr>
+              <w:t>{</w:t>
+            </w:r>
+            <w:r>
+              <w:rPr>
+                <w:sz w:val="22"/>
+                <w:szCs w:val="22"/>
+              </w:rPr>
+              <w:t>%image_</w:t>
+            </w:r>
+            <w:r>
+              <w:rPr>
+                <w:sz w:val="22"/>
+                <w:szCs w:val="22"/>
+              </w:rPr>
+              <w:t>3p_nte}</w:t>
+            </w:r>
           </w:p>
           <w:p>
             <w:pPr>
@@ -19386,9 +19973,22 @@
             <w:r>
               <w:rPr>
                 <w:rFonts w:asciiTheme="minorHAnsi" w:hAnsiTheme="minorHAnsi"/>
-                <w:lang w:val="en-MY"/>
-              </w:rPr>
-              <w:t>POH SIN KHEONG</w:t>
+              </w:rPr>
+              <w:t>{</w:t>
+            </w:r>
+            <w:proofErr w:type="spellStart"/>
+            <w:r>
+              <w:rPr>
+                <w:rFonts w:asciiTheme="minorHAnsi" w:hAnsiTheme="minorHAnsi"/>
+              </w:rPr>
+              <w:t>customer_name</w:t>
+            </w:r>
+            <w:proofErr w:type="spellEnd"/>
+            <w:r>
+              <w:rPr>
+                <w:rFonts w:asciiTheme="minorHAnsi" w:hAnsiTheme="minorHAnsi"/>
+              </w:rPr>
+              <w:t>}</w:t>
             </w:r>
           </w:p>
           <w:p>
@@ -19423,13 +20023,33 @@
               <w:rPr>
                 <w:sz w:val="20"/>
               </w:rPr>
-              <w:t xml:space="preserve">Izzat </w:t>
-            </w:r>
+              <w:t>{</w:t>
+            </w:r>
+            <w:proofErr w:type="spellStart"/>
             <w:r>
               <w:rPr>
                 <w:sz w:val="20"/>
               </w:rPr>
-              <w:t>Hilmi</w:t>
+              <w:t>pic</w:t>
+            </w:r>
+            <w:r>
+              <w:rPr>
+                <w:sz w:val="20"/>
+              </w:rPr>
+              <w:t>N</w:t>
+            </w:r>
+            <w:r>
+              <w:rPr>
+                <w:sz w:val="20"/>
+              </w:rPr>
+              <w:t>ame</w:t>
+            </w:r>
+            <w:proofErr w:type="spellEnd"/>
+            <w:r>
+              <w:rPr>
+                <w:sz w:val="20"/>
+              </w:rPr>
+              <w:t>}</w:t>
             </w:r>
           </w:p>
           <w:p>
@@ -19460,7 +20080,27 @@
               <w:rPr>
                 <w:spacing w:val="-6"/>
               </w:rPr>
-              <w:t>001102140173</w:t>
+              <w:t>{</w:t>
+            </w:r>
+            <w:proofErr w:type="spellStart"/>
+            <w:r>
+              <w:rPr>
+                <w:spacing w:val="-6"/>
+              </w:rPr>
+              <w:t>pic</w:t>
+            </w:r>
+            <w:r>
+              <w:rPr>
+                <w:spacing w:val="-6"/>
+              </w:rPr>
+              <w:t>_ic</w:t>
+            </w:r>
+            <w:proofErr w:type="spellEnd"/>
+            <w:r>
+              <w:rPr>
+                <w:spacing w:val="-6"/>
+              </w:rPr>
+              <w:t>}</w:t>
             </w:r>
           </w:p>
         </w:tc>
@@ -19493,10 +20133,30 @@
               <w:t xml:space="preserve"> </w:t>
             </w:r>
             <w:r>
-              <w:t>01</w:t>
-            </w:r>
-            <w:r>
-              <w:t>133377290</w:t>
+              <w:rPr>
+                <w:spacing w:val="-4"/>
+              </w:rPr>
+              <w:t>{</w:t>
+            </w:r>
+            <w:proofErr w:type="spellStart"/>
+            <w:r>
+              <w:rPr>
+                <w:spacing w:val="-4"/>
+              </w:rPr>
+              <w:t>pic</w:t>
+            </w:r>
+            <w:r>
+              <w:rPr>
+                <w:spacing w:val="-4"/>
+              </w:rPr>
+              <w:t>_number</w:t>
+            </w:r>
+            <w:proofErr w:type="spellEnd"/>
+            <w:r>
+              <w:rPr>
+                <w:spacing w:val="-4"/>
+              </w:rPr>
+              <w:t>}</w:t>
             </w:r>
           </w:p>
         </w:tc>
@@ -19568,28 +20228,11 @@
                 <w:sz w:val="16"/>
                 <w:szCs w:val="16"/>
               </w:rPr>
-              <w:t xml:space="preserve">(if </w:t>
-            </w:r>
-            <w:proofErr w:type="gramStart"/>
-            <w:r>
-              <w:rPr>
-                <w:sz w:val="16"/>
-                <w:szCs w:val="16"/>
-              </w:rPr>
-              <w:t>applicable)</w:t>
-            </w:r>
-            <w:r>
-              <w:t xml:space="preserve">  Hayee</w:t>
-            </w:r>
-            <w:proofErr w:type="gramEnd"/>
-            <w:r>
-              <w:t xml:space="preserve"> </w:t>
-            </w:r>
-            <w:proofErr w:type="spellStart"/>
-            <w:r>
-              <w:t>Reussi</w:t>
-            </w:r>
-            <w:proofErr w:type="spellEnd"/>
+              <w:t>(if applicable)</w:t>
+            </w:r>
+            <w:r>
+              <w:t xml:space="preserve">  </w:t>
+            </w:r>
           </w:p>
         </w:tc>
       </w:tr>
@@ -19698,7 +20341,7 @@
                 <w:rFonts w:asciiTheme="minorHAnsi" w:hAnsiTheme="minorHAnsi"/>
                 <w:lang w:val="en-MY"/>
               </w:rPr>
-              <w:t>4, JALAN SS 2/96, SS 2, PETALING JAYA, SELANGOR, 47300, MALAYSIA</w:t>
+              <w:t>{address}</w:t>
             </w:r>
           </w:p>
         </w:tc>
@@ -19744,42 +20387,20 @@
               <w:rPr>
                 <w:rFonts w:asciiTheme="minorHAnsi" w:hAnsiTheme="minorHAnsi"/>
               </w:rPr>
-              <w:t xml:space="preserve">Front </w:t>
-            </w:r>
-            <w:proofErr w:type="gramStart"/>
-            <w:r>
-              <w:rPr>
-                <w:rFonts w:asciiTheme="minorHAnsi" w:hAnsiTheme="minorHAnsi"/>
-              </w:rPr>
-              <w:t>porch :</w:t>
-            </w:r>
-            <w:proofErr w:type="gramEnd"/>
-          </w:p>
-          <w:p>
-            <w:pPr>
-              <w:rPr>
-                <w:rFonts w:asciiTheme="minorHAnsi" w:hAnsiTheme="minorHAnsi"/>
-              </w:rPr>
-            </w:pPr>
-            <w:r>
-              <w:rPr>
-                <w:rFonts w:asciiTheme="minorHAnsi" w:hAnsiTheme="minorHAnsi"/>
-              </w:rPr>
-              <w:t xml:space="preserve">DB </w:t>
-            </w:r>
-            <w:proofErr w:type="gramStart"/>
-            <w:r>
-              <w:rPr>
-                <w:rFonts w:asciiTheme="minorHAnsi" w:hAnsiTheme="minorHAnsi"/>
-              </w:rPr>
-              <w:t>room :</w:t>
-            </w:r>
-            <w:proofErr w:type="gramEnd"/>
-            <w:r>
-              <w:rPr>
-                <w:rFonts w:asciiTheme="minorHAnsi" w:hAnsiTheme="minorHAnsi"/>
-              </w:rPr>
-              <w:t xml:space="preserve"> </w:t>
+              <w:t>Front porch :</w:t>
+            </w:r>
+          </w:p>
+          <w:p>
+            <w:pPr>
+              <w:rPr>
+                <w:rFonts w:asciiTheme="minorHAnsi" w:hAnsiTheme="minorHAnsi"/>
+              </w:rPr>
+            </w:pPr>
+            <w:r>
+              <w:rPr>
+                <w:rFonts w:asciiTheme="minorHAnsi" w:hAnsiTheme="minorHAnsi"/>
+              </w:rPr>
+              <w:t xml:space="preserve">DB room : </w:t>
             </w:r>
           </w:p>
         </w:tc>
@@ -19812,36 +20433,6 @@
               <w:rPr>
                 <w:rFonts w:asciiTheme="minorHAnsi" w:hAnsiTheme="minorHAnsi"/>
               </w:rPr>
-              <w:t>8</w:t>
-            </w:r>
-            <w:r>
-              <w:rPr>
-                <w:rFonts w:asciiTheme="minorHAnsi" w:hAnsiTheme="minorHAnsi"/>
-              </w:rPr>
-              <w:t>/</w:t>
-            </w:r>
-            <w:r>
-              <w:rPr>
-                <w:rFonts w:asciiTheme="minorHAnsi" w:hAnsiTheme="minorHAnsi"/>
-              </w:rPr>
-              <w:t>6</w:t>
-            </w:r>
-            <w:r>
-              <w:rPr>
-                <w:rFonts w:asciiTheme="minorHAnsi" w:hAnsiTheme="minorHAnsi"/>
-              </w:rPr>
-              <w:t>/202</w:t>
-            </w:r>
-            <w:r>
-              <w:rPr>
-                <w:rFonts w:asciiTheme="minorHAnsi" w:hAnsiTheme="minorHAnsi"/>
-              </w:rPr>
-              <w:t>6</w:t>
-            </w:r>
-            <w:r>
-              <w:rPr>
-                <w:rFonts w:asciiTheme="minorHAnsi" w:hAnsiTheme="minorHAnsi"/>
-              </w:rPr>
               <w:t xml:space="preserve">                                     End date:</w:t>
             </w:r>
             <w:r>
@@ -19849,36 +20440,6 @@
                 <w:rFonts w:asciiTheme="minorHAnsi" w:hAnsiTheme="minorHAnsi"/>
               </w:rPr>
               <w:t xml:space="preserve"> </w:t>
-            </w:r>
-            <w:r>
-              <w:rPr>
-                <w:rFonts w:asciiTheme="minorHAnsi" w:hAnsiTheme="minorHAnsi"/>
-              </w:rPr>
-              <w:t>8</w:t>
-            </w:r>
-            <w:r>
-              <w:rPr>
-                <w:rFonts w:asciiTheme="minorHAnsi" w:hAnsiTheme="minorHAnsi"/>
-              </w:rPr>
-              <w:t>/</w:t>
-            </w:r>
-            <w:r>
-              <w:rPr>
-                <w:rFonts w:asciiTheme="minorHAnsi" w:hAnsiTheme="minorHAnsi"/>
-              </w:rPr>
-              <w:t>6</w:t>
-            </w:r>
-            <w:r>
-              <w:rPr>
-                <w:rFonts w:asciiTheme="minorHAnsi" w:hAnsiTheme="minorHAnsi"/>
-              </w:rPr>
-              <w:t>/202</w:t>
-            </w:r>
-            <w:r>
-              <w:rPr>
-                <w:rFonts w:asciiTheme="minorHAnsi" w:hAnsiTheme="minorHAnsi"/>
-              </w:rPr>
-              <w:t>6</w:t>
             </w:r>
           </w:p>
         </w:tc>
@@ -20080,7 +20641,33 @@
               </w:rPr>
             </w:pPr>
             <w:r>
-              <w:t>Hospital: {hospitalName} (Ph: {hospitalPhone})</w:t>
+              <w:t>Hospital:</w:t>
+            </w:r>
+            <w:r>
+              <w:rPr>
+                <w:spacing w:val="-7"/>
+              </w:rPr>
+              <w:t xml:space="preserve"> </w:t>
+            </w:r>
+            <w:r>
+              <w:rPr>
+                <w:spacing w:val="-7"/>
+              </w:rPr>
+              <w:t>{</w:t>
+            </w:r>
+            <w:proofErr w:type="spellStart"/>
+            <w:r>
+              <w:rPr>
+                <w:spacing w:val="-7"/>
+              </w:rPr>
+              <w:t>hospitalName</w:t>
+            </w:r>
+            <w:proofErr w:type="spellEnd"/>
+            <w:r>
+              <w:rPr>
+                <w:spacing w:val="-7"/>
+              </w:rPr>
+              <w:t>}</w:t>
             </w:r>
           </w:p>
         </w:tc>
@@ -20091,9 +20678,23 @@
           <w:p>
             <w:r>
               <w:rPr>
-                <w:spacing w:val="-2"/>
-              </w:rPr>
-              <w:t>0377181000</w:t>
+                <w:spacing w:val="-7"/>
+              </w:rPr>
+              <w:t>{</w:t>
+            </w:r>
+            <w:proofErr w:type="spellStart"/>
+            <w:r>
+              <w:rPr>
+                <w:spacing w:val="-7"/>
+              </w:rPr>
+              <w:t>hospitalPhone</w:t>
+            </w:r>
+            <w:proofErr w:type="spellEnd"/>
+            <w:r>
+              <w:rPr>
+                <w:spacing w:val="-7"/>
+              </w:rPr>
+              <w:t>}</w:t>
             </w:r>
           </w:p>
         </w:tc>
@@ -20141,7 +20742,46 @@
               </w:rPr>
             </w:pPr>
             <w:r>
-              <w:t>Nearest Clinic: {clinicName} (Ph: {clinicPhone})</w:t>
+              <w:rPr>
+                <w:lang w:val="en-MY"/>
+              </w:rPr>
+              <w:t>Nearest</w:t>
+            </w:r>
+            <w:r>
+              <w:rPr>
+                <w:spacing w:val="-5"/>
+                <w:lang w:val="en-MY"/>
+              </w:rPr>
+              <w:t xml:space="preserve"> </w:t>
+            </w:r>
+            <w:r>
+              <w:rPr>
+                <w:lang w:val="en-MY"/>
+              </w:rPr>
+              <w:t>Clinic:</w:t>
+            </w:r>
+            <w:r>
+              <w:t xml:space="preserve"> </w:t>
+            </w:r>
+            <w:r>
+              <w:rPr>
+                <w:spacing w:val="-7"/>
+              </w:rPr>
+              <w:t>{</w:t>
+            </w:r>
+            <w:proofErr w:type="spellStart"/>
+            <w:r>
+              <w:rPr>
+                <w:spacing w:val="-7"/>
+              </w:rPr>
+              <w:t>clinicName</w:t>
+            </w:r>
+            <w:proofErr w:type="spellEnd"/>
+            <w:r>
+              <w:rPr>
+                <w:spacing w:val="-7"/>
+              </w:rPr>
+              <w:t>}</w:t>
             </w:r>
           </w:p>
         </w:tc>
@@ -20151,7 +20791,15 @@
           </w:tcPr>
           <w:p>
             <w:r>
-              <w:t>01156568863</w:t>
+              <w:t>{</w:t>
+            </w:r>
+            <w:proofErr w:type="spellStart"/>
+            <w:r>
+              <w:t>clinicPhone</w:t>
+            </w:r>
+            <w:proofErr w:type="spellEnd"/>
+            <w:r>
+              <w:t>}</w:t>
             </w:r>
           </w:p>
         </w:tc>
@@ -20199,7 +20847,45 @@
               </w:rPr>
             </w:pPr>
             <w:r>
-              <w:t>Nearest BOMBA: {fireName} (Ph: {firePhone})</w:t>
+              <w:t>Nearest</w:t>
+            </w:r>
+            <w:r>
+              <w:rPr>
+                <w:spacing w:val="-9"/>
+              </w:rPr>
+              <w:t xml:space="preserve"> </w:t>
+            </w:r>
+            <w:r>
+              <w:t>BOMBA:</w:t>
+            </w:r>
+            <w:r>
+              <w:rPr>
+                <w:spacing w:val="-8"/>
+              </w:rPr>
+              <w:t xml:space="preserve"> </w:t>
+            </w:r>
+            <w:r>
+              <w:rPr>
+                <w:spacing w:val="-8"/>
+                <w:lang w:val="en-MY"/>
+              </w:rPr>
+              <w:t>{</w:t>
+            </w:r>
+            <w:proofErr w:type="spellStart"/>
+            <w:r>
+              <w:rPr>
+                <w:spacing w:val="-8"/>
+                <w:lang w:val="en-MY"/>
+              </w:rPr>
+              <w:t>bombaName</w:t>
+            </w:r>
+            <w:proofErr w:type="spellEnd"/>
+            <w:r>
+              <w:rPr>
+                <w:spacing w:val="-8"/>
+                <w:lang w:val="en-MY"/>
+              </w:rPr>
+              <w:t>}</w:t>
             </w:r>
           </w:p>
         </w:tc>
@@ -20209,7 +20895,15 @@
           </w:tcPr>
           <w:p>
             <w:r>
-              <w:t>0377294444</w:t>
+              <w:t>{</w:t>
+            </w:r>
+            <w:proofErr w:type="spellStart"/>
+            <w:r>
+              <w:t>bombaPhone</w:t>
+            </w:r>
+            <w:proofErr w:type="spellEnd"/>
+            <w:r>
+              <w:t>}</w:t>
             </w:r>
           </w:p>
         </w:tc>
@@ -20257,7 +20951,51 @@
               </w:rPr>
             </w:pPr>
             <w:r>
-              <w:t>Nearest Polis station: {policeName} (Ph: {policePhone})</w:t>
+              <w:t>Nearest</w:t>
+            </w:r>
+            <w:r>
+              <w:rPr>
+                <w:spacing w:val="-8"/>
+              </w:rPr>
+              <w:t xml:space="preserve"> </w:t>
+            </w:r>
+            <w:r>
+              <w:t>Polis</w:t>
+            </w:r>
+            <w:r>
+              <w:rPr>
+                <w:spacing w:val="-8"/>
+              </w:rPr>
+              <w:t xml:space="preserve"> </w:t>
+            </w:r>
+            <w:r>
+              <w:t>station:</w:t>
+            </w:r>
+            <w:r>
+              <w:rPr>
+                <w:spacing w:val="-7"/>
+              </w:rPr>
+              <w:t xml:space="preserve"> </w:t>
+            </w:r>
+            <w:r>
+              <w:rPr>
+                <w:spacing w:val="-7"/>
+              </w:rPr>
+              <w:t>{</w:t>
+            </w:r>
+            <w:proofErr w:type="spellStart"/>
+            <w:r>
+              <w:rPr>
+                <w:spacing w:val="-7"/>
+              </w:rPr>
+              <w:t>policeName</w:t>
+            </w:r>
+            <w:proofErr w:type="spellEnd"/>
+            <w:r>
+              <w:rPr>
+                <w:spacing w:val="-7"/>
+              </w:rPr>
+              <w:t>}</w:t>
             </w:r>
           </w:p>
         </w:tc>
@@ -20267,7 +21005,30 @@
           </w:tcPr>
           <w:p>
             <w:r>
-              <w:t>0377222222</w:t>
+              <w:rPr>
+                <w:spacing w:val="-7"/>
+              </w:rPr>
+              <w:t>{</w:t>
+            </w:r>
+            <w:proofErr w:type="spellStart"/>
+            <w:r>
+              <w:rPr>
+                <w:spacing w:val="-7"/>
+              </w:rPr>
+              <w:t>police</w:t>
+            </w:r>
+            <w:r>
+              <w:rPr>
+                <w:spacing w:val="-7"/>
+              </w:rPr>
+              <w:t>Phone</w:t>
+            </w:r>
+            <w:proofErr w:type="spellEnd"/>
+            <w:r>
+              <w:rPr>
+                <w:spacing w:val="-7"/>
+              </w:rPr>
+              <w:t>}</w:t>
             </w:r>
           </w:p>
         </w:tc>
@@ -21291,19 +22052,18 @@
           <w:sz w:val="18"/>
           <w:szCs w:val="18"/>
         </w:rPr>
-        <w:t xml:space="preserve">2. Valid CIDB, WAH, NTMSP or </w:t>
+        <w:t>2. Valid CIDB, WAH, NTMSP or other relevant card/cert refer to next page</w:t>
       </w:r>
-      <w:proofErr w:type="gramStart"/>
-      <w:r>
+    </w:p>
+    <w:p>
+      <w:pPr>
         <w:rPr>
           <w:rFonts w:asciiTheme="minorHAnsi" w:hAnsiTheme="minorHAnsi"/>
           <w:color w:val="156082" w:themeColor="accent1"/>
           <w:sz w:val="18"/>
           <w:szCs w:val="18"/>
         </w:rPr>
-        <w:t>other</w:t>
-      </w:r>
-      <w:proofErr w:type="gramEnd"/>
+      </w:pPr>
       <w:r>
         <w:rPr>
           <w:rFonts w:asciiTheme="minorHAnsi" w:hAnsiTheme="minorHAnsi"/>
@@ -21311,66 +22071,7 @@
           <w:sz w:val="18"/>
           <w:szCs w:val="18"/>
         </w:rPr>
-        <w:t xml:space="preserve"> relevant card/cert refer to next page</w:t>
-      </w:r>
-    </w:p>
-    <w:p>
-      <w:pPr>
-        <w:rPr>
-          <w:rFonts w:asciiTheme="minorHAnsi" w:hAnsiTheme="minorHAnsi"/>
-          <w:color w:val="156082" w:themeColor="accent1"/>
-          <w:sz w:val="18"/>
-          <w:szCs w:val="18"/>
-        </w:rPr>
-      </w:pPr>
-      <w:r>
-        <w:rPr>
-          <w:rFonts w:asciiTheme="minorHAnsi" w:hAnsiTheme="minorHAnsi"/>
-          <w:color w:val="156082" w:themeColor="accent1"/>
-          <w:sz w:val="18"/>
-          <w:szCs w:val="18"/>
-        </w:rPr>
-        <w:t xml:space="preserve">3. All </w:t>
-      </w:r>
-      <w:proofErr w:type="gramStart"/>
-      <w:r>
-        <w:rPr>
-          <w:rFonts w:asciiTheme="minorHAnsi" w:hAnsiTheme="minorHAnsi"/>
-          <w:color w:val="156082" w:themeColor="accent1"/>
-          <w:sz w:val="18"/>
-          <w:szCs w:val="18"/>
-        </w:rPr>
-        <w:t>incident</w:t>
-      </w:r>
-      <w:proofErr w:type="gramEnd"/>
-      <w:r>
-        <w:rPr>
-          <w:rFonts w:asciiTheme="minorHAnsi" w:hAnsiTheme="minorHAnsi"/>
-          <w:color w:val="156082" w:themeColor="accent1"/>
-          <w:sz w:val="18"/>
-          <w:szCs w:val="18"/>
-        </w:rPr>
-        <w:t xml:space="preserve"> (Accident &amp; Near miss) to be </w:t>
-      </w:r>
-      <w:proofErr w:type="gramStart"/>
-      <w:r>
-        <w:rPr>
-          <w:rFonts w:asciiTheme="minorHAnsi" w:hAnsiTheme="minorHAnsi"/>
-          <w:color w:val="156082" w:themeColor="accent1"/>
-          <w:sz w:val="18"/>
-          <w:szCs w:val="18"/>
-        </w:rPr>
-        <w:t>report</w:t>
-      </w:r>
-      <w:proofErr w:type="gramEnd"/>
-      <w:r>
-        <w:rPr>
-          <w:rFonts w:asciiTheme="minorHAnsi" w:hAnsiTheme="minorHAnsi"/>
-          <w:color w:val="156082" w:themeColor="accent1"/>
-          <w:sz w:val="18"/>
-          <w:szCs w:val="18"/>
-        </w:rPr>
-        <w:t xml:space="preserve"> immediately at Maxis</w:t>
+        <w:t>3. All incident (Accident &amp; Near miss) to be report immediately at Maxis</w:t>
       </w:r>
     </w:p>
     <w:p>
@@ -21636,7 +22337,6 @@
                 <w:szCs w:val="16"/>
               </w:rPr>
             </w:pPr>
-            <w:proofErr w:type="gramStart"/>
             <w:r>
               <w:rPr>
                 <w:color w:val="ADADAD" w:themeColor="background2" w:themeShade="BF"/>
@@ -21651,16 +22351,7 @@
                 <w:sz w:val="16"/>
                 <w:szCs w:val="16"/>
               </w:rPr>
-              <w:t>w</w:t>
-            </w:r>
-            <w:proofErr w:type="gramEnd"/>
-            <w:r>
-              <w:rPr>
-                <w:color w:val="ADADAD" w:themeColor="background2" w:themeShade="BF"/>
-                <w:sz w:val="16"/>
-                <w:szCs w:val="16"/>
-              </w:rPr>
-              <w:t>91060120140024</w:t>
+              <w:t>w91060120140024</w:t>
             </w:r>
           </w:p>
           <w:p>
@@ -22109,72 +22800,78 @@
                 <w:szCs w:val="16"/>
               </w:rPr>
             </w:pPr>
-            <w:proofErr w:type="gramStart"/>
             <w:r>
               <w:rPr>
                 <w:color w:val="ADADAD" w:themeColor="background2" w:themeShade="BF"/>
                 <w:sz w:val="16"/>
                 <w:szCs w:val="16"/>
               </w:rPr>
-              <w:t>Expiry</w:t>
-            </w:r>
-            <w:proofErr w:type="gramEnd"/>
+              <w:t>Expiry date</w:t>
+            </w:r>
             <w:r>
               <w:rPr>
                 <w:color w:val="ADADAD" w:themeColor="background2" w:themeShade="BF"/>
                 <w:sz w:val="16"/>
                 <w:szCs w:val="16"/>
               </w:rPr>
-              <w:t xml:space="preserve"> date</w:t>
-            </w:r>
-            <w:r>
-              <w:rPr>
+              <w:t>:</w:t>
+            </w:r>
+          </w:p>
+          <w:p>
+            <w:pPr>
+              <w:rPr>
+                <w:rFonts w:asciiTheme="minorHAnsi" w:hAnsiTheme="minorHAnsi"/>
+              </w:rPr>
+            </w:pPr>
+          </w:p>
+        </w:tc>
+        <w:tc>
+          <w:tcPr>
+            <w:tcW w:w="916" w:type="dxa"/>
+          </w:tcPr>
+          <w:p>
+            <w:pPr>
+              <w:rPr>
+                <w:rFonts w:asciiTheme="minorHAnsi" w:hAnsiTheme="minorHAnsi"/>
                 <w:color w:val="ADADAD" w:themeColor="background2" w:themeShade="BF"/>
                 <w:sz w:val="16"/>
                 <w:szCs w:val="16"/>
               </w:rPr>
-              <w:t>:</w:t>
-            </w:r>
-          </w:p>
-          <w:p>
-            <w:pPr>
-              <w:rPr>
-                <w:rFonts w:asciiTheme="minorHAnsi" w:hAnsiTheme="minorHAnsi"/>
-              </w:rPr>
-            </w:pPr>
-          </w:p>
-        </w:tc>
-        <w:tc>
-          <w:tcPr>
-            <w:tcW w:w="916" w:type="dxa"/>
-          </w:tcPr>
-          <w:p>
-            <w:pPr>
+            </w:pPr>
+            <w:r>
               <w:rPr>
                 <w:rFonts w:asciiTheme="minorHAnsi" w:hAnsiTheme="minorHAnsi"/>
                 <w:color w:val="ADADAD" w:themeColor="background2" w:themeShade="BF"/>
                 <w:sz w:val="16"/>
                 <w:szCs w:val="16"/>
               </w:rPr>
-            </w:pPr>
-            <w:r>
+              <w:t>Ref:</w:t>
+            </w:r>
+          </w:p>
+          <w:p>
+            <w:pPr>
               <w:rPr>
                 <w:rFonts w:asciiTheme="minorHAnsi" w:hAnsiTheme="minorHAnsi"/>
                 <w:color w:val="ADADAD" w:themeColor="background2" w:themeShade="BF"/>
                 <w:sz w:val="16"/>
                 <w:szCs w:val="16"/>
               </w:rPr>
-              <w:t>Ref:</w:t>
-            </w:r>
-          </w:p>
-          <w:p>
-            <w:pPr>
+            </w:pPr>
+            <w:r>
               <w:rPr>
                 <w:rFonts w:asciiTheme="minorHAnsi" w:hAnsiTheme="minorHAnsi"/>
                 <w:color w:val="ADADAD" w:themeColor="background2" w:themeShade="BF"/>
                 <w:sz w:val="16"/>
                 <w:szCs w:val="16"/>
               </w:rPr>
+              <w:t>Expiry date</w:t>
+            </w:r>
+          </w:p>
+          <w:p>
+            <w:pPr>
+              <w:rPr>
+                <w:rFonts w:asciiTheme="minorHAnsi" w:hAnsiTheme="minorHAnsi"/>
+              </w:rPr>
             </w:pPr>
             <w:r>
               <w:rPr>
@@ -22183,209 +22880,183 @@
                 <w:sz w:val="16"/>
                 <w:szCs w:val="16"/>
               </w:rPr>
-              <w:t>Expiry date</w:t>
-            </w:r>
-          </w:p>
-          <w:p>
-            <w:pPr>
-              <w:rPr>
-                <w:rFonts w:asciiTheme="minorHAnsi" w:hAnsiTheme="minorHAnsi"/>
-              </w:rPr>
-            </w:pPr>
-            <w:r>
-              <w:rPr>
-                <w:rFonts w:asciiTheme="minorHAnsi" w:hAnsiTheme="minorHAnsi"/>
+              <w:t>Photo</w:t>
+            </w:r>
+          </w:p>
+        </w:tc>
+        <w:tc>
+          <w:tcPr>
+            <w:tcW w:w="1050" w:type="dxa"/>
+          </w:tcPr>
+          <w:p>
+            <w:pPr>
+              <w:rPr>
+                <w:rFonts w:asciiTheme="minorHAnsi" w:hAnsiTheme="minorHAnsi"/>
+              </w:rPr>
+            </w:pPr>
+          </w:p>
+        </w:tc>
+      </w:tr>
+      <w:tr>
+        <w:tc>
+          <w:tcPr>
+            <w:tcW w:w="483" w:type="dxa"/>
+          </w:tcPr>
+          <w:p>
+            <w:pPr>
+              <w:rPr>
+                <w:rFonts w:asciiTheme="minorHAnsi" w:hAnsiTheme="minorHAnsi"/>
+              </w:rPr>
+            </w:pPr>
+            <w:r>
+              <w:t>3.</w:t>
+            </w:r>
+          </w:p>
+        </w:tc>
+        <w:tc>
+          <w:tcPr>
+            <w:tcW w:w="1472" w:type="dxa"/>
+          </w:tcPr>
+          <w:p>
+            <w:r>
+              <w:t>OSMAIZA BIN OMAR</w:t>
+            </w:r>
+          </w:p>
+          <w:p>
+            <w:pPr>
+              <w:rPr>
+                <w:rFonts w:asciiTheme="minorHAnsi" w:hAnsiTheme="minorHAnsi"/>
+              </w:rPr>
+            </w:pPr>
+          </w:p>
+          <w:p>
+            <w:pPr>
+              <w:rPr>
+                <w:rFonts w:asciiTheme="minorHAnsi" w:hAnsiTheme="minorHAnsi"/>
+              </w:rPr>
+            </w:pPr>
+          </w:p>
+          <w:p>
+            <w:pPr>
+              <w:rPr>
+                <w:rFonts w:asciiTheme="minorHAnsi" w:hAnsiTheme="minorHAnsi"/>
+              </w:rPr>
+            </w:pPr>
+          </w:p>
+          <w:p>
+            <w:pPr>
+              <w:rPr>
+                <w:rFonts w:asciiTheme="minorHAnsi" w:hAnsiTheme="minorHAnsi"/>
+              </w:rPr>
+            </w:pPr>
+          </w:p>
+          <w:p>
+            <w:pPr>
+              <w:rPr>
+                <w:rFonts w:asciiTheme="minorHAnsi" w:hAnsiTheme="minorHAnsi"/>
+              </w:rPr>
+            </w:pPr>
+          </w:p>
+          <w:p>
+            <w:pPr>
+              <w:rPr>
+                <w:rFonts w:asciiTheme="minorHAnsi" w:hAnsiTheme="minorHAnsi"/>
+              </w:rPr>
+            </w:pPr>
+          </w:p>
+          <w:p>
+            <w:pPr>
+              <w:rPr>
+                <w:rFonts w:asciiTheme="minorHAnsi" w:hAnsiTheme="minorHAnsi"/>
+              </w:rPr>
+            </w:pPr>
+          </w:p>
+          <w:p>
+            <w:pPr>
+              <w:rPr>
+                <w:rFonts w:asciiTheme="minorHAnsi" w:hAnsiTheme="minorHAnsi"/>
+              </w:rPr>
+            </w:pPr>
+          </w:p>
+          <w:p>
+            <w:pPr>
+              <w:rPr>
+                <w:rFonts w:asciiTheme="minorHAnsi" w:hAnsiTheme="minorHAnsi"/>
+              </w:rPr>
+            </w:pPr>
+          </w:p>
+          <w:p>
+            <w:pPr>
+              <w:rPr>
+                <w:rFonts w:asciiTheme="minorHAnsi" w:hAnsiTheme="minorHAnsi"/>
+              </w:rPr>
+            </w:pPr>
+          </w:p>
+          <w:p>
+            <w:pPr>
+              <w:rPr>
+                <w:rFonts w:asciiTheme="minorHAnsi" w:hAnsiTheme="minorHAnsi"/>
+              </w:rPr>
+            </w:pPr>
+          </w:p>
+          <w:p>
+            <w:pPr>
+              <w:rPr>
+                <w:rFonts w:asciiTheme="minorHAnsi" w:hAnsiTheme="minorHAnsi"/>
+              </w:rPr>
+            </w:pPr>
+          </w:p>
+          <w:p>
+            <w:pPr>
+              <w:rPr>
+                <w:rFonts w:asciiTheme="minorHAnsi" w:hAnsiTheme="minorHAnsi"/>
+              </w:rPr>
+            </w:pPr>
+          </w:p>
+          <w:p>
+            <w:pPr>
+              <w:rPr>
+                <w:rFonts w:asciiTheme="minorHAnsi" w:hAnsiTheme="minorHAnsi"/>
+              </w:rPr>
+            </w:pPr>
+          </w:p>
+        </w:tc>
+        <w:tc>
+          <w:tcPr>
+            <w:tcW w:w="2896" w:type="dxa"/>
+          </w:tcPr>
+          <w:p>
+            <w:pPr>
+              <w:rPr>
                 <w:color w:val="ADADAD" w:themeColor="background2" w:themeShade="BF"/>
                 <w:sz w:val="16"/>
                 <w:szCs w:val="16"/>
               </w:rPr>
-              <w:t>Photo</w:t>
-            </w:r>
-          </w:p>
-        </w:tc>
-        <w:tc>
-          <w:tcPr>
-            <w:tcW w:w="1050" w:type="dxa"/>
-          </w:tcPr>
-          <w:p>
-            <w:pPr>
-              <w:rPr>
-                <w:rFonts w:asciiTheme="minorHAnsi" w:hAnsiTheme="minorHAnsi"/>
-              </w:rPr>
-            </w:pPr>
-          </w:p>
-        </w:tc>
-      </w:tr>
-      <w:tr>
-        <w:tc>
-          <w:tcPr>
-            <w:tcW w:w="483" w:type="dxa"/>
-          </w:tcPr>
-          <w:p>
-            <w:pPr>
-              <w:rPr>
-                <w:rFonts w:asciiTheme="minorHAnsi" w:hAnsiTheme="minorHAnsi"/>
-              </w:rPr>
-            </w:pPr>
-            <w:r>
-              <w:t>3.</w:t>
-            </w:r>
-          </w:p>
-        </w:tc>
-        <w:tc>
-          <w:tcPr>
-            <w:tcW w:w="1472" w:type="dxa"/>
-          </w:tcPr>
-          <w:p>
-            <w:r>
-              <w:t>OSMAIZA BIN OMAR</w:t>
-            </w:r>
-          </w:p>
-          <w:p>
-            <w:pPr>
-              <w:rPr>
-                <w:rFonts w:asciiTheme="minorHAnsi" w:hAnsiTheme="minorHAnsi"/>
-              </w:rPr>
-            </w:pPr>
-          </w:p>
-          <w:p>
-            <w:pPr>
-              <w:rPr>
-                <w:rFonts w:asciiTheme="minorHAnsi" w:hAnsiTheme="minorHAnsi"/>
-              </w:rPr>
-            </w:pPr>
-          </w:p>
-          <w:p>
-            <w:pPr>
-              <w:rPr>
-                <w:rFonts w:asciiTheme="minorHAnsi" w:hAnsiTheme="minorHAnsi"/>
-              </w:rPr>
-            </w:pPr>
-          </w:p>
-          <w:p>
-            <w:pPr>
-              <w:rPr>
-                <w:rFonts w:asciiTheme="minorHAnsi" w:hAnsiTheme="minorHAnsi"/>
-              </w:rPr>
-            </w:pPr>
-          </w:p>
-          <w:p>
-            <w:pPr>
-              <w:rPr>
-                <w:rFonts w:asciiTheme="minorHAnsi" w:hAnsiTheme="minorHAnsi"/>
-              </w:rPr>
-            </w:pPr>
-          </w:p>
-          <w:p>
-            <w:pPr>
-              <w:rPr>
-                <w:rFonts w:asciiTheme="minorHAnsi" w:hAnsiTheme="minorHAnsi"/>
-              </w:rPr>
-            </w:pPr>
-          </w:p>
-          <w:p>
-            <w:pPr>
-              <w:rPr>
-                <w:rFonts w:asciiTheme="minorHAnsi" w:hAnsiTheme="minorHAnsi"/>
-              </w:rPr>
-            </w:pPr>
-          </w:p>
-          <w:p>
-            <w:pPr>
-              <w:rPr>
-                <w:rFonts w:asciiTheme="minorHAnsi" w:hAnsiTheme="minorHAnsi"/>
-              </w:rPr>
-            </w:pPr>
-          </w:p>
-          <w:p>
-            <w:pPr>
-              <w:rPr>
-                <w:rFonts w:asciiTheme="minorHAnsi" w:hAnsiTheme="minorHAnsi"/>
-              </w:rPr>
-            </w:pPr>
-          </w:p>
-          <w:p>
-            <w:pPr>
-              <w:rPr>
-                <w:rFonts w:asciiTheme="minorHAnsi" w:hAnsiTheme="minorHAnsi"/>
-              </w:rPr>
-            </w:pPr>
-          </w:p>
-          <w:p>
-            <w:pPr>
-              <w:rPr>
-                <w:rFonts w:asciiTheme="minorHAnsi" w:hAnsiTheme="minorHAnsi"/>
-              </w:rPr>
-            </w:pPr>
-          </w:p>
-          <w:p>
-            <w:pPr>
-              <w:rPr>
-                <w:rFonts w:asciiTheme="minorHAnsi" w:hAnsiTheme="minorHAnsi"/>
-              </w:rPr>
-            </w:pPr>
-          </w:p>
-          <w:p>
-            <w:pPr>
-              <w:rPr>
-                <w:rFonts w:asciiTheme="minorHAnsi" w:hAnsiTheme="minorHAnsi"/>
-              </w:rPr>
-            </w:pPr>
-          </w:p>
-          <w:p>
-            <w:pPr>
-              <w:rPr>
-                <w:rFonts w:asciiTheme="minorHAnsi" w:hAnsiTheme="minorHAnsi"/>
-              </w:rPr>
-            </w:pPr>
-          </w:p>
-        </w:tc>
-        <w:tc>
-          <w:tcPr>
-            <w:tcW w:w="2896" w:type="dxa"/>
-          </w:tcPr>
-          <w:p>
-            <w:pPr>
+            </w:pPr>
+            <w:r>
               <w:rPr>
                 <w:color w:val="ADADAD" w:themeColor="background2" w:themeShade="BF"/>
                 <w:sz w:val="16"/>
                 <w:szCs w:val="16"/>
               </w:rPr>
-            </w:pPr>
-            <w:r>
+              <w:t>Ref:</w:t>
+            </w:r>
+          </w:p>
+          <w:p>
+            <w:pPr>
               <w:rPr>
                 <w:color w:val="ADADAD" w:themeColor="background2" w:themeShade="BF"/>
                 <w:sz w:val="16"/>
                 <w:szCs w:val="16"/>
               </w:rPr>
-              <w:t>Ref:</w:t>
-            </w:r>
-          </w:p>
-          <w:p>
-            <w:pPr>
+            </w:pPr>
+            <w:r>
               <w:rPr>
                 <w:color w:val="ADADAD" w:themeColor="background2" w:themeShade="BF"/>
                 <w:sz w:val="16"/>
                 <w:szCs w:val="16"/>
               </w:rPr>
-            </w:pPr>
-            <w:proofErr w:type="gramStart"/>
-            <w:r>
-              <w:rPr>
-                <w:color w:val="ADADAD" w:themeColor="background2" w:themeShade="BF"/>
-                <w:sz w:val="16"/>
-                <w:szCs w:val="16"/>
-              </w:rPr>
-              <w:t>Expiry</w:t>
-            </w:r>
-            <w:proofErr w:type="gramEnd"/>
-            <w:r>
-              <w:rPr>
-                <w:color w:val="ADADAD" w:themeColor="background2" w:themeShade="BF"/>
-                <w:sz w:val="16"/>
-                <w:szCs w:val="16"/>
-              </w:rPr>
-              <w:t xml:space="preserve"> date:</w:t>
+              <w:t>Expiry date:</w:t>
             </w:r>
           </w:p>
           <w:p>
@@ -22746,23 +23417,13 @@
                 <w:szCs w:val="16"/>
               </w:rPr>
             </w:pPr>
-            <w:proofErr w:type="gramStart"/>
             <w:r>
               <w:rPr>
                 <w:color w:val="ADADAD" w:themeColor="background2" w:themeShade="BF"/>
                 <w:sz w:val="16"/>
                 <w:szCs w:val="16"/>
               </w:rPr>
-              <w:t>Expiry</w:t>
-            </w:r>
-            <w:proofErr w:type="gramEnd"/>
-            <w:r>
-              <w:rPr>
-                <w:color w:val="ADADAD" w:themeColor="background2" w:themeShade="BF"/>
-                <w:sz w:val="16"/>
-                <w:szCs w:val="16"/>
-              </w:rPr>
-              <w:t xml:space="preserve"> date:</w:t>
+              <w:t>Expiry date:</w:t>
             </w:r>
           </w:p>
           <w:p>
@@ -23152,23 +23813,13 @@
                 <w:szCs w:val="16"/>
               </w:rPr>
             </w:pPr>
-            <w:proofErr w:type="gramStart"/>
             <w:r>
               <w:rPr>
                 <w:color w:val="ADADAD" w:themeColor="background2" w:themeShade="BF"/>
                 <w:sz w:val="16"/>
                 <w:szCs w:val="16"/>
               </w:rPr>
-              <w:t>Expiry</w:t>
-            </w:r>
-            <w:proofErr w:type="gramEnd"/>
-            <w:r>
-              <w:rPr>
-                <w:color w:val="ADADAD" w:themeColor="background2" w:themeShade="BF"/>
-                <w:sz w:val="16"/>
-                <w:szCs w:val="16"/>
-              </w:rPr>
-              <w:t xml:space="preserve"> date:</w:t>
+              <w:t>Expiry date:</w:t>
             </w:r>
           </w:p>
           <w:p>
@@ -23913,6 +24564,26 @@
                 <w:rFonts w:asciiTheme="minorHAnsi" w:hAnsiTheme="minorHAnsi"/>
               </w:rPr>
             </w:pPr>
+            <w:r>
+              <w:rPr>
+                <w:rFonts w:asciiTheme="minorHAnsi" w:hAnsiTheme="minorHAnsi"/>
+              </w:rPr>
+              <w:t>{%</w:t>
+            </w:r>
+            <w:proofErr w:type="spellStart"/>
+            <w:r>
+              <w:rPr>
+                <w:rFonts w:asciiTheme="minorHAnsi" w:hAnsiTheme="minorHAnsi"/>
+              </w:rPr>
+              <w:t>img_toolbox</w:t>
+            </w:r>
+            <w:proofErr w:type="spellEnd"/>
+            <w:r>
+              <w:rPr>
+                <w:rFonts w:asciiTheme="minorHAnsi" w:hAnsiTheme="minorHAnsi"/>
+              </w:rPr>
+              <w:t>}</w:t>
+            </w:r>
           </w:p>
           <w:p>
             <w:pPr>
@@ -24005,6 +24676,26 @@
                 <w:rFonts w:asciiTheme="minorHAnsi" w:hAnsiTheme="minorHAnsi"/>
               </w:rPr>
               <w:t xml:space="preserve">                                </w:t>
+            </w:r>
+            <w:r>
+              <w:rPr>
+                <w:rFonts w:asciiTheme="minorHAnsi" w:hAnsiTheme="minorHAnsi"/>
+              </w:rPr>
+              <w:t>{%</w:t>
+            </w:r>
+            <w:proofErr w:type="spellStart"/>
+            <w:r>
+              <w:rPr>
+                <w:rFonts w:asciiTheme="minorHAnsi" w:hAnsiTheme="minorHAnsi"/>
+              </w:rPr>
+              <w:t>img_safety</w:t>
+            </w:r>
+            <w:proofErr w:type="spellEnd"/>
+            <w:r>
+              <w:rPr>
+                <w:rFonts w:asciiTheme="minorHAnsi" w:hAnsiTheme="minorHAnsi"/>
+              </w:rPr>
+              <w:t>}</w:t>
             </w:r>
           </w:p>
           <w:p>
@@ -24144,6 +24835,26 @@
                 <w:lang w:val="en-MY"/>
               </w:rPr>
             </w:pPr>
+            <w:r>
+              <w:rPr>
+                <w:rFonts w:asciiTheme="minorHAnsi" w:hAnsiTheme="minorHAnsi"/>
+              </w:rPr>
+              <w:t>{%</w:t>
+            </w:r>
+            <w:proofErr w:type="spellStart"/>
+            <w:r>
+              <w:rPr>
+                <w:rFonts w:asciiTheme="minorHAnsi" w:hAnsiTheme="minorHAnsi"/>
+              </w:rPr>
+              <w:t>img_inspection</w:t>
+            </w:r>
+            <w:proofErr w:type="spellEnd"/>
+            <w:r>
+              <w:rPr>
+                <w:rFonts w:asciiTheme="minorHAnsi" w:hAnsiTheme="minorHAnsi"/>
+              </w:rPr>
+              <w:t>}</w:t>
+            </w:r>
           </w:p>
           <w:p>
             <w:pPr>
@@ -24219,6 +24930,26 @@
                 <w:rFonts w:asciiTheme="minorHAnsi" w:hAnsiTheme="minorHAnsi"/>
               </w:rPr>
               <w:t xml:space="preserve">                                              </w:t>
+            </w:r>
+            <w:r>
+              <w:rPr>
+                <w:rFonts w:asciiTheme="minorHAnsi" w:hAnsiTheme="minorHAnsi"/>
+              </w:rPr>
+              <w:t>{%</w:t>
+            </w:r>
+            <w:proofErr w:type="spellStart"/>
+            <w:r>
+              <w:rPr>
+                <w:rFonts w:asciiTheme="minorHAnsi" w:hAnsiTheme="minorHAnsi"/>
+              </w:rPr>
+              <w:t>img_skylift</w:t>
+            </w:r>
+            <w:proofErr w:type="spellEnd"/>
+            <w:r>
+              <w:rPr>
+                <w:rFonts w:asciiTheme="minorHAnsi" w:hAnsiTheme="minorHAnsi"/>
+              </w:rPr>
+              <w:t>}</w:t>
             </w:r>
           </w:p>
           <w:p>
@@ -24304,31 +25035,7 @@
           <w:sz w:val="18"/>
           <w:szCs w:val="18"/>
         </w:rPr>
-        <w:t xml:space="preserve"> to be used at ground level </w:t>
-      </w:r>
-      <w:proofErr w:type="gramStart"/>
-      <w:r>
-        <w:rPr>
-          <w:rFonts w:asciiTheme="minorHAnsi" w:hAnsiTheme="minorHAnsi"/>
-          <w:i/>
-          <w:iCs/>
-          <w:color w:val="156082" w:themeColor="accent1"/>
-          <w:sz w:val="18"/>
-          <w:szCs w:val="18"/>
-        </w:rPr>
-        <w:t>works</w:t>
-      </w:r>
-      <w:proofErr w:type="gramEnd"/>
-      <w:r>
-        <w:rPr>
-          <w:rFonts w:asciiTheme="minorHAnsi" w:hAnsiTheme="minorHAnsi"/>
-          <w:i/>
-          <w:iCs/>
-          <w:color w:val="156082" w:themeColor="accent1"/>
-          <w:sz w:val="18"/>
-          <w:szCs w:val="18"/>
-        </w:rPr>
-        <w:t>, night work. Reflective vest cannot be used during climbing/working at height</w:t>
+        <w:t xml:space="preserve"> to be used at ground level works, night work. Reflective vest cannot be used during climbing/working at height</w:t>
       </w:r>
     </w:p>
     <w:p>
@@ -25878,19 +26585,11 @@
                 <w:color w:val="000000" w:themeColor="text1"/>
               </w:rPr>
             </w:pPr>
-            <w:proofErr w:type="gramStart"/>
-            <w:r>
-              <w:rPr>
-                <w:color w:val="000000" w:themeColor="text1"/>
-              </w:rPr>
-              <w:t>Expiry</w:t>
-            </w:r>
-            <w:proofErr w:type="gramEnd"/>
-            <w:r>
-              <w:rPr>
-                <w:color w:val="000000" w:themeColor="text1"/>
-              </w:rPr>
-              <w:t xml:space="preserve"> date:1</w:t>
+            <w:r>
+              <w:rPr>
+                <w:color w:val="000000" w:themeColor="text1"/>
+              </w:rPr>
+              <w:t>Expiry date:1</w:t>
             </w:r>
             <w:r>
               <w:rPr>
@@ -26888,47 +27587,7 @@
           <w:sz w:val="18"/>
           <w:szCs w:val="18"/>
         </w:rPr>
-        <w:t xml:space="preserve"> bucket to another level and </w:t>
-      </w:r>
-      <w:proofErr w:type="gramStart"/>
-      <w:r>
-        <w:rPr>
-          <w:rFonts w:asciiTheme="minorHAnsi" w:hAnsiTheme="minorHAnsi"/>
-          <w:color w:val="156082" w:themeColor="accent1"/>
-          <w:sz w:val="18"/>
-          <w:szCs w:val="18"/>
-        </w:rPr>
-        <w:t>expose</w:t>
-      </w:r>
-      <w:proofErr w:type="gramEnd"/>
-      <w:r>
-        <w:rPr>
-          <w:rFonts w:asciiTheme="minorHAnsi" w:hAnsiTheme="minorHAnsi"/>
-          <w:color w:val="156082" w:themeColor="accent1"/>
-          <w:sz w:val="18"/>
-          <w:szCs w:val="18"/>
-        </w:rPr>
-        <w:t xml:space="preserve"> to fall more than 2 </w:t>
-      </w:r>
-      <w:proofErr w:type="gramStart"/>
-      <w:r>
-        <w:rPr>
-          <w:rFonts w:asciiTheme="minorHAnsi" w:hAnsiTheme="minorHAnsi"/>
-          <w:color w:val="156082" w:themeColor="accent1"/>
-          <w:sz w:val="18"/>
-          <w:szCs w:val="18"/>
-        </w:rPr>
-        <w:t>meter</w:t>
-      </w:r>
-      <w:proofErr w:type="gramEnd"/>
-      <w:r>
-        <w:rPr>
-          <w:rFonts w:asciiTheme="minorHAnsi" w:hAnsiTheme="minorHAnsi"/>
-          <w:color w:val="156082" w:themeColor="accent1"/>
-          <w:sz w:val="18"/>
-          <w:szCs w:val="18"/>
-        </w:rPr>
-        <w:t xml:space="preserve"> require to have valid working at height competency from approved training vendor)</w:t>
+        <w:t xml:space="preserve"> bucket to another level and expose to fall more than 2 meter require to have valid working at height competency from approved training vendor)</w:t>
       </w:r>
     </w:p>
     <w:p>
@@ -28038,27 +28697,7 @@
           <w:sz w:val="18"/>
           <w:szCs w:val="18"/>
         </w:rPr>
-        <w:t xml:space="preserve">Note: Portable fire </w:t>
-      </w:r>
-      <w:proofErr w:type="gramStart"/>
-      <w:r>
-        <w:rPr>
-          <w:rFonts w:asciiTheme="minorHAnsi" w:hAnsiTheme="minorHAnsi"/>
-          <w:color w:val="156082" w:themeColor="accent1"/>
-          <w:sz w:val="18"/>
-          <w:szCs w:val="18"/>
-        </w:rPr>
-        <w:t>extinguisher is</w:t>
-      </w:r>
-      <w:proofErr w:type="gramEnd"/>
-      <w:r>
-        <w:rPr>
-          <w:rFonts w:asciiTheme="minorHAnsi" w:hAnsiTheme="minorHAnsi"/>
-          <w:color w:val="156082" w:themeColor="accent1"/>
-          <w:sz w:val="18"/>
-          <w:szCs w:val="18"/>
-        </w:rPr>
-        <w:t xml:space="preserve"> mandatory at site</w:t>
+        <w:t>Note: Portable fire extinguisher is mandatory at site</w:t>
       </w:r>
     </w:p>
     <w:p>
@@ -29660,27 +30299,7 @@
                 <w:sz w:val="16"/>
                 <w:szCs w:val="16"/>
               </w:rPr>
-              <w:t xml:space="preserve">(To be filled </w:t>
-            </w:r>
-            <w:proofErr w:type="gramStart"/>
-            <w:r>
-              <w:rPr>
-                <w:rFonts w:asciiTheme="minorHAnsi" w:hAnsiTheme="minorHAnsi"/>
-                <w:color w:val="000000" w:themeColor="text1"/>
-                <w:sz w:val="16"/>
-                <w:szCs w:val="16"/>
-              </w:rPr>
-              <w:t>by</w:t>
-            </w:r>
-            <w:proofErr w:type="gramEnd"/>
-            <w:r>
-              <w:rPr>
-                <w:rFonts w:asciiTheme="minorHAnsi" w:hAnsiTheme="minorHAnsi"/>
-                <w:color w:val="000000" w:themeColor="text1"/>
-                <w:sz w:val="16"/>
-                <w:szCs w:val="16"/>
-              </w:rPr>
-              <w:t xml:space="preserve"> </w:t>
+              <w:t xml:space="preserve">(To be filled by </w:t>
             </w:r>
             <w:proofErr w:type="spellStart"/>
             <w:r>
@@ -32195,27 +32814,7 @@
                 <w:sz w:val="16"/>
                 <w:szCs w:val="16"/>
               </w:rPr>
-              <w:t xml:space="preserve">(To be filled </w:t>
-            </w:r>
-            <w:proofErr w:type="gramStart"/>
-            <w:r>
-              <w:rPr>
-                <w:rFonts w:asciiTheme="minorHAnsi" w:hAnsiTheme="minorHAnsi"/>
-                <w:color w:val="000000" w:themeColor="text1"/>
-                <w:sz w:val="16"/>
-                <w:szCs w:val="16"/>
-              </w:rPr>
-              <w:t>by</w:t>
-            </w:r>
-            <w:proofErr w:type="gramEnd"/>
-            <w:r>
-              <w:rPr>
-                <w:rFonts w:asciiTheme="minorHAnsi" w:hAnsiTheme="minorHAnsi"/>
-                <w:color w:val="000000" w:themeColor="text1"/>
-                <w:sz w:val="16"/>
-                <w:szCs w:val="16"/>
-              </w:rPr>
-              <w:t xml:space="preserve"> Permit Issuance)</w:t>
+              <w:t>(To be filled by Permit Issuance)</w:t>
             </w:r>
           </w:p>
         </w:tc>
@@ -32242,7 +32841,6 @@
                 <w:szCs w:val="16"/>
               </w:rPr>
             </w:pPr>
-            <w:proofErr w:type="gramStart"/>
             <w:r>
               <w:rPr>
                 <w:rFonts w:asciiTheme="minorHAnsi" w:hAnsiTheme="minorHAnsi"/>
@@ -32250,17 +32848,7 @@
                 <w:sz w:val="16"/>
                 <w:szCs w:val="16"/>
               </w:rPr>
-              <w:t>Base</w:t>
-            </w:r>
-            <w:proofErr w:type="gramEnd"/>
-            <w:r>
-              <w:rPr>
-                <w:rFonts w:asciiTheme="minorHAnsi" w:hAnsiTheme="minorHAnsi"/>
-                <w:color w:val="000000" w:themeColor="text1"/>
-                <w:sz w:val="16"/>
-                <w:szCs w:val="16"/>
-              </w:rPr>
-              <w:t xml:space="preserve"> on my evaluation, the confined space described above is in a safe condition for work to be done, provided that the precautions above are fully observed.</w:t>
+              <w:t>Base on my evaluation, the confined space described above is in a safe condition for work to be done, provided that the precautions above are fully observed.</w:t>
             </w:r>
           </w:p>
           <w:p>
@@ -32563,27 +33151,7 @@
                 <w:sz w:val="16"/>
                 <w:szCs w:val="16"/>
               </w:rPr>
-              <w:t xml:space="preserve">All persons &amp; Equipment have been </w:t>
-            </w:r>
-            <w:proofErr w:type="gramStart"/>
-            <w:r>
-              <w:rPr>
-                <w:rFonts w:asciiTheme="minorHAnsi" w:hAnsiTheme="minorHAnsi"/>
-                <w:color w:val="000000" w:themeColor="text1"/>
-                <w:sz w:val="16"/>
-                <w:szCs w:val="16"/>
-              </w:rPr>
-              <w:t>withdrawn</w:t>
-            </w:r>
-            <w:proofErr w:type="gramEnd"/>
-            <w:r>
-              <w:rPr>
-                <w:rFonts w:asciiTheme="minorHAnsi" w:hAnsiTheme="minorHAnsi"/>
-                <w:color w:val="000000" w:themeColor="text1"/>
-                <w:sz w:val="16"/>
-                <w:szCs w:val="16"/>
-              </w:rPr>
-              <w:t xml:space="preserve"> and the work has been completed. Any further entry requires a new confined space permit to be applied</w:t>
+              <w:t>All persons &amp; Equipment have been withdrawn and the work has been completed. Any further entry requires a new confined space permit to be applied</w:t>
             </w:r>
           </w:p>
           <w:p>
@@ -36480,19 +37048,49 @@
           <w:sz w:val="18"/>
           <w:szCs w:val="18"/>
         </w:rPr>
-        <w:t xml:space="preserve">Note: Signed </w:t>
+        <w:t>Note: Signed at Workers Name list after toolbox briefing</w:t>
       </w:r>
-      <w:proofErr w:type="gramStart"/>
+    </w:p>
+    <w:p>
+      <w:pPr>
+        <w:rPr>
+          <w:rFonts w:asciiTheme="minorHAnsi" w:hAnsiTheme="minorHAnsi"/>
+          <w:color w:val="000000" w:themeColor="text1"/>
+        </w:rPr>
+      </w:pPr>
+    </w:p>
+    <w:p>
+      <w:pPr>
+        <w:rPr>
+          <w:rFonts w:asciiTheme="minorHAnsi" w:hAnsiTheme="minorHAnsi"/>
+          <w:color w:val="000000" w:themeColor="text1"/>
+        </w:rPr>
+      </w:pPr>
+    </w:p>
+    <w:p>
+      <w:pPr>
+        <w:rPr>
+          <w:rFonts w:asciiTheme="minorHAnsi" w:hAnsiTheme="minorHAnsi"/>
+          <w:color w:val="000000" w:themeColor="text1"/>
+        </w:rPr>
+      </w:pPr>
       <w:r>
+        <w:rPr>
+          <w:rFonts w:asciiTheme="minorHAnsi" w:hAnsiTheme="minorHAnsi"/>
+          <w:color w:val="000000" w:themeColor="text1"/>
+        </w:rPr>
+        <w:t>Job Hazard Analysis (JHA)</w:t>
+      </w:r>
+    </w:p>
+    <w:p>
+      <w:pPr>
         <w:rPr>
           <w:rFonts w:asciiTheme="minorHAnsi" w:hAnsiTheme="minorHAnsi"/>
           <w:color w:val="156082" w:themeColor="accent1"/>
           <w:sz w:val="18"/>
           <w:szCs w:val="18"/>
         </w:rPr>
-        <w:t>at</w:t>
-      </w:r>
-      <w:proofErr w:type="gramEnd"/>
+      </w:pPr>
       <w:r>
         <w:rPr>
           <w:rFonts w:asciiTheme="minorHAnsi" w:hAnsiTheme="minorHAnsi"/>
@@ -36500,77 +37098,7 @@
           <w:sz w:val="18"/>
           <w:szCs w:val="18"/>
         </w:rPr>
-        <w:t xml:space="preserve"> Workers Name list after toolbox briefing</w:t>
-      </w:r>
-    </w:p>
-    <w:p>
-      <w:pPr>
-        <w:rPr>
-          <w:rFonts w:asciiTheme="minorHAnsi" w:hAnsiTheme="minorHAnsi"/>
-          <w:color w:val="000000" w:themeColor="text1"/>
-        </w:rPr>
-      </w:pPr>
-    </w:p>
-    <w:p>
-      <w:pPr>
-        <w:rPr>
-          <w:rFonts w:asciiTheme="minorHAnsi" w:hAnsiTheme="minorHAnsi"/>
-          <w:color w:val="000000" w:themeColor="text1"/>
-        </w:rPr>
-      </w:pPr>
-    </w:p>
-    <w:p>
-      <w:pPr>
-        <w:rPr>
-          <w:rFonts w:asciiTheme="minorHAnsi" w:hAnsiTheme="minorHAnsi"/>
-          <w:color w:val="000000" w:themeColor="text1"/>
-        </w:rPr>
-      </w:pPr>
-      <w:r>
-        <w:rPr>
-          <w:rFonts w:asciiTheme="minorHAnsi" w:hAnsiTheme="minorHAnsi"/>
-          <w:color w:val="000000" w:themeColor="text1"/>
-        </w:rPr>
-        <w:t>Job Hazard Analysis (JHA)</w:t>
-      </w:r>
-    </w:p>
-    <w:p>
-      <w:pPr>
-        <w:rPr>
-          <w:rFonts w:asciiTheme="minorHAnsi" w:hAnsiTheme="minorHAnsi"/>
-          <w:color w:val="156082" w:themeColor="accent1"/>
-          <w:sz w:val="18"/>
-          <w:szCs w:val="18"/>
-        </w:rPr>
-      </w:pPr>
-      <w:r>
-        <w:rPr>
-          <w:rFonts w:asciiTheme="minorHAnsi" w:hAnsiTheme="minorHAnsi"/>
-          <w:color w:val="156082" w:themeColor="accent1"/>
-          <w:sz w:val="18"/>
-          <w:szCs w:val="18"/>
-        </w:rPr>
-        <w:t xml:space="preserve">(HIRARC </w:t>
-      </w:r>
-      <w:proofErr w:type="gramStart"/>
-      <w:r>
-        <w:rPr>
-          <w:rFonts w:asciiTheme="minorHAnsi" w:hAnsiTheme="minorHAnsi"/>
-          <w:color w:val="156082" w:themeColor="accent1"/>
-          <w:sz w:val="18"/>
-          <w:szCs w:val="18"/>
-        </w:rPr>
-        <w:t>refer</w:t>
-      </w:r>
-      <w:proofErr w:type="gramEnd"/>
-      <w:r>
-        <w:rPr>
-          <w:rFonts w:asciiTheme="minorHAnsi" w:hAnsiTheme="minorHAnsi"/>
-          <w:color w:val="156082" w:themeColor="accent1"/>
-          <w:sz w:val="18"/>
-          <w:szCs w:val="18"/>
-        </w:rPr>
-        <w:t xml:space="preserve"> to Safety Manual)</w:t>
+        <w:t>(HIRARC refer to Safety Manual)</w:t>
       </w:r>
     </w:p>
     <w:p>
@@ -39384,6 +39912,155 @@
     </w:lvl>
   </w:abstractNum>
   <w:abstractNum w:abstractNumId="12" w15:restartNumberingAfterBreak="0">
+    <w:nsid w:val="2BE35D15"/>
+    <w:multiLevelType w:val="multilevel"/>
+    <w:tmpl w:val="84A63C58"/>
+    <w:lvl w:ilvl="0">
+      <w:start w:val="1"/>
+      <w:numFmt w:val="bullet"/>
+      <w:lvlText w:val=""/>
+      <w:lvlJc w:val="left"/>
+      <w:pPr>
+        <w:tabs>
+          <w:tab w:val="num" w:pos="720"/>
+        </w:tabs>
+        <w:ind w:left="720" w:hanging="360"/>
+      </w:pPr>
+      <w:rPr>
+        <w:rFonts w:ascii="Symbol" w:hAnsi="Symbol" w:hint="default"/>
+        <w:sz w:val="20"/>
+      </w:rPr>
+    </w:lvl>
+    <w:lvl w:ilvl="1" w:tentative="1">
+      <w:start w:val="1"/>
+      <w:numFmt w:val="bullet"/>
+      <w:lvlText w:val=""/>
+      <w:lvlJc w:val="left"/>
+      <w:pPr>
+        <w:tabs>
+          <w:tab w:val="num" w:pos="1440"/>
+        </w:tabs>
+        <w:ind w:left="1440" w:hanging="360"/>
+      </w:pPr>
+      <w:rPr>
+        <w:rFonts w:ascii="Symbol" w:hAnsi="Symbol" w:hint="default"/>
+        <w:sz w:val="20"/>
+      </w:rPr>
+    </w:lvl>
+    <w:lvl w:ilvl="2" w:tentative="1">
+      <w:start w:val="1"/>
+      <w:numFmt w:val="bullet"/>
+      <w:lvlText w:val=""/>
+      <w:lvlJc w:val="left"/>
+      <w:pPr>
+        <w:tabs>
+          <w:tab w:val="num" w:pos="2160"/>
+        </w:tabs>
+        <w:ind w:left="2160" w:hanging="360"/>
+      </w:pPr>
+      <w:rPr>
+        <w:rFonts w:ascii="Symbol" w:hAnsi="Symbol" w:hint="default"/>
+        <w:sz w:val="20"/>
+      </w:rPr>
+    </w:lvl>
+    <w:lvl w:ilvl="3" w:tentative="1">
+      <w:start w:val="1"/>
+      <w:numFmt w:val="bullet"/>
+      <w:lvlText w:val=""/>
+      <w:lvlJc w:val="left"/>
+      <w:pPr>
+        <w:tabs>
+          <w:tab w:val="num" w:pos="2880"/>
+        </w:tabs>
+        <w:ind w:left="2880" w:hanging="360"/>
+      </w:pPr>
+      <w:rPr>
+        <w:rFonts w:ascii="Symbol" w:hAnsi="Symbol" w:hint="default"/>
+        <w:sz w:val="20"/>
+      </w:rPr>
+    </w:lvl>
+    <w:lvl w:ilvl="4" w:tentative="1">
+      <w:start w:val="1"/>
+      <w:numFmt w:val="bullet"/>
+      <w:lvlText w:val=""/>
+      <w:lvlJc w:val="left"/>
+      <w:pPr>
+        <w:tabs>
+          <w:tab w:val="num" w:pos="3600"/>
+        </w:tabs>
+        <w:ind w:left="3600" w:hanging="360"/>
+      </w:pPr>
+      <w:rPr>
+        <w:rFonts w:ascii="Symbol" w:hAnsi="Symbol" w:hint="default"/>
+        <w:sz w:val="20"/>
+      </w:rPr>
+    </w:lvl>
+    <w:lvl w:ilvl="5" w:tentative="1">
+      <w:start w:val="1"/>
+      <w:numFmt w:val="bullet"/>
+      <w:lvlText w:val=""/>
+      <w:lvlJc w:val="left"/>
+      <w:pPr>
+        <w:tabs>
+          <w:tab w:val="num" w:pos="4320"/>
+        </w:tabs>
+        <w:ind w:left="4320" w:hanging="360"/>
+      </w:pPr>
+      <w:rPr>
+        <w:rFonts w:ascii="Symbol" w:hAnsi="Symbol" w:hint="default"/>
+        <w:sz w:val="20"/>
+      </w:rPr>
+    </w:lvl>
+    <w:lvl w:ilvl="6" w:tentative="1">
+      <w:start w:val="1"/>
+      <w:numFmt w:val="bullet"/>
+      <w:lvlText w:val=""/>
+      <w:lvlJc w:val="left"/>
+      <w:pPr>
+        <w:tabs>
+          <w:tab w:val="num" w:pos="5040"/>
+        </w:tabs>
+        <w:ind w:left="5040" w:hanging="360"/>
+      </w:pPr>
+      <w:rPr>
+        <w:rFonts w:ascii="Symbol" w:hAnsi="Symbol" w:hint="default"/>
+        <w:sz w:val="20"/>
+      </w:rPr>
+    </w:lvl>
+    <w:lvl w:ilvl="7" w:tentative="1">
+      <w:start w:val="1"/>
+      <w:numFmt w:val="bullet"/>
+      <w:lvlText w:val=""/>
+      <w:lvlJc w:val="left"/>
+      <w:pPr>
+        <w:tabs>
+          <w:tab w:val="num" w:pos="5760"/>
+        </w:tabs>
+        <w:ind w:left="5760" w:hanging="360"/>
+      </w:pPr>
+      <w:rPr>
+        <w:rFonts w:ascii="Symbol" w:hAnsi="Symbol" w:hint="default"/>
+        <w:sz w:val="20"/>
+      </w:rPr>
+    </w:lvl>
+    <w:lvl w:ilvl="8" w:tentative="1">
+      <w:start w:val="1"/>
+      <w:numFmt w:val="bullet"/>
+      <w:lvlText w:val=""/>
+      <w:lvlJc w:val="left"/>
+      <w:pPr>
+        <w:tabs>
+          <w:tab w:val="num" w:pos="6480"/>
+        </w:tabs>
+        <w:ind w:left="6480" w:hanging="360"/>
+      </w:pPr>
+      <w:rPr>
+        <w:rFonts w:ascii="Symbol" w:hAnsi="Symbol" w:hint="default"/>
+        <w:sz w:val="20"/>
+      </w:rPr>
+    </w:lvl>
+  </w:abstractNum>
+  <w:abstractNum w:abstractNumId="13" w15:restartNumberingAfterBreak="0">
     <w:nsid w:val="2CE4734A"/>
     <w:multiLevelType w:val="multilevel"/>
     <w:tmpl w:val="58427752"/>
@@ -39496,7 +40173,7 @@
       </w:rPr>
     </w:lvl>
   </w:abstractNum>
-  <w:abstractNum w:abstractNumId="13" w15:restartNumberingAfterBreak="0">
+  <w:abstractNum w:abstractNumId="14" w15:restartNumberingAfterBreak="0">
     <w:nsid w:val="334C1D2D"/>
     <w:multiLevelType w:val="hybridMultilevel"/>
     <w:tmpl w:val="03A40B0C"/>
@@ -39609,7 +40286,7 @@
       </w:rPr>
     </w:lvl>
   </w:abstractNum>
-  <w:abstractNum w:abstractNumId="14" w15:restartNumberingAfterBreak="0">
+  <w:abstractNum w:abstractNumId="15" w15:restartNumberingAfterBreak="0">
     <w:nsid w:val="3EDB15A2"/>
     <w:multiLevelType w:val="multilevel"/>
     <w:tmpl w:val="3E081B0A"/>
@@ -39722,7 +40399,7 @@
       </w:rPr>
     </w:lvl>
   </w:abstractNum>
-  <w:abstractNum w:abstractNumId="15" w15:restartNumberingAfterBreak="0">
+  <w:abstractNum w:abstractNumId="16" w15:restartNumberingAfterBreak="0">
     <w:nsid w:val="44442B0C"/>
     <w:multiLevelType w:val="hybridMultilevel"/>
     <w:tmpl w:val="292E279C"/>
@@ -39844,7 +40521,7 @@
       </w:rPr>
     </w:lvl>
   </w:abstractNum>
-  <w:abstractNum w:abstractNumId="16" w15:restartNumberingAfterBreak="0">
+  <w:abstractNum w:abstractNumId="17" w15:restartNumberingAfterBreak="0">
     <w:nsid w:val="48A70552"/>
     <w:multiLevelType w:val="hybridMultilevel"/>
     <w:tmpl w:val="FCBAEE0A"/>
@@ -39930,7 +40607,305 @@
       </w:pPr>
     </w:lvl>
   </w:abstractNum>
-  <w:abstractNum w:abstractNumId="17" w15:restartNumberingAfterBreak="0">
+  <w:abstractNum w:abstractNumId="18" w15:restartNumberingAfterBreak="0">
+    <w:nsid w:val="50EC426B"/>
+    <w:multiLevelType w:val="multilevel"/>
+    <w:tmpl w:val="82EADB90"/>
+    <w:lvl w:ilvl="0">
+      <w:start w:val="1"/>
+      <w:numFmt w:val="bullet"/>
+      <w:lvlText w:val=""/>
+      <w:lvlJc w:val="left"/>
+      <w:pPr>
+        <w:tabs>
+          <w:tab w:val="num" w:pos="720"/>
+        </w:tabs>
+        <w:ind w:left="720" w:hanging="360"/>
+      </w:pPr>
+      <w:rPr>
+        <w:rFonts w:ascii="Symbol" w:hAnsi="Symbol" w:hint="default"/>
+        <w:sz w:val="20"/>
+      </w:rPr>
+    </w:lvl>
+    <w:lvl w:ilvl="1" w:tentative="1">
+      <w:start w:val="1"/>
+      <w:numFmt w:val="bullet"/>
+      <w:lvlText w:val=""/>
+      <w:lvlJc w:val="left"/>
+      <w:pPr>
+        <w:tabs>
+          <w:tab w:val="num" w:pos="1440"/>
+        </w:tabs>
+        <w:ind w:left="1440" w:hanging="360"/>
+      </w:pPr>
+      <w:rPr>
+        <w:rFonts w:ascii="Symbol" w:hAnsi="Symbol" w:hint="default"/>
+        <w:sz w:val="20"/>
+      </w:rPr>
+    </w:lvl>
+    <w:lvl w:ilvl="2" w:tentative="1">
+      <w:start w:val="1"/>
+      <w:numFmt w:val="bullet"/>
+      <w:lvlText w:val=""/>
+      <w:lvlJc w:val="left"/>
+      <w:pPr>
+        <w:tabs>
+          <w:tab w:val="num" w:pos="2160"/>
+        </w:tabs>
+        <w:ind w:left="2160" w:hanging="360"/>
+      </w:pPr>
+      <w:rPr>
+        <w:rFonts w:ascii="Symbol" w:hAnsi="Symbol" w:hint="default"/>
+        <w:sz w:val="20"/>
+      </w:rPr>
+    </w:lvl>
+    <w:lvl w:ilvl="3" w:tentative="1">
+      <w:start w:val="1"/>
+      <w:numFmt w:val="bullet"/>
+      <w:lvlText w:val=""/>
+      <w:lvlJc w:val="left"/>
+      <w:pPr>
+        <w:tabs>
+          <w:tab w:val="num" w:pos="2880"/>
+        </w:tabs>
+        <w:ind w:left="2880" w:hanging="360"/>
+      </w:pPr>
+      <w:rPr>
+        <w:rFonts w:ascii="Symbol" w:hAnsi="Symbol" w:hint="default"/>
+        <w:sz w:val="20"/>
+      </w:rPr>
+    </w:lvl>
+    <w:lvl w:ilvl="4" w:tentative="1">
+      <w:start w:val="1"/>
+      <w:numFmt w:val="bullet"/>
+      <w:lvlText w:val=""/>
+      <w:lvlJc w:val="left"/>
+      <w:pPr>
+        <w:tabs>
+          <w:tab w:val="num" w:pos="3600"/>
+        </w:tabs>
+        <w:ind w:left="3600" w:hanging="360"/>
+      </w:pPr>
+      <w:rPr>
+        <w:rFonts w:ascii="Symbol" w:hAnsi="Symbol" w:hint="default"/>
+        <w:sz w:val="20"/>
+      </w:rPr>
+    </w:lvl>
+    <w:lvl w:ilvl="5" w:tentative="1">
+      <w:start w:val="1"/>
+      <w:numFmt w:val="bullet"/>
+      <w:lvlText w:val=""/>
+      <w:lvlJc w:val="left"/>
+      <w:pPr>
+        <w:tabs>
+          <w:tab w:val="num" w:pos="4320"/>
+        </w:tabs>
+        <w:ind w:left="4320" w:hanging="360"/>
+      </w:pPr>
+      <w:rPr>
+        <w:rFonts w:ascii="Symbol" w:hAnsi="Symbol" w:hint="default"/>
+        <w:sz w:val="20"/>
+      </w:rPr>
+    </w:lvl>
+    <w:lvl w:ilvl="6" w:tentative="1">
+      <w:start w:val="1"/>
+      <w:numFmt w:val="bullet"/>
+      <w:lvlText w:val=""/>
+      <w:lvlJc w:val="left"/>
+      <w:pPr>
+        <w:tabs>
+          <w:tab w:val="num" w:pos="5040"/>
+        </w:tabs>
+        <w:ind w:left="5040" w:hanging="360"/>
+      </w:pPr>
+      <w:rPr>
+        <w:rFonts w:ascii="Symbol" w:hAnsi="Symbol" w:hint="default"/>
+        <w:sz w:val="20"/>
+      </w:rPr>
+    </w:lvl>
+    <w:lvl w:ilvl="7" w:tentative="1">
+      <w:start w:val="1"/>
+      <w:numFmt w:val="bullet"/>
+      <w:lvlText w:val=""/>
+      <w:lvlJc w:val="left"/>
+      <w:pPr>
+        <w:tabs>
+          <w:tab w:val="num" w:pos="5760"/>
+        </w:tabs>
+        <w:ind w:left="5760" w:hanging="360"/>
+      </w:pPr>
+      <w:rPr>
+        <w:rFonts w:ascii="Symbol" w:hAnsi="Symbol" w:hint="default"/>
+        <w:sz w:val="20"/>
+      </w:rPr>
+    </w:lvl>
+    <w:lvl w:ilvl="8" w:tentative="1">
+      <w:start w:val="1"/>
+      <w:numFmt w:val="bullet"/>
+      <w:lvlText w:val=""/>
+      <w:lvlJc w:val="left"/>
+      <w:pPr>
+        <w:tabs>
+          <w:tab w:val="num" w:pos="6480"/>
+        </w:tabs>
+        <w:ind w:left="6480" w:hanging="360"/>
+      </w:pPr>
+      <w:rPr>
+        <w:rFonts w:ascii="Symbol" w:hAnsi="Symbol" w:hint="default"/>
+        <w:sz w:val="20"/>
+      </w:rPr>
+    </w:lvl>
+  </w:abstractNum>
+  <w:abstractNum w:abstractNumId="19" w15:restartNumberingAfterBreak="0">
+    <w:nsid w:val="528C0787"/>
+    <w:multiLevelType w:val="multilevel"/>
+    <w:tmpl w:val="ED1832DC"/>
+    <w:lvl w:ilvl="0">
+      <w:start w:val="1"/>
+      <w:numFmt w:val="bullet"/>
+      <w:lvlText w:val=""/>
+      <w:lvlJc w:val="left"/>
+      <w:pPr>
+        <w:tabs>
+          <w:tab w:val="num" w:pos="720"/>
+        </w:tabs>
+        <w:ind w:left="720" w:hanging="360"/>
+      </w:pPr>
+      <w:rPr>
+        <w:rFonts w:ascii="Symbol" w:hAnsi="Symbol" w:hint="default"/>
+        <w:sz w:val="20"/>
+      </w:rPr>
+    </w:lvl>
+    <w:lvl w:ilvl="1" w:tentative="1">
+      <w:start w:val="1"/>
+      <w:numFmt w:val="bullet"/>
+      <w:lvlText w:val=""/>
+      <w:lvlJc w:val="left"/>
+      <w:pPr>
+        <w:tabs>
+          <w:tab w:val="num" w:pos="1440"/>
+        </w:tabs>
+        <w:ind w:left="1440" w:hanging="360"/>
+      </w:pPr>
+      <w:rPr>
+        <w:rFonts w:ascii="Symbol" w:hAnsi="Symbol" w:hint="default"/>
+        <w:sz w:val="20"/>
+      </w:rPr>
+    </w:lvl>
+    <w:lvl w:ilvl="2" w:tentative="1">
+      <w:start w:val="1"/>
+      <w:numFmt w:val="bullet"/>
+      <w:lvlText w:val=""/>
+      <w:lvlJc w:val="left"/>
+      <w:pPr>
+        <w:tabs>
+          <w:tab w:val="num" w:pos="2160"/>
+        </w:tabs>
+        <w:ind w:left="2160" w:hanging="360"/>
+      </w:pPr>
+      <w:rPr>
+        <w:rFonts w:ascii="Symbol" w:hAnsi="Symbol" w:hint="default"/>
+        <w:sz w:val="20"/>
+      </w:rPr>
+    </w:lvl>
+    <w:lvl w:ilvl="3" w:tentative="1">
+      <w:start w:val="1"/>
+      <w:numFmt w:val="bullet"/>
+      <w:lvlText w:val=""/>
+      <w:lvlJc w:val="left"/>
+      <w:pPr>
+        <w:tabs>
+          <w:tab w:val="num" w:pos="2880"/>
+        </w:tabs>
+        <w:ind w:left="2880" w:hanging="360"/>
+      </w:pPr>
+      <w:rPr>
+        <w:rFonts w:ascii="Symbol" w:hAnsi="Symbol" w:hint="default"/>
+        <w:sz w:val="20"/>
+      </w:rPr>
+    </w:lvl>
+    <w:lvl w:ilvl="4" w:tentative="1">
+      <w:start w:val="1"/>
+      <w:numFmt w:val="bullet"/>
+      <w:lvlText w:val=""/>
+      <w:lvlJc w:val="left"/>
+      <w:pPr>
+        <w:tabs>
+          <w:tab w:val="num" w:pos="3600"/>
+        </w:tabs>
+        <w:ind w:left="3600" w:hanging="360"/>
+      </w:pPr>
+      <w:rPr>
+        <w:rFonts w:ascii="Symbol" w:hAnsi="Symbol" w:hint="default"/>
+        <w:sz w:val="20"/>
+      </w:rPr>
+    </w:lvl>
+    <w:lvl w:ilvl="5" w:tentative="1">
+      <w:start w:val="1"/>
+      <w:numFmt w:val="bullet"/>
+      <w:lvlText w:val=""/>
+      <w:lvlJc w:val="left"/>
+      <w:pPr>
+        <w:tabs>
+          <w:tab w:val="num" w:pos="4320"/>
+        </w:tabs>
+        <w:ind w:left="4320" w:hanging="360"/>
+      </w:pPr>
+      <w:rPr>
+        <w:rFonts w:ascii="Symbol" w:hAnsi="Symbol" w:hint="default"/>
+        <w:sz w:val="20"/>
+      </w:rPr>
+    </w:lvl>
+    <w:lvl w:ilvl="6" w:tentative="1">
+      <w:start w:val="1"/>
+      <w:numFmt w:val="bullet"/>
+      <w:lvlText w:val=""/>
+      <w:lvlJc w:val="left"/>
+      <w:pPr>
+        <w:tabs>
+          <w:tab w:val="num" w:pos="5040"/>
+        </w:tabs>
+        <w:ind w:left="5040" w:hanging="360"/>
+      </w:pPr>
+      <w:rPr>
+        <w:rFonts w:ascii="Symbol" w:hAnsi="Symbol" w:hint="default"/>
+        <w:sz w:val="20"/>
+      </w:rPr>
+    </w:lvl>
+    <w:lvl w:ilvl="7" w:tentative="1">
+      <w:start w:val="1"/>
+      <w:numFmt w:val="bullet"/>
+      <w:lvlText w:val=""/>
+      <w:lvlJc w:val="left"/>
+      <w:pPr>
+        <w:tabs>
+          <w:tab w:val="num" w:pos="5760"/>
+        </w:tabs>
+        <w:ind w:left="5760" w:hanging="360"/>
+      </w:pPr>
+      <w:rPr>
+        <w:rFonts w:ascii="Symbol" w:hAnsi="Symbol" w:hint="default"/>
+        <w:sz w:val="20"/>
+      </w:rPr>
+    </w:lvl>
+    <w:lvl w:ilvl="8" w:tentative="1">
+      <w:start w:val="1"/>
+      <w:numFmt w:val="bullet"/>
+      <w:lvlText w:val=""/>
+      <w:lvlJc w:val="left"/>
+      <w:pPr>
+        <w:tabs>
+          <w:tab w:val="num" w:pos="6480"/>
+        </w:tabs>
+        <w:ind w:left="6480" w:hanging="360"/>
+      </w:pPr>
+      <w:rPr>
+        <w:rFonts w:ascii="Symbol" w:hAnsi="Symbol" w:hint="default"/>
+        <w:sz w:val="20"/>
+      </w:rPr>
+    </w:lvl>
+  </w:abstractNum>
+  <w:abstractNum w:abstractNumId="20" w15:restartNumberingAfterBreak="0">
     <w:nsid w:val="57B92C92"/>
     <w:multiLevelType w:val="hybridMultilevel"/>
     <w:tmpl w:val="81041908"/>
@@ -40043,7 +41018,7 @@
       </w:rPr>
     </w:lvl>
   </w:abstractNum>
-  <w:abstractNum w:abstractNumId="18" w15:restartNumberingAfterBreak="0">
+  <w:abstractNum w:abstractNumId="21" w15:restartNumberingAfterBreak="0">
     <w:nsid w:val="583D6270"/>
     <w:multiLevelType w:val="hybridMultilevel"/>
     <w:tmpl w:val="89A88596"/>
@@ -40132,7 +41107,7 @@
       </w:pPr>
     </w:lvl>
   </w:abstractNum>
-  <w:abstractNum w:abstractNumId="19" w15:restartNumberingAfterBreak="0">
+  <w:abstractNum w:abstractNumId="22" w15:restartNumberingAfterBreak="0">
     <w:nsid w:val="5C0A244C"/>
     <w:multiLevelType w:val="hybridMultilevel"/>
     <w:tmpl w:val="42A874B6"/>
@@ -40218,7 +41193,7 @@
       </w:pPr>
     </w:lvl>
   </w:abstractNum>
-  <w:abstractNum w:abstractNumId="20" w15:restartNumberingAfterBreak="0">
+  <w:abstractNum w:abstractNumId="23" w15:restartNumberingAfterBreak="0">
     <w:nsid w:val="5E7210AF"/>
     <w:multiLevelType w:val="hybridMultilevel"/>
     <w:tmpl w:val="89A88596"/>
@@ -40307,7 +41282,7 @@
       </w:pPr>
     </w:lvl>
   </w:abstractNum>
-  <w:abstractNum w:abstractNumId="21" w15:restartNumberingAfterBreak="0">
+  <w:abstractNum w:abstractNumId="24" w15:restartNumberingAfterBreak="0">
     <w:nsid w:val="682C23FD"/>
     <w:multiLevelType w:val="hybridMultilevel"/>
     <w:tmpl w:val="08AC1534"/>
@@ -40396,7 +41371,120 @@
       </w:pPr>
     </w:lvl>
   </w:abstractNum>
-  <w:abstractNum w:abstractNumId="22" w15:restartNumberingAfterBreak="0">
+  <w:abstractNum w:abstractNumId="25" w15:restartNumberingAfterBreak="0">
+    <w:nsid w:val="6F001845"/>
+    <w:multiLevelType w:val="hybridMultilevel"/>
+    <w:tmpl w:val="6CCC512C"/>
+    <w:lvl w:ilvl="0" w:tplc="44090001">
+      <w:start w:val="1"/>
+      <w:numFmt w:val="bullet"/>
+      <w:lvlText w:val=""/>
+      <w:lvlJc w:val="left"/>
+      <w:pPr>
+        <w:ind w:left="720" w:hanging="360"/>
+      </w:pPr>
+      <w:rPr>
+        <w:rFonts w:ascii="Symbol" w:hAnsi="Symbol" w:hint="default"/>
+      </w:rPr>
+    </w:lvl>
+    <w:lvl w:ilvl="1" w:tplc="44090003" w:tentative="1">
+      <w:start w:val="1"/>
+      <w:numFmt w:val="bullet"/>
+      <w:lvlText w:val="o"/>
+      <w:lvlJc w:val="left"/>
+      <w:pPr>
+        <w:ind w:left="1440" w:hanging="360"/>
+      </w:pPr>
+      <w:rPr>
+        <w:rFonts w:ascii="Courier New" w:hAnsi="Courier New" w:cs="Courier New" w:hint="default"/>
+      </w:rPr>
+    </w:lvl>
+    <w:lvl w:ilvl="2" w:tplc="44090005" w:tentative="1">
+      <w:start w:val="1"/>
+      <w:numFmt w:val="bullet"/>
+      <w:lvlText w:val=""/>
+      <w:lvlJc w:val="left"/>
+      <w:pPr>
+        <w:ind w:left="2160" w:hanging="360"/>
+      </w:pPr>
+      <w:rPr>
+        <w:rFonts w:ascii="Wingdings" w:hAnsi="Wingdings" w:hint="default"/>
+      </w:rPr>
+    </w:lvl>
+    <w:lvl w:ilvl="3" w:tplc="44090001" w:tentative="1">
+      <w:start w:val="1"/>
+      <w:numFmt w:val="bullet"/>
+      <w:lvlText w:val=""/>
+      <w:lvlJc w:val="left"/>
+      <w:pPr>
+        <w:ind w:left="2880" w:hanging="360"/>
+      </w:pPr>
+      <w:rPr>
+        <w:rFonts w:ascii="Symbol" w:hAnsi="Symbol" w:hint="default"/>
+      </w:rPr>
+    </w:lvl>
+    <w:lvl w:ilvl="4" w:tplc="44090003" w:tentative="1">
+      <w:start w:val="1"/>
+      <w:numFmt w:val="bullet"/>
+      <w:lvlText w:val="o"/>
+      <w:lvlJc w:val="left"/>
+      <w:pPr>
+        <w:ind w:left="3600" w:hanging="360"/>
+      </w:pPr>
+      <w:rPr>
+        <w:rFonts w:ascii="Courier New" w:hAnsi="Courier New" w:cs="Courier New" w:hint="default"/>
+      </w:rPr>
+    </w:lvl>
+    <w:lvl w:ilvl="5" w:tplc="44090005" w:tentative="1">
+      <w:start w:val="1"/>
+      <w:numFmt w:val="bullet"/>
+      <w:lvlText w:val=""/>
+      <w:lvlJc w:val="left"/>
+      <w:pPr>
+        <w:ind w:left="4320" w:hanging="360"/>
+      </w:pPr>
+      <w:rPr>
+        <w:rFonts w:ascii="Wingdings" w:hAnsi="Wingdings" w:hint="default"/>
+      </w:rPr>
+    </w:lvl>
+    <w:lvl w:ilvl="6" w:tplc="44090001" w:tentative="1">
+      <w:start w:val="1"/>
+      <w:numFmt w:val="bullet"/>
+      <w:lvlText w:val=""/>
+      <w:lvlJc w:val="left"/>
+      <w:pPr>
+        <w:ind w:left="5040" w:hanging="360"/>
+      </w:pPr>
+      <w:rPr>
+        <w:rFonts w:ascii="Symbol" w:hAnsi="Symbol" w:hint="default"/>
+      </w:rPr>
+    </w:lvl>
+    <w:lvl w:ilvl="7" w:tplc="44090003" w:tentative="1">
+      <w:start w:val="1"/>
+      <w:numFmt w:val="bullet"/>
+      <w:lvlText w:val="o"/>
+      <w:lvlJc w:val="left"/>
+      <w:pPr>
+        <w:ind w:left="5760" w:hanging="360"/>
+      </w:pPr>
+      <w:rPr>
+        <w:rFonts w:ascii="Courier New" w:hAnsi="Courier New" w:cs="Courier New" w:hint="default"/>
+      </w:rPr>
+    </w:lvl>
+    <w:lvl w:ilvl="8" w:tplc="44090005" w:tentative="1">
+      <w:start w:val="1"/>
+      <w:numFmt w:val="bullet"/>
+      <w:lvlText w:val=""/>
+      <w:lvlJc w:val="left"/>
+      <w:pPr>
+        <w:ind w:left="6480" w:hanging="360"/>
+      </w:pPr>
+      <w:rPr>
+        <w:rFonts w:ascii="Wingdings" w:hAnsi="Wingdings" w:hint="default"/>
+      </w:rPr>
+    </w:lvl>
+  </w:abstractNum>
+  <w:abstractNum w:abstractNumId="26" w15:restartNumberingAfterBreak="0">
     <w:nsid w:val="73B52BEE"/>
     <w:multiLevelType w:val="hybridMultilevel"/>
     <w:tmpl w:val="F2DC97A8"/>
@@ -40482,7 +41570,454 @@
       </w:pPr>
     </w:lvl>
   </w:abstractNum>
-  <w:abstractNum w:abstractNumId="23" w15:restartNumberingAfterBreak="0">
+  <w:abstractNum w:abstractNumId="27" w15:restartNumberingAfterBreak="0">
+    <w:nsid w:val="742619EA"/>
+    <w:multiLevelType w:val="multilevel"/>
+    <w:tmpl w:val="C88429DA"/>
+    <w:lvl w:ilvl="0">
+      <w:start w:val="1"/>
+      <w:numFmt w:val="bullet"/>
+      <w:lvlText w:val=""/>
+      <w:lvlJc w:val="left"/>
+      <w:pPr>
+        <w:tabs>
+          <w:tab w:val="num" w:pos="720"/>
+        </w:tabs>
+        <w:ind w:left="720" w:hanging="360"/>
+      </w:pPr>
+      <w:rPr>
+        <w:rFonts w:ascii="Symbol" w:hAnsi="Symbol" w:hint="default"/>
+        <w:sz w:val="20"/>
+      </w:rPr>
+    </w:lvl>
+    <w:lvl w:ilvl="1" w:tentative="1">
+      <w:start w:val="1"/>
+      <w:numFmt w:val="bullet"/>
+      <w:lvlText w:val=""/>
+      <w:lvlJc w:val="left"/>
+      <w:pPr>
+        <w:tabs>
+          <w:tab w:val="num" w:pos="1440"/>
+        </w:tabs>
+        <w:ind w:left="1440" w:hanging="360"/>
+      </w:pPr>
+      <w:rPr>
+        <w:rFonts w:ascii="Symbol" w:hAnsi="Symbol" w:hint="default"/>
+        <w:sz w:val="20"/>
+      </w:rPr>
+    </w:lvl>
+    <w:lvl w:ilvl="2" w:tentative="1">
+      <w:start w:val="1"/>
+      <w:numFmt w:val="bullet"/>
+      <w:lvlText w:val=""/>
+      <w:lvlJc w:val="left"/>
+      <w:pPr>
+        <w:tabs>
+          <w:tab w:val="num" w:pos="2160"/>
+        </w:tabs>
+        <w:ind w:left="2160" w:hanging="360"/>
+      </w:pPr>
+      <w:rPr>
+        <w:rFonts w:ascii="Symbol" w:hAnsi="Symbol" w:hint="default"/>
+        <w:sz w:val="20"/>
+      </w:rPr>
+    </w:lvl>
+    <w:lvl w:ilvl="3" w:tentative="1">
+      <w:start w:val="1"/>
+      <w:numFmt w:val="bullet"/>
+      <w:lvlText w:val=""/>
+      <w:lvlJc w:val="left"/>
+      <w:pPr>
+        <w:tabs>
+          <w:tab w:val="num" w:pos="2880"/>
+        </w:tabs>
+        <w:ind w:left="2880" w:hanging="360"/>
+      </w:pPr>
+      <w:rPr>
+        <w:rFonts w:ascii="Symbol" w:hAnsi="Symbol" w:hint="default"/>
+        <w:sz w:val="20"/>
+      </w:rPr>
+    </w:lvl>
+    <w:lvl w:ilvl="4" w:tentative="1">
+      <w:start w:val="1"/>
+      <w:numFmt w:val="bullet"/>
+      <w:lvlText w:val=""/>
+      <w:lvlJc w:val="left"/>
+      <w:pPr>
+        <w:tabs>
+          <w:tab w:val="num" w:pos="3600"/>
+        </w:tabs>
+        <w:ind w:left="3600" w:hanging="360"/>
+      </w:pPr>
+      <w:rPr>
+        <w:rFonts w:ascii="Symbol" w:hAnsi="Symbol" w:hint="default"/>
+        <w:sz w:val="20"/>
+      </w:rPr>
+    </w:lvl>
+    <w:lvl w:ilvl="5" w:tentative="1">
+      <w:start w:val="1"/>
+      <w:numFmt w:val="bullet"/>
+      <w:lvlText w:val=""/>
+      <w:lvlJc w:val="left"/>
+      <w:pPr>
+        <w:tabs>
+          <w:tab w:val="num" w:pos="4320"/>
+        </w:tabs>
+        <w:ind w:left="4320" w:hanging="360"/>
+      </w:pPr>
+      <w:rPr>
+        <w:rFonts w:ascii="Symbol" w:hAnsi="Symbol" w:hint="default"/>
+        <w:sz w:val="20"/>
+      </w:rPr>
+    </w:lvl>
+    <w:lvl w:ilvl="6" w:tentative="1">
+      <w:start w:val="1"/>
+      <w:numFmt w:val="bullet"/>
+      <w:lvlText w:val=""/>
+      <w:lvlJc w:val="left"/>
+      <w:pPr>
+        <w:tabs>
+          <w:tab w:val="num" w:pos="5040"/>
+        </w:tabs>
+        <w:ind w:left="5040" w:hanging="360"/>
+      </w:pPr>
+      <w:rPr>
+        <w:rFonts w:ascii="Symbol" w:hAnsi="Symbol" w:hint="default"/>
+        <w:sz w:val="20"/>
+      </w:rPr>
+    </w:lvl>
+    <w:lvl w:ilvl="7" w:tentative="1">
+      <w:start w:val="1"/>
+      <w:numFmt w:val="bullet"/>
+      <w:lvlText w:val=""/>
+      <w:lvlJc w:val="left"/>
+      <w:pPr>
+        <w:tabs>
+          <w:tab w:val="num" w:pos="5760"/>
+        </w:tabs>
+        <w:ind w:left="5760" w:hanging="360"/>
+      </w:pPr>
+      <w:rPr>
+        <w:rFonts w:ascii="Symbol" w:hAnsi="Symbol" w:hint="default"/>
+        <w:sz w:val="20"/>
+      </w:rPr>
+    </w:lvl>
+    <w:lvl w:ilvl="8" w:tentative="1">
+      <w:start w:val="1"/>
+      <w:numFmt w:val="bullet"/>
+      <w:lvlText w:val=""/>
+      <w:lvlJc w:val="left"/>
+      <w:pPr>
+        <w:tabs>
+          <w:tab w:val="num" w:pos="6480"/>
+        </w:tabs>
+        <w:ind w:left="6480" w:hanging="360"/>
+      </w:pPr>
+      <w:rPr>
+        <w:rFonts w:ascii="Symbol" w:hAnsi="Symbol" w:hint="default"/>
+        <w:sz w:val="20"/>
+      </w:rPr>
+    </w:lvl>
+  </w:abstractNum>
+  <w:abstractNum w:abstractNumId="28" w15:restartNumberingAfterBreak="0">
+    <w:nsid w:val="7ADF0987"/>
+    <w:multiLevelType w:val="multilevel"/>
+    <w:tmpl w:val="72604E32"/>
+    <w:lvl w:ilvl="0">
+      <w:start w:val="1"/>
+      <w:numFmt w:val="bullet"/>
+      <w:lvlText w:val=""/>
+      <w:lvlJc w:val="left"/>
+      <w:pPr>
+        <w:tabs>
+          <w:tab w:val="num" w:pos="720"/>
+        </w:tabs>
+        <w:ind w:left="720" w:hanging="360"/>
+      </w:pPr>
+      <w:rPr>
+        <w:rFonts w:ascii="Symbol" w:hAnsi="Symbol" w:hint="default"/>
+        <w:sz w:val="20"/>
+      </w:rPr>
+    </w:lvl>
+    <w:lvl w:ilvl="1" w:tentative="1">
+      <w:start w:val="1"/>
+      <w:numFmt w:val="bullet"/>
+      <w:lvlText w:val=""/>
+      <w:lvlJc w:val="left"/>
+      <w:pPr>
+        <w:tabs>
+          <w:tab w:val="num" w:pos="1440"/>
+        </w:tabs>
+        <w:ind w:left="1440" w:hanging="360"/>
+      </w:pPr>
+      <w:rPr>
+        <w:rFonts w:ascii="Symbol" w:hAnsi="Symbol" w:hint="default"/>
+        <w:sz w:val="20"/>
+      </w:rPr>
+    </w:lvl>
+    <w:lvl w:ilvl="2" w:tentative="1">
+      <w:start w:val="1"/>
+      <w:numFmt w:val="bullet"/>
+      <w:lvlText w:val=""/>
+      <w:lvlJc w:val="left"/>
+      <w:pPr>
+        <w:tabs>
+          <w:tab w:val="num" w:pos="2160"/>
+        </w:tabs>
+        <w:ind w:left="2160" w:hanging="360"/>
+      </w:pPr>
+      <w:rPr>
+        <w:rFonts w:ascii="Symbol" w:hAnsi="Symbol" w:hint="default"/>
+        <w:sz w:val="20"/>
+      </w:rPr>
+    </w:lvl>
+    <w:lvl w:ilvl="3" w:tentative="1">
+      <w:start w:val="1"/>
+      <w:numFmt w:val="bullet"/>
+      <w:lvlText w:val=""/>
+      <w:lvlJc w:val="left"/>
+      <w:pPr>
+        <w:tabs>
+          <w:tab w:val="num" w:pos="2880"/>
+        </w:tabs>
+        <w:ind w:left="2880" w:hanging="360"/>
+      </w:pPr>
+      <w:rPr>
+        <w:rFonts w:ascii="Symbol" w:hAnsi="Symbol" w:hint="default"/>
+        <w:sz w:val="20"/>
+      </w:rPr>
+    </w:lvl>
+    <w:lvl w:ilvl="4" w:tentative="1">
+      <w:start w:val="1"/>
+      <w:numFmt w:val="bullet"/>
+      <w:lvlText w:val=""/>
+      <w:lvlJc w:val="left"/>
+      <w:pPr>
+        <w:tabs>
+          <w:tab w:val="num" w:pos="3600"/>
+        </w:tabs>
+        <w:ind w:left="3600" w:hanging="360"/>
+      </w:pPr>
+      <w:rPr>
+        <w:rFonts w:ascii="Symbol" w:hAnsi="Symbol" w:hint="default"/>
+        <w:sz w:val="20"/>
+      </w:rPr>
+    </w:lvl>
+    <w:lvl w:ilvl="5" w:tentative="1">
+      <w:start w:val="1"/>
+      <w:numFmt w:val="bullet"/>
+      <w:lvlText w:val=""/>
+      <w:lvlJc w:val="left"/>
+      <w:pPr>
+        <w:tabs>
+          <w:tab w:val="num" w:pos="4320"/>
+        </w:tabs>
+        <w:ind w:left="4320" w:hanging="360"/>
+      </w:pPr>
+      <w:rPr>
+        <w:rFonts w:ascii="Symbol" w:hAnsi="Symbol" w:hint="default"/>
+        <w:sz w:val="20"/>
+      </w:rPr>
+    </w:lvl>
+    <w:lvl w:ilvl="6" w:tentative="1">
+      <w:start w:val="1"/>
+      <w:numFmt w:val="bullet"/>
+      <w:lvlText w:val=""/>
+      <w:lvlJc w:val="left"/>
+      <w:pPr>
+        <w:tabs>
+          <w:tab w:val="num" w:pos="5040"/>
+        </w:tabs>
+        <w:ind w:left="5040" w:hanging="360"/>
+      </w:pPr>
+      <w:rPr>
+        <w:rFonts w:ascii="Symbol" w:hAnsi="Symbol" w:hint="default"/>
+        <w:sz w:val="20"/>
+      </w:rPr>
+    </w:lvl>
+    <w:lvl w:ilvl="7" w:tentative="1">
+      <w:start w:val="1"/>
+      <w:numFmt w:val="bullet"/>
+      <w:lvlText w:val=""/>
+      <w:lvlJc w:val="left"/>
+      <w:pPr>
+        <w:tabs>
+          <w:tab w:val="num" w:pos="5760"/>
+        </w:tabs>
+        <w:ind w:left="5760" w:hanging="360"/>
+      </w:pPr>
+      <w:rPr>
+        <w:rFonts w:ascii="Symbol" w:hAnsi="Symbol" w:hint="default"/>
+        <w:sz w:val="20"/>
+      </w:rPr>
+    </w:lvl>
+    <w:lvl w:ilvl="8" w:tentative="1">
+      <w:start w:val="1"/>
+      <w:numFmt w:val="bullet"/>
+      <w:lvlText w:val=""/>
+      <w:lvlJc w:val="left"/>
+      <w:pPr>
+        <w:tabs>
+          <w:tab w:val="num" w:pos="6480"/>
+        </w:tabs>
+        <w:ind w:left="6480" w:hanging="360"/>
+      </w:pPr>
+      <w:rPr>
+        <w:rFonts w:ascii="Symbol" w:hAnsi="Symbol" w:hint="default"/>
+        <w:sz w:val="20"/>
+      </w:rPr>
+    </w:lvl>
+  </w:abstractNum>
+  <w:abstractNum w:abstractNumId="29" w15:restartNumberingAfterBreak="0">
+    <w:nsid w:val="7B9839E8"/>
+    <w:multiLevelType w:val="multilevel"/>
+    <w:tmpl w:val="887C8D8A"/>
+    <w:lvl w:ilvl="0">
+      <w:start w:val="1"/>
+      <w:numFmt w:val="bullet"/>
+      <w:lvlText w:val=""/>
+      <w:lvlJc w:val="left"/>
+      <w:pPr>
+        <w:tabs>
+          <w:tab w:val="num" w:pos="720"/>
+        </w:tabs>
+        <w:ind w:left="720" w:hanging="360"/>
+      </w:pPr>
+      <w:rPr>
+        <w:rFonts w:ascii="Symbol" w:hAnsi="Symbol" w:hint="default"/>
+        <w:sz w:val="20"/>
+      </w:rPr>
+    </w:lvl>
+    <w:lvl w:ilvl="1" w:tentative="1">
+      <w:start w:val="1"/>
+      <w:numFmt w:val="bullet"/>
+      <w:lvlText w:val=""/>
+      <w:lvlJc w:val="left"/>
+      <w:pPr>
+        <w:tabs>
+          <w:tab w:val="num" w:pos="1440"/>
+        </w:tabs>
+        <w:ind w:left="1440" w:hanging="360"/>
+      </w:pPr>
+      <w:rPr>
+        <w:rFonts w:ascii="Symbol" w:hAnsi="Symbol" w:hint="default"/>
+        <w:sz w:val="20"/>
+      </w:rPr>
+    </w:lvl>
+    <w:lvl w:ilvl="2" w:tentative="1">
+      <w:start w:val="1"/>
+      <w:numFmt w:val="bullet"/>
+      <w:lvlText w:val=""/>
+      <w:lvlJc w:val="left"/>
+      <w:pPr>
+        <w:tabs>
+          <w:tab w:val="num" w:pos="2160"/>
+        </w:tabs>
+        <w:ind w:left="2160" w:hanging="360"/>
+      </w:pPr>
+      <w:rPr>
+        <w:rFonts w:ascii="Symbol" w:hAnsi="Symbol" w:hint="default"/>
+        <w:sz w:val="20"/>
+      </w:rPr>
+    </w:lvl>
+    <w:lvl w:ilvl="3" w:tentative="1">
+      <w:start w:val="1"/>
+      <w:numFmt w:val="bullet"/>
+      <w:lvlText w:val=""/>
+      <w:lvlJc w:val="left"/>
+      <w:pPr>
+        <w:tabs>
+          <w:tab w:val="num" w:pos="2880"/>
+        </w:tabs>
+        <w:ind w:left="2880" w:hanging="360"/>
+      </w:pPr>
+      <w:rPr>
+        <w:rFonts w:ascii="Symbol" w:hAnsi="Symbol" w:hint="default"/>
+        <w:sz w:val="20"/>
+      </w:rPr>
+    </w:lvl>
+    <w:lvl w:ilvl="4" w:tentative="1">
+      <w:start w:val="1"/>
+      <w:numFmt w:val="bullet"/>
+      <w:lvlText w:val=""/>
+      <w:lvlJc w:val="left"/>
+      <w:pPr>
+        <w:tabs>
+          <w:tab w:val="num" w:pos="3600"/>
+        </w:tabs>
+        <w:ind w:left="3600" w:hanging="360"/>
+      </w:pPr>
+      <w:rPr>
+        <w:rFonts w:ascii="Symbol" w:hAnsi="Symbol" w:hint="default"/>
+        <w:sz w:val="20"/>
+      </w:rPr>
+    </w:lvl>
+    <w:lvl w:ilvl="5" w:tentative="1">
+      <w:start w:val="1"/>
+      <w:numFmt w:val="bullet"/>
+      <w:lvlText w:val=""/>
+      <w:lvlJc w:val="left"/>
+      <w:pPr>
+        <w:tabs>
+          <w:tab w:val="num" w:pos="4320"/>
+        </w:tabs>
+        <w:ind w:left="4320" w:hanging="360"/>
+      </w:pPr>
+      <w:rPr>
+        <w:rFonts w:ascii="Symbol" w:hAnsi="Symbol" w:hint="default"/>
+        <w:sz w:val="20"/>
+      </w:rPr>
+    </w:lvl>
+    <w:lvl w:ilvl="6" w:tentative="1">
+      <w:start w:val="1"/>
+      <w:numFmt w:val="bullet"/>
+      <w:lvlText w:val=""/>
+      <w:lvlJc w:val="left"/>
+      <w:pPr>
+        <w:tabs>
+          <w:tab w:val="num" w:pos="5040"/>
+        </w:tabs>
+        <w:ind w:left="5040" w:hanging="360"/>
+      </w:pPr>
+      <w:rPr>
+        <w:rFonts w:ascii="Symbol" w:hAnsi="Symbol" w:hint="default"/>
+        <w:sz w:val="20"/>
+      </w:rPr>
+    </w:lvl>
+    <w:lvl w:ilvl="7" w:tentative="1">
+      <w:start w:val="1"/>
+      <w:numFmt w:val="bullet"/>
+      <w:lvlText w:val=""/>
+      <w:lvlJc w:val="left"/>
+      <w:pPr>
+        <w:tabs>
+          <w:tab w:val="num" w:pos="5760"/>
+        </w:tabs>
+        <w:ind w:left="5760" w:hanging="360"/>
+      </w:pPr>
+      <w:rPr>
+        <w:rFonts w:ascii="Symbol" w:hAnsi="Symbol" w:hint="default"/>
+        <w:sz w:val="20"/>
+      </w:rPr>
+    </w:lvl>
+    <w:lvl w:ilvl="8" w:tentative="1">
+      <w:start w:val="1"/>
+      <w:numFmt w:val="bullet"/>
+      <w:lvlText w:val=""/>
+      <w:lvlJc w:val="left"/>
+      <w:pPr>
+        <w:tabs>
+          <w:tab w:val="num" w:pos="6480"/>
+        </w:tabs>
+        <w:ind w:left="6480" w:hanging="360"/>
+      </w:pPr>
+      <w:rPr>
+        <w:rFonts w:ascii="Symbol" w:hAnsi="Symbol" w:hint="default"/>
+        <w:sz w:val="20"/>
+      </w:rPr>
+    </w:lvl>
+  </w:abstractNum>
+  <w:abstractNum w:abstractNumId="30" w15:restartNumberingAfterBreak="0">
     <w:nsid w:val="7C256F43"/>
     <w:multiLevelType w:val="multilevel"/>
     <w:tmpl w:val="9D7E5F0A"/>
@@ -40594,6 +42129,155 @@
       </w:pPr>
       <w:rPr>
         <w:rFonts w:hint="default"/>
+      </w:rPr>
+    </w:lvl>
+  </w:abstractNum>
+  <w:abstractNum w:abstractNumId="31" w15:restartNumberingAfterBreak="0">
+    <w:nsid w:val="7CC14C17"/>
+    <w:multiLevelType w:val="multilevel"/>
+    <w:tmpl w:val="CAA6F422"/>
+    <w:lvl w:ilvl="0">
+      <w:start w:val="1"/>
+      <w:numFmt w:val="bullet"/>
+      <w:lvlText w:val=""/>
+      <w:lvlJc w:val="left"/>
+      <w:pPr>
+        <w:tabs>
+          <w:tab w:val="num" w:pos="720"/>
+        </w:tabs>
+        <w:ind w:left="720" w:hanging="360"/>
+      </w:pPr>
+      <w:rPr>
+        <w:rFonts w:ascii="Symbol" w:hAnsi="Symbol" w:hint="default"/>
+        <w:sz w:val="20"/>
+      </w:rPr>
+    </w:lvl>
+    <w:lvl w:ilvl="1" w:tentative="1">
+      <w:start w:val="1"/>
+      <w:numFmt w:val="bullet"/>
+      <w:lvlText w:val=""/>
+      <w:lvlJc w:val="left"/>
+      <w:pPr>
+        <w:tabs>
+          <w:tab w:val="num" w:pos="1440"/>
+        </w:tabs>
+        <w:ind w:left="1440" w:hanging="360"/>
+      </w:pPr>
+      <w:rPr>
+        <w:rFonts w:ascii="Symbol" w:hAnsi="Symbol" w:hint="default"/>
+        <w:sz w:val="20"/>
+      </w:rPr>
+    </w:lvl>
+    <w:lvl w:ilvl="2" w:tentative="1">
+      <w:start w:val="1"/>
+      <w:numFmt w:val="bullet"/>
+      <w:lvlText w:val=""/>
+      <w:lvlJc w:val="left"/>
+      <w:pPr>
+        <w:tabs>
+          <w:tab w:val="num" w:pos="2160"/>
+        </w:tabs>
+        <w:ind w:left="2160" w:hanging="360"/>
+      </w:pPr>
+      <w:rPr>
+        <w:rFonts w:ascii="Symbol" w:hAnsi="Symbol" w:hint="default"/>
+        <w:sz w:val="20"/>
+      </w:rPr>
+    </w:lvl>
+    <w:lvl w:ilvl="3" w:tentative="1">
+      <w:start w:val="1"/>
+      <w:numFmt w:val="bullet"/>
+      <w:lvlText w:val=""/>
+      <w:lvlJc w:val="left"/>
+      <w:pPr>
+        <w:tabs>
+          <w:tab w:val="num" w:pos="2880"/>
+        </w:tabs>
+        <w:ind w:left="2880" w:hanging="360"/>
+      </w:pPr>
+      <w:rPr>
+        <w:rFonts w:ascii="Symbol" w:hAnsi="Symbol" w:hint="default"/>
+        <w:sz w:val="20"/>
+      </w:rPr>
+    </w:lvl>
+    <w:lvl w:ilvl="4" w:tentative="1">
+      <w:start w:val="1"/>
+      <w:numFmt w:val="bullet"/>
+      <w:lvlText w:val=""/>
+      <w:lvlJc w:val="left"/>
+      <w:pPr>
+        <w:tabs>
+          <w:tab w:val="num" w:pos="3600"/>
+        </w:tabs>
+        <w:ind w:left="3600" w:hanging="360"/>
+      </w:pPr>
+      <w:rPr>
+        <w:rFonts w:ascii="Symbol" w:hAnsi="Symbol" w:hint="default"/>
+        <w:sz w:val="20"/>
+      </w:rPr>
+    </w:lvl>
+    <w:lvl w:ilvl="5" w:tentative="1">
+      <w:start w:val="1"/>
+      <w:numFmt w:val="bullet"/>
+      <w:lvlText w:val=""/>
+      <w:lvlJc w:val="left"/>
+      <w:pPr>
+        <w:tabs>
+          <w:tab w:val="num" w:pos="4320"/>
+        </w:tabs>
+        <w:ind w:left="4320" w:hanging="360"/>
+      </w:pPr>
+      <w:rPr>
+        <w:rFonts w:ascii="Symbol" w:hAnsi="Symbol" w:hint="default"/>
+        <w:sz w:val="20"/>
+      </w:rPr>
+    </w:lvl>
+    <w:lvl w:ilvl="6" w:tentative="1">
+      <w:start w:val="1"/>
+      <w:numFmt w:val="bullet"/>
+      <w:lvlText w:val=""/>
+      <w:lvlJc w:val="left"/>
+      <w:pPr>
+        <w:tabs>
+          <w:tab w:val="num" w:pos="5040"/>
+        </w:tabs>
+        <w:ind w:left="5040" w:hanging="360"/>
+      </w:pPr>
+      <w:rPr>
+        <w:rFonts w:ascii="Symbol" w:hAnsi="Symbol" w:hint="default"/>
+        <w:sz w:val="20"/>
+      </w:rPr>
+    </w:lvl>
+    <w:lvl w:ilvl="7" w:tentative="1">
+      <w:start w:val="1"/>
+      <w:numFmt w:val="bullet"/>
+      <w:lvlText w:val=""/>
+      <w:lvlJc w:val="left"/>
+      <w:pPr>
+        <w:tabs>
+          <w:tab w:val="num" w:pos="5760"/>
+        </w:tabs>
+        <w:ind w:left="5760" w:hanging="360"/>
+      </w:pPr>
+      <w:rPr>
+        <w:rFonts w:ascii="Symbol" w:hAnsi="Symbol" w:hint="default"/>
+        <w:sz w:val="20"/>
+      </w:rPr>
+    </w:lvl>
+    <w:lvl w:ilvl="8" w:tentative="1">
+      <w:start w:val="1"/>
+      <w:numFmt w:val="bullet"/>
+      <w:lvlText w:val=""/>
+      <w:lvlJc w:val="left"/>
+      <w:pPr>
+        <w:tabs>
+          <w:tab w:val="num" w:pos="6480"/>
+        </w:tabs>
+        <w:ind w:left="6480" w:hanging="360"/>
+      </w:pPr>
+      <w:rPr>
+        <w:rFonts w:ascii="Symbol" w:hAnsi="Symbol" w:hint="default"/>
+        <w:sz w:val="20"/>
       </w:rPr>
     </w:lvl>
   </w:abstractNum>
@@ -40613,19 +42297,19 @@
     <w:abstractNumId w:val="7"/>
   </w:num>
   <w:num w:numId="6" w16cid:durableId="389039746">
-    <w:abstractNumId w:val="13"/>
+    <w:abstractNumId w:val="14"/>
   </w:num>
   <w:num w:numId="7" w16cid:durableId="1719165138">
-    <w:abstractNumId w:val="17"/>
+    <w:abstractNumId w:val="20"/>
   </w:num>
   <w:num w:numId="8" w16cid:durableId="313412103">
-    <w:abstractNumId w:val="14"/>
+    <w:abstractNumId w:val="15"/>
   </w:num>
   <w:num w:numId="9" w16cid:durableId="377976967">
-    <w:abstractNumId w:val="23"/>
+    <w:abstractNumId w:val="30"/>
   </w:num>
   <w:num w:numId="10" w16cid:durableId="1225405875">
-    <w:abstractNumId w:val="21"/>
+    <w:abstractNumId w:val="24"/>
   </w:num>
   <w:num w:numId="11" w16cid:durableId="1479959639">
     <w:abstractNumId w:val="1"/>
@@ -40637,7 +42321,7 @@
     <w:abstractNumId w:val="0"/>
   </w:num>
   <w:num w:numId="14" w16cid:durableId="953828373">
-    <w:abstractNumId w:val="12"/>
+    <w:abstractNumId w:val="13"/>
   </w:num>
   <w:num w:numId="15" w16cid:durableId="1087116704">
     <w:abstractNumId w:val="4"/>
@@ -40646,28 +42330,52 @@
     <w:abstractNumId w:val="10"/>
   </w:num>
   <w:num w:numId="17" w16cid:durableId="127628765">
-    <w:abstractNumId w:val="18"/>
+    <w:abstractNumId w:val="21"/>
   </w:num>
   <w:num w:numId="18" w16cid:durableId="1100951693">
-    <w:abstractNumId w:val="20"/>
+    <w:abstractNumId w:val="23"/>
   </w:num>
   <w:num w:numId="19" w16cid:durableId="1266156943">
     <w:abstractNumId w:val="5"/>
   </w:num>
   <w:num w:numId="20" w16cid:durableId="1121072013">
-    <w:abstractNumId w:val="19"/>
+    <w:abstractNumId w:val="22"/>
   </w:num>
   <w:num w:numId="21" w16cid:durableId="187959145">
-    <w:abstractNumId w:val="15"/>
+    <w:abstractNumId w:val="16"/>
   </w:num>
   <w:num w:numId="22" w16cid:durableId="1437599753">
-    <w:abstractNumId w:val="22"/>
+    <w:abstractNumId w:val="26"/>
   </w:num>
   <w:num w:numId="23" w16cid:durableId="1643609410">
     <w:abstractNumId w:val="3"/>
   </w:num>
   <w:num w:numId="24" w16cid:durableId="18438491">
-    <w:abstractNumId w:val="16"/>
+    <w:abstractNumId w:val="17"/>
+  </w:num>
+  <w:num w:numId="25" w16cid:durableId="1035497430">
+    <w:abstractNumId w:val="12"/>
+  </w:num>
+  <w:num w:numId="26" w16cid:durableId="1601834218">
+    <w:abstractNumId w:val="18"/>
+  </w:num>
+  <w:num w:numId="27" w16cid:durableId="313216667">
+    <w:abstractNumId w:val="28"/>
+  </w:num>
+  <w:num w:numId="28" w16cid:durableId="1819835596">
+    <w:abstractNumId w:val="25"/>
+  </w:num>
+  <w:num w:numId="29" w16cid:durableId="1794857632">
+    <w:abstractNumId w:val="27"/>
+  </w:num>
+  <w:num w:numId="30" w16cid:durableId="886793177">
+    <w:abstractNumId w:val="29"/>
+  </w:num>
+  <w:num w:numId="31" w16cid:durableId="714816248">
+    <w:abstractNumId w:val="31"/>
+  </w:num>
+  <w:num w:numId="32" w16cid:durableId="904727200">
+    <w:abstractNumId w:val="19"/>
   </w:num>
   <w:numIdMacAtCleanup w:val="3"/>
 </w:numbering>

--- a/public/template.docx
+++ b/public/template.docx
@@ -177,27 +177,8 @@
             <w:hideMark/>
           </w:tcPr>
           <w:p>
-            <w:pPr>
-              <w:overflowPunct/>
-              <w:autoSpaceDE/>
-              <w:autoSpaceDN/>
-              <w:adjustRightInd/>
-              <w:textAlignment w:val="auto"/>
-              <w:rPr>
-                <w:rFonts w:ascii="Arial Nova Cond" w:hAnsi="Arial Nova Cond"/>
-                <w:b/>
-                <w:bCs/>
-                <w:lang w:val="en-MY"/>
-              </w:rPr>
-            </w:pPr>
-            <w:r>
-              <w:rPr>
-                <w:rFonts w:ascii="Arial Nova Cond" w:hAnsi="Arial Nova Cond"/>
-                <w:b/>
-                <w:bCs/>
-                <w:lang w:val="en-MY"/>
-              </w:rPr>
-              <w:t> </w:t>
+            <w:r>
+              <w:t>{siteName}</w:t>
             </w:r>
           </w:p>
         </w:tc>
@@ -380,27 +361,8 @@
             <w:hideMark/>
           </w:tcPr>
           <w:p>
-            <w:pPr>
-              <w:overflowPunct/>
-              <w:autoSpaceDE/>
-              <w:autoSpaceDN/>
-              <w:adjustRightInd/>
-              <w:textAlignment w:val="auto"/>
-              <w:rPr>
-                <w:rFonts w:ascii="Arial Nova Cond" w:hAnsi="Arial Nova Cond"/>
-                <w:b/>
-                <w:bCs/>
-                <w:lang w:val="en-MY"/>
-              </w:rPr>
-            </w:pPr>
-            <w:r>
-              <w:rPr>
-                <w:rFonts w:ascii="Arial Nova Cond" w:hAnsi="Arial Nova Cond"/>
-                <w:b/>
-                <w:bCs/>
-                <w:lang w:val="en-MY"/>
-              </w:rPr>
-              <w:t> </w:t>
+            <w:r>
+              <w:t>{startDate}</w:t>
             </w:r>
           </w:p>
         </w:tc>
@@ -463,27 +425,8 @@
             <w:hideMark/>
           </w:tcPr>
           <w:p>
-            <w:pPr>
-              <w:overflowPunct/>
-              <w:autoSpaceDE/>
-              <w:autoSpaceDN/>
-              <w:adjustRightInd/>
-              <w:textAlignment w:val="auto"/>
-              <w:rPr>
-                <w:rFonts w:ascii="Arial Nova Cond" w:hAnsi="Arial Nova Cond"/>
-                <w:b/>
-                <w:bCs/>
-                <w:lang w:val="en-MY"/>
-              </w:rPr>
-            </w:pPr>
-            <w:r>
-              <w:rPr>
-                <w:rFonts w:ascii="Arial Nova Cond" w:hAnsi="Arial Nova Cond"/>
-                <w:b/>
-                <w:bCs/>
-                <w:lang w:val="en-MY"/>
-              </w:rPr>
-              <w:t> </w:t>
+            <w:r>
+              <w:t>{endDate}</w:t>
             </w:r>
           </w:p>
         </w:tc>
@@ -552,27 +495,8 @@
             <w:hideMark/>
           </w:tcPr>
           <w:p>
-            <w:pPr>
-              <w:overflowPunct/>
-              <w:autoSpaceDE/>
-              <w:autoSpaceDN/>
-              <w:adjustRightInd/>
-              <w:textAlignment w:val="auto"/>
-              <w:rPr>
-                <w:rFonts w:ascii="Arial Nova Cond" w:hAnsi="Arial Nova Cond"/>
-                <w:b/>
-                <w:bCs/>
-                <w:lang w:val="en-MY"/>
-              </w:rPr>
-            </w:pPr>
-            <w:r>
-              <w:rPr>
-                <w:rFonts w:ascii="Arial Nova Cond" w:hAnsi="Arial Nova Cond"/>
-                <w:b/>
-                <w:bCs/>
-                <w:lang w:val="en-MY"/>
-              </w:rPr>
-              <w:t> </w:t>
+            <w:r>
+              <w:t>{subcon}</w:t>
             </w:r>
           </w:p>
         </w:tc>
@@ -641,51 +565,10 @@
             <w:hideMark/>
           </w:tcPr>
           <w:p>
-            <w:pPr>
-              <w:overflowPunct/>
-              <w:autoSpaceDE/>
-              <w:autoSpaceDN/>
-              <w:adjustRightInd/>
-              <w:textAlignment w:val="auto"/>
-              <w:rPr>
-                <w:rFonts w:ascii="Arial Nova Cond" w:hAnsi="Arial Nova Cond"/>
-                <w:b/>
-                <w:bCs/>
-                <w:lang w:val="en-MY"/>
-              </w:rPr>
-            </w:pPr>
-            <w:r>
-              <w:rPr>
-                <w:rFonts w:ascii="Arial Nova Cond" w:hAnsi="Arial Nova Cond"/>
-                <w:b/>
-                <w:bCs/>
-                <w:lang w:val="en-MY"/>
-              </w:rPr>
-              <w:t> </w:t>
-            </w:r>
-          </w:p>
-          <w:p>
-            <w:pPr>
-              <w:overflowPunct/>
-              <w:autoSpaceDE/>
-              <w:autoSpaceDN/>
-              <w:adjustRightInd/>
-              <w:textAlignment w:val="auto"/>
-              <w:rPr>
-                <w:rFonts w:ascii="Arial Nova Cond" w:hAnsi="Arial Nova Cond"/>
-                <w:b/>
-                <w:bCs/>
-                <w:lang w:val="en-MY"/>
-              </w:rPr>
-            </w:pPr>
-            <w:r>
-              <w:rPr>
-                <w:rFonts w:ascii="Arial Nova Cond" w:hAnsi="Arial Nova Cond"/>
-                <w:b/>
-                <w:bCs/>
-                <w:lang w:val="en-MY"/>
-              </w:rPr>
-              <w:t> </w:t>
+            <w:r>
+              <w:t>{pic_name}</w:t>
+              <w:br/>
+              <w:t>{pic_number}</w:t>
             </w:r>
           </w:p>
         </w:tc>
@@ -1235,29 +1118,10 @@
             <w:hideMark/>
           </w:tcPr>
           <w:p>
-            <w:pPr>
-              <w:overflowPunct/>
-              <w:autoSpaceDE/>
-              <w:autoSpaceDN/>
-              <w:adjustRightInd/>
-              <w:textAlignment w:val="auto"/>
-              <w:rPr>
-                <w:rFonts w:ascii="Arial Nova Cond" w:hAnsi="Arial Nova Cond"/>
-                <w:lang w:val="en-MY"/>
-              </w:rPr>
-            </w:pPr>
-            <w:r>
-              <w:rPr>
-                <w:rFonts w:ascii="Arial Nova Cond" w:hAnsi="Arial Nova Cond"/>
-              </w:rPr>
-              <w:t>[Brand &amp; Model &amp; Serial Num]</w:t>
-            </w:r>
-            <w:r>
-              <w:rPr>
-                <w:rFonts w:ascii="Arial Nova Cond" w:hAnsi="Arial Nova Cond"/>
-                <w:lang w:val="en-MY"/>
-              </w:rPr>
-              <w:t> </w:t>
+            <w:r>
+              <w:t>{inverterBrand}</w:t>
+              <w:br/>
+              <w:t>{inverterSn}</w:t>
             </w:r>
           </w:p>
         </w:tc>
@@ -1459,29 +1323,8 @@
             <w:hideMark/>
           </w:tcPr>
           <w:p>
-            <w:pPr>
-              <w:overflowPunct/>
-              <w:autoSpaceDE/>
-              <w:autoSpaceDN/>
-              <w:adjustRightInd/>
-              <w:textAlignment w:val="auto"/>
-              <w:rPr>
-                <w:rFonts w:ascii="Arial Nova Cond" w:hAnsi="Arial Nova Cond"/>
-                <w:lang w:val="en-MY"/>
-              </w:rPr>
-            </w:pPr>
-            <w:r>
-              <w:rPr>
-                <w:rFonts w:ascii="Arial Nova Cond" w:hAnsi="Arial Nova Cond"/>
-              </w:rPr>
-              <w:t>[Brand &amp; Model]</w:t>
-            </w:r>
-            <w:r>
-              <w:rPr>
-                <w:rFonts w:ascii="Arial Nova Cond" w:hAnsi="Arial Nova Cond"/>
-                <w:lang w:val="en-MY"/>
-              </w:rPr>
-              <w:t> </w:t>
+            <w:r>
+              <w:t>{subcon}</w:t>
             </w:r>
           </w:p>
         </w:tc>
@@ -3450,317 +3293,34 @@
             <w:hideMark/>
           </w:tcPr>
           <w:p>
-            <w:pPr>
-              <w:overflowPunct/>
-              <w:autoSpaceDE/>
-              <w:autoSpaceDN/>
-              <w:adjustRightInd/>
-              <w:textAlignment w:val="auto"/>
-              <w:rPr>
-                <w:rFonts w:ascii="Arial Nova Cond" w:hAnsi="Arial Nova Cond"/>
-                <w:b/>
-                <w:lang w:val="en-MY"/>
-              </w:rPr>
-            </w:pPr>
-            <w:r>
-              <w:rPr>
-                <w:rFonts w:ascii="Arial Nova Cond" w:hAnsi="Arial Nova Cond"/>
-                <w:b/>
-                <w:bCs/>
-                <w:lang w:val="en-MY"/>
-              </w:rPr>
-              <w:t> </w:t>
-            </w:r>
-            <w:r>
-              <w:rPr>
-                <w:rFonts w:ascii="Arial Nova Cond" w:hAnsi="Arial Nova Cond"/>
-                <w:lang w:val="en-MY"/>
-              </w:rPr>
-              <w:t>1.Mounting Hooks and brackets (Hook bracket/L-feet)</w:t>
-            </w:r>
-          </w:p>
-          <w:p>
-            <w:pPr>
-              <w:overflowPunct/>
-              <w:autoSpaceDE/>
-              <w:autoSpaceDN/>
-              <w:adjustRightInd/>
-              <w:textAlignment w:val="auto"/>
-              <w:rPr>
-                <w:rFonts w:ascii="Arial Nova Cond" w:hAnsi="Arial Nova Cond"/>
-                <w:lang w:val="en-MY"/>
-              </w:rPr>
-            </w:pPr>
-            <w:r>
-              <w:rPr>
-                <w:rFonts w:ascii="Arial Nova Cond" w:hAnsi="Arial Nova Cond"/>
-                <w:lang w:val="en-MY"/>
-              </w:rPr>
-              <w:t> </w:t>
-            </w:r>
-          </w:p>
-          <w:p>
-            <w:pPr>
-              <w:overflowPunct/>
-              <w:autoSpaceDE/>
-              <w:autoSpaceDN/>
-              <w:adjustRightInd/>
-              <w:textAlignment w:val="auto"/>
-              <w:rPr>
-                <w:rFonts w:ascii="Arial Nova Cond" w:hAnsi="Arial Nova Cond"/>
-                <w:b/>
-                <w:bCs/>
-                <w:lang w:val="en-MY"/>
-              </w:rPr>
-            </w:pPr>
-            <w:r>
-              <w:rPr>
-                <w:rFonts w:ascii="Arial Nova Cond" w:hAnsi="Arial Nova Cond"/>
-                <w:b/>
-                <w:bCs/>
-                <w:lang w:val="en-MY"/>
-              </w:rPr>
-              <w:t> </w:t>
-            </w:r>
-          </w:p>
-          <w:p>
-            <w:pPr>
-              <w:overflowPunct/>
-              <w:autoSpaceDE/>
-              <w:autoSpaceDN/>
-              <w:adjustRightInd/>
-              <w:textAlignment w:val="auto"/>
-              <w:rPr>
-                <w:rFonts w:ascii="Arial Nova Cond" w:hAnsi="Arial Nova Cond"/>
-                <w:b/>
-                <w:bCs/>
-                <w:lang w:val="en-MY"/>
-              </w:rPr>
-            </w:pPr>
-            <w:r>
-              <w:rPr>
-                <w:rFonts w:ascii="Arial Nova Cond" w:hAnsi="Arial Nova Cond"/>
-                <w:b/>
-                <w:bCs/>
-                <w:lang w:val="en-MY"/>
-              </w:rPr>
-              <w:t> </w:t>
-            </w:r>
-          </w:p>
-          <w:p>
-            <w:pPr>
-              <w:overflowPunct/>
-              <w:autoSpaceDE/>
-              <w:autoSpaceDN/>
-              <w:adjustRightInd/>
-              <w:textAlignment w:val="auto"/>
-              <w:rPr>
-                <w:rFonts w:ascii="Arial Nova Cond" w:hAnsi="Arial Nova Cond"/>
-                <w:b/>
-                <w:bCs/>
-                <w:lang w:val="en-MY"/>
-              </w:rPr>
-            </w:pPr>
-            <w:r>
-              <w:rPr>
-                <w:rFonts w:ascii="Arial Nova Cond" w:hAnsi="Arial Nova Cond"/>
-                <w:b/>
-                <w:bCs/>
-                <w:lang w:val="en-MY"/>
-              </w:rPr>
-              <w:t> </w:t>
-            </w:r>
-          </w:p>
-          <w:p>
-            <w:pPr>
-              <w:overflowPunct/>
-              <w:autoSpaceDE/>
-              <w:autoSpaceDN/>
-              <w:adjustRightInd/>
-              <w:textAlignment w:val="auto"/>
-              <w:rPr>
-                <w:rFonts w:ascii="Arial Nova Cond" w:hAnsi="Arial Nova Cond"/>
-                <w:b/>
-                <w:bCs/>
-                <w:lang w:val="en-MY"/>
-              </w:rPr>
-            </w:pPr>
-            <w:r>
-              <w:rPr>
-                <w:rFonts w:ascii="Arial Nova Cond" w:hAnsi="Arial Nova Cond"/>
-                <w:b/>
-                <w:bCs/>
-                <w:lang w:val="en-MY"/>
-              </w:rPr>
-              <w:t> </w:t>
-            </w:r>
-          </w:p>
-          <w:p>
-            <w:pPr>
-              <w:overflowPunct/>
-              <w:autoSpaceDE/>
-              <w:autoSpaceDN/>
-              <w:adjustRightInd/>
-              <w:textAlignment w:val="auto"/>
-              <w:rPr>
-                <w:rFonts w:ascii="Arial Nova Cond" w:hAnsi="Arial Nova Cond"/>
-                <w:b/>
-                <w:bCs/>
-                <w:lang w:val="en-MY"/>
-              </w:rPr>
-            </w:pPr>
-            <w:r>
-              <w:rPr>
-                <w:rFonts w:ascii="Arial Nova Cond" w:hAnsi="Arial Nova Cond"/>
-                <w:b/>
-                <w:bCs/>
-                <w:lang w:val="en-MY"/>
-              </w:rPr>
-              <w:t> </w:t>
-            </w:r>
-          </w:p>
-          <w:p>
-            <w:pPr>
-              <w:overflowPunct/>
-              <w:autoSpaceDE/>
-              <w:autoSpaceDN/>
-              <w:adjustRightInd/>
-              <w:textAlignment w:val="auto"/>
-              <w:rPr>
-                <w:rFonts w:ascii="Arial Nova Cond" w:hAnsi="Arial Nova Cond"/>
-                <w:b/>
-                <w:bCs/>
-                <w:lang w:val="en-MY"/>
-              </w:rPr>
-            </w:pPr>
-            <w:r>
-              <w:rPr>
-                <w:rFonts w:ascii="Arial Nova Cond" w:hAnsi="Arial Nova Cond"/>
-                <w:b/>
-                <w:bCs/>
-                <w:lang w:val="en-MY"/>
-              </w:rPr>
-              <w:t> </w:t>
-            </w:r>
-          </w:p>
-          <w:p>
-            <w:pPr>
-              <w:overflowPunct/>
-              <w:autoSpaceDE/>
-              <w:autoSpaceDN/>
-              <w:adjustRightInd/>
-              <w:textAlignment w:val="auto"/>
-              <w:rPr>
-                <w:rFonts w:ascii="Arial Nova Cond" w:hAnsi="Arial Nova Cond"/>
-                <w:b/>
-                <w:bCs/>
-                <w:lang w:val="en-MY"/>
-              </w:rPr>
-            </w:pPr>
-            <w:r>
-              <w:rPr>
-                <w:rFonts w:ascii="Arial Nova Cond" w:hAnsi="Arial Nova Cond"/>
-                <w:b/>
-                <w:bCs/>
-                <w:lang w:val="en-MY"/>
-              </w:rPr>
-              <w:t> </w:t>
-            </w:r>
-          </w:p>
-          <w:p>
-            <w:pPr>
-              <w:overflowPunct/>
-              <w:autoSpaceDE/>
-              <w:autoSpaceDN/>
-              <w:adjustRightInd/>
-              <w:textAlignment w:val="auto"/>
-              <w:rPr>
-                <w:rFonts w:ascii="Arial Nova Cond" w:hAnsi="Arial Nova Cond"/>
-                <w:b/>
-                <w:bCs/>
-                <w:lang w:val="en-MY"/>
-              </w:rPr>
-            </w:pPr>
-            <w:r>
-              <w:rPr>
-                <w:rFonts w:ascii="Arial Nova Cond" w:hAnsi="Arial Nova Cond"/>
-                <w:b/>
-                <w:bCs/>
-                <w:lang w:val="en-MY"/>
-              </w:rPr>
-              <w:t> </w:t>
-            </w:r>
-          </w:p>
-          <w:p>
-            <w:pPr>
-              <w:overflowPunct/>
-              <w:autoSpaceDE/>
-              <w:autoSpaceDN/>
-              <w:adjustRightInd/>
-              <w:textAlignment w:val="auto"/>
-              <w:rPr>
-                <w:rFonts w:ascii="Arial Nova Cond" w:hAnsi="Arial Nova Cond"/>
-                <w:b/>
-                <w:bCs/>
-                <w:lang w:val="en-MY"/>
-              </w:rPr>
-            </w:pPr>
-            <w:r>
-              <w:rPr>
-                <w:rFonts w:ascii="Arial Nova Cond" w:hAnsi="Arial Nova Cond"/>
-                <w:b/>
-                <w:bCs/>
-                <w:lang w:val="en-MY"/>
-              </w:rPr>
-              <w:t> </w:t>
-            </w:r>
-          </w:p>
-          <w:p>
-            <w:pPr>
-              <w:overflowPunct/>
-              <w:autoSpaceDE/>
-              <w:autoSpaceDN/>
-              <w:adjustRightInd/>
-              <w:textAlignment w:val="auto"/>
-              <w:rPr>
-                <w:rFonts w:ascii="Arial Nova Cond" w:hAnsi="Arial Nova Cond"/>
-                <w:b/>
-                <w:bCs/>
-                <w:lang w:val="en-MY"/>
-              </w:rPr>
-            </w:pPr>
-            <w:r>
-              <w:rPr>
-                <w:rFonts w:ascii="Arial Nova Cond" w:hAnsi="Arial Nova Cond"/>
-                <w:b/>
-                <w:bCs/>
-                <w:lang w:val="en-MY"/>
-              </w:rPr>
-              <w:t> </w:t>
-            </w:r>
-          </w:p>
-          <w:p>
-            <w:pPr>
-              <w:overflowPunct/>
-              <w:autoSpaceDE/>
-              <w:autoSpaceDN/>
-              <w:adjustRightInd/>
-              <w:textAlignment w:val="auto"/>
-              <w:rPr>
-                <w:rFonts w:ascii="Arial Nova Cond" w:hAnsi="Arial Nova Cond"/>
-                <w:b/>
-                <w:bCs/>
-                <w:lang w:val="en-MY"/>
-              </w:rPr>
-            </w:pPr>
-            <w:r>
-              <w:rPr>
-                <w:rFonts w:ascii="Arial Nova Cond" w:hAnsi="Arial Nova Cond"/>
-                <w:b/>
-                <w:bCs/>
-                <w:lang w:val="en-MY"/>
-              </w:rPr>
-              <w:t> </w:t>
+            <w:r>
+              <w:t xml:space="preserve"> 1.Mounting Hooks and brackets (Hook bracket/L-feet)</w:t>
+              <w:br/>
+              <w:t xml:space="preserve"> </w:t>
+              <w:br/>
+              <w:t xml:space="preserve"> </w:t>
+              <w:br/>
+              <w:t xml:space="preserve"> </w:t>
+              <w:br/>
+              <w:t xml:space="preserve"> </w:t>
+              <w:br/>
+              <w:t xml:space="preserve"> </w:t>
+              <w:br/>
+              <w:t xml:space="preserve"> </w:t>
+              <w:br/>
+              <w:t xml:space="preserve"> </w:t>
+              <w:br/>
+              <w:t xml:space="preserve"> </w:t>
+              <w:br/>
+              <w:t xml:space="preserve"> </w:t>
+              <w:br/>
+              <w:t xml:space="preserve"> </w:t>
+              <w:br/>
+              <w:t xml:space="preserve"> </w:t>
+              <w:br/>
+              <w:t xml:space="preserve"> </w:t>
+              <w:br/>
+              <w:t>{%img_array}</w:t>
             </w:r>
           </w:p>
         </w:tc>
@@ -3781,23 +3341,10 @@
             <w:hideMark/>
           </w:tcPr>
           <w:p>
-            <w:pPr>
-              <w:overflowPunct/>
-              <w:autoSpaceDE/>
-              <w:autoSpaceDN/>
-              <w:adjustRightInd/>
-              <w:textAlignment w:val="auto"/>
-              <w:rPr>
-                <w:rFonts w:ascii="Arial Nova Cond" w:hAnsi="Arial Nova Cond"/>
-                <w:lang w:val="en-MY"/>
-              </w:rPr>
-            </w:pPr>
-            <w:r>
-              <w:rPr>
-                <w:rFonts w:ascii="Arial Nova Cond" w:hAnsi="Arial Nova Cond"/>
-                <w:lang w:val="en-MY"/>
-              </w:rPr>
-              <w:t>2.Photo of entire mounting layout </w:t>
+            <w:r>
+              <w:t xml:space="preserve">2.Photo of entire mounting layout </w:t>
+              <w:br/>
+              <w:t>{%img_pvlayout}</w:t>
             </w:r>
           </w:p>
         </w:tc>
@@ -4226,992 +3773,82 @@
             <w:hideMark/>
           </w:tcPr>
           <w:p>
-            <w:pPr>
-              <w:overflowPunct/>
-              <w:autoSpaceDE/>
-              <w:autoSpaceDN/>
-              <w:adjustRightInd/>
-              <w:textAlignment w:val="auto"/>
-              <w:rPr>
-                <w:rFonts w:ascii="Arial Nova Cond" w:hAnsi="Arial Nova Cond"/>
-                <w:b/>
-                <w:bCs/>
-                <w:lang w:val="en-MY"/>
-              </w:rPr>
-            </w:pPr>
-            <w:r>
-              <w:rPr>
-                <w:rFonts w:ascii="Arial Nova Cond" w:hAnsi="Arial Nova Cond"/>
-                <w:b/>
-                <w:bCs/>
-                <w:lang w:val="en-MY"/>
-              </w:rPr>
-              <w:lastRenderedPageBreak/>
-              <w:t> </w:t>
-            </w:r>
-          </w:p>
-          <w:p>
-            <w:pPr>
-              <w:overflowPunct/>
-              <w:autoSpaceDE/>
-              <w:autoSpaceDN/>
-              <w:adjustRightInd/>
-              <w:textAlignment w:val="auto"/>
-              <w:rPr>
-                <w:rFonts w:ascii="Arial Nova Cond" w:hAnsi="Arial Nova Cond"/>
-                <w:b/>
-                <w:bCs/>
-                <w:lang w:val="en-MY"/>
-              </w:rPr>
-            </w:pPr>
-            <w:r>
-              <w:rPr>
-                <w:rFonts w:ascii="Arial Nova Cond" w:hAnsi="Arial Nova Cond"/>
-                <w:b/>
-                <w:bCs/>
-                <w:lang w:val="en-MY"/>
-              </w:rPr>
-              <w:t> </w:t>
-            </w:r>
-          </w:p>
-          <w:p>
-            <w:pPr>
-              <w:overflowPunct/>
-              <w:autoSpaceDE/>
-              <w:autoSpaceDN/>
-              <w:adjustRightInd/>
-              <w:textAlignment w:val="auto"/>
-              <w:rPr>
-                <w:rFonts w:ascii="Arial Nova Cond" w:hAnsi="Arial Nova Cond"/>
-                <w:b/>
-                <w:bCs/>
-                <w:lang w:val="en-MY"/>
-              </w:rPr>
-            </w:pPr>
-            <w:r>
-              <w:rPr>
-                <w:rFonts w:ascii="Arial Nova Cond" w:hAnsi="Arial Nova Cond"/>
-                <w:b/>
-                <w:bCs/>
-                <w:lang w:val="en-MY"/>
-              </w:rPr>
-              <w:t> </w:t>
-            </w:r>
-          </w:p>
-          <w:p>
-            <w:pPr>
-              <w:overflowPunct/>
-              <w:autoSpaceDE/>
-              <w:autoSpaceDN/>
-              <w:adjustRightInd/>
-              <w:textAlignment w:val="auto"/>
-              <w:rPr>
-                <w:rFonts w:ascii="Arial Nova Cond" w:hAnsi="Arial Nova Cond"/>
-                <w:b/>
-                <w:bCs/>
-                <w:lang w:val="en-MY"/>
-              </w:rPr>
-            </w:pPr>
-            <w:r>
-              <w:rPr>
-                <w:rFonts w:ascii="Arial Nova Cond" w:hAnsi="Arial Nova Cond"/>
-                <w:b/>
-                <w:bCs/>
-                <w:lang w:val="en-MY"/>
-              </w:rPr>
-              <w:t> </w:t>
-            </w:r>
-          </w:p>
-          <w:p>
-            <w:pPr>
-              <w:overflowPunct/>
-              <w:autoSpaceDE/>
-              <w:autoSpaceDN/>
-              <w:adjustRightInd/>
-              <w:textAlignment w:val="auto"/>
-              <w:rPr>
-                <w:rFonts w:ascii="Arial Nova Cond" w:hAnsi="Arial Nova Cond"/>
-                <w:b/>
-                <w:bCs/>
-                <w:lang w:val="en-MY"/>
-              </w:rPr>
-            </w:pPr>
-            <w:r>
-              <w:rPr>
-                <w:rFonts w:ascii="Arial Nova Cond" w:hAnsi="Arial Nova Cond"/>
-                <w:b/>
-                <w:bCs/>
-                <w:lang w:val="en-MY"/>
-              </w:rPr>
-              <w:t> </w:t>
-            </w:r>
-          </w:p>
-          <w:p>
-            <w:pPr>
-              <w:overflowPunct/>
-              <w:autoSpaceDE/>
-              <w:autoSpaceDN/>
-              <w:adjustRightInd/>
-              <w:textAlignment w:val="auto"/>
-              <w:rPr>
-                <w:rFonts w:ascii="Arial Nova Cond" w:hAnsi="Arial Nova Cond"/>
-                <w:b/>
-                <w:bCs/>
-                <w:lang w:val="en-MY"/>
-              </w:rPr>
-            </w:pPr>
-            <w:r>
-              <w:rPr>
-                <w:rFonts w:ascii="Arial Nova Cond" w:hAnsi="Arial Nova Cond"/>
-                <w:b/>
-                <w:bCs/>
-                <w:lang w:val="en-MY"/>
-              </w:rPr>
-              <w:t> </w:t>
-            </w:r>
-          </w:p>
-          <w:p>
-            <w:pPr>
-              <w:overflowPunct/>
-              <w:autoSpaceDE/>
-              <w:autoSpaceDN/>
-              <w:adjustRightInd/>
-              <w:textAlignment w:val="auto"/>
-              <w:rPr>
-                <w:rFonts w:ascii="Arial Nova Cond" w:hAnsi="Arial Nova Cond"/>
-                <w:b/>
-                <w:bCs/>
-                <w:lang w:val="en-MY"/>
-              </w:rPr>
-            </w:pPr>
-            <w:r>
-              <w:rPr>
-                <w:rFonts w:ascii="Arial Nova Cond" w:hAnsi="Arial Nova Cond"/>
-                <w:b/>
-                <w:bCs/>
-                <w:lang w:val="en-MY"/>
-              </w:rPr>
-              <w:t> </w:t>
-            </w:r>
-          </w:p>
-          <w:p>
-            <w:pPr>
-              <w:overflowPunct/>
-              <w:autoSpaceDE/>
-              <w:autoSpaceDN/>
-              <w:adjustRightInd/>
-              <w:textAlignment w:val="auto"/>
-              <w:rPr>
-                <w:rFonts w:ascii="Arial Nova Cond" w:hAnsi="Arial Nova Cond"/>
-                <w:b/>
-                <w:bCs/>
-                <w:lang w:val="en-MY"/>
-              </w:rPr>
-            </w:pPr>
-            <w:r>
-              <w:rPr>
-                <w:rFonts w:ascii="Arial Nova Cond" w:hAnsi="Arial Nova Cond"/>
-                <w:b/>
-                <w:bCs/>
-                <w:lang w:val="en-MY"/>
-              </w:rPr>
-              <w:t> </w:t>
-            </w:r>
-          </w:p>
-          <w:p>
-            <w:pPr>
-              <w:overflowPunct/>
-              <w:autoSpaceDE/>
-              <w:autoSpaceDN/>
-              <w:adjustRightInd/>
-              <w:textAlignment w:val="auto"/>
-              <w:rPr>
-                <w:rFonts w:ascii="Arial Nova Cond" w:hAnsi="Arial Nova Cond"/>
-                <w:b/>
-                <w:bCs/>
-                <w:lang w:val="en-MY"/>
-              </w:rPr>
-            </w:pPr>
-            <w:r>
-              <w:rPr>
-                <w:rFonts w:ascii="Arial Nova Cond" w:hAnsi="Arial Nova Cond"/>
-                <w:b/>
-                <w:bCs/>
-                <w:lang w:val="en-MY"/>
-              </w:rPr>
-              <w:t> </w:t>
-            </w:r>
-          </w:p>
-          <w:p>
-            <w:pPr>
-              <w:overflowPunct/>
-              <w:autoSpaceDE/>
-              <w:autoSpaceDN/>
-              <w:adjustRightInd/>
-              <w:textAlignment w:val="auto"/>
-              <w:rPr>
-                <w:rFonts w:ascii="Arial Nova Cond" w:hAnsi="Arial Nova Cond"/>
-                <w:b/>
-                <w:bCs/>
-                <w:lang w:val="en-MY"/>
-              </w:rPr>
-            </w:pPr>
-            <w:r>
-              <w:rPr>
-                <w:rFonts w:ascii="Arial Nova Cond" w:hAnsi="Arial Nova Cond"/>
-                <w:b/>
-                <w:bCs/>
-                <w:lang w:val="en-MY"/>
-              </w:rPr>
-              <w:t> </w:t>
-            </w:r>
-          </w:p>
-          <w:p>
-            <w:pPr>
-              <w:overflowPunct/>
-              <w:autoSpaceDE/>
-              <w:autoSpaceDN/>
-              <w:adjustRightInd/>
-              <w:textAlignment w:val="auto"/>
-              <w:rPr>
-                <w:rFonts w:ascii="Arial Nova Cond" w:hAnsi="Arial Nova Cond"/>
-                <w:b/>
-                <w:bCs/>
-                <w:lang w:val="en-MY"/>
-              </w:rPr>
-            </w:pPr>
-            <w:r>
-              <w:rPr>
-                <w:rFonts w:ascii="Arial Nova Cond" w:hAnsi="Arial Nova Cond"/>
-                <w:b/>
-                <w:bCs/>
-                <w:lang w:val="en-MY"/>
-              </w:rPr>
-              <w:t> </w:t>
-            </w:r>
-          </w:p>
-          <w:p>
-            <w:pPr>
-              <w:overflowPunct/>
-              <w:autoSpaceDE/>
-              <w:autoSpaceDN/>
-              <w:adjustRightInd/>
-              <w:textAlignment w:val="auto"/>
-              <w:rPr>
-                <w:rFonts w:ascii="Arial Nova Cond" w:hAnsi="Arial Nova Cond"/>
-                <w:b/>
-                <w:bCs/>
-                <w:lang w:val="en-MY"/>
-              </w:rPr>
-            </w:pPr>
-            <w:r>
-              <w:rPr>
-                <w:rFonts w:ascii="Arial Nova Cond" w:hAnsi="Arial Nova Cond"/>
-                <w:b/>
-                <w:bCs/>
-                <w:lang w:val="en-MY"/>
-              </w:rPr>
-              <w:t> </w:t>
-            </w:r>
-          </w:p>
-          <w:p>
-            <w:pPr>
-              <w:overflowPunct/>
-              <w:autoSpaceDE/>
-              <w:autoSpaceDN/>
-              <w:adjustRightInd/>
-              <w:textAlignment w:val="auto"/>
-              <w:rPr>
-                <w:rFonts w:ascii="Arial Nova Cond" w:hAnsi="Arial Nova Cond"/>
-                <w:b/>
-                <w:bCs/>
-                <w:lang w:val="en-MY"/>
-              </w:rPr>
-            </w:pPr>
-            <w:r>
-              <w:rPr>
-                <w:rFonts w:ascii="Arial Nova Cond" w:hAnsi="Arial Nova Cond"/>
-                <w:b/>
-                <w:bCs/>
-                <w:lang w:val="en-MY"/>
-              </w:rPr>
-              <w:t> </w:t>
-            </w:r>
-          </w:p>
-          <w:p>
-            <w:pPr>
-              <w:overflowPunct/>
-              <w:autoSpaceDE/>
-              <w:autoSpaceDN/>
-              <w:adjustRightInd/>
-              <w:textAlignment w:val="auto"/>
-              <w:rPr>
-                <w:rFonts w:ascii="Arial Nova Cond" w:hAnsi="Arial Nova Cond"/>
-                <w:b/>
-                <w:bCs/>
-                <w:lang w:val="en-MY"/>
-              </w:rPr>
-            </w:pPr>
-            <w:r>
-              <w:rPr>
-                <w:rFonts w:ascii="Arial Nova Cond" w:hAnsi="Arial Nova Cond"/>
-                <w:b/>
-                <w:bCs/>
-                <w:lang w:val="en-MY"/>
-              </w:rPr>
-              <w:t> </w:t>
-            </w:r>
-          </w:p>
-          <w:p>
-            <w:pPr>
-              <w:overflowPunct/>
-              <w:autoSpaceDE/>
-              <w:autoSpaceDN/>
-              <w:adjustRightInd/>
-              <w:textAlignment w:val="auto"/>
-              <w:rPr>
-                <w:rFonts w:ascii="Arial Nova Cond" w:hAnsi="Arial Nova Cond"/>
-                <w:b/>
-                <w:bCs/>
-                <w:lang w:val="en-MY"/>
-              </w:rPr>
-            </w:pPr>
-            <w:r>
-              <w:rPr>
-                <w:rFonts w:ascii="Arial Nova Cond" w:hAnsi="Arial Nova Cond"/>
-                <w:b/>
-                <w:bCs/>
-                <w:lang w:val="en-MY"/>
-              </w:rPr>
-              <w:t> </w:t>
-            </w:r>
-          </w:p>
-          <w:p>
-            <w:pPr>
-              <w:overflowPunct/>
-              <w:autoSpaceDE/>
-              <w:autoSpaceDN/>
-              <w:adjustRightInd/>
-              <w:textAlignment w:val="auto"/>
-              <w:rPr>
-                <w:rFonts w:ascii="Arial Nova Cond" w:hAnsi="Arial Nova Cond"/>
-                <w:b/>
-                <w:bCs/>
-                <w:lang w:val="en-MY"/>
-              </w:rPr>
-            </w:pPr>
-            <w:r>
-              <w:rPr>
-                <w:rFonts w:ascii="Arial Nova Cond" w:hAnsi="Arial Nova Cond"/>
-                <w:b/>
-                <w:bCs/>
-                <w:lang w:val="en-MY"/>
-              </w:rPr>
-              <w:t> </w:t>
-            </w:r>
-          </w:p>
-          <w:p>
-            <w:pPr>
-              <w:overflowPunct/>
-              <w:autoSpaceDE/>
-              <w:autoSpaceDN/>
-              <w:adjustRightInd/>
-              <w:textAlignment w:val="auto"/>
-              <w:rPr>
-                <w:rFonts w:ascii="Arial Nova Cond" w:hAnsi="Arial Nova Cond"/>
-                <w:b/>
-                <w:bCs/>
-                <w:lang w:val="en-MY"/>
-              </w:rPr>
-            </w:pPr>
-            <w:r>
-              <w:rPr>
-                <w:rFonts w:ascii="Arial Nova Cond" w:hAnsi="Arial Nova Cond"/>
-                <w:b/>
-                <w:bCs/>
-                <w:lang w:val="en-MY"/>
-              </w:rPr>
-              <w:t> </w:t>
-            </w:r>
-          </w:p>
-          <w:p>
-            <w:pPr>
-              <w:overflowPunct/>
-              <w:autoSpaceDE/>
-              <w:autoSpaceDN/>
-              <w:adjustRightInd/>
-              <w:textAlignment w:val="auto"/>
-              <w:rPr>
-                <w:rFonts w:ascii="Arial Nova Cond" w:hAnsi="Arial Nova Cond"/>
-                <w:b/>
-                <w:bCs/>
-                <w:lang w:val="en-MY"/>
-              </w:rPr>
-            </w:pPr>
-            <w:r>
-              <w:rPr>
-                <w:rFonts w:ascii="Arial Nova Cond" w:hAnsi="Arial Nova Cond"/>
-                <w:b/>
-                <w:bCs/>
-                <w:lang w:val="en-MY"/>
-              </w:rPr>
-              <w:t> </w:t>
-            </w:r>
-          </w:p>
-          <w:p>
-            <w:pPr>
-              <w:overflowPunct/>
-              <w:autoSpaceDE/>
-              <w:autoSpaceDN/>
-              <w:adjustRightInd/>
-              <w:textAlignment w:val="auto"/>
-              <w:rPr>
-                <w:rFonts w:ascii="Arial Nova Cond" w:hAnsi="Arial Nova Cond"/>
-                <w:b/>
-                <w:bCs/>
-                <w:lang w:val="en-MY"/>
-              </w:rPr>
-            </w:pPr>
-          </w:p>
-          <w:p>
-            <w:pPr>
-              <w:overflowPunct/>
-              <w:autoSpaceDE/>
-              <w:autoSpaceDN/>
-              <w:adjustRightInd/>
-              <w:textAlignment w:val="auto"/>
-              <w:rPr>
-                <w:rFonts w:ascii="Arial Nova Cond" w:hAnsi="Arial Nova Cond"/>
-                <w:b/>
-                <w:bCs/>
-                <w:lang w:val="en-MY"/>
-              </w:rPr>
-            </w:pPr>
-          </w:p>
-          <w:p>
-            <w:pPr>
-              <w:overflowPunct/>
-              <w:autoSpaceDE/>
-              <w:autoSpaceDN/>
-              <w:adjustRightInd/>
-              <w:textAlignment w:val="auto"/>
-              <w:rPr>
-                <w:rFonts w:ascii="Arial Nova Cond" w:hAnsi="Arial Nova Cond"/>
-                <w:b/>
-                <w:bCs/>
-                <w:lang w:val="en-MY"/>
-              </w:rPr>
-            </w:pPr>
-          </w:p>
-          <w:p>
-            <w:pPr>
-              <w:overflowPunct/>
-              <w:autoSpaceDE/>
-              <w:autoSpaceDN/>
-              <w:adjustRightInd/>
-              <w:textAlignment w:val="auto"/>
-              <w:rPr>
-                <w:rFonts w:ascii="Arial Nova Cond" w:hAnsi="Arial Nova Cond"/>
-                <w:b/>
-                <w:bCs/>
-                <w:lang w:val="en-MY"/>
-              </w:rPr>
-            </w:pPr>
-          </w:p>
-          <w:p>
-            <w:pPr>
-              <w:overflowPunct/>
-              <w:autoSpaceDE/>
-              <w:autoSpaceDN/>
-              <w:adjustRightInd/>
-              <w:textAlignment w:val="auto"/>
-              <w:rPr>
-                <w:rFonts w:ascii="Arial Nova Cond" w:hAnsi="Arial Nova Cond"/>
-                <w:b/>
-                <w:bCs/>
-                <w:lang w:val="en-MY"/>
-              </w:rPr>
-            </w:pPr>
-          </w:p>
-          <w:p>
-            <w:pPr>
-              <w:overflowPunct/>
-              <w:autoSpaceDE/>
-              <w:autoSpaceDN/>
-              <w:adjustRightInd/>
-              <w:textAlignment w:val="auto"/>
-              <w:rPr>
-                <w:rFonts w:ascii="Arial Nova Cond" w:hAnsi="Arial Nova Cond"/>
-                <w:b/>
-                <w:bCs/>
-                <w:lang w:val="en-MY"/>
-              </w:rPr>
-            </w:pPr>
-          </w:p>
-          <w:p>
-            <w:pPr>
-              <w:overflowPunct/>
-              <w:autoSpaceDE/>
-              <w:autoSpaceDN/>
-              <w:adjustRightInd/>
-              <w:textAlignment w:val="auto"/>
-              <w:rPr>
-                <w:rFonts w:ascii="Arial Nova Cond" w:hAnsi="Arial Nova Cond"/>
-                <w:b/>
-                <w:bCs/>
-                <w:lang w:val="en-MY"/>
-              </w:rPr>
-            </w:pPr>
-          </w:p>
-          <w:p>
-            <w:pPr>
-              <w:overflowPunct/>
-              <w:autoSpaceDE/>
-              <w:autoSpaceDN/>
-              <w:adjustRightInd/>
-              <w:textAlignment w:val="auto"/>
-              <w:rPr>
-                <w:rFonts w:ascii="Arial Nova Cond" w:hAnsi="Arial Nova Cond"/>
-                <w:b/>
-                <w:bCs/>
-                <w:lang w:val="en-MY"/>
-              </w:rPr>
-            </w:pPr>
-          </w:p>
-          <w:p>
-            <w:pPr>
-              <w:overflowPunct/>
-              <w:autoSpaceDE/>
-              <w:autoSpaceDN/>
-              <w:adjustRightInd/>
-              <w:textAlignment w:val="auto"/>
-              <w:rPr>
-                <w:rFonts w:ascii="Arial Nova Cond" w:hAnsi="Arial Nova Cond"/>
-                <w:b/>
-                <w:bCs/>
-                <w:lang w:val="en-MY"/>
-              </w:rPr>
-            </w:pPr>
-          </w:p>
-          <w:p>
-            <w:pPr>
-              <w:overflowPunct/>
-              <w:autoSpaceDE/>
-              <w:autoSpaceDN/>
-              <w:adjustRightInd/>
-              <w:textAlignment w:val="auto"/>
-              <w:rPr>
-                <w:rFonts w:ascii="Arial Nova Cond" w:hAnsi="Arial Nova Cond"/>
-                <w:b/>
-                <w:bCs/>
-                <w:lang w:val="en-MY"/>
-              </w:rPr>
-            </w:pPr>
-          </w:p>
-          <w:p>
-            <w:pPr>
-              <w:overflowPunct/>
-              <w:autoSpaceDE/>
-              <w:autoSpaceDN/>
-              <w:adjustRightInd/>
-              <w:textAlignment w:val="auto"/>
-              <w:rPr>
-                <w:rFonts w:ascii="Arial Nova Cond" w:hAnsi="Arial Nova Cond"/>
-                <w:b/>
-                <w:bCs/>
-                <w:lang w:val="en-MY"/>
-              </w:rPr>
-            </w:pPr>
-          </w:p>
-          <w:p>
-            <w:pPr>
-              <w:overflowPunct/>
-              <w:autoSpaceDE/>
-              <w:autoSpaceDN/>
-              <w:adjustRightInd/>
-              <w:textAlignment w:val="auto"/>
-              <w:rPr>
-                <w:rFonts w:ascii="Arial Nova Cond" w:hAnsi="Arial Nova Cond"/>
-                <w:b/>
-                <w:bCs/>
-                <w:lang w:val="en-MY"/>
-              </w:rPr>
-            </w:pPr>
-          </w:p>
-          <w:p>
-            <w:pPr>
-              <w:overflowPunct/>
-              <w:autoSpaceDE/>
-              <w:autoSpaceDN/>
-              <w:adjustRightInd/>
-              <w:textAlignment w:val="auto"/>
-              <w:rPr>
-                <w:rFonts w:ascii="Arial Nova Cond" w:hAnsi="Arial Nova Cond"/>
-                <w:b/>
-                <w:bCs/>
-                <w:lang w:val="en-MY"/>
-              </w:rPr>
-            </w:pPr>
-          </w:p>
-          <w:p>
-            <w:pPr>
-              <w:overflowPunct/>
-              <w:autoSpaceDE/>
-              <w:autoSpaceDN/>
-              <w:adjustRightInd/>
-              <w:textAlignment w:val="auto"/>
-              <w:rPr>
-                <w:rFonts w:ascii="Arial Nova Cond" w:hAnsi="Arial Nova Cond"/>
-                <w:b/>
-                <w:bCs/>
-                <w:lang w:val="en-MY"/>
-              </w:rPr>
-            </w:pPr>
-          </w:p>
-          <w:p>
-            <w:pPr>
-              <w:overflowPunct/>
-              <w:autoSpaceDE/>
-              <w:autoSpaceDN/>
-              <w:adjustRightInd/>
-              <w:textAlignment w:val="auto"/>
-              <w:rPr>
-                <w:rFonts w:ascii="Arial Nova Cond" w:hAnsi="Arial Nova Cond"/>
-                <w:b/>
-                <w:bCs/>
-                <w:lang w:val="en-MY"/>
-              </w:rPr>
-            </w:pPr>
-          </w:p>
-          <w:p>
-            <w:pPr>
-              <w:overflowPunct/>
-              <w:autoSpaceDE/>
-              <w:autoSpaceDN/>
-              <w:adjustRightInd/>
-              <w:textAlignment w:val="auto"/>
-              <w:rPr>
-                <w:rFonts w:ascii="Arial Nova Cond" w:hAnsi="Arial Nova Cond"/>
-                <w:b/>
-                <w:bCs/>
-                <w:lang w:val="en-MY"/>
-              </w:rPr>
-            </w:pPr>
-          </w:p>
-          <w:p>
-            <w:pPr>
-              <w:overflowPunct/>
-              <w:autoSpaceDE/>
-              <w:autoSpaceDN/>
-              <w:adjustRightInd/>
-              <w:textAlignment w:val="auto"/>
-              <w:rPr>
-                <w:rFonts w:ascii="Arial Nova Cond" w:hAnsi="Arial Nova Cond"/>
-                <w:b/>
-                <w:bCs/>
-                <w:lang w:val="en-MY"/>
-              </w:rPr>
-            </w:pPr>
-          </w:p>
-          <w:p>
-            <w:pPr>
-              <w:overflowPunct/>
-              <w:autoSpaceDE/>
-              <w:autoSpaceDN/>
-              <w:adjustRightInd/>
-              <w:textAlignment w:val="auto"/>
-              <w:rPr>
-                <w:rFonts w:ascii="Arial Nova Cond" w:hAnsi="Arial Nova Cond"/>
-                <w:b/>
-                <w:bCs/>
-                <w:lang w:val="en-MY"/>
-              </w:rPr>
-            </w:pPr>
-          </w:p>
-          <w:p>
-            <w:pPr>
-              <w:overflowPunct/>
-              <w:autoSpaceDE/>
-              <w:autoSpaceDN/>
-              <w:adjustRightInd/>
-              <w:textAlignment w:val="auto"/>
-              <w:rPr>
-                <w:rFonts w:ascii="Arial Nova Cond" w:hAnsi="Arial Nova Cond"/>
-                <w:b/>
-                <w:bCs/>
-                <w:lang w:val="en-MY"/>
-              </w:rPr>
-            </w:pPr>
-          </w:p>
-          <w:p>
-            <w:pPr>
-              <w:overflowPunct/>
-              <w:autoSpaceDE/>
-              <w:autoSpaceDN/>
-              <w:adjustRightInd/>
-              <w:textAlignment w:val="auto"/>
-              <w:rPr>
-                <w:rFonts w:ascii="Arial Nova Cond" w:hAnsi="Arial Nova Cond"/>
-                <w:b/>
-                <w:bCs/>
-                <w:lang w:val="en-MY"/>
-              </w:rPr>
-            </w:pPr>
-          </w:p>
-          <w:p>
-            <w:pPr>
-              <w:overflowPunct/>
-              <w:autoSpaceDE/>
-              <w:autoSpaceDN/>
-              <w:adjustRightInd/>
-              <w:textAlignment w:val="auto"/>
-              <w:rPr>
-                <w:rFonts w:ascii="Arial Nova Cond" w:hAnsi="Arial Nova Cond"/>
-                <w:b/>
-                <w:bCs/>
-                <w:lang w:val="en-MY"/>
-              </w:rPr>
-            </w:pPr>
-          </w:p>
-          <w:p>
-            <w:pPr>
-              <w:overflowPunct/>
-              <w:autoSpaceDE/>
-              <w:autoSpaceDN/>
-              <w:adjustRightInd/>
-              <w:textAlignment w:val="auto"/>
-              <w:rPr>
-                <w:rFonts w:ascii="Arial Nova Cond" w:hAnsi="Arial Nova Cond"/>
-                <w:b/>
-                <w:bCs/>
-                <w:lang w:val="en-MY"/>
-              </w:rPr>
-            </w:pPr>
-          </w:p>
-          <w:p>
-            <w:pPr>
-              <w:overflowPunct/>
-              <w:autoSpaceDE/>
-              <w:autoSpaceDN/>
-              <w:adjustRightInd/>
-              <w:textAlignment w:val="auto"/>
-              <w:rPr>
-                <w:rFonts w:ascii="Arial Nova Cond" w:hAnsi="Arial Nova Cond"/>
-                <w:b/>
-                <w:bCs/>
-                <w:lang w:val="en-MY"/>
-              </w:rPr>
-            </w:pPr>
-          </w:p>
-          <w:p>
-            <w:pPr>
-              <w:overflowPunct/>
-              <w:autoSpaceDE/>
-              <w:autoSpaceDN/>
-              <w:adjustRightInd/>
-              <w:textAlignment w:val="auto"/>
-              <w:rPr>
-                <w:rFonts w:ascii="Arial Nova Cond" w:hAnsi="Arial Nova Cond"/>
-                <w:b/>
-                <w:bCs/>
-                <w:lang w:val="en-MY"/>
-              </w:rPr>
-            </w:pPr>
-          </w:p>
-          <w:p>
-            <w:pPr>
-              <w:overflowPunct/>
-              <w:autoSpaceDE/>
-              <w:autoSpaceDN/>
-              <w:adjustRightInd/>
-              <w:textAlignment w:val="auto"/>
-              <w:rPr>
-                <w:rFonts w:ascii="Arial Nova Cond" w:hAnsi="Arial Nova Cond"/>
-                <w:b/>
-                <w:bCs/>
-                <w:lang w:val="en-MY"/>
-              </w:rPr>
-            </w:pPr>
-          </w:p>
-          <w:p>
-            <w:pPr>
-              <w:overflowPunct/>
-              <w:autoSpaceDE/>
-              <w:autoSpaceDN/>
-              <w:adjustRightInd/>
-              <w:textAlignment w:val="auto"/>
-              <w:rPr>
-                <w:rFonts w:ascii="Arial Nova Cond" w:hAnsi="Arial Nova Cond"/>
-                <w:b/>
-                <w:bCs/>
-                <w:lang w:val="en-MY"/>
-              </w:rPr>
-            </w:pPr>
-          </w:p>
-          <w:p>
-            <w:pPr>
-              <w:overflowPunct/>
-              <w:autoSpaceDE/>
-              <w:autoSpaceDN/>
-              <w:adjustRightInd/>
-              <w:textAlignment w:val="auto"/>
-              <w:rPr>
-                <w:rFonts w:ascii="Arial Nova Cond" w:hAnsi="Arial Nova Cond"/>
-                <w:b/>
-                <w:bCs/>
-                <w:lang w:val="en-MY"/>
-              </w:rPr>
-            </w:pPr>
-          </w:p>
-          <w:p>
-            <w:pPr>
-              <w:overflowPunct/>
-              <w:autoSpaceDE/>
-              <w:autoSpaceDN/>
-              <w:adjustRightInd/>
-              <w:textAlignment w:val="auto"/>
-              <w:rPr>
-                <w:rFonts w:ascii="Arial Nova Cond" w:hAnsi="Arial Nova Cond"/>
-                <w:b/>
-                <w:bCs/>
-                <w:lang w:val="en-MY"/>
-              </w:rPr>
-            </w:pPr>
-          </w:p>
-          <w:p>
-            <w:pPr>
-              <w:overflowPunct/>
-              <w:autoSpaceDE/>
-              <w:autoSpaceDN/>
-              <w:adjustRightInd/>
-              <w:textAlignment w:val="auto"/>
-              <w:rPr>
-                <w:rFonts w:ascii="Arial Nova Cond" w:hAnsi="Arial Nova Cond"/>
-                <w:b/>
-                <w:bCs/>
-                <w:lang w:val="en-MY"/>
-              </w:rPr>
-            </w:pPr>
-          </w:p>
-          <w:p>
-            <w:pPr>
-              <w:overflowPunct/>
-              <w:autoSpaceDE/>
-              <w:autoSpaceDN/>
-              <w:adjustRightInd/>
-              <w:textAlignment w:val="auto"/>
-              <w:rPr>
-                <w:rFonts w:ascii="Arial Nova Cond" w:hAnsi="Arial Nova Cond"/>
-                <w:b/>
-                <w:bCs/>
-                <w:lang w:val="en-MY"/>
-              </w:rPr>
-            </w:pPr>
-          </w:p>
-          <w:p>
-            <w:pPr>
-              <w:overflowPunct/>
-              <w:autoSpaceDE/>
-              <w:autoSpaceDN/>
-              <w:adjustRightInd/>
-              <w:textAlignment w:val="auto"/>
-              <w:rPr>
-                <w:rFonts w:ascii="Arial Nova Cond" w:hAnsi="Arial Nova Cond"/>
-                <w:b/>
-                <w:bCs/>
-                <w:lang w:val="en-MY"/>
-              </w:rPr>
-            </w:pPr>
-          </w:p>
-          <w:p>
-            <w:pPr>
-              <w:overflowPunct/>
-              <w:autoSpaceDE/>
-              <w:autoSpaceDN/>
-              <w:adjustRightInd/>
-              <w:textAlignment w:val="auto"/>
-              <w:rPr>
-                <w:rFonts w:ascii="Arial Nova Cond" w:hAnsi="Arial Nova Cond"/>
-                <w:b/>
-                <w:bCs/>
-                <w:lang w:val="en-MY"/>
-              </w:rPr>
-            </w:pPr>
-          </w:p>
-          <w:p>
-            <w:pPr>
-              <w:overflowPunct/>
-              <w:autoSpaceDE/>
-              <w:autoSpaceDN/>
-              <w:adjustRightInd/>
-              <w:textAlignment w:val="auto"/>
-              <w:rPr>
-                <w:rFonts w:ascii="Arial Nova Cond" w:hAnsi="Arial Nova Cond"/>
-                <w:b/>
-                <w:bCs/>
-                <w:lang w:val="en-MY"/>
-              </w:rPr>
-            </w:pPr>
-          </w:p>
-          <w:p>
-            <w:pPr>
-              <w:overflowPunct/>
-              <w:autoSpaceDE/>
-              <w:autoSpaceDN/>
-              <w:adjustRightInd/>
-              <w:textAlignment w:val="auto"/>
-              <w:rPr>
-                <w:rFonts w:ascii="Arial Nova Cond" w:hAnsi="Arial Nova Cond"/>
-                <w:b/>
-                <w:bCs/>
-                <w:lang w:val="en-MY"/>
-              </w:rPr>
-            </w:pPr>
-          </w:p>
-          <w:p>
-            <w:pPr>
-              <w:overflowPunct/>
-              <w:autoSpaceDE/>
-              <w:autoSpaceDN/>
-              <w:adjustRightInd/>
-              <w:textAlignment w:val="auto"/>
-              <w:rPr>
-                <w:rFonts w:ascii="Arial Nova Cond" w:hAnsi="Arial Nova Cond"/>
-                <w:b/>
-                <w:bCs/>
-                <w:lang w:val="en-MY"/>
-              </w:rPr>
-            </w:pPr>
-          </w:p>
-          <w:p>
-            <w:pPr>
-              <w:overflowPunct/>
-              <w:autoSpaceDE/>
-              <w:autoSpaceDN/>
-              <w:adjustRightInd/>
-              <w:textAlignment w:val="auto"/>
-              <w:rPr>
-                <w:rFonts w:ascii="Arial Nova Cond" w:hAnsi="Arial Nova Cond"/>
-                <w:b/>
-                <w:bCs/>
-                <w:lang w:val="en-MY"/>
-              </w:rPr>
-            </w:pPr>
-          </w:p>
-          <w:p>
-            <w:pPr>
-              <w:overflowPunct/>
-              <w:autoSpaceDE/>
-              <w:autoSpaceDN/>
-              <w:adjustRightInd/>
-              <w:textAlignment w:val="auto"/>
-              <w:rPr>
-                <w:rFonts w:ascii="Arial Nova Cond" w:hAnsi="Arial Nova Cond"/>
-                <w:b/>
-                <w:bCs/>
-                <w:lang w:val="en-MY"/>
-              </w:rPr>
-            </w:pPr>
+            <w:r>
+              <w:t xml:space="preserve"> </w:t>
+              <w:br/>
+              <w:t xml:space="preserve"> </w:t>
+              <w:br/>
+              <w:t xml:space="preserve"> </w:t>
+              <w:br/>
+              <w:t xml:space="preserve"> </w:t>
+              <w:br/>
+              <w:t xml:space="preserve"> </w:t>
+              <w:br/>
+              <w:t xml:space="preserve"> </w:t>
+              <w:br/>
+              <w:t xml:space="preserve"> </w:t>
+              <w:br/>
+              <w:t xml:space="preserve"> </w:t>
+              <w:br/>
+              <w:t xml:space="preserve"> </w:t>
+              <w:br/>
+              <w:t xml:space="preserve"> </w:t>
+              <w:br/>
+              <w:t xml:space="preserve"> </w:t>
+              <w:br/>
+              <w:t xml:space="preserve"> </w:t>
+              <w:br/>
+              <w:t xml:space="preserve"> </w:t>
+              <w:br/>
+              <w:t xml:space="preserve"> </w:t>
+              <w:br/>
+              <w:t xml:space="preserve"> </w:t>
+              <w:br/>
+              <w:t xml:space="preserve"> </w:t>
+              <w:br/>
+              <w:t xml:space="preserve"> </w:t>
+              <w:br/>
+              <w:t xml:space="preserve"> </w:t>
+              <w:br/>
+              <w:br/>
+              <w:br/>
+              <w:br/>
+              <w:br/>
+              <w:br/>
+              <w:br/>
+              <w:br/>
+              <w:br/>
+              <w:br/>
+              <w:br/>
+              <w:br/>
+              <w:br/>
+              <w:br/>
+              <w:br/>
+              <w:br/>
+              <w:br/>
+              <w:br/>
+              <w:br/>
+              <w:br/>
+              <w:br/>
+              <w:br/>
+              <w:br/>
+              <w:br/>
+              <w:br/>
+              <w:br/>
+              <w:br/>
+              <w:br/>
+              <w:br/>
+              <w:br/>
+              <w:br/>
+              <w:br/>
+              <w:br/>
+              <w:br/>
+              <w:br/>
+              <w:br/>
+              <w:br/>
+              <w:br/>
+              <w:t>{%img_pvlayout}</w:t>
+            </w:r>
           </w:p>
         </w:tc>
       </w:tr>
@@ -5311,416 +3948,42 @@
             <w:hideMark/>
           </w:tcPr>
           <w:p>
-            <w:pPr>
-              <w:overflowPunct/>
-              <w:autoSpaceDE/>
-              <w:autoSpaceDN/>
-              <w:adjustRightInd/>
-              <w:textAlignment w:val="auto"/>
-              <w:rPr>
-                <w:rFonts w:ascii="Arial Nova Cond" w:hAnsi="Arial Nova Cond"/>
-                <w:b/>
-                <w:bCs/>
-                <w:lang w:val="en-MY"/>
-              </w:rPr>
-            </w:pPr>
-            <w:r>
-              <w:rPr>
-                <w:rFonts w:ascii="Arial Nova Cond" w:hAnsi="Arial Nova Cond"/>
-                <w:b/>
-                <w:bCs/>
-                <w:lang w:val="en-MY"/>
-              </w:rPr>
-              <w:lastRenderedPageBreak/>
-              <w:t> </w:t>
-            </w:r>
-          </w:p>
-          <w:p>
-            <w:pPr>
-              <w:numPr>
-                <w:ilvl w:val="0"/>
-                <w:numId w:val="9"/>
-              </w:numPr>
-              <w:overflowPunct/>
-              <w:autoSpaceDE/>
-              <w:autoSpaceDN/>
-              <w:adjustRightInd/>
-              <w:textAlignment w:val="auto"/>
-              <w:rPr>
-                <w:rFonts w:ascii="Arial Nova Cond" w:hAnsi="Arial Nova Cond"/>
-                <w:b/>
-                <w:bCs/>
-                <w:lang w:val="en-MY"/>
-              </w:rPr>
-            </w:pPr>
-            <w:r>
-              <w:rPr>
-                <w:rFonts w:ascii="Arial Nova Cond" w:hAnsi="Arial Nova Cond"/>
-                <w:b/>
-                <w:bCs/>
-                <w:lang w:val="en-MY"/>
-              </w:rPr>
-              <w:t>Cable from PV array to Drop point (Cables on roof level)  </w:t>
-            </w:r>
-          </w:p>
-          <w:p>
-            <w:pPr>
-              <w:overflowPunct/>
-              <w:autoSpaceDE/>
-              <w:autoSpaceDN/>
-              <w:adjustRightInd/>
-              <w:textAlignment w:val="auto"/>
-              <w:rPr>
-                <w:rFonts w:ascii="Arial Nova Cond" w:hAnsi="Arial Nova Cond"/>
-                <w:b/>
-                <w:bCs/>
-                <w:lang w:val="en-MY"/>
-              </w:rPr>
-            </w:pPr>
-            <w:r>
-              <w:rPr>
-                <w:rFonts w:ascii="Arial Nova Cond" w:hAnsi="Arial Nova Cond"/>
-                <w:b/>
-                <w:bCs/>
-                <w:lang w:val="en-MY"/>
-              </w:rPr>
-              <w:t> </w:t>
-            </w:r>
-          </w:p>
-          <w:p>
-            <w:pPr>
-              <w:overflowPunct/>
-              <w:autoSpaceDE/>
-              <w:autoSpaceDN/>
-              <w:adjustRightInd/>
-              <w:textAlignment w:val="auto"/>
-              <w:rPr>
-                <w:rFonts w:ascii="Arial Nova Cond" w:hAnsi="Arial Nova Cond"/>
-                <w:b/>
-                <w:bCs/>
-                <w:lang w:val="en-MY"/>
-              </w:rPr>
-            </w:pPr>
-            <w:r>
-              <w:rPr>
-                <w:rFonts w:ascii="Arial Nova Cond" w:hAnsi="Arial Nova Cond"/>
-                <w:b/>
-                <w:bCs/>
-                <w:lang w:val="en-MY"/>
-              </w:rPr>
-              <w:t> </w:t>
-            </w:r>
-          </w:p>
-          <w:p>
-            <w:pPr>
-              <w:overflowPunct/>
-              <w:autoSpaceDE/>
-              <w:autoSpaceDN/>
-              <w:adjustRightInd/>
-              <w:textAlignment w:val="auto"/>
-              <w:rPr>
-                <w:rFonts w:ascii="Arial Nova Cond" w:hAnsi="Arial Nova Cond"/>
-                <w:b/>
-                <w:bCs/>
-                <w:lang w:val="en-MY"/>
-              </w:rPr>
-            </w:pPr>
-            <w:r>
-              <w:rPr>
-                <w:rFonts w:ascii="Arial Nova Cond" w:hAnsi="Arial Nova Cond"/>
-                <w:b/>
-                <w:bCs/>
-                <w:lang w:val="en-MY"/>
-              </w:rPr>
-              <w:t> </w:t>
-            </w:r>
-          </w:p>
-          <w:p>
-            <w:pPr>
-              <w:overflowPunct/>
-              <w:autoSpaceDE/>
-              <w:autoSpaceDN/>
-              <w:adjustRightInd/>
-              <w:textAlignment w:val="auto"/>
-              <w:rPr>
-                <w:rFonts w:ascii="Arial Nova Cond" w:hAnsi="Arial Nova Cond"/>
-                <w:b/>
-                <w:bCs/>
-                <w:lang w:val="en-MY"/>
-              </w:rPr>
-            </w:pPr>
-            <w:r>
-              <w:rPr>
-                <w:rFonts w:ascii="Arial Nova Cond" w:hAnsi="Arial Nova Cond"/>
-                <w:b/>
-                <w:bCs/>
-                <w:lang w:val="en-MY"/>
-              </w:rPr>
-              <w:t> </w:t>
-            </w:r>
-          </w:p>
-          <w:p>
-            <w:pPr>
-              <w:overflowPunct/>
-              <w:autoSpaceDE/>
-              <w:autoSpaceDN/>
-              <w:adjustRightInd/>
-              <w:textAlignment w:val="auto"/>
-              <w:rPr>
-                <w:rFonts w:ascii="Arial Nova Cond" w:hAnsi="Arial Nova Cond"/>
-                <w:b/>
-                <w:bCs/>
-                <w:lang w:val="en-MY"/>
-              </w:rPr>
-            </w:pPr>
-            <w:r>
-              <w:rPr>
-                <w:rFonts w:ascii="Arial Nova Cond" w:hAnsi="Arial Nova Cond"/>
-                <w:b/>
-                <w:bCs/>
-                <w:lang w:val="en-MY"/>
-              </w:rPr>
-              <w:t> </w:t>
-            </w:r>
-          </w:p>
-          <w:p>
-            <w:pPr>
-              <w:overflowPunct/>
-              <w:autoSpaceDE/>
-              <w:autoSpaceDN/>
-              <w:adjustRightInd/>
-              <w:textAlignment w:val="auto"/>
-              <w:rPr>
-                <w:rFonts w:ascii="Arial Nova Cond" w:hAnsi="Arial Nova Cond"/>
-                <w:b/>
-                <w:bCs/>
-                <w:lang w:val="en-MY"/>
-              </w:rPr>
-            </w:pPr>
-            <w:r>
-              <w:rPr>
-                <w:rFonts w:ascii="Arial Nova Cond" w:hAnsi="Arial Nova Cond"/>
-                <w:b/>
-                <w:bCs/>
-                <w:lang w:val="en-MY"/>
-              </w:rPr>
-              <w:t> </w:t>
-            </w:r>
-          </w:p>
-          <w:p>
-            <w:pPr>
-              <w:overflowPunct/>
-              <w:autoSpaceDE/>
-              <w:autoSpaceDN/>
-              <w:adjustRightInd/>
-              <w:textAlignment w:val="auto"/>
-              <w:rPr>
-                <w:rFonts w:ascii="Arial Nova Cond" w:hAnsi="Arial Nova Cond"/>
-                <w:b/>
-                <w:bCs/>
-                <w:lang w:val="en-MY"/>
-              </w:rPr>
-            </w:pPr>
-            <w:r>
-              <w:rPr>
-                <w:rFonts w:ascii="Arial Nova Cond" w:hAnsi="Arial Nova Cond"/>
-                <w:b/>
-                <w:bCs/>
-                <w:lang w:val="en-MY"/>
-              </w:rPr>
-              <w:t> </w:t>
-            </w:r>
-          </w:p>
-          <w:p>
-            <w:pPr>
-              <w:overflowPunct/>
-              <w:autoSpaceDE/>
-              <w:autoSpaceDN/>
-              <w:adjustRightInd/>
-              <w:textAlignment w:val="auto"/>
-              <w:rPr>
-                <w:rFonts w:ascii="Arial Nova Cond" w:hAnsi="Arial Nova Cond"/>
-                <w:b/>
-                <w:bCs/>
-                <w:lang w:val="en-MY"/>
-              </w:rPr>
-            </w:pPr>
-            <w:r>
-              <w:rPr>
-                <w:rFonts w:ascii="Arial Nova Cond" w:hAnsi="Arial Nova Cond"/>
-                <w:b/>
-                <w:bCs/>
-                <w:lang w:val="en-MY"/>
-              </w:rPr>
-              <w:t> </w:t>
-            </w:r>
-          </w:p>
-          <w:p>
-            <w:pPr>
-              <w:overflowPunct/>
-              <w:autoSpaceDE/>
-              <w:autoSpaceDN/>
-              <w:adjustRightInd/>
-              <w:textAlignment w:val="auto"/>
-              <w:rPr>
-                <w:rFonts w:ascii="Arial Nova Cond" w:hAnsi="Arial Nova Cond"/>
-                <w:b/>
-                <w:bCs/>
-                <w:lang w:val="en-MY"/>
-              </w:rPr>
-            </w:pPr>
-            <w:r>
-              <w:rPr>
-                <w:rFonts w:ascii="Arial Nova Cond" w:hAnsi="Arial Nova Cond"/>
-                <w:b/>
-                <w:bCs/>
-                <w:lang w:val="en-MY"/>
-              </w:rPr>
-              <w:t> </w:t>
-            </w:r>
-          </w:p>
-          <w:p>
-            <w:pPr>
-              <w:overflowPunct/>
-              <w:autoSpaceDE/>
-              <w:autoSpaceDN/>
-              <w:adjustRightInd/>
-              <w:textAlignment w:val="auto"/>
-              <w:rPr>
-                <w:rFonts w:ascii="Arial Nova Cond" w:hAnsi="Arial Nova Cond"/>
-                <w:b/>
-                <w:bCs/>
-                <w:lang w:val="en-MY"/>
-              </w:rPr>
-            </w:pPr>
-            <w:r>
-              <w:rPr>
-                <w:rFonts w:ascii="Arial Nova Cond" w:hAnsi="Arial Nova Cond"/>
-                <w:b/>
-                <w:bCs/>
-                <w:lang w:val="en-MY"/>
-              </w:rPr>
-              <w:t> </w:t>
-            </w:r>
-          </w:p>
-          <w:p>
-            <w:pPr>
-              <w:overflowPunct/>
-              <w:autoSpaceDE/>
-              <w:autoSpaceDN/>
-              <w:adjustRightInd/>
-              <w:textAlignment w:val="auto"/>
-              <w:rPr>
-                <w:rFonts w:ascii="Arial Nova Cond" w:hAnsi="Arial Nova Cond"/>
-                <w:b/>
-                <w:bCs/>
-                <w:lang w:val="en-MY"/>
-              </w:rPr>
-            </w:pPr>
-            <w:r>
-              <w:rPr>
-                <w:rFonts w:ascii="Arial Nova Cond" w:hAnsi="Arial Nova Cond"/>
-                <w:b/>
-                <w:bCs/>
-                <w:lang w:val="en-MY"/>
-              </w:rPr>
-              <w:t> </w:t>
-            </w:r>
-          </w:p>
-          <w:p>
-            <w:pPr>
-              <w:overflowPunct/>
-              <w:autoSpaceDE/>
-              <w:autoSpaceDN/>
-              <w:adjustRightInd/>
-              <w:textAlignment w:val="auto"/>
-              <w:rPr>
-                <w:rFonts w:ascii="Arial Nova Cond" w:hAnsi="Arial Nova Cond"/>
-                <w:b/>
-                <w:bCs/>
-                <w:lang w:val="en-MY"/>
-              </w:rPr>
-            </w:pPr>
-            <w:r>
-              <w:rPr>
-                <w:rFonts w:ascii="Arial Nova Cond" w:hAnsi="Arial Nova Cond"/>
-                <w:b/>
-                <w:bCs/>
-                <w:lang w:val="en-MY"/>
-              </w:rPr>
-              <w:t> </w:t>
-            </w:r>
-          </w:p>
-          <w:p>
-            <w:pPr>
-              <w:overflowPunct/>
-              <w:autoSpaceDE/>
-              <w:autoSpaceDN/>
-              <w:adjustRightInd/>
-              <w:textAlignment w:val="auto"/>
-              <w:rPr>
-                <w:rFonts w:ascii="Arial Nova Cond" w:hAnsi="Arial Nova Cond"/>
-                <w:b/>
-                <w:bCs/>
-                <w:lang w:val="en-MY"/>
-              </w:rPr>
-            </w:pPr>
-            <w:r>
-              <w:rPr>
-                <w:rFonts w:ascii="Arial Nova Cond" w:hAnsi="Arial Nova Cond"/>
-                <w:b/>
-                <w:bCs/>
-                <w:lang w:val="en-MY"/>
-              </w:rPr>
-              <w:t> </w:t>
-            </w:r>
-          </w:p>
-          <w:p>
-            <w:pPr>
-              <w:overflowPunct/>
-              <w:autoSpaceDE/>
-              <w:autoSpaceDN/>
-              <w:adjustRightInd/>
-              <w:textAlignment w:val="auto"/>
-              <w:rPr>
-                <w:rFonts w:ascii="Arial Nova Cond" w:hAnsi="Arial Nova Cond"/>
-                <w:b/>
-                <w:bCs/>
-                <w:lang w:val="en-MY"/>
-              </w:rPr>
-            </w:pPr>
-            <w:r>
-              <w:rPr>
-                <w:rFonts w:ascii="Arial Nova Cond" w:hAnsi="Arial Nova Cond"/>
-                <w:b/>
-                <w:bCs/>
-                <w:lang w:val="en-MY"/>
-              </w:rPr>
-              <w:t> </w:t>
-            </w:r>
-          </w:p>
-          <w:p>
-            <w:pPr>
-              <w:overflowPunct/>
-              <w:autoSpaceDE/>
-              <w:autoSpaceDN/>
-              <w:adjustRightInd/>
-              <w:textAlignment w:val="auto"/>
-              <w:rPr>
-                <w:rFonts w:ascii="Arial Nova Cond" w:hAnsi="Arial Nova Cond"/>
-                <w:b/>
-                <w:bCs/>
-                <w:lang w:val="en-MY"/>
-              </w:rPr>
-            </w:pPr>
-            <w:r>
-              <w:rPr>
-                <w:rFonts w:ascii="Arial Nova Cond" w:hAnsi="Arial Nova Cond"/>
-                <w:b/>
-                <w:bCs/>
-                <w:lang w:val="en-MY"/>
-              </w:rPr>
-              <w:t> </w:t>
+            <w:r>
+              <w:t xml:space="preserve"> </w:t>
+              <w:br/>
+              <w:t xml:space="preserve">Cable from PV array to Drop point (Cables on roof level)  </w:t>
+              <w:br/>
+              <w:t xml:space="preserve"> </w:t>
+              <w:br/>
+              <w:t xml:space="preserve"> </w:t>
+              <w:br/>
+              <w:t xml:space="preserve"> </w:t>
+              <w:br/>
+              <w:t xml:space="preserve"> </w:t>
+              <w:br/>
+              <w:t xml:space="preserve"> </w:t>
+              <w:br/>
+              <w:t xml:space="preserve"> </w:t>
+              <w:br/>
+              <w:t xml:space="preserve"> </w:t>
+              <w:br/>
+              <w:t xml:space="preserve"> </w:t>
+              <w:br/>
+              <w:t xml:space="preserve"> </w:t>
+              <w:br/>
+              <w:t xml:space="preserve"> </w:t>
+              <w:br/>
+              <w:t xml:space="preserve"> </w:t>
+              <w:br/>
+              <w:t xml:space="preserve"> </w:t>
+              <w:br/>
+              <w:t xml:space="preserve"> </w:t>
+              <w:br/>
+              <w:t xml:space="preserve"> </w:t>
+              <w:br/>
+              <w:t xml:space="preserve"> </w:t>
+              <w:br/>
+              <w:t>{%img_dc_route}</w:t>
             </w:r>
           </w:p>
         </w:tc>
@@ -5741,393 +4004,40 @@
             <w:hideMark/>
           </w:tcPr>
           <w:p>
-            <w:pPr>
-              <w:pStyle w:val="ListParagraph"/>
-              <w:numPr>
-                <w:ilvl w:val="0"/>
-                <w:numId w:val="9"/>
-              </w:numPr>
-              <w:overflowPunct/>
-              <w:autoSpaceDE/>
-              <w:autoSpaceDN/>
-              <w:adjustRightInd/>
-              <w:contextualSpacing w:val="0"/>
-              <w:textAlignment w:val="auto"/>
-              <w:rPr>
-                <w:rFonts w:ascii="Arial Nova Cond" w:hAnsi="Arial Nova Cond"/>
-                <w:b/>
-                <w:bCs/>
-                <w:lang w:val="en-MY"/>
-              </w:rPr>
-            </w:pPr>
-            <w:r>
-              <w:rPr>
-                <w:rFonts w:ascii="Arial Nova Cond" w:hAnsi="Arial Nova Cond"/>
-                <w:b/>
-                <w:bCs/>
-                <w:lang w:val="en-MY"/>
-              </w:rPr>
-              <w:t>Vertical Cable route (from drop point to inverter/combiner box) </w:t>
-            </w:r>
-          </w:p>
-          <w:p>
-            <w:pPr>
-              <w:overflowPunct/>
-              <w:autoSpaceDE/>
-              <w:autoSpaceDN/>
-              <w:adjustRightInd/>
-              <w:textAlignment w:val="auto"/>
-              <w:rPr>
-                <w:rFonts w:ascii="Arial Nova Cond" w:hAnsi="Arial Nova Cond"/>
-                <w:b/>
-                <w:bCs/>
-                <w:lang w:val="en-MY"/>
-              </w:rPr>
-            </w:pPr>
-            <w:r>
-              <w:rPr>
-                <w:rFonts w:ascii="Arial Nova Cond" w:hAnsi="Arial Nova Cond"/>
-                <w:b/>
-                <w:bCs/>
-                <w:lang w:val="en-MY"/>
-              </w:rPr>
-              <w:t> </w:t>
-            </w:r>
-          </w:p>
-          <w:p>
-            <w:pPr>
-              <w:overflowPunct/>
-              <w:autoSpaceDE/>
-              <w:autoSpaceDN/>
-              <w:adjustRightInd/>
-              <w:textAlignment w:val="auto"/>
-              <w:rPr>
-                <w:rFonts w:ascii="Arial Nova Cond" w:hAnsi="Arial Nova Cond"/>
-                <w:b/>
-                <w:bCs/>
-                <w:lang w:val="en-MY"/>
-              </w:rPr>
-            </w:pPr>
-            <w:r>
-              <w:rPr>
-                <w:rFonts w:ascii="Arial Nova Cond" w:hAnsi="Arial Nova Cond"/>
-                <w:b/>
-                <w:bCs/>
-                <w:lang w:val="en-MY"/>
-              </w:rPr>
-              <w:t> </w:t>
-            </w:r>
-          </w:p>
-          <w:p>
-            <w:pPr>
-              <w:overflowPunct/>
-              <w:autoSpaceDE/>
-              <w:autoSpaceDN/>
-              <w:adjustRightInd/>
-              <w:textAlignment w:val="auto"/>
-              <w:rPr>
-                <w:rFonts w:ascii="Arial Nova Cond" w:hAnsi="Arial Nova Cond"/>
-                <w:b/>
-                <w:bCs/>
-                <w:lang w:val="en-MY"/>
-              </w:rPr>
-            </w:pPr>
-            <w:r>
-              <w:rPr>
-                <w:rFonts w:ascii="Arial Nova Cond" w:hAnsi="Arial Nova Cond"/>
-                <w:b/>
-                <w:bCs/>
-                <w:lang w:val="en-MY"/>
-              </w:rPr>
-              <w:t> </w:t>
-            </w:r>
-          </w:p>
-          <w:p>
-            <w:pPr>
-              <w:overflowPunct/>
-              <w:autoSpaceDE/>
-              <w:autoSpaceDN/>
-              <w:adjustRightInd/>
-              <w:textAlignment w:val="auto"/>
-              <w:rPr>
-                <w:rFonts w:ascii="Arial Nova Cond" w:hAnsi="Arial Nova Cond"/>
-                <w:b/>
-                <w:bCs/>
-                <w:lang w:val="en-MY"/>
-              </w:rPr>
-            </w:pPr>
-            <w:r>
-              <w:rPr>
-                <w:rFonts w:ascii="Arial Nova Cond" w:hAnsi="Arial Nova Cond"/>
-                <w:b/>
-                <w:bCs/>
-                <w:lang w:val="en-MY"/>
-              </w:rPr>
-              <w:t> </w:t>
-            </w:r>
-          </w:p>
-          <w:p>
-            <w:pPr>
-              <w:overflowPunct/>
-              <w:autoSpaceDE/>
-              <w:autoSpaceDN/>
-              <w:adjustRightInd/>
-              <w:textAlignment w:val="auto"/>
-              <w:rPr>
-                <w:rFonts w:ascii="Arial Nova Cond" w:hAnsi="Arial Nova Cond"/>
-                <w:b/>
-                <w:bCs/>
-                <w:lang w:val="en-MY"/>
-              </w:rPr>
-            </w:pPr>
-            <w:r>
-              <w:rPr>
-                <w:rFonts w:ascii="Arial Nova Cond" w:hAnsi="Arial Nova Cond"/>
-                <w:b/>
-                <w:bCs/>
-                <w:lang w:val="en-MY"/>
-              </w:rPr>
-              <w:t> </w:t>
-            </w:r>
-          </w:p>
-          <w:p>
-            <w:pPr>
-              <w:overflowPunct/>
-              <w:autoSpaceDE/>
-              <w:autoSpaceDN/>
-              <w:adjustRightInd/>
-              <w:textAlignment w:val="auto"/>
-              <w:rPr>
-                <w:rFonts w:ascii="Arial Nova Cond" w:hAnsi="Arial Nova Cond"/>
-                <w:b/>
-                <w:bCs/>
-                <w:lang w:val="en-MY"/>
-              </w:rPr>
-            </w:pPr>
-            <w:r>
-              <w:rPr>
-                <w:rFonts w:ascii="Arial Nova Cond" w:hAnsi="Arial Nova Cond"/>
-                <w:b/>
-                <w:bCs/>
-                <w:lang w:val="en-MY"/>
-              </w:rPr>
-              <w:t> </w:t>
-            </w:r>
-          </w:p>
-          <w:p>
-            <w:pPr>
-              <w:overflowPunct/>
-              <w:autoSpaceDE/>
-              <w:autoSpaceDN/>
-              <w:adjustRightInd/>
-              <w:textAlignment w:val="auto"/>
-              <w:rPr>
-                <w:rFonts w:ascii="Arial Nova Cond" w:hAnsi="Arial Nova Cond"/>
-                <w:b/>
-                <w:bCs/>
-                <w:lang w:val="en-MY"/>
-              </w:rPr>
-            </w:pPr>
-            <w:r>
-              <w:rPr>
-                <w:rFonts w:ascii="Arial Nova Cond" w:hAnsi="Arial Nova Cond"/>
-                <w:b/>
-                <w:bCs/>
-                <w:lang w:val="en-MY"/>
-              </w:rPr>
-              <w:t> </w:t>
-            </w:r>
-          </w:p>
-          <w:p>
-            <w:pPr>
-              <w:overflowPunct/>
-              <w:autoSpaceDE/>
-              <w:autoSpaceDN/>
-              <w:adjustRightInd/>
-              <w:textAlignment w:val="auto"/>
-              <w:rPr>
-                <w:rFonts w:ascii="Arial Nova Cond" w:hAnsi="Arial Nova Cond"/>
-                <w:b/>
-                <w:bCs/>
-                <w:lang w:val="en-MY"/>
-              </w:rPr>
-            </w:pPr>
-            <w:r>
-              <w:rPr>
-                <w:rFonts w:ascii="Arial Nova Cond" w:hAnsi="Arial Nova Cond"/>
-                <w:b/>
-                <w:bCs/>
-                <w:lang w:val="en-MY"/>
-              </w:rPr>
-              <w:t> </w:t>
-            </w:r>
-          </w:p>
-          <w:p>
-            <w:pPr>
-              <w:overflowPunct/>
-              <w:autoSpaceDE/>
-              <w:autoSpaceDN/>
-              <w:adjustRightInd/>
-              <w:textAlignment w:val="auto"/>
-              <w:rPr>
-                <w:rFonts w:ascii="Arial Nova Cond" w:hAnsi="Arial Nova Cond"/>
-                <w:b/>
-                <w:bCs/>
-                <w:lang w:val="en-MY"/>
-              </w:rPr>
-            </w:pPr>
-            <w:r>
-              <w:rPr>
-                <w:rFonts w:ascii="Arial Nova Cond" w:hAnsi="Arial Nova Cond"/>
-                <w:b/>
-                <w:bCs/>
-                <w:lang w:val="en-MY"/>
-              </w:rPr>
-              <w:t> </w:t>
-            </w:r>
-          </w:p>
-          <w:p>
-            <w:pPr>
-              <w:overflowPunct/>
-              <w:autoSpaceDE/>
-              <w:autoSpaceDN/>
-              <w:adjustRightInd/>
-              <w:textAlignment w:val="auto"/>
-              <w:rPr>
-                <w:rFonts w:ascii="Arial Nova Cond" w:hAnsi="Arial Nova Cond"/>
-                <w:b/>
-                <w:bCs/>
-                <w:lang w:val="en-MY"/>
-              </w:rPr>
-            </w:pPr>
-            <w:r>
-              <w:rPr>
-                <w:rFonts w:ascii="Arial Nova Cond" w:hAnsi="Arial Nova Cond"/>
-                <w:b/>
-                <w:bCs/>
-                <w:lang w:val="en-MY"/>
-              </w:rPr>
-              <w:t> </w:t>
-            </w:r>
-          </w:p>
-          <w:p>
-            <w:pPr>
-              <w:overflowPunct/>
-              <w:autoSpaceDE/>
-              <w:autoSpaceDN/>
-              <w:adjustRightInd/>
-              <w:textAlignment w:val="auto"/>
-              <w:rPr>
-                <w:rFonts w:ascii="Arial Nova Cond" w:hAnsi="Arial Nova Cond"/>
-                <w:b/>
-                <w:bCs/>
-                <w:lang w:val="en-MY"/>
-              </w:rPr>
-            </w:pPr>
-            <w:r>
-              <w:rPr>
-                <w:rFonts w:ascii="Arial Nova Cond" w:hAnsi="Arial Nova Cond"/>
-                <w:b/>
-                <w:bCs/>
-                <w:lang w:val="en-MY"/>
-              </w:rPr>
-              <w:t> </w:t>
-            </w:r>
-          </w:p>
-          <w:p>
-            <w:pPr>
-              <w:overflowPunct/>
-              <w:autoSpaceDE/>
-              <w:autoSpaceDN/>
-              <w:adjustRightInd/>
-              <w:textAlignment w:val="auto"/>
-              <w:rPr>
-                <w:rFonts w:ascii="Arial Nova Cond" w:hAnsi="Arial Nova Cond"/>
-                <w:b/>
-                <w:bCs/>
-                <w:lang w:val="en-MY"/>
-              </w:rPr>
-            </w:pPr>
-            <w:r>
-              <w:rPr>
-                <w:rFonts w:ascii="Arial Nova Cond" w:hAnsi="Arial Nova Cond"/>
-                <w:b/>
-                <w:bCs/>
-                <w:lang w:val="en-MY"/>
-              </w:rPr>
-              <w:t> </w:t>
-            </w:r>
-          </w:p>
-          <w:p>
-            <w:pPr>
-              <w:overflowPunct/>
-              <w:autoSpaceDE/>
-              <w:autoSpaceDN/>
-              <w:adjustRightInd/>
-              <w:textAlignment w:val="auto"/>
-              <w:rPr>
-                <w:rFonts w:ascii="Arial Nova Cond" w:hAnsi="Arial Nova Cond"/>
-                <w:b/>
-                <w:bCs/>
-                <w:lang w:val="en-MY"/>
-              </w:rPr>
-            </w:pPr>
-            <w:r>
-              <w:rPr>
-                <w:rFonts w:ascii="Arial Nova Cond" w:hAnsi="Arial Nova Cond"/>
-                <w:b/>
-                <w:bCs/>
-                <w:lang w:val="en-MY"/>
-              </w:rPr>
-              <w:t> </w:t>
-            </w:r>
-          </w:p>
-          <w:p>
-            <w:pPr>
-              <w:overflowPunct/>
-              <w:autoSpaceDE/>
-              <w:autoSpaceDN/>
-              <w:adjustRightInd/>
-              <w:textAlignment w:val="auto"/>
-              <w:rPr>
-                <w:rFonts w:ascii="Arial Nova Cond" w:hAnsi="Arial Nova Cond"/>
-                <w:b/>
-                <w:bCs/>
-                <w:lang w:val="en-MY"/>
-              </w:rPr>
-            </w:pPr>
-            <w:r>
-              <w:rPr>
-                <w:rFonts w:ascii="Arial Nova Cond" w:hAnsi="Arial Nova Cond"/>
-                <w:b/>
-                <w:bCs/>
-                <w:lang w:val="en-MY"/>
-              </w:rPr>
-              <w:t> </w:t>
-            </w:r>
-          </w:p>
-          <w:p>
-            <w:pPr>
-              <w:overflowPunct/>
-              <w:autoSpaceDE/>
-              <w:autoSpaceDN/>
-              <w:adjustRightInd/>
-              <w:textAlignment w:val="auto"/>
-              <w:rPr>
-                <w:rFonts w:ascii="Arial Nova Cond" w:hAnsi="Arial Nova Cond"/>
-                <w:b/>
-                <w:bCs/>
-                <w:lang w:val="en-MY"/>
-              </w:rPr>
-            </w:pPr>
-            <w:r>
-              <w:rPr>
-                <w:rFonts w:ascii="Arial Nova Cond" w:hAnsi="Arial Nova Cond"/>
-                <w:b/>
-                <w:bCs/>
-                <w:lang w:val="en-MY"/>
-              </w:rPr>
-              <w:t> </w:t>
+            <w:r>
+              <w:t xml:space="preserve">Vertical Cable route (from drop point to inverter/combiner box) </w:t>
+              <w:br/>
+              <w:t xml:space="preserve"> </w:t>
+              <w:br/>
+              <w:t xml:space="preserve"> </w:t>
+              <w:br/>
+              <w:t xml:space="preserve"> </w:t>
+              <w:br/>
+              <w:t xml:space="preserve"> </w:t>
+              <w:br/>
+              <w:t xml:space="preserve"> </w:t>
+              <w:br/>
+              <w:t xml:space="preserve"> </w:t>
+              <w:br/>
+              <w:t xml:space="preserve"> </w:t>
+              <w:br/>
+              <w:t xml:space="preserve"> </w:t>
+              <w:br/>
+              <w:t xml:space="preserve"> </w:t>
+              <w:br/>
+              <w:t xml:space="preserve"> </w:t>
+              <w:br/>
+              <w:t xml:space="preserve"> </w:t>
+              <w:br/>
+              <w:t xml:space="preserve"> </w:t>
+              <w:br/>
+              <w:t xml:space="preserve"> </w:t>
+              <w:br/>
+              <w:t xml:space="preserve"> </w:t>
+              <w:br/>
+              <w:t xml:space="preserve"> </w:t>
+              <w:br/>
+              <w:t>{%img_ac_route}</w:t>
             </w:r>
           </w:p>
         </w:tc>
@@ -7310,415 +5220,42 @@
             <w:hideMark/>
           </w:tcPr>
           <w:p>
-            <w:pPr>
-              <w:overflowPunct/>
-              <w:autoSpaceDE/>
-              <w:autoSpaceDN/>
-              <w:adjustRightInd/>
-              <w:textAlignment w:val="auto"/>
-              <w:rPr>
-                <w:rFonts w:ascii="Arial Nova Cond" w:hAnsi="Arial Nova Cond"/>
-                <w:b/>
-                <w:bCs/>
-                <w:lang w:val="en-MY"/>
-              </w:rPr>
-            </w:pPr>
-            <w:r>
-              <w:rPr>
-                <w:rFonts w:ascii="Arial Nova Cond" w:hAnsi="Arial Nova Cond"/>
-                <w:b/>
-                <w:bCs/>
-                <w:lang w:val="en-MY"/>
-              </w:rPr>
-              <w:t> </w:t>
-            </w:r>
-          </w:p>
-          <w:p>
-            <w:pPr>
-              <w:numPr>
-                <w:ilvl w:val="0"/>
-                <w:numId w:val="11"/>
-              </w:numPr>
-              <w:overflowPunct/>
-              <w:autoSpaceDE/>
-              <w:autoSpaceDN/>
-              <w:adjustRightInd/>
-              <w:textAlignment w:val="auto"/>
-              <w:rPr>
-                <w:rFonts w:ascii="Arial Nova Cond" w:hAnsi="Arial Nova Cond"/>
-                <w:b/>
-                <w:bCs/>
-                <w:lang w:val="en-MY"/>
-              </w:rPr>
-            </w:pPr>
-            <w:r>
-              <w:rPr>
-                <w:rFonts w:ascii="Arial Nova Cond" w:hAnsi="Arial Nova Cond"/>
-                <w:b/>
-                <w:bCs/>
-                <w:lang w:val="en-MY"/>
-              </w:rPr>
+            <w:r>
+              <w:t xml:space="preserve"> </w:t>
+              <w:br/>
               <w:t xml:space="preserve">Zoom out view of Inverter with Combiner Box </w:t>
-            </w:r>
-          </w:p>
-          <w:p>
-            <w:pPr>
-              <w:overflowPunct/>
-              <w:autoSpaceDE/>
-              <w:autoSpaceDN/>
-              <w:adjustRightInd/>
-              <w:textAlignment w:val="auto"/>
-              <w:rPr>
-                <w:rFonts w:ascii="Arial Nova Cond" w:hAnsi="Arial Nova Cond"/>
-                <w:b/>
-                <w:bCs/>
-                <w:lang w:val="en-MY"/>
-              </w:rPr>
-            </w:pPr>
-            <w:r>
-              <w:rPr>
-                <w:rFonts w:ascii="Arial Nova Cond" w:hAnsi="Arial Nova Cond"/>
-                <w:b/>
-                <w:bCs/>
-                <w:lang w:val="en-MY"/>
-              </w:rPr>
-              <w:t>  </w:t>
-            </w:r>
-          </w:p>
-          <w:p>
-            <w:pPr>
-              <w:overflowPunct/>
-              <w:autoSpaceDE/>
-              <w:autoSpaceDN/>
-              <w:adjustRightInd/>
-              <w:textAlignment w:val="auto"/>
-              <w:rPr>
-                <w:rFonts w:ascii="Arial Nova Cond" w:hAnsi="Arial Nova Cond"/>
-                <w:b/>
-                <w:bCs/>
-                <w:lang w:val="en-MY"/>
-              </w:rPr>
-            </w:pPr>
-            <w:r>
-              <w:rPr>
-                <w:rFonts w:ascii="Arial Nova Cond" w:hAnsi="Arial Nova Cond"/>
-                <w:b/>
-                <w:bCs/>
-                <w:lang w:val="en-MY"/>
-              </w:rPr>
-              <w:t> </w:t>
-            </w:r>
-          </w:p>
-          <w:p>
-            <w:pPr>
-              <w:overflowPunct/>
-              <w:autoSpaceDE/>
-              <w:autoSpaceDN/>
-              <w:adjustRightInd/>
-              <w:textAlignment w:val="auto"/>
-              <w:rPr>
-                <w:rFonts w:ascii="Arial Nova Cond" w:hAnsi="Arial Nova Cond"/>
-                <w:b/>
-                <w:bCs/>
-                <w:lang w:val="en-MY"/>
-              </w:rPr>
-            </w:pPr>
-            <w:r>
-              <w:rPr>
-                <w:rFonts w:ascii="Arial Nova Cond" w:hAnsi="Arial Nova Cond"/>
-                <w:b/>
-                <w:bCs/>
-                <w:lang w:val="en-MY"/>
-              </w:rPr>
-              <w:t> </w:t>
-            </w:r>
-          </w:p>
-          <w:p>
-            <w:pPr>
-              <w:overflowPunct/>
-              <w:autoSpaceDE/>
-              <w:autoSpaceDN/>
-              <w:adjustRightInd/>
-              <w:textAlignment w:val="auto"/>
-              <w:rPr>
-                <w:rFonts w:ascii="Arial Nova Cond" w:hAnsi="Arial Nova Cond"/>
-                <w:b/>
-                <w:bCs/>
-                <w:lang w:val="en-MY"/>
-              </w:rPr>
-            </w:pPr>
-            <w:r>
-              <w:rPr>
-                <w:rFonts w:ascii="Arial Nova Cond" w:hAnsi="Arial Nova Cond"/>
-                <w:b/>
-                <w:bCs/>
-                <w:lang w:val="en-MY"/>
-              </w:rPr>
-              <w:t> </w:t>
-            </w:r>
-          </w:p>
-          <w:p>
-            <w:pPr>
-              <w:overflowPunct/>
-              <w:autoSpaceDE/>
-              <w:autoSpaceDN/>
-              <w:adjustRightInd/>
-              <w:textAlignment w:val="auto"/>
-              <w:rPr>
-                <w:rFonts w:ascii="Arial Nova Cond" w:hAnsi="Arial Nova Cond"/>
-                <w:b/>
-                <w:bCs/>
-                <w:lang w:val="en-MY"/>
-              </w:rPr>
-            </w:pPr>
-            <w:r>
-              <w:rPr>
-                <w:rFonts w:ascii="Arial Nova Cond" w:hAnsi="Arial Nova Cond"/>
-                <w:b/>
-                <w:bCs/>
-                <w:lang w:val="en-MY"/>
-              </w:rPr>
-              <w:t> </w:t>
-            </w:r>
-          </w:p>
-          <w:p>
-            <w:pPr>
-              <w:overflowPunct/>
-              <w:autoSpaceDE/>
-              <w:autoSpaceDN/>
-              <w:adjustRightInd/>
-              <w:textAlignment w:val="auto"/>
-              <w:rPr>
-                <w:rFonts w:ascii="Arial Nova Cond" w:hAnsi="Arial Nova Cond"/>
-                <w:b/>
-                <w:bCs/>
-                <w:lang w:val="en-MY"/>
-              </w:rPr>
-            </w:pPr>
-            <w:r>
-              <w:rPr>
-                <w:rFonts w:ascii="Arial Nova Cond" w:hAnsi="Arial Nova Cond"/>
-                <w:b/>
-                <w:bCs/>
-                <w:lang w:val="en-MY"/>
-              </w:rPr>
-              <w:t> </w:t>
-            </w:r>
-          </w:p>
-          <w:p>
-            <w:pPr>
-              <w:overflowPunct/>
-              <w:autoSpaceDE/>
-              <w:autoSpaceDN/>
-              <w:adjustRightInd/>
-              <w:textAlignment w:val="auto"/>
-              <w:rPr>
-                <w:rFonts w:ascii="Arial Nova Cond" w:hAnsi="Arial Nova Cond"/>
-                <w:b/>
-                <w:bCs/>
-                <w:lang w:val="en-MY"/>
-              </w:rPr>
-            </w:pPr>
-            <w:r>
-              <w:rPr>
-                <w:rFonts w:ascii="Arial Nova Cond" w:hAnsi="Arial Nova Cond"/>
-                <w:b/>
-                <w:bCs/>
-                <w:lang w:val="en-MY"/>
-              </w:rPr>
-              <w:t> </w:t>
-            </w:r>
-          </w:p>
-          <w:p>
-            <w:pPr>
-              <w:overflowPunct/>
-              <w:autoSpaceDE/>
-              <w:autoSpaceDN/>
-              <w:adjustRightInd/>
-              <w:textAlignment w:val="auto"/>
-              <w:rPr>
-                <w:rFonts w:ascii="Arial Nova Cond" w:hAnsi="Arial Nova Cond"/>
-                <w:b/>
-                <w:bCs/>
-                <w:lang w:val="en-MY"/>
-              </w:rPr>
-            </w:pPr>
-            <w:r>
-              <w:rPr>
-                <w:rFonts w:ascii="Arial Nova Cond" w:hAnsi="Arial Nova Cond"/>
-                <w:b/>
-                <w:bCs/>
-                <w:lang w:val="en-MY"/>
-              </w:rPr>
-              <w:t> </w:t>
-            </w:r>
-          </w:p>
-          <w:p>
-            <w:pPr>
-              <w:overflowPunct/>
-              <w:autoSpaceDE/>
-              <w:autoSpaceDN/>
-              <w:adjustRightInd/>
-              <w:textAlignment w:val="auto"/>
-              <w:rPr>
-                <w:rFonts w:ascii="Arial Nova Cond" w:hAnsi="Arial Nova Cond"/>
-                <w:b/>
-                <w:bCs/>
-                <w:lang w:val="en-MY"/>
-              </w:rPr>
-            </w:pPr>
-            <w:r>
-              <w:rPr>
-                <w:rFonts w:ascii="Arial Nova Cond" w:hAnsi="Arial Nova Cond"/>
-                <w:b/>
-                <w:bCs/>
-                <w:lang w:val="en-MY"/>
-              </w:rPr>
-              <w:t> </w:t>
-            </w:r>
-          </w:p>
-          <w:p>
-            <w:pPr>
-              <w:overflowPunct/>
-              <w:autoSpaceDE/>
-              <w:autoSpaceDN/>
-              <w:adjustRightInd/>
-              <w:textAlignment w:val="auto"/>
-              <w:rPr>
-                <w:rFonts w:ascii="Arial Nova Cond" w:hAnsi="Arial Nova Cond"/>
-                <w:b/>
-                <w:bCs/>
-                <w:lang w:val="en-MY"/>
-              </w:rPr>
-            </w:pPr>
-            <w:r>
-              <w:rPr>
-                <w:rFonts w:ascii="Arial Nova Cond" w:hAnsi="Arial Nova Cond"/>
-                <w:b/>
-                <w:bCs/>
-                <w:lang w:val="en-MY"/>
-              </w:rPr>
-              <w:t> </w:t>
-            </w:r>
-          </w:p>
-          <w:p>
-            <w:pPr>
-              <w:overflowPunct/>
-              <w:autoSpaceDE/>
-              <w:autoSpaceDN/>
-              <w:adjustRightInd/>
-              <w:textAlignment w:val="auto"/>
-              <w:rPr>
-                <w:rFonts w:ascii="Arial Nova Cond" w:hAnsi="Arial Nova Cond"/>
-                <w:b/>
-                <w:bCs/>
-                <w:lang w:val="en-MY"/>
-              </w:rPr>
-            </w:pPr>
-            <w:r>
-              <w:rPr>
-                <w:rFonts w:ascii="Arial Nova Cond" w:hAnsi="Arial Nova Cond"/>
-                <w:b/>
-                <w:bCs/>
-                <w:lang w:val="en-MY"/>
-              </w:rPr>
-              <w:t> </w:t>
-            </w:r>
-          </w:p>
-          <w:p>
-            <w:pPr>
-              <w:overflowPunct/>
-              <w:autoSpaceDE/>
-              <w:autoSpaceDN/>
-              <w:adjustRightInd/>
-              <w:textAlignment w:val="auto"/>
-              <w:rPr>
-                <w:rFonts w:ascii="Arial Nova Cond" w:hAnsi="Arial Nova Cond"/>
-                <w:b/>
-                <w:bCs/>
-                <w:lang w:val="en-MY"/>
-              </w:rPr>
-            </w:pPr>
-            <w:r>
-              <w:rPr>
-                <w:rFonts w:ascii="Arial Nova Cond" w:hAnsi="Arial Nova Cond"/>
-                <w:b/>
-                <w:bCs/>
-                <w:lang w:val="en-MY"/>
-              </w:rPr>
-              <w:t> </w:t>
-            </w:r>
-          </w:p>
-          <w:p>
-            <w:pPr>
-              <w:overflowPunct/>
-              <w:autoSpaceDE/>
-              <w:autoSpaceDN/>
-              <w:adjustRightInd/>
-              <w:textAlignment w:val="auto"/>
-              <w:rPr>
-                <w:rFonts w:ascii="Arial Nova Cond" w:hAnsi="Arial Nova Cond"/>
-                <w:b/>
-                <w:bCs/>
-                <w:lang w:val="en-MY"/>
-              </w:rPr>
-            </w:pPr>
-            <w:r>
-              <w:rPr>
-                <w:rFonts w:ascii="Arial Nova Cond" w:hAnsi="Arial Nova Cond"/>
-                <w:b/>
-                <w:bCs/>
-                <w:lang w:val="en-MY"/>
-              </w:rPr>
-              <w:t> </w:t>
-            </w:r>
-          </w:p>
-          <w:p>
-            <w:pPr>
-              <w:overflowPunct/>
-              <w:autoSpaceDE/>
-              <w:autoSpaceDN/>
-              <w:adjustRightInd/>
-              <w:textAlignment w:val="auto"/>
-              <w:rPr>
-                <w:rFonts w:ascii="Arial Nova Cond" w:hAnsi="Arial Nova Cond"/>
-                <w:b/>
-                <w:bCs/>
-                <w:lang w:val="en-MY"/>
-              </w:rPr>
-            </w:pPr>
-            <w:r>
-              <w:rPr>
-                <w:rFonts w:ascii="Arial Nova Cond" w:hAnsi="Arial Nova Cond"/>
-                <w:b/>
-                <w:bCs/>
-                <w:lang w:val="en-MY"/>
-              </w:rPr>
-              <w:t> </w:t>
-            </w:r>
-          </w:p>
-          <w:p>
-            <w:pPr>
-              <w:overflowPunct/>
-              <w:autoSpaceDE/>
-              <w:autoSpaceDN/>
-              <w:adjustRightInd/>
-              <w:textAlignment w:val="auto"/>
-              <w:rPr>
-                <w:rFonts w:ascii="Arial Nova Cond" w:hAnsi="Arial Nova Cond"/>
-                <w:b/>
-                <w:bCs/>
-                <w:lang w:val="en-MY"/>
-              </w:rPr>
-            </w:pPr>
-            <w:r>
-              <w:rPr>
-                <w:rFonts w:ascii="Arial Nova Cond" w:hAnsi="Arial Nova Cond"/>
-                <w:b/>
-                <w:bCs/>
-                <w:lang w:val="en-MY"/>
-              </w:rPr>
-              <w:t> </w:t>
+              <w:br/>
+              <w:t xml:space="preserve">  </w:t>
+              <w:br/>
+              <w:t xml:space="preserve"> </w:t>
+              <w:br/>
+              <w:t xml:space="preserve"> </w:t>
+              <w:br/>
+              <w:t xml:space="preserve"> </w:t>
+              <w:br/>
+              <w:t xml:space="preserve"> </w:t>
+              <w:br/>
+              <w:t xml:space="preserve"> </w:t>
+              <w:br/>
+              <w:t xml:space="preserve"> </w:t>
+              <w:br/>
+              <w:t xml:space="preserve"> </w:t>
+              <w:br/>
+              <w:t xml:space="preserve"> </w:t>
+              <w:br/>
+              <w:t xml:space="preserve"> </w:t>
+              <w:br/>
+              <w:t xml:space="preserve"> </w:t>
+              <w:br/>
+              <w:t xml:space="preserve"> </w:t>
+              <w:br/>
+              <w:t xml:space="preserve"> </w:t>
+              <w:br/>
+              <w:t xml:space="preserve"> </w:t>
+              <w:br/>
+              <w:t xml:space="preserve"> </w:t>
+              <w:br/>
+              <w:t>{%img_inverter}</w:t>
             </w:r>
           </w:p>
         </w:tc>
@@ -9136,96 +6673,14 @@
             <w:hideMark/>
           </w:tcPr>
           <w:p>
-            <w:pPr>
-              <w:overflowPunct/>
-              <w:autoSpaceDE/>
-              <w:autoSpaceDN/>
-              <w:adjustRightInd/>
-              <w:textAlignment w:val="auto"/>
-              <w:rPr>
-                <w:rFonts w:ascii="Arial Nova Cond" w:hAnsi="Arial Nova Cond"/>
-                <w:b/>
-                <w:bCs/>
-                <w:lang w:val="en-MY"/>
-              </w:rPr>
-            </w:pPr>
-            <w:r>
-              <w:rPr>
-                <w:rFonts w:ascii="Arial Nova Cond" w:hAnsi="Arial Nova Cond"/>
-                <w:b/>
-                <w:bCs/>
-                <w:lang w:val="en-MY"/>
-              </w:rPr>
-              <w:t> </w:t>
-            </w:r>
-          </w:p>
-          <w:p>
-            <w:pPr>
-              <w:numPr>
-                <w:ilvl w:val="0"/>
-                <w:numId w:val="15"/>
-              </w:numPr>
-              <w:overflowPunct/>
-              <w:autoSpaceDE/>
-              <w:autoSpaceDN/>
-              <w:adjustRightInd/>
-              <w:textAlignment w:val="auto"/>
-              <w:rPr>
-                <w:rFonts w:ascii="Arial Nova Cond" w:hAnsi="Arial Nova Cond"/>
-                <w:b/>
-                <w:bCs/>
-                <w:lang w:val="en-MY"/>
-              </w:rPr>
-            </w:pPr>
-            <w:r>
-              <w:rPr>
-                <w:rFonts w:ascii="Arial Nova Cond" w:hAnsi="Arial Nova Cond"/>
-                <w:b/>
-                <w:bCs/>
-                <w:lang w:val="en-MY"/>
-              </w:rPr>
-              <w:t>With cover on – (</w:t>
-            </w:r>
-            <w:r>
-              <w:rPr>
-                <w:rFonts w:ascii="Arial Nova Cond" w:hAnsi="Arial Nova Cond"/>
-                <w:i/>
-                <w:lang w:val="en-MY"/>
-              </w:rPr>
-              <w:t>clear view of the labels of each component</w:t>
-            </w:r>
-            <w:r>
-              <w:rPr>
-                <w:rFonts w:ascii="Arial Nova Cond" w:hAnsi="Arial Nova Cond"/>
-                <w:i/>
-                <w:iCs/>
-                <w:lang w:val="en-MY"/>
-              </w:rPr>
-              <w:t>)</w:t>
-            </w:r>
-          </w:p>
-          <w:p>
-            <w:pPr>
-              <w:overflowPunct/>
-              <w:autoSpaceDE/>
-              <w:autoSpaceDN/>
-              <w:adjustRightInd/>
-              <w:textAlignment w:val="auto"/>
-              <w:rPr>
-                <w:rFonts w:ascii="Arial Nova Cond" w:hAnsi="Arial Nova Cond"/>
-                <w:b/>
-                <w:bCs/>
-                <w:lang w:val="en-MY"/>
-              </w:rPr>
-            </w:pPr>
-            <w:r>
-              <w:rPr>
-                <w:rFonts w:ascii="Arial Nova Cond" w:hAnsi="Arial Nova Cond"/>
-                <w:b/>
-                <w:bCs/>
-                <w:lang w:val="en-MY"/>
-              </w:rPr>
-              <w:t> </w:t>
+            <w:r>
+              <w:t xml:space="preserve"> </w:t>
+              <w:br/>
+              <w:t>With cover on – (clear view of the labels of each component)</w:t>
+              <w:br/>
+              <w:t xml:space="preserve"> </w:t>
+              <w:br/>
+              <w:t>{%img_combiner}</w:t>
             </w:r>
           </w:p>
         </w:tc>
@@ -9829,473 +7284,44 @@
             <w:hideMark/>
           </w:tcPr>
           <w:p>
-            <w:pPr>
-              <w:overflowPunct/>
-              <w:autoSpaceDE/>
-              <w:autoSpaceDN/>
-              <w:adjustRightInd/>
-              <w:textAlignment w:val="auto"/>
-              <w:rPr>
-                <w:rFonts w:ascii="Arial Nova Cond" w:hAnsi="Arial Nova Cond"/>
-                <w:b/>
-                <w:bCs/>
-                <w:lang w:val="en-MY"/>
-              </w:rPr>
-            </w:pPr>
-            <w:r>
-              <w:rPr>
-                <w:rFonts w:ascii="Arial Nova Cond" w:hAnsi="Arial Nova Cond"/>
-                <w:b/>
-                <w:bCs/>
-                <w:lang w:val="en-MY"/>
-              </w:rPr>
-              <w:t> </w:t>
-            </w:r>
-          </w:p>
-          <w:p>
-            <w:pPr>
-              <w:numPr>
-                <w:ilvl w:val="0"/>
-                <w:numId w:val="18"/>
-              </w:numPr>
-              <w:overflowPunct/>
-              <w:autoSpaceDE/>
-              <w:autoSpaceDN/>
-              <w:adjustRightInd/>
-              <w:textAlignment w:val="auto"/>
-              <w:rPr>
-                <w:rFonts w:ascii="Arial Nova Cond" w:hAnsi="Arial Nova Cond"/>
-                <w:b/>
-                <w:bCs/>
-                <w:lang w:val="en-MY"/>
-              </w:rPr>
-            </w:pPr>
-            <w:r>
-              <w:rPr>
-                <w:rFonts w:ascii="Arial Nova Cond" w:hAnsi="Arial Nova Cond"/>
-                <w:b/>
-                <w:bCs/>
-                <w:lang w:val="en-MY"/>
-              </w:rPr>
-              <w:t xml:space="preserve">Wide-angle view – </w:t>
-            </w:r>
-            <w:r>
-              <w:rPr>
-                <w:rFonts w:ascii="Arial Nova Cond" w:hAnsi="Arial Nova Cond"/>
-                <w:i/>
-                <w:lang w:val="en-MY"/>
-              </w:rPr>
-              <w:t xml:space="preserve">clear view of the whole </w:t>
-            </w:r>
-            <w:r>
-              <w:rPr>
-                <w:rFonts w:ascii="Arial Nova Cond" w:hAnsi="Arial Nova Cond"/>
-                <w:i/>
-                <w:iCs/>
-                <w:lang w:val="en-MY"/>
-              </w:rPr>
-              <w:t xml:space="preserve">customer`s </w:t>
-            </w:r>
-            <w:r>
-              <w:rPr>
-                <w:rFonts w:ascii="Arial Nova Cond" w:hAnsi="Arial Nova Cond"/>
-                <w:i/>
-                <w:lang w:val="en-MY"/>
-              </w:rPr>
-              <w:t>DB box.</w:t>
-            </w:r>
-            <w:r>
-              <w:rPr>
-                <w:rFonts w:ascii="Arial Nova Cond" w:hAnsi="Arial Nova Cond"/>
-                <w:b/>
-                <w:bCs/>
-                <w:lang w:val="en-MY"/>
-              </w:rPr>
-              <w:t> </w:t>
-            </w:r>
-          </w:p>
-          <w:p>
-            <w:pPr>
-              <w:overflowPunct/>
-              <w:autoSpaceDE/>
-              <w:autoSpaceDN/>
-              <w:adjustRightInd/>
-              <w:textAlignment w:val="auto"/>
-              <w:rPr>
-                <w:rFonts w:ascii="Arial Nova Cond" w:hAnsi="Arial Nova Cond"/>
-                <w:b/>
-                <w:bCs/>
-                <w:lang w:val="en-MY"/>
-              </w:rPr>
-            </w:pPr>
-            <w:r>
-              <w:rPr>
-                <w:rFonts w:ascii="Arial Nova Cond" w:hAnsi="Arial Nova Cond"/>
-                <w:b/>
-                <w:bCs/>
-                <w:lang w:val="en-MY"/>
-              </w:rPr>
-              <w:t> </w:t>
-            </w:r>
-          </w:p>
-          <w:p>
-            <w:pPr>
-              <w:overflowPunct/>
-              <w:autoSpaceDE/>
-              <w:autoSpaceDN/>
-              <w:adjustRightInd/>
-              <w:textAlignment w:val="auto"/>
-              <w:rPr>
-                <w:rFonts w:ascii="Arial Nova Cond" w:hAnsi="Arial Nova Cond"/>
-                <w:b/>
-                <w:bCs/>
-                <w:lang w:val="en-MY"/>
-              </w:rPr>
-            </w:pPr>
-            <w:r>
-              <w:rPr>
-                <w:rFonts w:ascii="Arial Nova Cond" w:hAnsi="Arial Nova Cond"/>
-                <w:b/>
-                <w:bCs/>
-                <w:lang w:val="en-MY"/>
-              </w:rPr>
-              <w:t> </w:t>
-            </w:r>
-          </w:p>
-          <w:p>
-            <w:pPr>
-              <w:overflowPunct/>
-              <w:autoSpaceDE/>
-              <w:autoSpaceDN/>
-              <w:adjustRightInd/>
-              <w:textAlignment w:val="auto"/>
-              <w:rPr>
-                <w:rFonts w:ascii="Arial Nova Cond" w:hAnsi="Arial Nova Cond"/>
-                <w:b/>
-                <w:bCs/>
-                <w:lang w:val="en-MY"/>
-              </w:rPr>
-            </w:pPr>
-            <w:r>
-              <w:rPr>
-                <w:rFonts w:ascii="Arial Nova Cond" w:hAnsi="Arial Nova Cond"/>
-                <w:b/>
-                <w:bCs/>
-                <w:lang w:val="en-MY"/>
-              </w:rPr>
-              <w:t> </w:t>
-            </w:r>
-          </w:p>
-          <w:p>
-            <w:pPr>
-              <w:overflowPunct/>
-              <w:autoSpaceDE/>
-              <w:autoSpaceDN/>
-              <w:adjustRightInd/>
-              <w:textAlignment w:val="auto"/>
-              <w:rPr>
-                <w:rFonts w:ascii="Arial Nova Cond" w:hAnsi="Arial Nova Cond"/>
-                <w:b/>
-                <w:bCs/>
-                <w:lang w:val="en-MY"/>
-              </w:rPr>
-            </w:pPr>
-            <w:r>
-              <w:rPr>
-                <w:rFonts w:ascii="Arial Nova Cond" w:hAnsi="Arial Nova Cond"/>
-                <w:b/>
-                <w:bCs/>
-                <w:lang w:val="en-MY"/>
-              </w:rPr>
-              <w:t> </w:t>
-            </w:r>
-          </w:p>
-          <w:p>
-            <w:pPr>
-              <w:overflowPunct/>
-              <w:autoSpaceDE/>
-              <w:autoSpaceDN/>
-              <w:adjustRightInd/>
-              <w:textAlignment w:val="auto"/>
-              <w:rPr>
-                <w:rFonts w:ascii="Arial Nova Cond" w:hAnsi="Arial Nova Cond"/>
-                <w:b/>
-                <w:bCs/>
-                <w:lang w:val="en-MY"/>
-              </w:rPr>
-            </w:pPr>
-            <w:r>
-              <w:rPr>
-                <w:rFonts w:ascii="Arial Nova Cond" w:hAnsi="Arial Nova Cond"/>
-                <w:b/>
-                <w:bCs/>
-                <w:lang w:val="en-MY"/>
-              </w:rPr>
-              <w:t> </w:t>
-            </w:r>
-          </w:p>
-          <w:p>
-            <w:pPr>
-              <w:overflowPunct/>
-              <w:autoSpaceDE/>
-              <w:autoSpaceDN/>
-              <w:adjustRightInd/>
-              <w:textAlignment w:val="auto"/>
-              <w:rPr>
-                <w:rFonts w:ascii="Arial Nova Cond" w:hAnsi="Arial Nova Cond"/>
-                <w:b/>
-                <w:bCs/>
-                <w:lang w:val="en-MY"/>
-              </w:rPr>
-            </w:pPr>
-            <w:r>
-              <w:rPr>
-                <w:rFonts w:ascii="Arial Nova Cond" w:hAnsi="Arial Nova Cond"/>
-                <w:b/>
-                <w:bCs/>
-                <w:lang w:val="en-MY"/>
-              </w:rPr>
-              <w:t> </w:t>
-            </w:r>
-          </w:p>
-          <w:p>
-            <w:pPr>
-              <w:overflowPunct/>
-              <w:autoSpaceDE/>
-              <w:autoSpaceDN/>
-              <w:adjustRightInd/>
-              <w:textAlignment w:val="auto"/>
-              <w:rPr>
-                <w:rFonts w:ascii="Arial Nova Cond" w:hAnsi="Arial Nova Cond"/>
-                <w:b/>
-                <w:bCs/>
-                <w:lang w:val="en-MY"/>
-              </w:rPr>
-            </w:pPr>
-            <w:r>
-              <w:rPr>
-                <w:rFonts w:ascii="Arial Nova Cond" w:hAnsi="Arial Nova Cond"/>
-                <w:b/>
-                <w:bCs/>
-                <w:lang w:val="en-MY"/>
-              </w:rPr>
-              <w:t> </w:t>
-            </w:r>
-          </w:p>
-          <w:p>
-            <w:pPr>
-              <w:overflowPunct/>
-              <w:autoSpaceDE/>
-              <w:autoSpaceDN/>
-              <w:adjustRightInd/>
-              <w:textAlignment w:val="auto"/>
-              <w:rPr>
-                <w:rFonts w:ascii="Arial Nova Cond" w:hAnsi="Arial Nova Cond"/>
-                <w:b/>
-                <w:bCs/>
-                <w:lang w:val="en-MY"/>
-              </w:rPr>
-            </w:pPr>
-            <w:r>
-              <w:rPr>
-                <w:rFonts w:ascii="Arial Nova Cond" w:hAnsi="Arial Nova Cond"/>
-                <w:b/>
-                <w:bCs/>
-                <w:lang w:val="en-MY"/>
-              </w:rPr>
-              <w:t> </w:t>
-            </w:r>
-          </w:p>
-          <w:p>
-            <w:pPr>
-              <w:overflowPunct/>
-              <w:autoSpaceDE/>
-              <w:autoSpaceDN/>
-              <w:adjustRightInd/>
-              <w:textAlignment w:val="auto"/>
-              <w:rPr>
-                <w:rFonts w:ascii="Arial Nova Cond" w:hAnsi="Arial Nova Cond"/>
-                <w:b/>
-                <w:bCs/>
-                <w:lang w:val="en-MY"/>
-              </w:rPr>
-            </w:pPr>
-            <w:r>
-              <w:rPr>
-                <w:rFonts w:ascii="Arial Nova Cond" w:hAnsi="Arial Nova Cond"/>
-                <w:b/>
-                <w:bCs/>
-                <w:lang w:val="en-MY"/>
-              </w:rPr>
-              <w:t> </w:t>
-            </w:r>
-          </w:p>
-          <w:p>
-            <w:pPr>
-              <w:overflowPunct/>
-              <w:autoSpaceDE/>
-              <w:autoSpaceDN/>
-              <w:adjustRightInd/>
-              <w:textAlignment w:val="auto"/>
-              <w:rPr>
-                <w:rFonts w:ascii="Arial Nova Cond" w:hAnsi="Arial Nova Cond"/>
-                <w:b/>
-                <w:bCs/>
-                <w:lang w:val="en-MY"/>
-              </w:rPr>
-            </w:pPr>
-            <w:r>
-              <w:rPr>
-                <w:rFonts w:ascii="Arial Nova Cond" w:hAnsi="Arial Nova Cond"/>
-                <w:b/>
-                <w:bCs/>
-                <w:lang w:val="en-MY"/>
-              </w:rPr>
-              <w:t> </w:t>
-            </w:r>
-          </w:p>
-          <w:p>
-            <w:pPr>
-              <w:overflowPunct/>
-              <w:autoSpaceDE/>
-              <w:autoSpaceDN/>
-              <w:adjustRightInd/>
-              <w:textAlignment w:val="auto"/>
-              <w:rPr>
-                <w:rFonts w:ascii="Arial Nova Cond" w:hAnsi="Arial Nova Cond"/>
-                <w:b/>
-                <w:bCs/>
-                <w:lang w:val="en-MY"/>
-              </w:rPr>
-            </w:pPr>
-            <w:r>
-              <w:rPr>
-                <w:rFonts w:ascii="Arial Nova Cond" w:hAnsi="Arial Nova Cond"/>
-                <w:b/>
-                <w:bCs/>
-                <w:lang w:val="en-MY"/>
-              </w:rPr>
-              <w:t> </w:t>
-            </w:r>
-          </w:p>
-          <w:p>
-            <w:pPr>
-              <w:overflowPunct/>
-              <w:autoSpaceDE/>
-              <w:autoSpaceDN/>
-              <w:adjustRightInd/>
-              <w:textAlignment w:val="auto"/>
-              <w:rPr>
-                <w:rFonts w:ascii="Arial Nova Cond" w:hAnsi="Arial Nova Cond"/>
-                <w:b/>
-                <w:bCs/>
-                <w:lang w:val="en-MY"/>
-              </w:rPr>
-            </w:pPr>
-            <w:r>
-              <w:rPr>
-                <w:rFonts w:ascii="Arial Nova Cond" w:hAnsi="Arial Nova Cond"/>
-                <w:b/>
-                <w:bCs/>
-                <w:lang w:val="en-MY"/>
-              </w:rPr>
-              <w:t> </w:t>
-            </w:r>
-          </w:p>
-          <w:p>
-            <w:pPr>
-              <w:overflowPunct/>
-              <w:autoSpaceDE/>
-              <w:autoSpaceDN/>
-              <w:adjustRightInd/>
-              <w:textAlignment w:val="auto"/>
-              <w:rPr>
-                <w:rFonts w:ascii="Arial Nova Cond" w:hAnsi="Arial Nova Cond"/>
-                <w:b/>
-                <w:bCs/>
-                <w:lang w:val="en-MY"/>
-              </w:rPr>
-            </w:pPr>
-            <w:r>
-              <w:rPr>
-                <w:rFonts w:ascii="Arial Nova Cond" w:hAnsi="Arial Nova Cond"/>
-                <w:b/>
-                <w:bCs/>
-                <w:lang w:val="en-MY"/>
-              </w:rPr>
-              <w:t> </w:t>
-            </w:r>
-          </w:p>
-          <w:p>
-            <w:pPr>
-              <w:overflowPunct/>
-              <w:autoSpaceDE/>
-              <w:autoSpaceDN/>
-              <w:adjustRightInd/>
-              <w:textAlignment w:val="auto"/>
-              <w:rPr>
-                <w:rFonts w:ascii="Arial Nova Cond" w:hAnsi="Arial Nova Cond"/>
-                <w:b/>
-                <w:bCs/>
-                <w:lang w:val="en-MY"/>
-              </w:rPr>
-            </w:pPr>
-            <w:r>
-              <w:rPr>
-                <w:rFonts w:ascii="Arial Nova Cond" w:hAnsi="Arial Nova Cond"/>
-                <w:b/>
-                <w:bCs/>
-                <w:lang w:val="en-MY"/>
-              </w:rPr>
-              <w:t> </w:t>
-            </w:r>
-          </w:p>
-          <w:p>
-            <w:pPr>
-              <w:overflowPunct/>
-              <w:autoSpaceDE/>
-              <w:autoSpaceDN/>
-              <w:adjustRightInd/>
-              <w:textAlignment w:val="auto"/>
-              <w:rPr>
-                <w:rFonts w:ascii="Arial Nova Cond" w:hAnsi="Arial Nova Cond"/>
-                <w:b/>
-                <w:bCs/>
-                <w:lang w:val="en-MY"/>
-              </w:rPr>
-            </w:pPr>
-            <w:r>
-              <w:rPr>
-                <w:rFonts w:ascii="Arial Nova Cond" w:hAnsi="Arial Nova Cond"/>
-                <w:b/>
-                <w:bCs/>
-                <w:lang w:val="en-MY"/>
-              </w:rPr>
-              <w:t> </w:t>
-            </w:r>
-          </w:p>
-          <w:p>
-            <w:pPr>
-              <w:overflowPunct/>
-              <w:autoSpaceDE/>
-              <w:autoSpaceDN/>
-              <w:adjustRightInd/>
-              <w:textAlignment w:val="auto"/>
-              <w:rPr>
-                <w:rFonts w:ascii="Arial Nova Cond" w:hAnsi="Arial Nova Cond"/>
-                <w:b/>
-                <w:bCs/>
-                <w:lang w:val="en-MY"/>
-              </w:rPr>
-            </w:pPr>
-            <w:r>
-              <w:rPr>
-                <w:rFonts w:ascii="Arial Nova Cond" w:hAnsi="Arial Nova Cond"/>
-                <w:b/>
-                <w:bCs/>
-                <w:lang w:val="en-MY"/>
-              </w:rPr>
-              <w:t> </w:t>
+            <w:r>
+              <w:t xml:space="preserve"> </w:t>
+              <w:br/>
+              <w:t xml:space="preserve">Wide-angle view – clear view of the whole customer`s DB box. </w:t>
+              <w:br/>
+              <w:t xml:space="preserve"> </w:t>
+              <w:br/>
+              <w:t xml:space="preserve"> </w:t>
+              <w:br/>
+              <w:t xml:space="preserve"> </w:t>
+              <w:br/>
+              <w:t xml:space="preserve"> </w:t>
+              <w:br/>
+              <w:t xml:space="preserve"> </w:t>
+              <w:br/>
+              <w:t xml:space="preserve"> </w:t>
+              <w:br/>
+              <w:t xml:space="preserve"> </w:t>
+              <w:br/>
+              <w:t xml:space="preserve"> </w:t>
+              <w:br/>
+              <w:t xml:space="preserve"> </w:t>
+              <w:br/>
+              <w:t xml:space="preserve"> </w:t>
+              <w:br/>
+              <w:t xml:space="preserve"> </w:t>
+              <w:br/>
+              <w:t xml:space="preserve"> </w:t>
+              <w:br/>
+              <w:t xml:space="preserve"> </w:t>
+              <w:br/>
+              <w:t xml:space="preserve"> </w:t>
+              <w:br/>
+              <w:t xml:space="preserve"> </w:t>
+              <w:br/>
+              <w:t xml:space="preserve"> </w:t>
+              <w:br/>
+              <w:t>{%img_interconnection}</w:t>
             </w:r>
           </w:p>
         </w:tc>
@@ -15696,363 +12722,38 @@
             <w:hideMark/>
           </w:tcPr>
           <w:p>
-            <w:pPr>
-              <w:overflowPunct/>
-              <w:autoSpaceDE/>
-              <w:autoSpaceDN/>
-              <w:adjustRightInd/>
-              <w:textAlignment w:val="auto"/>
-              <w:rPr>
-                <w:rFonts w:ascii="Arial Nova Cond" w:hAnsi="Arial Nova Cond"/>
-                <w:b/>
-                <w:bCs/>
-                <w:lang w:val="en-MY"/>
-              </w:rPr>
-            </w:pPr>
-            <w:r>
-              <w:rPr>
-                <w:rFonts w:ascii="Arial Nova Cond" w:hAnsi="Arial Nova Cond"/>
-                <w:b/>
-                <w:bCs/>
-                <w:lang w:val="en-MY"/>
-              </w:rPr>
-              <w:t> </w:t>
-            </w:r>
-          </w:p>
-          <w:p>
-            <w:pPr>
-              <w:overflowPunct/>
-              <w:autoSpaceDE/>
-              <w:autoSpaceDN/>
-              <w:adjustRightInd/>
-              <w:textAlignment w:val="auto"/>
-              <w:rPr>
-                <w:rFonts w:ascii="Arial Nova Cond" w:hAnsi="Arial Nova Cond"/>
-                <w:b/>
-                <w:bCs/>
-                <w:lang w:val="en-MY"/>
-              </w:rPr>
-            </w:pPr>
-            <w:r>
-              <w:rPr>
-                <w:rFonts w:ascii="Arial Nova Cond" w:hAnsi="Arial Nova Cond"/>
-                <w:b/>
-                <w:bCs/>
-                <w:lang w:val="en-MY"/>
-              </w:rPr>
-              <w:t> </w:t>
-            </w:r>
-          </w:p>
-          <w:p>
-            <w:pPr>
-              <w:overflowPunct/>
-              <w:autoSpaceDE/>
-              <w:autoSpaceDN/>
-              <w:adjustRightInd/>
-              <w:textAlignment w:val="auto"/>
-              <w:rPr>
-                <w:rFonts w:ascii="Arial Nova Cond" w:hAnsi="Arial Nova Cond"/>
-                <w:b/>
-                <w:bCs/>
-                <w:lang w:val="en-MY"/>
-              </w:rPr>
-            </w:pPr>
-            <w:r>
-              <w:rPr>
-                <w:rFonts w:ascii="Arial Nova Cond" w:hAnsi="Arial Nova Cond"/>
-                <w:b/>
-                <w:bCs/>
-                <w:lang w:val="en-MY"/>
-              </w:rPr>
-              <w:t> </w:t>
-            </w:r>
-          </w:p>
-          <w:p>
-            <w:pPr>
-              <w:overflowPunct/>
-              <w:autoSpaceDE/>
-              <w:autoSpaceDN/>
-              <w:adjustRightInd/>
-              <w:textAlignment w:val="auto"/>
-              <w:rPr>
-                <w:rFonts w:ascii="Arial Nova Cond" w:hAnsi="Arial Nova Cond"/>
-                <w:b/>
-                <w:bCs/>
-                <w:lang w:val="en-MY"/>
-              </w:rPr>
-            </w:pPr>
-            <w:r>
-              <w:rPr>
-                <w:rFonts w:ascii="Arial Nova Cond" w:hAnsi="Arial Nova Cond"/>
-                <w:b/>
-                <w:bCs/>
-                <w:lang w:val="en-MY"/>
-              </w:rPr>
-              <w:t> </w:t>
-            </w:r>
-          </w:p>
-          <w:p>
-            <w:pPr>
-              <w:overflowPunct/>
-              <w:autoSpaceDE/>
-              <w:autoSpaceDN/>
-              <w:adjustRightInd/>
-              <w:textAlignment w:val="auto"/>
-              <w:rPr>
-                <w:rFonts w:ascii="Arial Nova Cond" w:hAnsi="Arial Nova Cond"/>
-                <w:b/>
-                <w:bCs/>
-                <w:lang w:val="en-MY"/>
-              </w:rPr>
-            </w:pPr>
-            <w:r>
-              <w:rPr>
-                <w:rFonts w:ascii="Arial Nova Cond" w:hAnsi="Arial Nova Cond"/>
-                <w:b/>
-                <w:bCs/>
-                <w:lang w:val="en-MY"/>
-              </w:rPr>
-              <w:t> </w:t>
-            </w:r>
-          </w:p>
-          <w:p>
-            <w:pPr>
-              <w:overflowPunct/>
-              <w:autoSpaceDE/>
-              <w:autoSpaceDN/>
-              <w:adjustRightInd/>
-              <w:textAlignment w:val="auto"/>
-              <w:rPr>
-                <w:rFonts w:ascii="Arial Nova Cond" w:hAnsi="Arial Nova Cond"/>
-                <w:b/>
-                <w:bCs/>
-                <w:lang w:val="en-MY"/>
-              </w:rPr>
-            </w:pPr>
-            <w:r>
-              <w:rPr>
-                <w:rFonts w:ascii="Arial Nova Cond" w:hAnsi="Arial Nova Cond"/>
-                <w:b/>
-                <w:bCs/>
-                <w:lang w:val="en-MY"/>
-              </w:rPr>
-              <w:t> </w:t>
-            </w:r>
-          </w:p>
-          <w:p>
-            <w:pPr>
-              <w:overflowPunct/>
-              <w:autoSpaceDE/>
-              <w:autoSpaceDN/>
-              <w:adjustRightInd/>
-              <w:textAlignment w:val="auto"/>
-              <w:rPr>
-                <w:rFonts w:ascii="Arial Nova Cond" w:hAnsi="Arial Nova Cond"/>
-                <w:b/>
-                <w:bCs/>
-                <w:lang w:val="en-MY"/>
-              </w:rPr>
-            </w:pPr>
-            <w:r>
-              <w:rPr>
-                <w:rFonts w:ascii="Arial Nova Cond" w:hAnsi="Arial Nova Cond"/>
-                <w:b/>
-                <w:bCs/>
-                <w:lang w:val="en-MY"/>
-              </w:rPr>
-              <w:t> </w:t>
-            </w:r>
-          </w:p>
-          <w:p>
-            <w:pPr>
-              <w:overflowPunct/>
-              <w:autoSpaceDE/>
-              <w:autoSpaceDN/>
-              <w:adjustRightInd/>
-              <w:textAlignment w:val="auto"/>
-              <w:rPr>
-                <w:rFonts w:ascii="Arial Nova Cond" w:hAnsi="Arial Nova Cond"/>
-                <w:b/>
-                <w:bCs/>
-                <w:lang w:val="en-MY"/>
-              </w:rPr>
-            </w:pPr>
-            <w:r>
-              <w:rPr>
-                <w:rFonts w:ascii="Arial Nova Cond" w:hAnsi="Arial Nova Cond"/>
-                <w:b/>
-                <w:bCs/>
-                <w:lang w:val="en-MY"/>
-              </w:rPr>
-              <w:t> </w:t>
-            </w:r>
-          </w:p>
-          <w:p>
-            <w:pPr>
-              <w:overflowPunct/>
-              <w:autoSpaceDE/>
-              <w:autoSpaceDN/>
-              <w:adjustRightInd/>
-              <w:textAlignment w:val="auto"/>
-              <w:rPr>
-                <w:rFonts w:ascii="Arial Nova Cond" w:hAnsi="Arial Nova Cond"/>
-                <w:b/>
-                <w:bCs/>
-                <w:lang w:val="en-MY"/>
-              </w:rPr>
-            </w:pPr>
-            <w:r>
-              <w:rPr>
-                <w:rFonts w:ascii="Arial Nova Cond" w:hAnsi="Arial Nova Cond"/>
-                <w:b/>
-                <w:bCs/>
-                <w:lang w:val="en-MY"/>
-              </w:rPr>
-              <w:t> </w:t>
-            </w:r>
-          </w:p>
-          <w:p>
-            <w:pPr>
-              <w:overflowPunct/>
-              <w:autoSpaceDE/>
-              <w:autoSpaceDN/>
-              <w:adjustRightInd/>
-              <w:textAlignment w:val="auto"/>
-              <w:rPr>
-                <w:rFonts w:ascii="Arial Nova Cond" w:hAnsi="Arial Nova Cond"/>
-                <w:b/>
-                <w:bCs/>
-                <w:lang w:val="en-MY"/>
-              </w:rPr>
-            </w:pPr>
-            <w:r>
-              <w:rPr>
-                <w:rFonts w:ascii="Arial Nova Cond" w:hAnsi="Arial Nova Cond"/>
-                <w:b/>
-                <w:bCs/>
-                <w:lang w:val="en-MY"/>
-              </w:rPr>
-              <w:t> </w:t>
-            </w:r>
-          </w:p>
-          <w:p>
-            <w:pPr>
-              <w:overflowPunct/>
-              <w:autoSpaceDE/>
-              <w:autoSpaceDN/>
-              <w:adjustRightInd/>
-              <w:textAlignment w:val="auto"/>
-              <w:rPr>
-                <w:rFonts w:ascii="Arial Nova Cond" w:hAnsi="Arial Nova Cond"/>
-                <w:b/>
-                <w:bCs/>
-                <w:lang w:val="en-MY"/>
-              </w:rPr>
-            </w:pPr>
-            <w:r>
-              <w:rPr>
-                <w:rFonts w:ascii="Arial Nova Cond" w:hAnsi="Arial Nova Cond"/>
-                <w:b/>
-                <w:bCs/>
-                <w:lang w:val="en-MY"/>
-              </w:rPr>
-              <w:t> </w:t>
-            </w:r>
-          </w:p>
-          <w:p>
-            <w:pPr>
-              <w:overflowPunct/>
-              <w:autoSpaceDE/>
-              <w:autoSpaceDN/>
-              <w:adjustRightInd/>
-              <w:textAlignment w:val="auto"/>
-              <w:rPr>
-                <w:rFonts w:ascii="Arial Nova Cond" w:hAnsi="Arial Nova Cond"/>
-                <w:b/>
-                <w:bCs/>
-                <w:lang w:val="en-MY"/>
-              </w:rPr>
-            </w:pPr>
-            <w:r>
-              <w:rPr>
-                <w:rFonts w:ascii="Arial Nova Cond" w:hAnsi="Arial Nova Cond"/>
-                <w:b/>
-                <w:bCs/>
-                <w:lang w:val="en-MY"/>
-              </w:rPr>
-              <w:t> </w:t>
-            </w:r>
-          </w:p>
-          <w:p>
-            <w:pPr>
-              <w:overflowPunct/>
-              <w:autoSpaceDE/>
-              <w:autoSpaceDN/>
-              <w:adjustRightInd/>
-              <w:textAlignment w:val="auto"/>
-              <w:rPr>
-                <w:rFonts w:ascii="Arial Nova Cond" w:hAnsi="Arial Nova Cond"/>
-                <w:b/>
-                <w:bCs/>
-                <w:lang w:val="en-MY"/>
-              </w:rPr>
-            </w:pPr>
-            <w:r>
-              <w:rPr>
-                <w:rFonts w:ascii="Arial Nova Cond" w:hAnsi="Arial Nova Cond"/>
-                <w:b/>
-                <w:bCs/>
-                <w:lang w:val="en-MY"/>
-              </w:rPr>
-              <w:t> </w:t>
-            </w:r>
-          </w:p>
-          <w:p>
-            <w:pPr>
-              <w:overflowPunct/>
-              <w:autoSpaceDE/>
-              <w:autoSpaceDN/>
-              <w:adjustRightInd/>
-              <w:textAlignment w:val="auto"/>
-              <w:rPr>
-                <w:rFonts w:ascii="Arial Nova Cond" w:hAnsi="Arial Nova Cond"/>
-                <w:b/>
-                <w:bCs/>
-                <w:lang w:val="en-MY"/>
-              </w:rPr>
-            </w:pPr>
-            <w:r>
-              <w:rPr>
-                <w:rFonts w:ascii="Arial Nova Cond" w:hAnsi="Arial Nova Cond"/>
-                <w:b/>
-                <w:bCs/>
-                <w:lang w:val="en-MY"/>
-              </w:rPr>
-              <w:t> </w:t>
-            </w:r>
-          </w:p>
-          <w:p>
-            <w:pPr>
-              <w:overflowPunct/>
-              <w:autoSpaceDE/>
-              <w:autoSpaceDN/>
-              <w:adjustRightInd/>
-              <w:textAlignment w:val="auto"/>
-              <w:rPr>
-                <w:rFonts w:ascii="Arial Nova Cond" w:hAnsi="Arial Nova Cond"/>
-                <w:b/>
-                <w:bCs/>
-                <w:lang w:val="en-MY"/>
-              </w:rPr>
-            </w:pPr>
-            <w:r>
-              <w:rPr>
-                <w:rFonts w:ascii="Arial Nova Cond" w:hAnsi="Arial Nova Cond"/>
-                <w:b/>
-                <w:bCs/>
-                <w:lang w:val="en-MY"/>
-              </w:rPr>
-              <w:t> </w:t>
+            <w:r>
+              <w:t xml:space="preserve"> </w:t>
+              <w:br/>
+              <w:t xml:space="preserve"> </w:t>
+              <w:br/>
+              <w:t xml:space="preserve"> </w:t>
+              <w:br/>
+              <w:t xml:space="preserve"> </w:t>
+              <w:br/>
+              <w:t xml:space="preserve"> </w:t>
+              <w:br/>
+              <w:t xml:space="preserve"> </w:t>
+              <w:br/>
+              <w:t xml:space="preserve"> </w:t>
+              <w:br/>
+              <w:t xml:space="preserve"> </w:t>
+              <w:br/>
+              <w:t xml:space="preserve"> </w:t>
+              <w:br/>
+              <w:t xml:space="preserve"> </w:t>
+              <w:br/>
+              <w:t xml:space="preserve"> </w:t>
+              <w:br/>
+              <w:t xml:space="preserve"> </w:t>
+              <w:br/>
+              <w:t xml:space="preserve"> </w:t>
+              <w:br/>
+              <w:t xml:space="preserve"> </w:t>
+              <w:br/>
+              <w:t xml:space="preserve"> </w:t>
+              <w:br/>
+              <w:t>{%img_housekeeping}</w:t>
             </w:r>
           </w:p>
         </w:tc>
@@ -21693,16 +18394,10 @@
             <w:tcW w:w="1169" w:type="dxa"/>
           </w:tcPr>
           <w:p>
-            <w:pPr>
-              <w:overflowPunct/>
-              <w:autoSpaceDE/>
-              <w:autoSpaceDN/>
-              <w:adjustRightInd/>
-              <w:textAlignment w:val="auto"/>
-              <w:rPr>
-                <w:rFonts w:ascii="Arial Nova Cond" w:hAnsi="Arial Nova Cond"/>
-              </w:rPr>
-            </w:pPr>
+            <w:r>
+              <w:br/>
+              <w:t>{dc_str1}</w:t>
+            </w:r>
           </w:p>
         </w:tc>
         <w:tc>
@@ -21710,16 +18405,10 @@
             <w:tcW w:w="1169" w:type="dxa"/>
           </w:tcPr>
           <w:p>
-            <w:pPr>
-              <w:overflowPunct/>
-              <w:autoSpaceDE/>
-              <w:autoSpaceDN/>
-              <w:adjustRightInd/>
-              <w:textAlignment w:val="auto"/>
-              <w:rPr>
-                <w:rFonts w:ascii="Arial Nova Cond" w:hAnsi="Arial Nova Cond"/>
-              </w:rPr>
-            </w:pPr>
+            <w:r>
+              <w:br/>
+              <w:t>{vocex_str1}</w:t>
+            </w:r>
           </w:p>
         </w:tc>
         <w:tc>
@@ -21840,16 +18529,10 @@
             <w:tcW w:w="1169" w:type="dxa"/>
           </w:tcPr>
           <w:p>
-            <w:pPr>
-              <w:overflowPunct/>
-              <w:autoSpaceDE/>
-              <w:autoSpaceDN/>
-              <w:adjustRightInd/>
-              <w:textAlignment w:val="auto"/>
-              <w:rPr>
-                <w:rFonts w:ascii="Arial Nova Cond" w:hAnsi="Arial Nova Cond"/>
-              </w:rPr>
-            </w:pPr>
+            <w:r>
+              <w:br/>
+              <w:t>{dc_str2}</w:t>
+            </w:r>
           </w:p>
         </w:tc>
         <w:tc>
@@ -21857,16 +18540,10 @@
             <w:tcW w:w="1169" w:type="dxa"/>
           </w:tcPr>
           <w:p>
-            <w:pPr>
-              <w:overflowPunct/>
-              <w:autoSpaceDE/>
-              <w:autoSpaceDN/>
-              <w:adjustRightInd/>
-              <w:textAlignment w:val="auto"/>
-              <w:rPr>
-                <w:rFonts w:ascii="Arial Nova Cond" w:hAnsi="Arial Nova Cond"/>
-              </w:rPr>
-            </w:pPr>
+            <w:r>
+              <w:br/>
+              <w:t>{vocex_str2}</w:t>
+            </w:r>
           </w:p>
         </w:tc>
         <w:tc>
@@ -22390,250 +19067,32 @@
             <w:gridSpan w:val="10"/>
           </w:tcPr>
           <w:p>
-            <w:pPr>
-              <w:overflowPunct/>
-              <w:autoSpaceDE/>
-              <w:autoSpaceDN/>
-              <w:adjustRightInd/>
-              <w:textAlignment w:val="auto"/>
-              <w:rPr>
-                <w:rFonts w:ascii="Arial Nova Cond" w:hAnsi="Arial Nova Cond"/>
-              </w:rPr>
-            </w:pPr>
-            <w:r>
-              <w:rPr>
-                <w:rFonts w:ascii="Arial Nova Cond" w:hAnsi="Arial Nova Cond"/>
-              </w:rPr>
+            <w:r>
               <w:t>Photographs:</w:t>
-            </w:r>
-          </w:p>
-          <w:p>
-            <w:pPr>
-              <w:overflowPunct/>
-              <w:autoSpaceDE/>
-              <w:autoSpaceDN/>
-              <w:adjustRightInd/>
-              <w:textAlignment w:val="auto"/>
-              <w:rPr>
-                <w:rFonts w:ascii="Arial Nova Cond" w:hAnsi="Arial Nova Cond"/>
-              </w:rPr>
-            </w:pPr>
-          </w:p>
-          <w:p>
-            <w:pPr>
-              <w:overflowPunct/>
-              <w:autoSpaceDE/>
-              <w:autoSpaceDN/>
-              <w:adjustRightInd/>
-              <w:textAlignment w:val="auto"/>
-              <w:rPr>
-                <w:rFonts w:ascii="Arial Nova Cond" w:hAnsi="Arial Nova Cond"/>
-              </w:rPr>
-            </w:pPr>
-          </w:p>
-          <w:p>
-            <w:pPr>
-              <w:overflowPunct/>
-              <w:autoSpaceDE/>
-              <w:autoSpaceDN/>
-              <w:adjustRightInd/>
-              <w:textAlignment w:val="auto"/>
-              <w:rPr>
-                <w:rFonts w:ascii="Arial Nova Cond" w:hAnsi="Arial Nova Cond"/>
-              </w:rPr>
-            </w:pPr>
-          </w:p>
-          <w:p>
-            <w:pPr>
-              <w:overflowPunct/>
-              <w:autoSpaceDE/>
-              <w:autoSpaceDN/>
-              <w:adjustRightInd/>
-              <w:textAlignment w:val="auto"/>
-              <w:rPr>
-                <w:rFonts w:ascii="Arial Nova Cond" w:hAnsi="Arial Nova Cond"/>
-              </w:rPr>
-            </w:pPr>
-          </w:p>
-          <w:p>
-            <w:pPr>
-              <w:overflowPunct/>
-              <w:autoSpaceDE/>
-              <w:autoSpaceDN/>
-              <w:adjustRightInd/>
-              <w:textAlignment w:val="auto"/>
-              <w:rPr>
-                <w:rFonts w:ascii="Arial Nova Cond" w:hAnsi="Arial Nova Cond"/>
-              </w:rPr>
-            </w:pPr>
-          </w:p>
-          <w:p>
-            <w:pPr>
-              <w:overflowPunct/>
-              <w:autoSpaceDE/>
-              <w:autoSpaceDN/>
-              <w:adjustRightInd/>
-              <w:textAlignment w:val="auto"/>
-              <w:rPr>
-                <w:rFonts w:ascii="Arial Nova Cond" w:hAnsi="Arial Nova Cond"/>
-              </w:rPr>
-            </w:pPr>
-          </w:p>
-          <w:p>
-            <w:pPr>
-              <w:overflowPunct/>
-              <w:autoSpaceDE/>
-              <w:autoSpaceDN/>
-              <w:adjustRightInd/>
-              <w:textAlignment w:val="auto"/>
-              <w:rPr>
-                <w:rFonts w:ascii="Arial Nova Cond" w:hAnsi="Arial Nova Cond"/>
-              </w:rPr>
-            </w:pPr>
-          </w:p>
-          <w:p>
-            <w:pPr>
-              <w:overflowPunct/>
-              <w:autoSpaceDE/>
-              <w:autoSpaceDN/>
-              <w:adjustRightInd/>
-              <w:textAlignment w:val="auto"/>
-              <w:rPr>
-                <w:rFonts w:ascii="Arial Nova Cond" w:hAnsi="Arial Nova Cond"/>
-              </w:rPr>
-            </w:pPr>
-          </w:p>
-          <w:p>
-            <w:pPr>
-              <w:overflowPunct/>
-              <w:autoSpaceDE/>
-              <w:autoSpaceDN/>
-              <w:adjustRightInd/>
-              <w:textAlignment w:val="auto"/>
-              <w:rPr>
-                <w:rFonts w:ascii="Arial Nova Cond" w:hAnsi="Arial Nova Cond"/>
-              </w:rPr>
-            </w:pPr>
-          </w:p>
-          <w:p>
-            <w:pPr>
-              <w:overflowPunct/>
-              <w:autoSpaceDE/>
-              <w:autoSpaceDN/>
-              <w:adjustRightInd/>
-              <w:textAlignment w:val="auto"/>
-              <w:rPr>
-                <w:rFonts w:ascii="Arial Nova Cond" w:hAnsi="Arial Nova Cond"/>
-              </w:rPr>
-            </w:pPr>
-          </w:p>
-          <w:p>
-            <w:pPr>
-              <w:overflowPunct/>
-              <w:autoSpaceDE/>
-              <w:autoSpaceDN/>
-              <w:adjustRightInd/>
-              <w:textAlignment w:val="auto"/>
-              <w:rPr>
-                <w:rFonts w:ascii="Arial Nova Cond" w:hAnsi="Arial Nova Cond"/>
-              </w:rPr>
-            </w:pPr>
-          </w:p>
-          <w:p>
-            <w:pPr>
-              <w:overflowPunct/>
-              <w:autoSpaceDE/>
-              <w:autoSpaceDN/>
-              <w:adjustRightInd/>
-              <w:textAlignment w:val="auto"/>
-              <w:rPr>
-                <w:rFonts w:ascii="Arial Nova Cond" w:hAnsi="Arial Nova Cond"/>
-              </w:rPr>
-            </w:pPr>
-          </w:p>
-          <w:p>
-            <w:pPr>
-              <w:overflowPunct/>
-              <w:autoSpaceDE/>
-              <w:autoSpaceDN/>
-              <w:adjustRightInd/>
-              <w:textAlignment w:val="auto"/>
-              <w:rPr>
-                <w:rFonts w:ascii="Arial Nova Cond" w:hAnsi="Arial Nova Cond"/>
-              </w:rPr>
-            </w:pPr>
-          </w:p>
-          <w:p>
-            <w:pPr>
-              <w:overflowPunct/>
-              <w:autoSpaceDE/>
-              <w:autoSpaceDN/>
-              <w:adjustRightInd/>
-              <w:textAlignment w:val="auto"/>
-              <w:rPr>
-                <w:rFonts w:ascii="Arial Nova Cond" w:hAnsi="Arial Nova Cond"/>
-              </w:rPr>
-            </w:pPr>
-          </w:p>
-          <w:p>
-            <w:pPr>
-              <w:overflowPunct/>
-              <w:autoSpaceDE/>
-              <w:autoSpaceDN/>
-              <w:adjustRightInd/>
-              <w:textAlignment w:val="auto"/>
-              <w:rPr>
-                <w:rFonts w:ascii="Arial Nova Cond" w:hAnsi="Arial Nova Cond"/>
-              </w:rPr>
-            </w:pPr>
-          </w:p>
-          <w:p>
-            <w:pPr>
-              <w:overflowPunct/>
-              <w:autoSpaceDE/>
-              <w:autoSpaceDN/>
-              <w:adjustRightInd/>
-              <w:textAlignment w:val="auto"/>
-              <w:rPr>
-                <w:rFonts w:ascii="Arial Nova Cond" w:hAnsi="Arial Nova Cond"/>
-              </w:rPr>
-            </w:pPr>
-          </w:p>
-          <w:p>
-            <w:pPr>
-              <w:overflowPunct/>
-              <w:autoSpaceDE/>
-              <w:autoSpaceDN/>
-              <w:adjustRightInd/>
-              <w:textAlignment w:val="auto"/>
-              <w:rPr>
-                <w:rFonts w:ascii="Arial Nova Cond" w:hAnsi="Arial Nova Cond"/>
-              </w:rPr>
-            </w:pPr>
-          </w:p>
-          <w:p>
-            <w:pPr>
-              <w:overflowPunct/>
-              <w:autoSpaceDE/>
-              <w:autoSpaceDN/>
-              <w:adjustRightInd/>
-              <w:textAlignment w:val="auto"/>
-              <w:rPr>
-                <w:rFonts w:ascii="Arial Nova Cond" w:hAnsi="Arial Nova Cond"/>
-              </w:rPr>
-            </w:pPr>
-          </w:p>
-          <w:p>
-            <w:pPr>
-              <w:overflowPunct/>
-              <w:autoSpaceDE/>
-              <w:autoSpaceDN/>
-              <w:adjustRightInd/>
-              <w:textAlignment w:val="auto"/>
-              <w:rPr>
-                <w:rFonts w:ascii="Arial Nova Cond" w:hAnsi="Arial Nova Cond"/>
-              </w:rPr>
-            </w:pPr>
+              <w:br/>
+              <w:br/>
+              <w:br/>
+              <w:br/>
+              <w:br/>
+              <w:br/>
+              <w:br/>
+              <w:br/>
+              <w:br/>
+              <w:br/>
+              <w:br/>
+              <w:br/>
+              <w:br/>
+              <w:br/>
+              <w:br/>
+              <w:br/>
+              <w:br/>
+              <w:br/>
+              <w:br/>
+              <w:br/>
+              <w:t>{%image_dc_str1}</w:t>
+              <w:br/>
+              <w:t>{%image_dc_str2}</w:t>
+            </w:r>
           </w:p>
         </w:tc>
       </w:tr>
@@ -26707,6 +23166,85 @@
             <w:tcW w:w="942" w:type="dxa"/>
           </w:tcPr>
           <w:p>
+            <w:r>
+              <w:br/>
+              <w:t>{3p_l1tn}</w:t>
+            </w:r>
+          </w:p>
+        </w:tc>
+        <w:tc>
+          <w:tcPr>
+            <w:tcW w:w="942" w:type="dxa"/>
+          </w:tcPr>
+          <w:p>
+            <w:pPr>
+              <w:pStyle w:val="Default"/>
+              <w:rPr>
+                <w:rFonts w:ascii="Arial Nova Cond" w:hAnsi="Arial Nova Cond" w:cs="Times New Roman"/>
+              </w:rPr>
+            </w:pPr>
+          </w:p>
+        </w:tc>
+        <w:tc>
+          <w:tcPr>
+            <w:tcW w:w="942" w:type="dxa"/>
+          </w:tcPr>
+          <w:p>
+            <w:pPr>
+              <w:overflowPunct/>
+              <w:autoSpaceDE/>
+              <w:autoSpaceDN/>
+              <w:adjustRightInd/>
+              <w:textAlignment w:val="auto"/>
+              <w:rPr>
+                <w:rFonts w:ascii="Arial Nova Cond" w:hAnsi="Arial Nova Cond"/>
+              </w:rPr>
+            </w:pPr>
+          </w:p>
+        </w:tc>
+        <w:tc>
+          <w:tcPr>
+            <w:tcW w:w="1244" w:type="dxa"/>
+          </w:tcPr>
+          <w:p>
+            <w:pPr>
+              <w:overflowPunct/>
+              <w:autoSpaceDE/>
+              <w:autoSpaceDN/>
+              <w:adjustRightInd/>
+              <w:textAlignment w:val="auto"/>
+              <w:rPr>
+                <w:rFonts w:ascii="Arial Nova Cond" w:hAnsi="Arial Nova Cond"/>
+              </w:rPr>
+            </w:pPr>
+          </w:p>
+        </w:tc>
+      </w:tr>
+      <w:tr>
+        <w:tc>
+          <w:tcPr>
+            <w:tcW w:w="520" w:type="dxa"/>
+          </w:tcPr>
+          <w:p>
+            <w:pPr>
+              <w:overflowPunct/>
+              <w:autoSpaceDE/>
+              <w:autoSpaceDN/>
+              <w:adjustRightInd/>
+              <w:jc w:val="center"/>
+              <w:textAlignment w:val="auto"/>
+              <w:rPr>
+                <w:rFonts w:ascii="Arial Nova Cond" w:hAnsi="Arial Nova Cond"/>
+              </w:rPr>
+            </w:pPr>
+          </w:p>
+        </w:tc>
+        <w:tc>
+          <w:tcPr>
+            <w:tcW w:w="4761" w:type="dxa"/>
+            <w:gridSpan w:val="4"/>
+          </w:tcPr>
+          <w:p>
             <w:pPr>
               <w:pStyle w:val="Default"/>
               <w:rPr>
@@ -26715,112 +23253,116 @@
                 <w:szCs w:val="22"/>
               </w:rPr>
             </w:pPr>
-          </w:p>
-        </w:tc>
-        <w:tc>
-          <w:tcPr>
-            <w:tcW w:w="942" w:type="dxa"/>
-          </w:tcPr>
-          <w:p>
-            <w:pPr>
-              <w:pStyle w:val="Default"/>
-              <w:rPr>
-                <w:rFonts w:ascii="Arial Nova Cond" w:hAnsi="Arial Nova Cond" w:cs="Times New Roman"/>
-              </w:rPr>
-            </w:pPr>
-          </w:p>
-        </w:tc>
-        <w:tc>
-          <w:tcPr>
-            <w:tcW w:w="942" w:type="dxa"/>
-          </w:tcPr>
-          <w:p>
-            <w:pPr>
-              <w:overflowPunct/>
-              <w:autoSpaceDE/>
-              <w:autoSpaceDN/>
-              <w:adjustRightInd/>
-              <w:textAlignment w:val="auto"/>
-              <w:rPr>
-                <w:rFonts w:ascii="Arial Nova Cond" w:hAnsi="Arial Nova Cond"/>
-              </w:rPr>
-            </w:pPr>
-          </w:p>
-        </w:tc>
-        <w:tc>
-          <w:tcPr>
-            <w:tcW w:w="1244" w:type="dxa"/>
-          </w:tcPr>
-          <w:p>
-            <w:pPr>
-              <w:overflowPunct/>
-              <w:autoSpaceDE/>
-              <w:autoSpaceDN/>
-              <w:adjustRightInd/>
-              <w:textAlignment w:val="auto"/>
-              <w:rPr>
-                <w:rFonts w:ascii="Arial Nova Cond" w:hAnsi="Arial Nova Cond"/>
-              </w:rPr>
-            </w:pPr>
-          </w:p>
-        </w:tc>
-      </w:tr>
-      <w:tr>
-        <w:tc>
-          <w:tcPr>
-            <w:tcW w:w="520" w:type="dxa"/>
-          </w:tcPr>
-          <w:p>
-            <w:pPr>
-              <w:overflowPunct/>
-              <w:autoSpaceDE/>
-              <w:autoSpaceDN/>
-              <w:adjustRightInd/>
-              <w:jc w:val="center"/>
-              <w:textAlignment w:val="auto"/>
-              <w:rPr>
-                <w:rFonts w:ascii="Arial Nova Cond" w:hAnsi="Arial Nova Cond"/>
-              </w:rPr>
-            </w:pPr>
-          </w:p>
-        </w:tc>
-        <w:tc>
-          <w:tcPr>
-            <w:tcW w:w="4761" w:type="dxa"/>
-            <w:gridSpan w:val="4"/>
-          </w:tcPr>
-          <w:p>
-            <w:pPr>
-              <w:pStyle w:val="Default"/>
+            <w:r>
               <w:rPr>
                 <w:rFonts w:ascii="Arial Nova Cond" w:hAnsi="Arial Nova Cond" w:cs="Times New Roman"/>
                 <w:sz w:val="22"/>
                 <w:szCs w:val="22"/>
               </w:rPr>
-            </w:pPr>
-            <w:r>
+              <w:t>L2 to N</w:t>
+            </w:r>
+          </w:p>
+        </w:tc>
+        <w:tc>
+          <w:tcPr>
+            <w:tcW w:w="942" w:type="dxa"/>
+          </w:tcPr>
+          <w:p>
+            <w:r>
+              <w:br/>
+              <w:t>{3p_l2tn}</w:t>
+            </w:r>
+          </w:p>
+        </w:tc>
+        <w:tc>
+          <w:tcPr>
+            <w:tcW w:w="942" w:type="dxa"/>
+          </w:tcPr>
+          <w:p>
+            <w:pPr>
+              <w:pStyle w:val="Default"/>
+              <w:rPr>
+                <w:rFonts w:ascii="Arial Nova Cond" w:hAnsi="Arial Nova Cond" w:cs="Times New Roman"/>
+              </w:rPr>
+            </w:pPr>
+          </w:p>
+        </w:tc>
+        <w:tc>
+          <w:tcPr>
+            <w:tcW w:w="942" w:type="dxa"/>
+          </w:tcPr>
+          <w:p>
+            <w:pPr>
+              <w:overflowPunct/>
+              <w:autoSpaceDE/>
+              <w:autoSpaceDN/>
+              <w:adjustRightInd/>
+              <w:textAlignment w:val="auto"/>
+              <w:rPr>
+                <w:rFonts w:ascii="Arial Nova Cond" w:hAnsi="Arial Nova Cond"/>
+              </w:rPr>
+            </w:pPr>
+          </w:p>
+        </w:tc>
+        <w:tc>
+          <w:tcPr>
+            <w:tcW w:w="1244" w:type="dxa"/>
+          </w:tcPr>
+          <w:p>
+            <w:pPr>
+              <w:overflowPunct/>
+              <w:autoSpaceDE/>
+              <w:autoSpaceDN/>
+              <w:adjustRightInd/>
+              <w:textAlignment w:val="auto"/>
+              <w:rPr>
+                <w:rFonts w:ascii="Arial Nova Cond" w:hAnsi="Arial Nova Cond"/>
+              </w:rPr>
+            </w:pPr>
+          </w:p>
+        </w:tc>
+      </w:tr>
+      <w:tr>
+        <w:tc>
+          <w:tcPr>
+            <w:tcW w:w="520" w:type="dxa"/>
+          </w:tcPr>
+          <w:p>
+            <w:pPr>
+              <w:overflowPunct/>
+              <w:autoSpaceDE/>
+              <w:autoSpaceDN/>
+              <w:adjustRightInd/>
+              <w:jc w:val="center"/>
+              <w:textAlignment w:val="auto"/>
+              <w:rPr>
+                <w:rFonts w:ascii="Arial Nova Cond" w:hAnsi="Arial Nova Cond"/>
+              </w:rPr>
+            </w:pPr>
+          </w:p>
+        </w:tc>
+        <w:tc>
+          <w:tcPr>
+            <w:tcW w:w="4761" w:type="dxa"/>
+            <w:gridSpan w:val="4"/>
+          </w:tcPr>
+          <w:p>
+            <w:pPr>
+              <w:pStyle w:val="Default"/>
               <w:rPr>
                 <w:rFonts w:ascii="Arial Nova Cond" w:hAnsi="Arial Nova Cond" w:cs="Times New Roman"/>
                 <w:sz w:val="22"/>
                 <w:szCs w:val="22"/>
               </w:rPr>
-              <w:t>L2 to N</w:t>
-            </w:r>
-          </w:p>
-        </w:tc>
-        <w:tc>
-          <w:tcPr>
-            <w:tcW w:w="942" w:type="dxa"/>
-          </w:tcPr>
-          <w:p>
-            <w:pPr>
-              <w:pStyle w:val="Default"/>
+            </w:pPr>
+            <w:r>
               <w:rPr>
                 <w:rFonts w:ascii="Arial Nova Cond" w:hAnsi="Arial Nova Cond" w:cs="Times New Roman"/>
                 <w:sz w:val="22"/>
                 <w:szCs w:val="22"/>
               </w:rPr>
-            </w:pPr>
+              <w:t>L3 to N</w:t>
+            </w:r>
           </w:p>
         </w:tc>
         <w:tc>
@@ -26828,105 +23370,10 @@
             <w:tcW w:w="942" w:type="dxa"/>
           </w:tcPr>
           <w:p>
-            <w:pPr>
-              <w:pStyle w:val="Default"/>
-              <w:rPr>
-                <w:rFonts w:ascii="Arial Nova Cond" w:hAnsi="Arial Nova Cond" w:cs="Times New Roman"/>
-              </w:rPr>
-            </w:pPr>
-          </w:p>
-        </w:tc>
-        <w:tc>
-          <w:tcPr>
-            <w:tcW w:w="942" w:type="dxa"/>
-          </w:tcPr>
-          <w:p>
-            <w:pPr>
-              <w:overflowPunct/>
-              <w:autoSpaceDE/>
-              <w:autoSpaceDN/>
-              <w:adjustRightInd/>
-              <w:textAlignment w:val="auto"/>
-              <w:rPr>
-                <w:rFonts w:ascii="Arial Nova Cond" w:hAnsi="Arial Nova Cond"/>
-              </w:rPr>
-            </w:pPr>
-          </w:p>
-        </w:tc>
-        <w:tc>
-          <w:tcPr>
-            <w:tcW w:w="1244" w:type="dxa"/>
-          </w:tcPr>
-          <w:p>
-            <w:pPr>
-              <w:overflowPunct/>
-              <w:autoSpaceDE/>
-              <w:autoSpaceDN/>
-              <w:adjustRightInd/>
-              <w:textAlignment w:val="auto"/>
-              <w:rPr>
-                <w:rFonts w:ascii="Arial Nova Cond" w:hAnsi="Arial Nova Cond"/>
-              </w:rPr>
-            </w:pPr>
-          </w:p>
-        </w:tc>
-      </w:tr>
-      <w:tr>
-        <w:tc>
-          <w:tcPr>
-            <w:tcW w:w="520" w:type="dxa"/>
-          </w:tcPr>
-          <w:p>
-            <w:pPr>
-              <w:overflowPunct/>
-              <w:autoSpaceDE/>
-              <w:autoSpaceDN/>
-              <w:adjustRightInd/>
-              <w:jc w:val="center"/>
-              <w:textAlignment w:val="auto"/>
-              <w:rPr>
-                <w:rFonts w:ascii="Arial Nova Cond" w:hAnsi="Arial Nova Cond"/>
-              </w:rPr>
-            </w:pPr>
-          </w:p>
-        </w:tc>
-        <w:tc>
-          <w:tcPr>
-            <w:tcW w:w="4761" w:type="dxa"/>
-            <w:gridSpan w:val="4"/>
-          </w:tcPr>
-          <w:p>
-            <w:pPr>
-              <w:pStyle w:val="Default"/>
-              <w:rPr>
-                <w:rFonts w:ascii="Arial Nova Cond" w:hAnsi="Arial Nova Cond" w:cs="Times New Roman"/>
-                <w:sz w:val="22"/>
-                <w:szCs w:val="22"/>
-              </w:rPr>
-            </w:pPr>
-            <w:r>
-              <w:rPr>
-                <w:rFonts w:ascii="Arial Nova Cond" w:hAnsi="Arial Nova Cond" w:cs="Times New Roman"/>
-                <w:sz w:val="22"/>
-                <w:szCs w:val="22"/>
-              </w:rPr>
-              <w:t>L3 to N</w:t>
-            </w:r>
-          </w:p>
-        </w:tc>
-        <w:tc>
-          <w:tcPr>
-            <w:tcW w:w="942" w:type="dxa"/>
-          </w:tcPr>
-          <w:p>
-            <w:pPr>
-              <w:pStyle w:val="Default"/>
-              <w:rPr>
-                <w:rFonts w:ascii="Arial Nova Cond" w:hAnsi="Arial Nova Cond" w:cs="Times New Roman"/>
-                <w:sz w:val="22"/>
-                <w:szCs w:val="22"/>
-              </w:rPr>
-            </w:pPr>
+            <w:r>
+              <w:br/>
+              <w:t>{3p_l3tn}</w:t>
+            </w:r>
           </w:p>
         </w:tc>
         <w:tc>
@@ -27211,6 +23658,85 @@
             <w:tcW w:w="942" w:type="dxa"/>
           </w:tcPr>
           <w:p>
+            <w:r>
+              <w:br/>
+              <w:t>{3p_l1tl2}</w:t>
+            </w:r>
+          </w:p>
+        </w:tc>
+        <w:tc>
+          <w:tcPr>
+            <w:tcW w:w="942" w:type="dxa"/>
+          </w:tcPr>
+          <w:p>
+            <w:pPr>
+              <w:pStyle w:val="Default"/>
+              <w:rPr>
+                <w:rFonts w:ascii="Arial Nova Cond" w:hAnsi="Arial Nova Cond" w:cs="Times New Roman"/>
+              </w:rPr>
+            </w:pPr>
+          </w:p>
+        </w:tc>
+        <w:tc>
+          <w:tcPr>
+            <w:tcW w:w="942" w:type="dxa"/>
+          </w:tcPr>
+          <w:p>
+            <w:pPr>
+              <w:overflowPunct/>
+              <w:autoSpaceDE/>
+              <w:autoSpaceDN/>
+              <w:adjustRightInd/>
+              <w:textAlignment w:val="auto"/>
+              <w:rPr>
+                <w:rFonts w:ascii="Arial Nova Cond" w:hAnsi="Arial Nova Cond"/>
+              </w:rPr>
+            </w:pPr>
+          </w:p>
+        </w:tc>
+        <w:tc>
+          <w:tcPr>
+            <w:tcW w:w="1244" w:type="dxa"/>
+          </w:tcPr>
+          <w:p>
+            <w:pPr>
+              <w:overflowPunct/>
+              <w:autoSpaceDE/>
+              <w:autoSpaceDN/>
+              <w:adjustRightInd/>
+              <w:textAlignment w:val="auto"/>
+              <w:rPr>
+                <w:rFonts w:ascii="Arial Nova Cond" w:hAnsi="Arial Nova Cond"/>
+              </w:rPr>
+            </w:pPr>
+          </w:p>
+        </w:tc>
+      </w:tr>
+      <w:tr>
+        <w:tc>
+          <w:tcPr>
+            <w:tcW w:w="520" w:type="dxa"/>
+          </w:tcPr>
+          <w:p>
+            <w:pPr>
+              <w:overflowPunct/>
+              <w:autoSpaceDE/>
+              <w:autoSpaceDN/>
+              <w:adjustRightInd/>
+              <w:jc w:val="center"/>
+              <w:textAlignment w:val="auto"/>
+              <w:rPr>
+                <w:rFonts w:ascii="Arial Nova Cond" w:hAnsi="Arial Nova Cond"/>
+              </w:rPr>
+            </w:pPr>
+          </w:p>
+        </w:tc>
+        <w:tc>
+          <w:tcPr>
+            <w:tcW w:w="4761" w:type="dxa"/>
+            <w:gridSpan w:val="4"/>
+          </w:tcPr>
+          <w:p>
             <w:pPr>
               <w:pStyle w:val="Default"/>
               <w:rPr>
@@ -27219,112 +23745,116 @@
                 <w:szCs w:val="22"/>
               </w:rPr>
             </w:pPr>
-          </w:p>
-        </w:tc>
-        <w:tc>
-          <w:tcPr>
-            <w:tcW w:w="942" w:type="dxa"/>
-          </w:tcPr>
-          <w:p>
-            <w:pPr>
-              <w:pStyle w:val="Default"/>
-              <w:rPr>
-                <w:rFonts w:ascii="Arial Nova Cond" w:hAnsi="Arial Nova Cond" w:cs="Times New Roman"/>
-              </w:rPr>
-            </w:pPr>
-          </w:p>
-        </w:tc>
-        <w:tc>
-          <w:tcPr>
-            <w:tcW w:w="942" w:type="dxa"/>
-          </w:tcPr>
-          <w:p>
-            <w:pPr>
-              <w:overflowPunct/>
-              <w:autoSpaceDE/>
-              <w:autoSpaceDN/>
-              <w:adjustRightInd/>
-              <w:textAlignment w:val="auto"/>
-              <w:rPr>
-                <w:rFonts w:ascii="Arial Nova Cond" w:hAnsi="Arial Nova Cond"/>
-              </w:rPr>
-            </w:pPr>
-          </w:p>
-        </w:tc>
-        <w:tc>
-          <w:tcPr>
-            <w:tcW w:w="1244" w:type="dxa"/>
-          </w:tcPr>
-          <w:p>
-            <w:pPr>
-              <w:overflowPunct/>
-              <w:autoSpaceDE/>
-              <w:autoSpaceDN/>
-              <w:adjustRightInd/>
-              <w:textAlignment w:val="auto"/>
-              <w:rPr>
-                <w:rFonts w:ascii="Arial Nova Cond" w:hAnsi="Arial Nova Cond"/>
-              </w:rPr>
-            </w:pPr>
-          </w:p>
-        </w:tc>
-      </w:tr>
-      <w:tr>
-        <w:tc>
-          <w:tcPr>
-            <w:tcW w:w="520" w:type="dxa"/>
-          </w:tcPr>
-          <w:p>
-            <w:pPr>
-              <w:overflowPunct/>
-              <w:autoSpaceDE/>
-              <w:autoSpaceDN/>
-              <w:adjustRightInd/>
-              <w:jc w:val="center"/>
-              <w:textAlignment w:val="auto"/>
-              <w:rPr>
-                <w:rFonts w:ascii="Arial Nova Cond" w:hAnsi="Arial Nova Cond"/>
-              </w:rPr>
-            </w:pPr>
-          </w:p>
-        </w:tc>
-        <w:tc>
-          <w:tcPr>
-            <w:tcW w:w="4761" w:type="dxa"/>
-            <w:gridSpan w:val="4"/>
-          </w:tcPr>
-          <w:p>
-            <w:pPr>
-              <w:pStyle w:val="Default"/>
+            <w:r>
               <w:rPr>
                 <w:rFonts w:ascii="Arial Nova Cond" w:hAnsi="Arial Nova Cond" w:cs="Times New Roman"/>
                 <w:sz w:val="22"/>
                 <w:szCs w:val="22"/>
               </w:rPr>
-            </w:pPr>
-            <w:r>
+              <w:t>L2 to L3</w:t>
+            </w:r>
+          </w:p>
+        </w:tc>
+        <w:tc>
+          <w:tcPr>
+            <w:tcW w:w="942" w:type="dxa"/>
+          </w:tcPr>
+          <w:p>
+            <w:r>
+              <w:br/>
+              <w:t>{3p_l2tl3}</w:t>
+            </w:r>
+          </w:p>
+        </w:tc>
+        <w:tc>
+          <w:tcPr>
+            <w:tcW w:w="942" w:type="dxa"/>
+          </w:tcPr>
+          <w:p>
+            <w:pPr>
+              <w:pStyle w:val="Default"/>
+              <w:rPr>
+                <w:rFonts w:ascii="Arial Nova Cond" w:hAnsi="Arial Nova Cond" w:cs="Times New Roman"/>
+              </w:rPr>
+            </w:pPr>
+          </w:p>
+        </w:tc>
+        <w:tc>
+          <w:tcPr>
+            <w:tcW w:w="942" w:type="dxa"/>
+          </w:tcPr>
+          <w:p>
+            <w:pPr>
+              <w:overflowPunct/>
+              <w:autoSpaceDE/>
+              <w:autoSpaceDN/>
+              <w:adjustRightInd/>
+              <w:textAlignment w:val="auto"/>
+              <w:rPr>
+                <w:rFonts w:ascii="Arial Nova Cond" w:hAnsi="Arial Nova Cond"/>
+              </w:rPr>
+            </w:pPr>
+          </w:p>
+        </w:tc>
+        <w:tc>
+          <w:tcPr>
+            <w:tcW w:w="1244" w:type="dxa"/>
+          </w:tcPr>
+          <w:p>
+            <w:pPr>
+              <w:overflowPunct/>
+              <w:autoSpaceDE/>
+              <w:autoSpaceDN/>
+              <w:adjustRightInd/>
+              <w:textAlignment w:val="auto"/>
+              <w:rPr>
+                <w:rFonts w:ascii="Arial Nova Cond" w:hAnsi="Arial Nova Cond"/>
+              </w:rPr>
+            </w:pPr>
+          </w:p>
+        </w:tc>
+      </w:tr>
+      <w:tr>
+        <w:tc>
+          <w:tcPr>
+            <w:tcW w:w="520" w:type="dxa"/>
+          </w:tcPr>
+          <w:p>
+            <w:pPr>
+              <w:overflowPunct/>
+              <w:autoSpaceDE/>
+              <w:autoSpaceDN/>
+              <w:adjustRightInd/>
+              <w:jc w:val="center"/>
+              <w:textAlignment w:val="auto"/>
+              <w:rPr>
+                <w:rFonts w:ascii="Arial Nova Cond" w:hAnsi="Arial Nova Cond"/>
+              </w:rPr>
+            </w:pPr>
+          </w:p>
+        </w:tc>
+        <w:tc>
+          <w:tcPr>
+            <w:tcW w:w="4761" w:type="dxa"/>
+            <w:gridSpan w:val="4"/>
+          </w:tcPr>
+          <w:p>
+            <w:pPr>
+              <w:pStyle w:val="Default"/>
               <w:rPr>
                 <w:rFonts w:ascii="Arial Nova Cond" w:hAnsi="Arial Nova Cond" w:cs="Times New Roman"/>
                 <w:sz w:val="22"/>
                 <w:szCs w:val="22"/>
               </w:rPr>
-              <w:t>L2 to L3</w:t>
-            </w:r>
-          </w:p>
-        </w:tc>
-        <w:tc>
-          <w:tcPr>
-            <w:tcW w:w="942" w:type="dxa"/>
-          </w:tcPr>
-          <w:p>
-            <w:pPr>
-              <w:pStyle w:val="Default"/>
+            </w:pPr>
+            <w:r>
               <w:rPr>
                 <w:rFonts w:ascii="Arial Nova Cond" w:hAnsi="Arial Nova Cond" w:cs="Times New Roman"/>
                 <w:sz w:val="22"/>
                 <w:szCs w:val="22"/>
               </w:rPr>
-            </w:pPr>
+              <w:t>L1 to L3</w:t>
+            </w:r>
           </w:p>
         </w:tc>
         <w:tc>
@@ -27332,105 +23862,10 @@
             <w:tcW w:w="942" w:type="dxa"/>
           </w:tcPr>
           <w:p>
-            <w:pPr>
-              <w:pStyle w:val="Default"/>
-              <w:rPr>
-                <w:rFonts w:ascii="Arial Nova Cond" w:hAnsi="Arial Nova Cond" w:cs="Times New Roman"/>
-              </w:rPr>
-            </w:pPr>
-          </w:p>
-        </w:tc>
-        <w:tc>
-          <w:tcPr>
-            <w:tcW w:w="942" w:type="dxa"/>
-          </w:tcPr>
-          <w:p>
-            <w:pPr>
-              <w:overflowPunct/>
-              <w:autoSpaceDE/>
-              <w:autoSpaceDN/>
-              <w:adjustRightInd/>
-              <w:textAlignment w:val="auto"/>
-              <w:rPr>
-                <w:rFonts w:ascii="Arial Nova Cond" w:hAnsi="Arial Nova Cond"/>
-              </w:rPr>
-            </w:pPr>
-          </w:p>
-        </w:tc>
-        <w:tc>
-          <w:tcPr>
-            <w:tcW w:w="1244" w:type="dxa"/>
-          </w:tcPr>
-          <w:p>
-            <w:pPr>
-              <w:overflowPunct/>
-              <w:autoSpaceDE/>
-              <w:autoSpaceDN/>
-              <w:adjustRightInd/>
-              <w:textAlignment w:val="auto"/>
-              <w:rPr>
-                <w:rFonts w:ascii="Arial Nova Cond" w:hAnsi="Arial Nova Cond"/>
-              </w:rPr>
-            </w:pPr>
-          </w:p>
-        </w:tc>
-      </w:tr>
-      <w:tr>
-        <w:tc>
-          <w:tcPr>
-            <w:tcW w:w="520" w:type="dxa"/>
-          </w:tcPr>
-          <w:p>
-            <w:pPr>
-              <w:overflowPunct/>
-              <w:autoSpaceDE/>
-              <w:autoSpaceDN/>
-              <w:adjustRightInd/>
-              <w:jc w:val="center"/>
-              <w:textAlignment w:val="auto"/>
-              <w:rPr>
-                <w:rFonts w:ascii="Arial Nova Cond" w:hAnsi="Arial Nova Cond"/>
-              </w:rPr>
-            </w:pPr>
-          </w:p>
-        </w:tc>
-        <w:tc>
-          <w:tcPr>
-            <w:tcW w:w="4761" w:type="dxa"/>
-            <w:gridSpan w:val="4"/>
-          </w:tcPr>
-          <w:p>
-            <w:pPr>
-              <w:pStyle w:val="Default"/>
-              <w:rPr>
-                <w:rFonts w:ascii="Arial Nova Cond" w:hAnsi="Arial Nova Cond" w:cs="Times New Roman"/>
-                <w:sz w:val="22"/>
-                <w:szCs w:val="22"/>
-              </w:rPr>
-            </w:pPr>
-            <w:r>
-              <w:rPr>
-                <w:rFonts w:ascii="Arial Nova Cond" w:hAnsi="Arial Nova Cond" w:cs="Times New Roman"/>
-                <w:sz w:val="22"/>
-                <w:szCs w:val="22"/>
-              </w:rPr>
-              <w:t>L1 to L3</w:t>
-            </w:r>
-          </w:p>
-        </w:tc>
-        <w:tc>
-          <w:tcPr>
-            <w:tcW w:w="942" w:type="dxa"/>
-          </w:tcPr>
-          <w:p>
-            <w:pPr>
-              <w:pStyle w:val="Default"/>
-              <w:rPr>
-                <w:rFonts w:ascii="Arial Nova Cond" w:hAnsi="Arial Nova Cond" w:cs="Times New Roman"/>
-                <w:sz w:val="22"/>
-                <w:szCs w:val="22"/>
-              </w:rPr>
-            </w:pPr>
+            <w:r>
+              <w:br/>
+              <w:t>{3p_l1tl3}</w:t>
+            </w:r>
           </w:p>
         </w:tc>
         <w:tc>
@@ -27738,6 +24173,85 @@
             <w:tcW w:w="942" w:type="dxa"/>
           </w:tcPr>
           <w:p>
+            <w:r>
+              <w:br/>
+              <w:t>{3p_l1te}</w:t>
+            </w:r>
+          </w:p>
+        </w:tc>
+        <w:tc>
+          <w:tcPr>
+            <w:tcW w:w="942" w:type="dxa"/>
+          </w:tcPr>
+          <w:p>
+            <w:pPr>
+              <w:pStyle w:val="Default"/>
+              <w:rPr>
+                <w:rFonts w:ascii="Arial Nova Cond" w:hAnsi="Arial Nova Cond" w:cs="Times New Roman"/>
+              </w:rPr>
+            </w:pPr>
+          </w:p>
+        </w:tc>
+        <w:tc>
+          <w:tcPr>
+            <w:tcW w:w="942" w:type="dxa"/>
+          </w:tcPr>
+          <w:p>
+            <w:pPr>
+              <w:overflowPunct/>
+              <w:autoSpaceDE/>
+              <w:autoSpaceDN/>
+              <w:adjustRightInd/>
+              <w:textAlignment w:val="auto"/>
+              <w:rPr>
+                <w:rFonts w:ascii="Arial Nova Cond" w:hAnsi="Arial Nova Cond"/>
+              </w:rPr>
+            </w:pPr>
+          </w:p>
+        </w:tc>
+        <w:tc>
+          <w:tcPr>
+            <w:tcW w:w="1244" w:type="dxa"/>
+          </w:tcPr>
+          <w:p>
+            <w:pPr>
+              <w:overflowPunct/>
+              <w:autoSpaceDE/>
+              <w:autoSpaceDN/>
+              <w:adjustRightInd/>
+              <w:textAlignment w:val="auto"/>
+              <w:rPr>
+                <w:rFonts w:ascii="Arial Nova Cond" w:hAnsi="Arial Nova Cond"/>
+              </w:rPr>
+            </w:pPr>
+          </w:p>
+        </w:tc>
+      </w:tr>
+      <w:tr>
+        <w:tc>
+          <w:tcPr>
+            <w:tcW w:w="520" w:type="dxa"/>
+          </w:tcPr>
+          <w:p>
+            <w:pPr>
+              <w:overflowPunct/>
+              <w:autoSpaceDE/>
+              <w:autoSpaceDN/>
+              <w:adjustRightInd/>
+              <w:jc w:val="center"/>
+              <w:textAlignment w:val="auto"/>
+              <w:rPr>
+                <w:rFonts w:ascii="Arial Nova Cond" w:hAnsi="Arial Nova Cond"/>
+              </w:rPr>
+            </w:pPr>
+          </w:p>
+        </w:tc>
+        <w:tc>
+          <w:tcPr>
+            <w:tcW w:w="4761" w:type="dxa"/>
+            <w:gridSpan w:val="4"/>
+          </w:tcPr>
+          <w:p>
             <w:pPr>
               <w:pStyle w:val="Default"/>
               <w:rPr>
@@ -27746,112 +24260,116 @@
                 <w:szCs w:val="22"/>
               </w:rPr>
             </w:pPr>
-          </w:p>
-        </w:tc>
-        <w:tc>
-          <w:tcPr>
-            <w:tcW w:w="942" w:type="dxa"/>
-          </w:tcPr>
-          <w:p>
-            <w:pPr>
-              <w:pStyle w:val="Default"/>
-              <w:rPr>
-                <w:rFonts w:ascii="Arial Nova Cond" w:hAnsi="Arial Nova Cond" w:cs="Times New Roman"/>
-              </w:rPr>
-            </w:pPr>
-          </w:p>
-        </w:tc>
-        <w:tc>
-          <w:tcPr>
-            <w:tcW w:w="942" w:type="dxa"/>
-          </w:tcPr>
-          <w:p>
-            <w:pPr>
-              <w:overflowPunct/>
-              <w:autoSpaceDE/>
-              <w:autoSpaceDN/>
-              <w:adjustRightInd/>
-              <w:textAlignment w:val="auto"/>
-              <w:rPr>
-                <w:rFonts w:ascii="Arial Nova Cond" w:hAnsi="Arial Nova Cond"/>
-              </w:rPr>
-            </w:pPr>
-          </w:p>
-        </w:tc>
-        <w:tc>
-          <w:tcPr>
-            <w:tcW w:w="1244" w:type="dxa"/>
-          </w:tcPr>
-          <w:p>
-            <w:pPr>
-              <w:overflowPunct/>
-              <w:autoSpaceDE/>
-              <w:autoSpaceDN/>
-              <w:adjustRightInd/>
-              <w:textAlignment w:val="auto"/>
-              <w:rPr>
-                <w:rFonts w:ascii="Arial Nova Cond" w:hAnsi="Arial Nova Cond"/>
-              </w:rPr>
-            </w:pPr>
-          </w:p>
-        </w:tc>
-      </w:tr>
-      <w:tr>
-        <w:tc>
-          <w:tcPr>
-            <w:tcW w:w="520" w:type="dxa"/>
-          </w:tcPr>
-          <w:p>
-            <w:pPr>
-              <w:overflowPunct/>
-              <w:autoSpaceDE/>
-              <w:autoSpaceDN/>
-              <w:adjustRightInd/>
-              <w:jc w:val="center"/>
-              <w:textAlignment w:val="auto"/>
-              <w:rPr>
-                <w:rFonts w:ascii="Arial Nova Cond" w:hAnsi="Arial Nova Cond"/>
-              </w:rPr>
-            </w:pPr>
-          </w:p>
-        </w:tc>
-        <w:tc>
-          <w:tcPr>
-            <w:tcW w:w="4761" w:type="dxa"/>
-            <w:gridSpan w:val="4"/>
-          </w:tcPr>
-          <w:p>
-            <w:pPr>
-              <w:pStyle w:val="Default"/>
+            <w:r>
               <w:rPr>
                 <w:rFonts w:ascii="Arial Nova Cond" w:hAnsi="Arial Nova Cond" w:cs="Times New Roman"/>
                 <w:sz w:val="22"/>
                 <w:szCs w:val="22"/>
               </w:rPr>
-            </w:pPr>
-            <w:r>
+              <w:t>L2 to E</w:t>
+            </w:r>
+          </w:p>
+        </w:tc>
+        <w:tc>
+          <w:tcPr>
+            <w:tcW w:w="942" w:type="dxa"/>
+          </w:tcPr>
+          <w:p>
+            <w:r>
+              <w:br/>
+              <w:t>{3p_l2te}</w:t>
+            </w:r>
+          </w:p>
+        </w:tc>
+        <w:tc>
+          <w:tcPr>
+            <w:tcW w:w="942" w:type="dxa"/>
+          </w:tcPr>
+          <w:p>
+            <w:pPr>
+              <w:pStyle w:val="Default"/>
+              <w:rPr>
+                <w:rFonts w:ascii="Arial Nova Cond" w:hAnsi="Arial Nova Cond" w:cs="Times New Roman"/>
+              </w:rPr>
+            </w:pPr>
+          </w:p>
+        </w:tc>
+        <w:tc>
+          <w:tcPr>
+            <w:tcW w:w="942" w:type="dxa"/>
+          </w:tcPr>
+          <w:p>
+            <w:pPr>
+              <w:overflowPunct/>
+              <w:autoSpaceDE/>
+              <w:autoSpaceDN/>
+              <w:adjustRightInd/>
+              <w:textAlignment w:val="auto"/>
+              <w:rPr>
+                <w:rFonts w:ascii="Arial Nova Cond" w:hAnsi="Arial Nova Cond"/>
+              </w:rPr>
+            </w:pPr>
+          </w:p>
+        </w:tc>
+        <w:tc>
+          <w:tcPr>
+            <w:tcW w:w="1244" w:type="dxa"/>
+          </w:tcPr>
+          <w:p>
+            <w:pPr>
+              <w:overflowPunct/>
+              <w:autoSpaceDE/>
+              <w:autoSpaceDN/>
+              <w:adjustRightInd/>
+              <w:textAlignment w:val="auto"/>
+              <w:rPr>
+                <w:rFonts w:ascii="Arial Nova Cond" w:hAnsi="Arial Nova Cond"/>
+              </w:rPr>
+            </w:pPr>
+          </w:p>
+        </w:tc>
+      </w:tr>
+      <w:tr>
+        <w:tc>
+          <w:tcPr>
+            <w:tcW w:w="520" w:type="dxa"/>
+          </w:tcPr>
+          <w:p>
+            <w:pPr>
+              <w:overflowPunct/>
+              <w:autoSpaceDE/>
+              <w:autoSpaceDN/>
+              <w:adjustRightInd/>
+              <w:jc w:val="center"/>
+              <w:textAlignment w:val="auto"/>
+              <w:rPr>
+                <w:rFonts w:ascii="Arial Nova Cond" w:hAnsi="Arial Nova Cond"/>
+              </w:rPr>
+            </w:pPr>
+          </w:p>
+        </w:tc>
+        <w:tc>
+          <w:tcPr>
+            <w:tcW w:w="4761" w:type="dxa"/>
+            <w:gridSpan w:val="4"/>
+          </w:tcPr>
+          <w:p>
+            <w:pPr>
+              <w:pStyle w:val="Default"/>
               <w:rPr>
                 <w:rFonts w:ascii="Arial Nova Cond" w:hAnsi="Arial Nova Cond" w:cs="Times New Roman"/>
                 <w:sz w:val="22"/>
                 <w:szCs w:val="22"/>
               </w:rPr>
-              <w:t>L2 to E</w:t>
-            </w:r>
-          </w:p>
-        </w:tc>
-        <w:tc>
-          <w:tcPr>
-            <w:tcW w:w="942" w:type="dxa"/>
-          </w:tcPr>
-          <w:p>
-            <w:pPr>
-              <w:pStyle w:val="Default"/>
+            </w:pPr>
+            <w:r>
               <w:rPr>
                 <w:rFonts w:ascii="Arial Nova Cond" w:hAnsi="Arial Nova Cond" w:cs="Times New Roman"/>
                 <w:sz w:val="22"/>
                 <w:szCs w:val="22"/>
               </w:rPr>
-            </w:pPr>
+              <w:t>L3 to E</w:t>
+            </w:r>
           </w:p>
         </w:tc>
         <w:tc>
@@ -27859,105 +24377,10 @@
             <w:tcW w:w="942" w:type="dxa"/>
           </w:tcPr>
           <w:p>
-            <w:pPr>
-              <w:pStyle w:val="Default"/>
-              <w:rPr>
-                <w:rFonts w:ascii="Arial Nova Cond" w:hAnsi="Arial Nova Cond" w:cs="Times New Roman"/>
-              </w:rPr>
-            </w:pPr>
-          </w:p>
-        </w:tc>
-        <w:tc>
-          <w:tcPr>
-            <w:tcW w:w="942" w:type="dxa"/>
-          </w:tcPr>
-          <w:p>
-            <w:pPr>
-              <w:overflowPunct/>
-              <w:autoSpaceDE/>
-              <w:autoSpaceDN/>
-              <w:adjustRightInd/>
-              <w:textAlignment w:val="auto"/>
-              <w:rPr>
-                <w:rFonts w:ascii="Arial Nova Cond" w:hAnsi="Arial Nova Cond"/>
-              </w:rPr>
-            </w:pPr>
-          </w:p>
-        </w:tc>
-        <w:tc>
-          <w:tcPr>
-            <w:tcW w:w="1244" w:type="dxa"/>
-          </w:tcPr>
-          <w:p>
-            <w:pPr>
-              <w:overflowPunct/>
-              <w:autoSpaceDE/>
-              <w:autoSpaceDN/>
-              <w:adjustRightInd/>
-              <w:textAlignment w:val="auto"/>
-              <w:rPr>
-                <w:rFonts w:ascii="Arial Nova Cond" w:hAnsi="Arial Nova Cond"/>
-              </w:rPr>
-            </w:pPr>
-          </w:p>
-        </w:tc>
-      </w:tr>
-      <w:tr>
-        <w:tc>
-          <w:tcPr>
-            <w:tcW w:w="520" w:type="dxa"/>
-          </w:tcPr>
-          <w:p>
-            <w:pPr>
-              <w:overflowPunct/>
-              <w:autoSpaceDE/>
-              <w:autoSpaceDN/>
-              <w:adjustRightInd/>
-              <w:jc w:val="center"/>
-              <w:textAlignment w:val="auto"/>
-              <w:rPr>
-                <w:rFonts w:ascii="Arial Nova Cond" w:hAnsi="Arial Nova Cond"/>
-              </w:rPr>
-            </w:pPr>
-          </w:p>
-        </w:tc>
-        <w:tc>
-          <w:tcPr>
-            <w:tcW w:w="4761" w:type="dxa"/>
-            <w:gridSpan w:val="4"/>
-          </w:tcPr>
-          <w:p>
-            <w:pPr>
-              <w:pStyle w:val="Default"/>
-              <w:rPr>
-                <w:rFonts w:ascii="Arial Nova Cond" w:hAnsi="Arial Nova Cond" w:cs="Times New Roman"/>
-                <w:sz w:val="22"/>
-                <w:szCs w:val="22"/>
-              </w:rPr>
-            </w:pPr>
-            <w:r>
-              <w:rPr>
-                <w:rFonts w:ascii="Arial Nova Cond" w:hAnsi="Arial Nova Cond" w:cs="Times New Roman"/>
-                <w:sz w:val="22"/>
-                <w:szCs w:val="22"/>
-              </w:rPr>
-              <w:t>L3 to E</w:t>
-            </w:r>
-          </w:p>
-        </w:tc>
-        <w:tc>
-          <w:tcPr>
-            <w:tcW w:w="942" w:type="dxa"/>
-          </w:tcPr>
-          <w:p>
-            <w:pPr>
-              <w:pStyle w:val="Default"/>
-              <w:rPr>
-                <w:rFonts w:ascii="Arial Nova Cond" w:hAnsi="Arial Nova Cond" w:cs="Times New Roman"/>
-                <w:sz w:val="22"/>
-                <w:szCs w:val="22"/>
-              </w:rPr>
-            </w:pPr>
+            <w:r>
+              <w:br/>
+              <w:t>{3p_l3te}</w:t>
+            </w:r>
           </w:p>
         </w:tc>
         <w:tc>
@@ -28119,14 +24542,10 @@
             <w:vMerge w:val="restart"/>
           </w:tcPr>
           <w:p>
-            <w:pPr>
-              <w:pStyle w:val="Default"/>
-              <w:rPr>
-                <w:rFonts w:ascii="Arial Nova Cond" w:hAnsi="Arial Nova Cond" w:cs="Times New Roman"/>
-                <w:sz w:val="22"/>
-                <w:szCs w:val="22"/>
-              </w:rPr>
-            </w:pPr>
+            <w:r>
+              <w:br/>
+              <w:t>{3p_nte}</w:t>
+            </w:r>
           </w:p>
         </w:tc>
         <w:tc>
@@ -28881,647 +25300,74 @@
             <w:gridSpan w:val="9"/>
           </w:tcPr>
           <w:p>
-            <w:pPr>
-              <w:overflowPunct/>
-              <w:autoSpaceDE/>
-              <w:autoSpaceDN/>
-              <w:adjustRightInd/>
-              <w:textAlignment w:val="auto"/>
-              <w:rPr>
-                <w:rFonts w:ascii="Arial Nova Cond" w:hAnsi="Arial Nova Cond"/>
-              </w:rPr>
-            </w:pPr>
-            <w:r>
-              <w:rPr>
-                <w:rFonts w:ascii="Arial Nova Cond" w:hAnsi="Arial Nova Cond"/>
-              </w:rPr>
-              <w:lastRenderedPageBreak/>
-              <w:t xml:space="preserve">Photographs for each test </w:t>
-            </w:r>
-            <w:proofErr w:type="gramStart"/>
-            <w:r>
-              <w:rPr>
-                <w:rFonts w:ascii="Arial Nova Cond" w:hAnsi="Arial Nova Cond"/>
-              </w:rPr>
-              <w:t>( 1</w:t>
-            </w:r>
-            <w:proofErr w:type="gramEnd"/>
-            <w:r>
-              <w:rPr>
-                <w:rFonts w:ascii="Arial Nova Cond" w:hAnsi="Arial Nova Cond"/>
-              </w:rPr>
-              <w:t xml:space="preserve"> to 5)</w:t>
-            </w:r>
-          </w:p>
-          <w:p>
-            <w:pPr>
-              <w:overflowPunct/>
-              <w:autoSpaceDE/>
-              <w:autoSpaceDN/>
-              <w:adjustRightInd/>
-              <w:textAlignment w:val="auto"/>
-              <w:rPr>
-                <w:rFonts w:ascii="Arial Nova Cond" w:hAnsi="Arial Nova Cond"/>
-              </w:rPr>
-            </w:pPr>
-          </w:p>
-          <w:p>
-            <w:pPr>
-              <w:overflowPunct/>
-              <w:autoSpaceDE/>
-              <w:autoSpaceDN/>
-              <w:adjustRightInd/>
-              <w:textAlignment w:val="auto"/>
-              <w:rPr>
-                <w:rFonts w:ascii="Arial Nova Cond" w:hAnsi="Arial Nova Cond"/>
-              </w:rPr>
-            </w:pPr>
-          </w:p>
-          <w:p>
-            <w:pPr>
-              <w:overflowPunct/>
-              <w:autoSpaceDE/>
-              <w:autoSpaceDN/>
-              <w:adjustRightInd/>
-              <w:textAlignment w:val="auto"/>
-              <w:rPr>
-                <w:rFonts w:ascii="Arial Nova Cond" w:hAnsi="Arial Nova Cond"/>
-              </w:rPr>
-            </w:pPr>
-          </w:p>
-          <w:p>
-            <w:pPr>
-              <w:overflowPunct/>
-              <w:autoSpaceDE/>
-              <w:autoSpaceDN/>
-              <w:adjustRightInd/>
-              <w:textAlignment w:val="auto"/>
-              <w:rPr>
-                <w:rFonts w:ascii="Arial Nova Cond" w:hAnsi="Arial Nova Cond"/>
-              </w:rPr>
-            </w:pPr>
-          </w:p>
-          <w:p>
-            <w:pPr>
-              <w:overflowPunct/>
-              <w:autoSpaceDE/>
-              <w:autoSpaceDN/>
-              <w:adjustRightInd/>
-              <w:textAlignment w:val="auto"/>
-              <w:rPr>
-                <w:rFonts w:ascii="Arial Nova Cond" w:hAnsi="Arial Nova Cond"/>
-              </w:rPr>
-            </w:pPr>
-          </w:p>
-          <w:p>
-            <w:pPr>
-              <w:overflowPunct/>
-              <w:autoSpaceDE/>
-              <w:autoSpaceDN/>
-              <w:adjustRightInd/>
-              <w:textAlignment w:val="auto"/>
-              <w:rPr>
-                <w:rFonts w:ascii="Arial Nova Cond" w:hAnsi="Arial Nova Cond"/>
-              </w:rPr>
-            </w:pPr>
-          </w:p>
-          <w:p>
-            <w:pPr>
-              <w:overflowPunct/>
-              <w:autoSpaceDE/>
-              <w:autoSpaceDN/>
-              <w:adjustRightInd/>
-              <w:textAlignment w:val="auto"/>
-              <w:rPr>
-                <w:rFonts w:ascii="Arial Nova Cond" w:hAnsi="Arial Nova Cond"/>
-              </w:rPr>
-            </w:pPr>
-          </w:p>
-          <w:p>
-            <w:pPr>
-              <w:overflowPunct/>
-              <w:autoSpaceDE/>
-              <w:autoSpaceDN/>
-              <w:adjustRightInd/>
-              <w:textAlignment w:val="auto"/>
-              <w:rPr>
-                <w:rFonts w:ascii="Arial Nova Cond" w:hAnsi="Arial Nova Cond"/>
-              </w:rPr>
-            </w:pPr>
-          </w:p>
-          <w:p>
-            <w:pPr>
-              <w:overflowPunct/>
-              <w:autoSpaceDE/>
-              <w:autoSpaceDN/>
-              <w:adjustRightInd/>
-              <w:textAlignment w:val="auto"/>
-              <w:rPr>
-                <w:rFonts w:ascii="Arial Nova Cond" w:hAnsi="Arial Nova Cond"/>
-              </w:rPr>
-            </w:pPr>
-          </w:p>
-          <w:p>
-            <w:pPr>
-              <w:overflowPunct/>
-              <w:autoSpaceDE/>
-              <w:autoSpaceDN/>
-              <w:adjustRightInd/>
-              <w:textAlignment w:val="auto"/>
-              <w:rPr>
-                <w:rFonts w:ascii="Arial Nova Cond" w:hAnsi="Arial Nova Cond"/>
-              </w:rPr>
-            </w:pPr>
-          </w:p>
-          <w:p>
-            <w:pPr>
-              <w:overflowPunct/>
-              <w:autoSpaceDE/>
-              <w:autoSpaceDN/>
-              <w:adjustRightInd/>
-              <w:textAlignment w:val="auto"/>
-              <w:rPr>
-                <w:rFonts w:ascii="Arial Nova Cond" w:hAnsi="Arial Nova Cond"/>
-              </w:rPr>
-            </w:pPr>
-          </w:p>
-          <w:p>
-            <w:pPr>
-              <w:overflowPunct/>
-              <w:autoSpaceDE/>
-              <w:autoSpaceDN/>
-              <w:adjustRightInd/>
-              <w:textAlignment w:val="auto"/>
-              <w:rPr>
-                <w:rFonts w:ascii="Arial Nova Cond" w:hAnsi="Arial Nova Cond"/>
-              </w:rPr>
-            </w:pPr>
-          </w:p>
-          <w:p>
-            <w:pPr>
-              <w:overflowPunct/>
-              <w:autoSpaceDE/>
-              <w:autoSpaceDN/>
-              <w:adjustRightInd/>
-              <w:textAlignment w:val="auto"/>
-              <w:rPr>
-                <w:rFonts w:ascii="Arial Nova Cond" w:hAnsi="Arial Nova Cond"/>
-              </w:rPr>
-            </w:pPr>
-          </w:p>
-          <w:p>
-            <w:pPr>
-              <w:overflowPunct/>
-              <w:autoSpaceDE/>
-              <w:autoSpaceDN/>
-              <w:adjustRightInd/>
-              <w:textAlignment w:val="auto"/>
-              <w:rPr>
-                <w:rFonts w:ascii="Arial Nova Cond" w:hAnsi="Arial Nova Cond"/>
-              </w:rPr>
-            </w:pPr>
-          </w:p>
-          <w:p>
-            <w:pPr>
-              <w:overflowPunct/>
-              <w:autoSpaceDE/>
-              <w:autoSpaceDN/>
-              <w:adjustRightInd/>
-              <w:textAlignment w:val="auto"/>
-              <w:rPr>
-                <w:rFonts w:ascii="Arial Nova Cond" w:hAnsi="Arial Nova Cond"/>
-              </w:rPr>
-            </w:pPr>
-          </w:p>
-          <w:p>
-            <w:pPr>
-              <w:rPr>
-                <w:rFonts w:ascii="Arial Nova Cond" w:hAnsi="Arial Nova Cond"/>
-              </w:rPr>
-            </w:pPr>
-          </w:p>
-          <w:p>
-            <w:pPr>
-              <w:rPr>
-                <w:rFonts w:ascii="Arial Nova Cond" w:hAnsi="Arial Nova Cond"/>
-              </w:rPr>
-            </w:pPr>
-          </w:p>
-          <w:p>
-            <w:pPr>
-              <w:overflowPunct/>
-              <w:autoSpaceDE/>
-              <w:autoSpaceDN/>
-              <w:adjustRightInd/>
-              <w:textAlignment w:val="auto"/>
-              <w:rPr>
-                <w:rFonts w:ascii="Arial Nova Cond" w:hAnsi="Arial Nova Cond"/>
-              </w:rPr>
-            </w:pPr>
-          </w:p>
-          <w:p>
-            <w:pPr>
-              <w:overflowPunct/>
-              <w:autoSpaceDE/>
-              <w:autoSpaceDN/>
-              <w:adjustRightInd/>
-              <w:textAlignment w:val="auto"/>
-              <w:rPr>
-                <w:rFonts w:ascii="Arial Nova Cond" w:hAnsi="Arial Nova Cond"/>
-              </w:rPr>
-            </w:pPr>
-          </w:p>
-          <w:p>
-            <w:pPr>
-              <w:overflowPunct/>
-              <w:autoSpaceDE/>
-              <w:autoSpaceDN/>
-              <w:adjustRightInd/>
-              <w:textAlignment w:val="auto"/>
-              <w:rPr>
-                <w:rFonts w:ascii="Arial Nova Cond" w:hAnsi="Arial Nova Cond"/>
-              </w:rPr>
-            </w:pPr>
-          </w:p>
-          <w:p>
-            <w:pPr>
-              <w:overflowPunct/>
-              <w:autoSpaceDE/>
-              <w:autoSpaceDN/>
-              <w:adjustRightInd/>
-              <w:textAlignment w:val="auto"/>
-              <w:rPr>
-                <w:rFonts w:ascii="Arial Nova Cond" w:hAnsi="Arial Nova Cond"/>
-              </w:rPr>
-            </w:pPr>
-          </w:p>
-          <w:p>
-            <w:pPr>
-              <w:overflowPunct/>
-              <w:autoSpaceDE/>
-              <w:autoSpaceDN/>
-              <w:adjustRightInd/>
-              <w:textAlignment w:val="auto"/>
-              <w:rPr>
-                <w:rFonts w:ascii="Arial Nova Cond" w:hAnsi="Arial Nova Cond"/>
-              </w:rPr>
-            </w:pPr>
-          </w:p>
-          <w:p>
-            <w:pPr>
-              <w:overflowPunct/>
-              <w:autoSpaceDE/>
-              <w:autoSpaceDN/>
-              <w:adjustRightInd/>
-              <w:textAlignment w:val="auto"/>
-              <w:rPr>
-                <w:rFonts w:ascii="Arial Nova Cond" w:hAnsi="Arial Nova Cond"/>
-              </w:rPr>
-            </w:pPr>
-          </w:p>
-          <w:p>
-            <w:pPr>
-              <w:overflowPunct/>
-              <w:autoSpaceDE/>
-              <w:autoSpaceDN/>
-              <w:adjustRightInd/>
-              <w:textAlignment w:val="auto"/>
-              <w:rPr>
-                <w:rFonts w:ascii="Arial Nova Cond" w:hAnsi="Arial Nova Cond"/>
-              </w:rPr>
-            </w:pPr>
-          </w:p>
-          <w:p>
-            <w:pPr>
-              <w:overflowPunct/>
-              <w:autoSpaceDE/>
-              <w:autoSpaceDN/>
-              <w:adjustRightInd/>
-              <w:textAlignment w:val="auto"/>
-              <w:rPr>
-                <w:rFonts w:ascii="Arial Nova Cond" w:hAnsi="Arial Nova Cond"/>
-              </w:rPr>
-            </w:pPr>
-          </w:p>
-          <w:p>
-            <w:pPr>
-              <w:overflowPunct/>
-              <w:autoSpaceDE/>
-              <w:autoSpaceDN/>
-              <w:adjustRightInd/>
-              <w:textAlignment w:val="auto"/>
-              <w:rPr>
-                <w:rFonts w:ascii="Arial Nova Cond" w:hAnsi="Arial Nova Cond"/>
-              </w:rPr>
-            </w:pPr>
-          </w:p>
-          <w:p>
-            <w:pPr>
-              <w:overflowPunct/>
-              <w:autoSpaceDE/>
-              <w:autoSpaceDN/>
-              <w:adjustRightInd/>
-              <w:textAlignment w:val="auto"/>
-              <w:rPr>
-                <w:rFonts w:ascii="Arial Nova Cond" w:hAnsi="Arial Nova Cond"/>
-              </w:rPr>
-            </w:pPr>
-          </w:p>
-          <w:p>
-            <w:pPr>
-              <w:overflowPunct/>
-              <w:autoSpaceDE/>
-              <w:autoSpaceDN/>
-              <w:adjustRightInd/>
-              <w:textAlignment w:val="auto"/>
-              <w:rPr>
-                <w:rFonts w:ascii="Arial Nova Cond" w:hAnsi="Arial Nova Cond"/>
-              </w:rPr>
-            </w:pPr>
-          </w:p>
-          <w:p>
-            <w:pPr>
-              <w:overflowPunct/>
-              <w:autoSpaceDE/>
-              <w:autoSpaceDN/>
-              <w:adjustRightInd/>
-              <w:textAlignment w:val="auto"/>
-              <w:rPr>
-                <w:rFonts w:ascii="Arial Nova Cond" w:hAnsi="Arial Nova Cond"/>
-              </w:rPr>
-            </w:pPr>
-          </w:p>
-          <w:p>
-            <w:pPr>
-              <w:overflowPunct/>
-              <w:autoSpaceDE/>
-              <w:autoSpaceDN/>
-              <w:adjustRightInd/>
-              <w:textAlignment w:val="auto"/>
-              <w:rPr>
-                <w:rFonts w:ascii="Arial Nova Cond" w:hAnsi="Arial Nova Cond"/>
-              </w:rPr>
-            </w:pPr>
-          </w:p>
-          <w:p>
-            <w:pPr>
-              <w:overflowPunct/>
-              <w:autoSpaceDE/>
-              <w:autoSpaceDN/>
-              <w:adjustRightInd/>
-              <w:textAlignment w:val="auto"/>
-              <w:rPr>
-                <w:rFonts w:ascii="Arial Nova Cond" w:hAnsi="Arial Nova Cond"/>
-              </w:rPr>
-            </w:pPr>
-          </w:p>
-          <w:p>
-            <w:pPr>
-              <w:overflowPunct/>
-              <w:autoSpaceDE/>
-              <w:autoSpaceDN/>
-              <w:adjustRightInd/>
-              <w:textAlignment w:val="auto"/>
-              <w:rPr>
-                <w:rFonts w:ascii="Arial Nova Cond" w:hAnsi="Arial Nova Cond"/>
-              </w:rPr>
-            </w:pPr>
-          </w:p>
-          <w:p>
-            <w:pPr>
-              <w:overflowPunct/>
-              <w:autoSpaceDE/>
-              <w:autoSpaceDN/>
-              <w:adjustRightInd/>
-              <w:textAlignment w:val="auto"/>
-              <w:rPr>
-                <w:rFonts w:ascii="Arial Nova Cond" w:hAnsi="Arial Nova Cond"/>
-              </w:rPr>
-            </w:pPr>
-          </w:p>
-          <w:p>
-            <w:pPr>
-              <w:overflowPunct/>
-              <w:autoSpaceDE/>
-              <w:autoSpaceDN/>
-              <w:adjustRightInd/>
-              <w:textAlignment w:val="auto"/>
-              <w:rPr>
-                <w:rFonts w:ascii="Arial Nova Cond" w:hAnsi="Arial Nova Cond"/>
-              </w:rPr>
-            </w:pPr>
-          </w:p>
-          <w:p>
-            <w:pPr>
-              <w:overflowPunct/>
-              <w:autoSpaceDE/>
-              <w:autoSpaceDN/>
-              <w:adjustRightInd/>
-              <w:textAlignment w:val="auto"/>
-              <w:rPr>
-                <w:rFonts w:ascii="Arial Nova Cond" w:hAnsi="Arial Nova Cond"/>
-              </w:rPr>
-            </w:pPr>
-          </w:p>
-          <w:p>
-            <w:pPr>
-              <w:overflowPunct/>
-              <w:autoSpaceDE/>
-              <w:autoSpaceDN/>
-              <w:adjustRightInd/>
-              <w:textAlignment w:val="auto"/>
-              <w:rPr>
-                <w:rFonts w:ascii="Arial Nova Cond" w:hAnsi="Arial Nova Cond"/>
-              </w:rPr>
-            </w:pPr>
-          </w:p>
-          <w:p>
-            <w:pPr>
-              <w:overflowPunct/>
-              <w:autoSpaceDE/>
-              <w:autoSpaceDN/>
-              <w:adjustRightInd/>
-              <w:textAlignment w:val="auto"/>
-              <w:rPr>
-                <w:rFonts w:ascii="Arial Nova Cond" w:hAnsi="Arial Nova Cond"/>
-              </w:rPr>
-            </w:pPr>
-          </w:p>
-          <w:p>
-            <w:pPr>
-              <w:overflowPunct/>
-              <w:autoSpaceDE/>
-              <w:autoSpaceDN/>
-              <w:adjustRightInd/>
-              <w:textAlignment w:val="auto"/>
-              <w:rPr>
-                <w:rFonts w:ascii="Arial Nova Cond" w:hAnsi="Arial Nova Cond"/>
-              </w:rPr>
-            </w:pPr>
-          </w:p>
-          <w:p>
-            <w:pPr>
-              <w:overflowPunct/>
-              <w:autoSpaceDE/>
-              <w:autoSpaceDN/>
-              <w:adjustRightInd/>
-              <w:textAlignment w:val="auto"/>
-              <w:rPr>
-                <w:rFonts w:ascii="Arial Nova Cond" w:hAnsi="Arial Nova Cond"/>
-              </w:rPr>
-            </w:pPr>
-          </w:p>
-          <w:p>
-            <w:pPr>
-              <w:overflowPunct/>
-              <w:autoSpaceDE/>
-              <w:autoSpaceDN/>
-              <w:adjustRightInd/>
-              <w:textAlignment w:val="auto"/>
-              <w:rPr>
-                <w:rFonts w:ascii="Arial Nova Cond" w:hAnsi="Arial Nova Cond"/>
-              </w:rPr>
-            </w:pPr>
-          </w:p>
-          <w:p>
-            <w:pPr>
-              <w:overflowPunct/>
-              <w:autoSpaceDE/>
-              <w:autoSpaceDN/>
-              <w:adjustRightInd/>
-              <w:textAlignment w:val="auto"/>
-              <w:rPr>
-                <w:rFonts w:ascii="Arial Nova Cond" w:hAnsi="Arial Nova Cond"/>
-              </w:rPr>
-            </w:pPr>
-          </w:p>
-          <w:p>
-            <w:pPr>
-              <w:overflowPunct/>
-              <w:autoSpaceDE/>
-              <w:autoSpaceDN/>
-              <w:adjustRightInd/>
-              <w:textAlignment w:val="auto"/>
-              <w:rPr>
-                <w:rFonts w:ascii="Arial Nova Cond" w:hAnsi="Arial Nova Cond"/>
-              </w:rPr>
-            </w:pPr>
-          </w:p>
-          <w:p>
-            <w:pPr>
-              <w:overflowPunct/>
-              <w:autoSpaceDE/>
-              <w:autoSpaceDN/>
-              <w:adjustRightInd/>
-              <w:textAlignment w:val="auto"/>
-              <w:rPr>
-                <w:rFonts w:ascii="Arial Nova Cond" w:hAnsi="Arial Nova Cond"/>
-              </w:rPr>
-            </w:pPr>
-          </w:p>
-          <w:p>
-            <w:pPr>
-              <w:overflowPunct/>
-              <w:autoSpaceDE/>
-              <w:autoSpaceDN/>
-              <w:adjustRightInd/>
-              <w:textAlignment w:val="auto"/>
-              <w:rPr>
-                <w:rFonts w:ascii="Arial Nova Cond" w:hAnsi="Arial Nova Cond"/>
-              </w:rPr>
-            </w:pPr>
-          </w:p>
-          <w:p>
-            <w:pPr>
-              <w:overflowPunct/>
-              <w:autoSpaceDE/>
-              <w:autoSpaceDN/>
-              <w:adjustRightInd/>
-              <w:textAlignment w:val="auto"/>
-              <w:rPr>
-                <w:rFonts w:ascii="Arial Nova Cond" w:hAnsi="Arial Nova Cond"/>
-              </w:rPr>
-            </w:pPr>
-          </w:p>
-          <w:p>
-            <w:pPr>
-              <w:overflowPunct/>
-              <w:autoSpaceDE/>
-              <w:autoSpaceDN/>
-              <w:adjustRightInd/>
-              <w:textAlignment w:val="auto"/>
-              <w:rPr>
-                <w:rFonts w:ascii="Arial Nova Cond" w:hAnsi="Arial Nova Cond"/>
-              </w:rPr>
-            </w:pPr>
-          </w:p>
-          <w:p>
-            <w:pPr>
-              <w:rPr>
-                <w:rFonts w:ascii="Arial Nova Cond" w:hAnsi="Arial Nova Cond"/>
-              </w:rPr>
-            </w:pPr>
-          </w:p>
-          <w:p>
-            <w:pPr>
-              <w:rPr>
-                <w:rFonts w:ascii="Arial Nova Cond" w:hAnsi="Arial Nova Cond"/>
-              </w:rPr>
-            </w:pPr>
-          </w:p>
-          <w:p>
-            <w:pPr>
-              <w:rPr>
-                <w:rFonts w:ascii="Arial Nova Cond" w:hAnsi="Arial Nova Cond"/>
-              </w:rPr>
-            </w:pPr>
-          </w:p>
-          <w:p>
-            <w:pPr>
-              <w:rPr>
-                <w:rFonts w:ascii="Arial Nova Cond" w:hAnsi="Arial Nova Cond"/>
-              </w:rPr>
-            </w:pPr>
-          </w:p>
-          <w:p>
-            <w:pPr>
-              <w:rPr>
-                <w:rFonts w:ascii="Arial Nova Cond" w:hAnsi="Arial Nova Cond"/>
-              </w:rPr>
-            </w:pPr>
-          </w:p>
-          <w:p>
-            <w:pPr>
-              <w:rPr>
-                <w:rFonts w:ascii="Arial Nova Cond" w:hAnsi="Arial Nova Cond"/>
-              </w:rPr>
-            </w:pPr>
-          </w:p>
-          <w:p>
-            <w:pPr>
-              <w:rPr>
-                <w:rFonts w:ascii="Arial Nova Cond" w:hAnsi="Arial Nova Cond"/>
-              </w:rPr>
-            </w:pPr>
-          </w:p>
-          <w:p>
-            <w:pPr>
-              <w:rPr>
-                <w:rFonts w:ascii="Arial Nova Cond" w:hAnsi="Arial Nova Cond"/>
-              </w:rPr>
-            </w:pPr>
-          </w:p>
-          <w:p>
-            <w:pPr>
-              <w:overflowPunct/>
-              <w:autoSpaceDE/>
-              <w:autoSpaceDN/>
-              <w:adjustRightInd/>
-              <w:textAlignment w:val="auto"/>
-              <w:rPr>
-                <w:rFonts w:ascii="Arial Nova Cond" w:hAnsi="Arial Nova Cond"/>
-              </w:rPr>
-            </w:pPr>
+            <w:r>
+              <w:t>Photographs for each test ( 1 to 5)</w:t>
+              <w:br/>
+              <w:br/>
+              <w:br/>
+              <w:br/>
+              <w:br/>
+              <w:br/>
+              <w:br/>
+              <w:br/>
+              <w:br/>
+              <w:br/>
+              <w:br/>
+              <w:br/>
+              <w:br/>
+              <w:br/>
+              <w:br/>
+              <w:br/>
+              <w:br/>
+              <w:br/>
+              <w:br/>
+              <w:br/>
+              <w:br/>
+              <w:br/>
+              <w:br/>
+              <w:br/>
+              <w:br/>
+              <w:br/>
+              <w:br/>
+              <w:br/>
+              <w:br/>
+              <w:br/>
+              <w:br/>
+              <w:br/>
+              <w:br/>
+              <w:br/>
+              <w:br/>
+              <w:br/>
+              <w:br/>
+              <w:br/>
+              <w:br/>
+              <w:br/>
+              <w:br/>
+              <w:br/>
+              <w:br/>
+              <w:br/>
+              <w:br/>
+              <w:br/>
+              <w:br/>
+              <w:br/>
+              <w:br/>
+              <w:br/>
+              <w:br/>
+              <w:br/>
+              <w:br/>
+              <w:br/>
+              <w:br/>
+              <w:br/>
+              <w:t>{%image_3p_l1tn}</w:t>
+              <w:br/>
+              <w:t>{%image_3p_l2tn}</w:t>
+              <w:br/>
+              <w:t>{%image_3p_l1tl2}</w:t>
+              <w:br/>
+              <w:t>{%image_3p_l1te}</w:t>
+              <w:br/>
+              <w:t>{%image_3p_nte}</w:t>
+            </w:r>
           </w:p>
         </w:tc>
       </w:tr>
@@ -30197,11 +26043,10 @@
             <w:tcW w:w="1965" w:type="dxa"/>
           </w:tcPr>
           <w:p>
-            <w:pPr>
-              <w:rPr>
-                <w:rFonts w:ascii="Arial Nova Cond" w:hAnsi="Arial Nova Cond"/>
-              </w:rPr>
-            </w:pPr>
+            <w:r>
+              <w:br/>
+              <w:t>{hospitalName} {hospitalPhone}</w:t>
+            </w:r>
           </w:p>
         </w:tc>
         <w:tc>
@@ -30259,11 +26104,10 @@
             <w:tcW w:w="1965" w:type="dxa"/>
           </w:tcPr>
           <w:p>
-            <w:pPr>
-              <w:rPr>
-                <w:rFonts w:ascii="Arial Nova Cond" w:hAnsi="Arial Nova Cond"/>
-              </w:rPr>
-            </w:pPr>
+            <w:r>
+              <w:br/>
+              <w:t>{clinicName} {clinicPhone}</w:t>
+            </w:r>
           </w:p>
         </w:tc>
         <w:tc>
@@ -30321,11 +26165,10 @@
             <w:tcW w:w="1965" w:type="dxa"/>
           </w:tcPr>
           <w:p>
-            <w:pPr>
-              <w:rPr>
-                <w:rFonts w:ascii="Arial Nova Cond" w:hAnsi="Arial Nova Cond"/>
-              </w:rPr>
-            </w:pPr>
+            <w:r>
+              <w:br/>
+              <w:t>{bombaName} {bombaPhone}</w:t>
+            </w:r>
           </w:p>
         </w:tc>
         <w:tc>
@@ -30383,11 +26226,10 @@
             <w:tcW w:w="1965" w:type="dxa"/>
           </w:tcPr>
           <w:p>
-            <w:pPr>
-              <w:rPr>
-                <w:rFonts w:ascii="Arial Nova Cond" w:hAnsi="Arial Nova Cond"/>
-              </w:rPr>
-            </w:pPr>
+            <w:r>
+              <w:br/>
+              <w:t>{policeName} {policePhone}</w:t>
+            </w:r>
           </w:p>
         </w:tc>
         <w:tc>
